--- a/科幻小说/220623《三体》/220623《三体》/Blog.docx
+++ b/科幻小说/220623《三体》/220623《三体》/Blog.docx
@@ -7,1410 +7,6 @@
         <w:pStyle w:val="1"/>
       </w:pPr>
       <w:r>
-        <w:t>19.三体、爱因斯坦、单摆、大撕裂</w:t>
-      </w:r>
-      <w:r>
-        <w:t>&lt;br /&gt;&lt;br /&gt;</w:t>
-      </w:r>
-    </w:p>
-    <w:p>
-      <w:r>
-        <w:t>汪淼第五次进入《三体》时，黎明中的世界已面目全非。前四次均出现的大金字塔已在“三日连珠”中毁灭，在那个位置上出现了一座高大的现代建筑。这幢黑色大楼的样子汪淼很熟悉，那是联合国大厦。远处的大地上，星罗棋布着许多显然是干仓的高大建筑，都有着全反射的镜面表面，在晨光中像大地上生长的巨型水晶植物。</w:t>
-      </w:r>
-      <w:r>
-        <w:t>&lt;br /&gt;&lt;br /&gt;</w:t>
-      </w:r>
-    </w:p>
-    <w:p>
-      <w:r>
-        <w:t>汪淼听见一阵小提琴声，好像是莫扎特的一首曲子，拉得不熟练，但有一种很特别的韵味，仿佛时时在说明，这是拉给自己听的，而自己也很欣赏。琴声来自坐在大厦正门台阶上的一位流浪老人，他蓬松的银发在风中飘着，他脚下放了一顶破礼帽，里面好像已经有人放了些零钱。</w:t>
-      </w:r>
-      <w:r>
-        <w:t>&lt;br /&gt;&lt;br /&gt;</w:t>
-      </w:r>
-    </w:p>
-    <w:p>
-      <w:r>
-        <w:t>汪淼突然发现日出了，但太阳是从与晨光相反方向的地平线下升起的，那里的天穹还是一片漆黑的夜空，太阳升起之前没有任何晨光。太阳很大</w:t>
-      </w:r>
-      <w:r>
-        <w:rPr>
-          <w:rFonts w:hint="eastAsia"/>
-        </w:rPr>
-        <w:t>，</w:t>
-      </w:r>
-      <w:r>
-        <w:t>升出一半的日轮占据了三分之一的地平线。汪淼的心跳加快了，这么大的太阳，只能意味着又一次大毁灭。但他回头看时，见那位老人仍若无其事地坐在那儿拉琴，他的银发在太阳的光芒中像燃烧起来似的。</w:t>
-      </w:r>
-      <w:r>
-        <w:t>&lt;br /&gt;&lt;br /&gt;</w:t>
-      </w:r>
-    </w:p>
-    <w:p>
-      <w:r>
-        <w:t>这太阳就是银色的，与老人头发一样的颜色，它将一片银光撒向大地，但汪淼从这光芒中感觉不到一点儿暖意。他看看已经完全升出地平线的太阳，从那发出银光的巨盘上，他清晰地看到了木纹状的图形，那是固态的山脉。汪淼明白了，它本身不发光，只是反射从另一个方向发出晨光的真太阳的光芒，升起来的不是太阳，而是一个巨型月亮！巨月运行得很快，以肉眼可以察觉的速度掠过长空，在这个过程中，它逐渐由满月融缺成半月，然后又变成了月牙，老人舒缓的小提琴声在寒冷的晨风中飘荡，宇宙中壮丽的景象仿佛就是那音乐的物化，汪淼陶醉于美的震慑之中。巨大月</w:t>
-      </w:r>
-      <w:r>
-        <w:rPr>
-          <w:rFonts w:hint="eastAsia"/>
-        </w:rPr>
-        <w:t>牙在展光中落下，这时它的亮度增长了很多，当它只剩两个银光四射的尖角在地平线之上时，汪淼突然将其想象成一头正在奔向太阳的宇宙巨牛的两只犄角。</w:t>
-      </w:r>
-      <w:r>
-        <w:t>&lt;br /&gt;&lt;br /&gt;</w:t>
-      </w:r>
-    </w:p>
-    <w:p>
-      <w:r>
-        <w:t>“尊敬的哥白尼，停一停您匆忙的脚步吧，这样您欣赏一曲莫扎特，我也就有了午饭。”巨月完全落下后，老人抬起头来说：</w:t>
-      </w:r>
-      <w:r>
-        <w:t>&lt;br /&gt;&lt;br /&gt;</w:t>
-      </w:r>
-    </w:p>
-    <w:p>
-      <w:r>
-        <w:t>“如果我没认错一一”汪淼看着那张满是皱纹的脸说，那些皱纹都很长，曲线也很柔和，像在努力造就一种和谐：“您没认错，我是爱因斯坦，一个对上帝充满信仰却被他抛弃的可怜人。”</w:t>
-      </w:r>
-      <w:r>
-        <w:t>&lt;br /&gt;&lt;br /&gt;</w:t>
-      </w:r>
-    </w:p>
-    <w:p>
-      <w:r>
-        <w:t>“刚才那个大月亮是怎么回事？我前几次来没有见过它。”</w:t>
-      </w:r>
-      <w:r>
-        <w:t>&lt;br /&gt;&lt;br /&gt;</w:t>
-      </w:r>
-    </w:p>
-    <w:p>
-      <w:r>
-        <w:t>“它已经凉下来了。”</w:t>
-      </w:r>
-      <w:r>
-        <w:t>&lt;br /&gt;&lt;br /&gt;</w:t>
-      </w:r>
-    </w:p>
-    <w:p>
-      <w:r>
-        <w:t>“谁？”</w:t>
-      </w:r>
-      <w:r>
-        <w:t>&lt;br /&gt;&lt;br /&gt;</w:t>
-      </w:r>
-    </w:p>
-    <w:p>
-      <w:r>
-        <w:t>“大月亮啊，我小时候它还热着，升到中天时能看到核心平原上的红光，现在凉下来了……你没听说过大撕裂吗？”</w:t>
-      </w:r>
-      <w:r>
-        <w:t>&lt;br /&gt;&lt;br /&gt;</w:t>
-      </w:r>
-    </w:p>
-    <w:p>
-      <w:r>
-        <w:t>“没有，怎么回事？”</w:t>
-      </w:r>
-      <w:r>
-        <w:t>&lt;br /&gt;&lt;br /&gt;</w:t>
-      </w:r>
-    </w:p>
-    <w:p>
-      <w:r>
-        <w:t>爱因斯坦叹息着摇摇头：“不提了，往事不堪回首，我的过去，文明的过去，宇宙的过去，都不堪回首啊！”</w:t>
-      </w:r>
-      <w:r>
-        <w:t>&lt;br /&gt;&lt;br /&gt;</w:t>
-      </w:r>
-    </w:p>
-    <w:p>
-      <w:r>
-        <w:t>“您怎么落到这个地步？”汪淼掏掏口袋，真的掏出了一些零钱，他弯腰将钱放到帽子里。</w:t>
-      </w:r>
-      <w:r>
-        <w:t>&lt;br /&gt;&lt;br /&gt;</w:t>
-      </w:r>
-    </w:p>
-    <w:p>
-      <w:r>
-        <w:lastRenderedPageBreak/>
-        <w:t>“谢谢哥白尼先生，但愿上帝不抛弃您吧，不过我对此没有信心。我感觉，您和牛顿他们到东方用人列运算的那个模型，已很接近于正确了，但所差的那么一点点，对牛顿或其他的人来说是一道不可逾越的鸿沟。我一直认为，没有我，别人也会发现狭义相对论，但广义相对论却不是这样。牛顿差的那一点，就是广义相对论所描述的行星轨道的引力摄动，它引起的误差虽然但对计算结果却是致命的。在经典方程中加入引力摄动的修正，就得到了正确的数学模型。它的运算量比你们在东方完成的要大得多，但对现代计算机来说，真的不成问题。”</w:t>
-      </w:r>
-      <w:r>
-        <w:t>&lt;br /&gt;&lt;br /&gt;</w:t>
-      </w:r>
-    </w:p>
-    <w:p>
-      <w:r>
-        <w:t>“运算结果得到天文观测的证实了吗？”</w:t>
-      </w:r>
-      <w:r>
-        <w:t>&lt;br /&gt;&lt;br /&gt;</w:t>
-      </w:r>
-    </w:p>
-    <w:p>
-      <w:r>
-        <w:t>“要那样我会在这里吗？但从美学角度讲，我是没错的，错的是宇宙。上帝抛弃了我，接着所有的人都抛弃了我，哪里都不要我，普林斯顿撤销了我的教授职位，联合国教科文组织连个科学顾问的职位都不给我，以前他们跪着求我我都不干呢；我甚至想去以色列当总统，可他们说他们改变主意了，说我不过是个骗子，唉――”</w:t>
-      </w:r>
-      <w:r>
-        <w:t>&lt;br /&gt;&lt;br /&gt;</w:t>
-      </w:r>
-    </w:p>
-    <w:p>
-      <w:r>
-        <w:t>爱因斯坦说完又拉起了琴，很精确地从刚才的中断处拉起。汪淼听了一会儿，迈步向大厦的大门走去。</w:t>
-      </w:r>
-      <w:r>
-        <w:t>&lt;br /&gt;&lt;br /&gt;</w:t>
-      </w:r>
-    </w:p>
-    <w:p>
-      <w:r>
-        <w:t>“里面没有人，参加这届联大的所有人都在大厦后面参加单摆启动仪式。”爱因斯坦拉着琴说。</w:t>
-      </w:r>
-      <w:r>
-        <w:t>&lt;br /&gt;&lt;br /&gt;</w:t>
-      </w:r>
-    </w:p>
-    <w:p>
-      <w:r>
-        <w:t>汪淼绕过了大厦，来到它后面，立刻看到了一件不可思议的东西：一架顶天立地的巨型单摆。其实在大厦前面就能看到它露出的一段，但汪淼当时不知道是什么东西。这就是汪淼第一次进入《三体》时，在战国时代的大地上看到的由伏羲建造的那种巨摆，用来给太阳神催眠。眼前这架巨摆外形已经现代化，支撑天桥的两个高塔是全金属结构，每一个都有埃菲尔铁塔那么高，摆锤也是金属的，呈流线型，表面是光滑的电镀镜面，由于有了高强度材料，悬吊摆锤的线缆只有很细的一根，几乎看不到，这使得摆锤看上去像是空悬在两座高塔之间的空中。</w:t>
-      </w:r>
-      <w:r>
-        <w:t>&lt;br /&gt;&lt;br /&gt;</w:t>
-      </w:r>
-    </w:p>
-    <w:p>
-      <w:r>
-        <w:t>在巨摆之下有一群穿着西装的人，可能就是参加联大会议的各国首脑了。他们三五成堆地低声聊着，好像在等待着什么。</w:t>
-      </w:r>
-      <w:r>
-        <w:t>&lt;br /&gt;&lt;br /&gt;</w:t>
-      </w:r>
-    </w:p>
-    <w:p>
-      <w:r>
-        <w:t>“啊，哥白尼，跨越五个时代的人！”有人高声喊道，其他人纷纷对他表示欢迎。</w:t>
-      </w:r>
-      <w:r>
-        <w:t>&lt;br /&gt;&lt;br /&gt;</w:t>
-      </w:r>
-    </w:p>
-    <w:p>
-      <w:r>
-        <w:t>“而且，您是在那战国时代亲眼见过单摆的人！”一个面貌和善的黑人握着汪淼的手说。有人介绍他是本届联合国秘书长。</w:t>
-      </w:r>
-      <w:r>
-        <w:t>&lt;br /&gt;&lt;br /&gt;</w:t>
-      </w:r>
-    </w:p>
-    <w:p>
-      <w:r>
-        <w:t>“是的，我见过，可为什么现在又建起这东西？”汪淼问。</w:t>
-      </w:r>
-      <w:r>
-        <w:t>&lt;br /&gt;&lt;br /&gt;</w:t>
-      </w:r>
-    </w:p>
-    <w:p>
-      <w:r>
-        <w:t>“它是三体纪念碑，也是一个墓碑。”秘书长仰望着半空中的摆锤说，从这里看去，它足有一个潜水艇那么大。</w:t>
-      </w:r>
-      <w:r>
-        <w:t>&lt;br /&gt;&lt;br /&gt;</w:t>
-      </w:r>
-    </w:p>
-    <w:p>
-      <w:r>
-        <w:t>“墓碑？谁的？”</w:t>
-      </w:r>
-      <w:r>
-        <w:t>&lt;br /&gt;&lt;br /&gt;</w:t>
-      </w:r>
-    </w:p>
-    <w:p>
-      <w:r>
-        <w:t>“一个努力的，一个延续了近二百个文明的努力，为解决三体问题的努力，寻找太阳运行规律的努力。”</w:t>
-      </w:r>
-      <w:r>
-        <w:t>&lt;br /&gt;&lt;br /&gt;</w:t>
-      </w:r>
-    </w:p>
-    <w:p>
-      <w:r>
-        <w:t>“这努力终结了吗？”</w:t>
-      </w:r>
-      <w:r>
-        <w:t>&lt;br /&gt;&lt;br /&gt;</w:t>
-      </w:r>
-    </w:p>
-    <w:p>
-      <w:r>
-        <w:t>“到现在为止，彻底终结了。”</w:t>
-      </w:r>
-      <w:r>
-        <w:t>&lt;br /&gt;&lt;br /&gt;</w:t>
-      </w:r>
-    </w:p>
-    <w:p>
-      <w:r>
-        <w:t>汪淼犹豫了一下，拿出了一叠资料，这是魏成三体问题数学模型的链接：“我……就是为此事而来的，我带来了一个解决三体问题的数学模型，据信是很有可能成功。”</w:t>
-      </w:r>
-      <w:r>
-        <w:t>&lt;br /&gt;&lt;br /&gt;</w:t>
-      </w:r>
-    </w:p>
-    <w:p>
-      <w:r>
-        <w:t>汪淼话一出口，发现周围的人立刻对他失去了兴趣，都离开他回到自己的小圈子里继续刚才的聊天，他注意到有的人离开时还笑着摇摇头。秘书长拿过了资料，看也没看就递给了旁边一位戴眼镜的瘦高的人：“出于对您崇高威望的尊敬，请我的科学顾问看看吧。其实大家已经对您表示了这种尊敬，换了别人，会立刻招来嘲笑的。”</w:t>
-      </w:r>
-      <w:r>
-        <w:t>&lt;br /&gt;&lt;br /&gt;</w:t>
-      </w:r>
-    </w:p>
-    <w:p>
-      <w:r>
-        <w:t>科学顾问接过资料翻了翻：“进化算法？哥白尼，你是个天才，能搞出这种算法的人都是天才，这除了高超的数学能力，还需要想象力。”</w:t>
-      </w:r>
-      <w:r>
-        <w:t>&lt;br /&gt;&lt;br /&gt;</w:t>
-      </w:r>
-    </w:p>
-    <w:p>
-      <w:r>
-        <w:lastRenderedPageBreak/>
-        <w:t>“听您的意思，已经有人创造了这种数学模型？”</w:t>
-      </w:r>
-      <w:r>
-        <w:t>&lt;br /&gt;&lt;br /&gt;</w:t>
-      </w:r>
-    </w:p>
-    <w:p>
-      <w:r>
-        <w:t>“是的，还有其他几十种数学模型，其中一半以上比您这个要高明得多，都被创造出来，并在计算机上完成了计算。在过去的两个世纪中，这种巨量的计算是世界的中心活动，人们就像等待最后审判日那样等着结果。”</w:t>
-      </w:r>
-      <w:r>
-        <w:t>&lt;br /&gt;&lt;br /&gt;</w:t>
-      </w:r>
-    </w:p>
-    <w:p>
-      <w:r>
-        <w:t>“结果呢？”</w:t>
-      </w:r>
-      <w:r>
-        <w:t>&lt;br /&gt;&lt;br /&gt;</w:t>
-      </w:r>
-    </w:p>
-    <w:p>
-      <w:r>
-        <w:t>“已经确切地证明，三体问题无解。”</w:t>
-      </w:r>
-      <w:r>
-        <w:t>&lt;br /&gt;&lt;br /&gt;</w:t>
-      </w:r>
-    </w:p>
-    <w:p>
-      <w:r>
-        <w:t>汪淼仰望着巨大的摆锤，它在晨曦中晶莹光亮，作为一面变形的镜子反映着周围的一切，仿佛是世界的眸子。在那已被许多个文明所隔开的遥远时代，就在这片大地上，他和周文王曾穿过林立的巨摆走向纣王的宫殿。历史就这样划了一个漫长的大圈，回到了最初的地方。</w:t>
-      </w:r>
-      <w:r>
-        <w:t>&lt;br /&gt;&lt;br /&gt;</w:t>
-      </w:r>
-    </w:p>
-    <w:p>
-      <w:r>
-        <w:t>“正像我们早就精测的那样，三体是一个混沌系统，会将微小的扰动无限放大，其运行规律从数学本质上讲是不可预测的。”科学顾问说。</w:t>
-      </w:r>
-      <w:r>
-        <w:t>&lt;br /&gt;&lt;br /&gt;</w:t>
-      </w:r>
-    </w:p>
-    <w:p>
-      <w:r>
-        <w:t>汪淼感觉自己所有的科学知识和思想体系在一瞬间模糊不清了，代之以前所未有的迷茫：“如果连三体这样极其简单的系统都处于不可预知的混沌，那我们还怎样对探索复杂宇宙的规律抱有信心呢？”</w:t>
-      </w:r>
-      <w:r>
-        <w:t>&lt;br /&gt;&lt;br /&gt;</w:t>
-      </w:r>
-    </w:p>
-    <w:p>
-      <w:r>
-        <w:t>“上帝是个无耻的老赌徒，他抛弃了我们！”爱因斯坦不知什么时候过来了，挥着小提琴说。</w:t>
-      </w:r>
-      <w:r>
-        <w:t>&lt;br /&gt;&lt;br /&gt;</w:t>
-      </w:r>
-    </w:p>
-    <w:p>
-      <w:r>
-        <w:t>秘书长缓缓地点点头：“是的，上帝是个赌徒，那三体文明的唯一希望，就是也赌一把了。”</w:t>
-      </w:r>
-      <w:r>
-        <w:t>&lt;br /&gt;&lt;br /&gt;</w:t>
-      </w:r>
-    </w:p>
-    <w:p>
-      <w:r>
-        <w:t>这时，巨月又从黑夜一方的天边升起，它银色的巨像映在摆锤光滑表面上，光怪陆离地蠕动着，仿佛摆锤和巨月两者之间产生了神秘的心灵感应。</w:t>
-      </w:r>
-      <w:r>
-        <w:t>&lt;br /&gt;&lt;br /&gt;</w:t>
-      </w:r>
-    </w:p>
-    <w:p>
-      <w:r>
-        <w:t>“您说到文明，这一个文明好像已经发展到相当的高度了。”汪淼说。</w:t>
-      </w:r>
-      <w:r>
-        <w:t>&lt;br /&gt;&lt;br /&gt;</w:t>
-      </w:r>
-    </w:p>
-    <w:p>
-      <w:r>
-        <w:t>“是的，掌握了核能，到了信息时代。”秘书长说，但对这一切似乎不以为然。</w:t>
-      </w:r>
-      <w:r>
-        <w:t>&lt;br /&gt;&lt;br /&gt;</w:t>
-      </w:r>
-    </w:p>
-    <w:p>
-      <w:r>
-        <w:t>“那就存在着这样一个希望：文明继续发展下去，达到另一个高度，虽然不能得知太阳运行的规律，但能够在乱纪元生存下去，并且能够抵御以前太阳异常运行造成的那些毁灭性的大灾难。”</w:t>
-      </w:r>
-      <w:r>
-        <w:t>&lt;br /&gt;&lt;br /&gt;</w:t>
-      </w:r>
-    </w:p>
-    <w:p>
-      <w:r>
-        <w:t>“以前人们都是这样想的，这也是三体文明前赴后继顽强再生的动力之一，但它使我们认识到，这一想法是何等的天真。”秘书长指指正在升起的巨月说，“你可能是第一次看到这个巨大的月亮，其实它几乎有我们行星的四分之一大小，已经不是一个月亮，而是这颗行星的一颗伴星了，它是大撕裂的产物。”</w:t>
-      </w:r>
-      <w:r>
-        <w:t>&lt;br /&gt;&lt;br /&gt;</w:t>
-      </w:r>
-    </w:p>
-    <w:p>
-      <w:r>
-        <w:t>“大撕裂？”</w:t>
-      </w:r>
-      <w:r>
-        <w:t>&lt;br /&gt;&lt;br /&gt;</w:t>
-      </w:r>
-    </w:p>
-    <w:p>
-      <w:r>
-        <w:t>“毁灭上一轮文明的大灾难。其实，与以前的文明相比，对这个灾难的预警期还是相当长的。遗留的记载显示，191号文明的天文学家很早就观测到了‘飞星不动’。”</w:t>
-      </w:r>
-      <w:r>
-        <w:t>&lt;br /&gt;&lt;br /&gt;</w:t>
-      </w:r>
-    </w:p>
-    <w:p>
-      <w:r>
-        <w:t>听到最后四个字，汪淼心里一紧。“飞星不动”是三体世界最大的凶兆，飞星，或者说远方的太阳，从地面的观察角度看在宇宙的背景上静止了，只意味太阳与行星在一条直线上运行。这有三种可观能：一、太阳与行星以相同的速度向同一方向运行；二、太阳正远离行星而去，三、太阳正冲向行星而来。在191号文明之前，这只是一种想象中的灾难，从未真实发生过，但人们对它的恐惧和警觉丝毫没有放松，以至于“飞星不动”成了多个三体文明中的一句最不吉利的咒语。即使只有一颗飞星静止，也让人不寒而栗。</w:t>
-      </w:r>
-      <w:r>
-        <w:t>&lt;br /&gt;&lt;br /&gt;</w:t>
-      </w:r>
-    </w:p>
-    <w:p>
-      <w:r>
-        <w:t>“当时，三颗飞星同时静止。191文明的人们站在大地上无助地看着这三颗在正空悬停的飞星，看着向他们的世界直扑过来的三颗太阳。几天后，一个太阳运行到外层气层的可见距离，宁静夜空中，那颗飞星突然变幻成光焰四射的太阳，以三十多小时的间隔，另外两个太阳也相继显形。这不是一般意义上的“三日凌空”，当最后一颗飞星变成太阳时，第一颗显形的太阳已从极近的距离掠过行星，紧接着，另外两个太阳相继从更近处掠过！三个太阳对行里产</w:t>
-      </w:r>
-      <w:r>
-        <w:lastRenderedPageBreak/>
-        <w:t>生的潮汐力均超过洛希极限（注：法国天文学家洛希证明，任何坚固的天体，在接近另一个比它大得多的天体的时候，</w:t>
-      </w:r>
-      <w:r>
-        <w:rPr>
-          <w:rFonts w:hint="eastAsia"/>
-        </w:rPr>
-        <w:t>都会受到强大的潮汐力作用而最终被扯成碎片。这个较小的天体会被拉碎的距离称为洛希极限</w:t>
-      </w:r>
-      <w:r>
-        <w:rPr>
-          <w:rFonts w:hint="eastAsia"/>
-        </w:rPr>
-        <w:t>，</w:t>
-      </w:r>
-      <w:r>
-        <w:rPr>
-          <w:rFonts w:hint="eastAsia"/>
-        </w:rPr>
-        <w:t>通常是大天体赤道半径的</w:t>
-      </w:r>
-      <w:r>
-        <w:t>2.44倍。）第一颗太阳撼动了行星最深层的地质结构，第二颗太阳在行星上撕开了直通地核的大裂缝，第三颗太阳将行星撕成了两半，”秘书长指着已升到正空的巨月，“这就是较小的一半，上面有191号文明留下的废墟，但已是一个没有生命的世界。那是三体世界全部历史上最为惊心动魄的灾难，当行星被撕裂后，形状不规则的两部分在自身引力下重新变成球形，灼热致密的行星核心物质涌上地面，海洋在岩浆上沸腾，大陆如消融的流冰般漂浮，它</w:t>
-      </w:r>
-      <w:r>
-        <w:rPr>
-          <w:rFonts w:hint="eastAsia"/>
-        </w:rPr>
-        <w:t>们相撞后，大地变得像海洋般柔软，几万米的巨大山脉可以在一个小时内升起，又在同样短的时间内消失。在一段时间内，行星被撕开的两部分藕断丝连，它们之间有一条横穿太空的岩浆的河流，这些岩浆在太空中冷却，在行星周围形成了一个环，但由于行星两部分的引力扰动，环不稳定，构成它的岩石纷纷坠落，使世界处于长达几世纪的陨石雨中……你能想象那是怎样的地狱啊！这次灾难对生态圈的破坏是所有历史上最严重的一次，伴星上的生命已经灭绝，母星也几乎变成一个没有生命的世界，但生命的种子居然又在这里发芽了，随着母星地质状态的稳定，在面目全非的大陆和海洋中，进化又开始了蹒跚的脚步，直到文明第一百九十二次出现，这个过程，耗时九千万年。</w:t>
-      </w:r>
-      <w:r>
-        <w:t>&lt;br /&gt;&lt;br /&gt;</w:t>
-      </w:r>
-    </w:p>
-    <w:p>
-      <w:r>
-        <w:t>“三体世界所处的宇宙，比我们想象的更加冷酷。下一次‘飞星不动'会怎样？有很大的可能，我们的行星不再从太阳边缘掠过，而是一头扎进太阳的火海中。随着时间的推移，这种可能几乎是必然。</w:t>
-      </w:r>
-      <w:r>
-        <w:t>&lt;br /&gt;&lt;br /&gt;</w:t>
-      </w:r>
-    </w:p>
-    <w:p>
-      <w:r>
-        <w:t>“这本来只是一个可怕的推测，但最近的一项天文学发现，使我们对三体世界的命运彻底绝望了。这项研究旨在通过这个星系中的一些残留的迹象，推测出星系中恒星和行星形成的历史。无意中发现，三体星系在遥远的时间前曾有过十二颗行星！而现在只剩下我们这一颗，解释只有一个：在漫长的天文纪年中那十一颗行星均被三颗太阳所吞噬！我们的世界，只不过是这场宇宙大捕猎的残余，文明能够经过一百九十二次轮回再生，只不过是一种幸运而已。通过进一步的研究，我们还发现了这三颗恒星的呼吸现象。”</w:t>
-      </w:r>
-      <w:r>
-        <w:t>&lt;br /&gt;&lt;br /&gt;</w:t>
-      </w:r>
-    </w:p>
-    <w:p>
-      <w:r>
-        <w:t>“恒星呼吸？”</w:t>
-      </w:r>
-      <w:r>
-        <w:t>&lt;br /&gt;&lt;br /&gt;</w:t>
-      </w:r>
-    </w:p>
-    <w:p>
-      <w:r>
-        <w:t>“只是一个比喻，您发现了恒星的外围气态层，但您不知道的是，这个气态层以漫长的周期不停地膨胀和收缩，像呼吸一样。当气态层膨胀时，其厚度可以增大十多倍，这使得恒星的直径大大增加，像一个巨掌，更容易捕获到行星。当一颗行星与太阳近距离摩擦过时，就会进入它的气态层，在剧烈的摩擦中急剧减速，最后像一颗流星，拖着长长的火尾坠入太阳的火海。据考证，在三体星系的漫长历史上，太阳气层每膨胀一次，就会吞噬一到两颗行星，那十一颗行星，就是在太阳气态层膨胀到最大时相继坠入火海的。现在，三颗太阳的气态层都处于收缩状态，否则在上次擦阳</w:t>
-      </w:r>
-      <w:r>
-        <w:rPr>
-          <w:rFonts w:hint="eastAsia"/>
-        </w:rPr>
-        <w:t>而过时，我们的行星已经坠落到太阳中了。据学者们的预测，最近的一次膨胀将在一百五万至二百万年后发生。”</w:t>
-      </w:r>
-      <w:r>
-        <w:t>&lt;br /&gt;&lt;br /&gt;</w:t>
-      </w:r>
-    </w:p>
-    <w:p>
-      <w:r>
-        <w:t>“这个鬼地方，实在是待不下去了”爱因斯坦用一个老乞丐的姿势抱着小提琴蹲在地上说。</w:t>
-      </w:r>
-      <w:r>
-        <w:t>&lt;br /&gt;&lt;br /&gt;</w:t>
-      </w:r>
-    </w:p>
-    <w:p>
-      <w:r>
-        <w:t>秘书长点点头说：“待不下去了，也不能再待下去了！三体文明的唯一出路，就是和这个宇宙赌一把。”</w:t>
-      </w:r>
-      <w:r>
-        <w:t>&lt;br /&gt;&lt;br /&gt;</w:t>
-      </w:r>
-    </w:p>
-    <w:p>
-      <w:r>
-        <w:t>“怎么赌？”汪淼问？</w:t>
-      </w:r>
-      <w:r>
-        <w:t>&lt;br /&gt;&lt;br /&gt;</w:t>
-      </w:r>
-    </w:p>
-    <w:p>
-      <w:r>
-        <w:t>“飞出三体星系，飞向广阔的星海，在银河系中寻找可以移民的新世界！”</w:t>
-      </w:r>
-      <w:r>
-        <w:t>&lt;br /&gt;&lt;br /&gt;</w:t>
-      </w:r>
-    </w:p>
-    <w:p>
-      <w:r>
-        <w:t>这时汪淼听到一阵“轧轧”的声音，看到巨大的摆锤正在被旁边一个高架绞车上的一根细缆斜拉着升高，升向它被释放的位置，它后面的天空背景上，一弯巨大的残月正在晨光中下沉。</w:t>
-      </w:r>
-      <w:r>
-        <w:t>&lt;br /&gt;&lt;br /&gt;</w:t>
-      </w:r>
-    </w:p>
-    <w:p>
-      <w:r>
-        <w:t>秘书长庄严宣布：“单摆启动！”</w:t>
-      </w:r>
-      <w:r>
-        <w:t>&lt;br /&gt;&lt;br /&gt;</w:t>
-      </w:r>
-    </w:p>
-    <w:p>
-      <w:r>
-        <w:lastRenderedPageBreak/>
-        <w:t>高架绞车松开了将摆锤拉向高处的细缆，巨大的摆锤沿着一条平滑的弧形轨迹无声地滑落下来，开始落得很慢，但迅速加速，到达最低点时速度达到最大，冲破空气发出了浑厚的风声，当这声音消失时，摆锤已沿着同样的弧形轨迹升到了同祥的高度，停滞片刻后开始了新一轮的摆动。汪淼感到摆锤在摆动中仿佛产生了一股巨大的力量，仿佛大地被它拉得摇摇晃晃。与现实世界中的单摆不同，这个巨摆的摆动周期不恒定，时刻在变化中，这是因为围绕母星的巨月产生的重力变化所致：巨月在母星的这一面时，它与母星的引力相互抵消，重力减小；当它运行到母星另一面时，引</w:t>
-      </w:r>
-      <w:r>
-        <w:rPr>
-          <w:rFonts w:hint="eastAsia"/>
-        </w:rPr>
-        <w:t>力叠加，重力几乎恢复到大撕裂之前。</w:t>
-      </w:r>
-      <w:r>
-        <w:t>&lt;br /&gt;&lt;br /&gt;</w:t>
-      </w:r>
-    </w:p>
-    <w:p>
-      <w:r>
-        <w:t>仰望着三体纪念碑气势磅礴的摆动，汪淼问自己：它是表达对规津的渴望，还是对混沌的屈服？汪淼又觉得摆锤像一只巨大的金属拳头，对冷酷的宇宙永恒地挥舞着，无声地发出三体文明不屈的呐喊……当汪淼的双眼被泪水模糊时，他看到了以巨摆为背景出现的字幕：</w:t>
-      </w:r>
-      <w:r>
-        <w:t>&lt;br /&gt;&lt;br /&gt;</w:t>
-      </w:r>
-    </w:p>
-    <w:p>
-      <w:r>
-        <w:t>四百五十一年后，192号文明在双日凌空的烈焰中毁灭，它进化到原子和信息时代。</w:t>
-      </w:r>
-      <w:r>
-        <w:t>&lt;br /&gt;&lt;br /&gt;</w:t>
-      </w:r>
-    </w:p>
-    <w:p>
-      <w:r>
-        <w:t>192号文明是三体文明的里程碑</w:t>
-      </w:r>
-      <w:r>
-        <w:rPr>
-          <w:rFonts w:hint="eastAsia"/>
-        </w:rPr>
-        <w:t>。</w:t>
-      </w:r>
-      <w:r>
-        <w:t>它最终证明了三体问题的不可解，放弃了已延续191轮文明的徒劳努力，确定了今后文明全新的走向。至此，《三体》游戏的最终目标发生变化，新的目标是：</w:t>
-      </w:r>
-      <w:r>
-        <w:t>&lt;br /&gt;&lt;br /&gt;</w:t>
-      </w:r>
-    </w:p>
-    <w:p>
-      <w:r>
-        <w:t>飞向宇宙，寻找新的家园。</w:t>
-      </w:r>
-      <w:r>
-        <w:t>&lt;br /&gt;&lt;br /&gt;</w:t>
-      </w:r>
-    </w:p>
-    <w:p>
-      <w:r>
-        <w:t>欢迎再次登录。</w:t>
-      </w:r>
-      <w:r>
-        <w:t>&lt;br /&gt;&lt;br /&gt;</w:t>
-      </w:r>
-    </w:p>
-    <w:p>
-      <w:r>
-        <w:t>退出《三体》后，汪淼像每次那样感到十分疲惫，这真是一个累人的游戏，但这次他只休息了半个小时便再次登录。进人《三体》后，在漆黑的背景上，出现了一条意想不到的信息：</w:t>
-      </w:r>
-      <w:r>
-        <w:t>&lt;br /&gt;&lt;br /&gt;</w:t>
-      </w:r>
-    </w:p>
-    <w:p>
-      <w:r>
-        <w:t>情况紧急，《三体》服务器即将关闭，剩余时间自由登录，《三体》将直接转换至最后场景。</w:t>
-      </w:r>
-      <w:r>
-        <w:t>&lt;br /&gt;&lt;br /&gt;</w:t>
-      </w:r>
-    </w:p>
-    <w:p>
-      <w:pPr>
-        <w:pStyle w:val="1"/>
-      </w:pPr>
-      <w:r>
-        <w:t>20.三体、远征</w:t>
-      </w:r>
-      <w:r>
-        <w:t>&lt;br /&gt;&lt;br /&gt;</w:t>
-      </w:r>
-    </w:p>
-    <w:p>
-      <w:r>
-        <w:t>寒冷黎明中的大地上空荡荡的一无所有。没有金字塔，没有联合国大厦，巨摆纪念碑也不知去向，只有黑乎乎的戈壁滩延伸到天际，与他第一次进入这个世界时一样。但汪淼很快发现这只是自己的错觉，那戈壁滩上密密麻麻的小石块，竟都是人头！原来大地上站满了人。汪淼站在一个稍高些的小丘上向下看，这密密的人海一望无际，汪淼大致估计了一下数量，仅目力所及的范围就可能有几亿人！他知道，三体世界的所有人可能都聚集在这里了。寂静笼罩着一切，这几亿人造就的寂静有一种令人窒息的诡异，这黎明中的人海正在等待什么。汪淼看看附近，发现所有的人都在仰</w:t>
-      </w:r>
-      <w:r>
-        <w:rPr>
-          <w:rFonts w:hint="eastAsia"/>
-        </w:rPr>
-        <w:t>望着天空。</w:t>
-      </w:r>
-      <w:r>
-        <w:t>&lt;br /&gt;&lt;br /&gt;</w:t>
-      </w:r>
-    </w:p>
-    <w:p>
-      <w:r>
-        <w:t>汪淼抬头望去，发现星空发生了不可息议的变化：群星竟然排成了一个严整的正方形阵列！但汪淼很快发现，这一片排成正方形的星星可能只是位于行星同步轨道上，银河系的星海成了后面一个暗淡的背景，这个正方形相对于背景有明显的运行。正方形阵列中，靠晨光一侧的星体亮度最高，发出的银光能在地面上投出人影，向后面亮度逐渐减弱。汪淼数了数，阵列的一边上有三十多颗星体，那么阵列中的星体总数是一千左右。这显然是由人造物构成的阵列成一个整体在群星的背景上缓缓移动，看上去充满了庄严约力量感。</w:t>
-      </w:r>
-      <w:r>
-        <w:t>&lt;br /&gt;&lt;br /&gt;</w:t>
-      </w:r>
-    </w:p>
-    <w:p>
-      <w:r>
-        <w:t>这时，站在旁边的一个男人轻轻推了推他，低声说：“啊，伟大的哥白尼，你怎么来得这样晚？整整过去了三轮文明，你错过了多么伟大的事业啊！”</w:t>
-      </w:r>
-      <w:r>
-        <w:t>&lt;br /&gt;&lt;br /&gt;</w:t>
-      </w:r>
-    </w:p>
-    <w:p>
-      <w:r>
-        <w:t>“那是什么？”汪淼指指太空中的星体阵列问。</w:t>
-      </w:r>
-      <w:r>
-        <w:t>&lt;br /&gt;&lt;br /&gt;</w:t>
-      </w:r>
-    </w:p>
-    <w:p>
-      <w:r>
-        <w:t>“那是伟大的三体星际舰队，马上就要起航远征了。”</w:t>
-      </w:r>
-      <w:r>
-        <w:t>&lt;br /&gt;&lt;br /&gt;</w:t>
-      </w:r>
-    </w:p>
-    <w:p>
-      <w:r>
-        <w:lastRenderedPageBreak/>
-        <w:t>“这么说，三体文明已经具备了星际远航的能力？”</w:t>
-      </w:r>
-      <w:r>
-        <w:t>&lt;br /&gt;&lt;br /&gt;</w:t>
-      </w:r>
-    </w:p>
-    <w:p>
-      <w:r>
-        <w:t>“是的，那些宏伟的飞船都能达到十分之一光速。”</w:t>
-      </w:r>
-      <w:r>
-        <w:t>&lt;br /&gt;&lt;br /&gt;</w:t>
-      </w:r>
-    </w:p>
-    <w:p>
-      <w:r>
-        <w:t>“达到十分之一的光速，至少在我的知识范围内是一个伟大的成就，但对于星际航行来说，还是慢了些。”</w:t>
-      </w:r>
-      <w:r>
-        <w:t>&lt;br /&gt;&lt;br /&gt;</w:t>
-      </w:r>
-    </w:p>
-    <w:p>
-      <w:r>
-        <w:t>“千里之行始于足下，”那人说，“关键是要找对目标。”</w:t>
-      </w:r>
-      <w:r>
-        <w:t>&lt;br /&gt;&lt;br /&gt;</w:t>
-      </w:r>
-    </w:p>
-    <w:p>
-      <w:r>
-        <w:t>“舰队的目的地是哪里呢？”</w:t>
-      </w:r>
-      <w:r>
-        <w:t>&lt;br /&gt;&lt;br /&gt;</w:t>
-      </w:r>
-    </w:p>
-    <w:p>
-      <w:r>
-        <w:t>“四光年外的一颗带有行星的恒星，那是距三体世界最近的恒星。”</w:t>
-      </w:r>
-      <w:r>
-        <w:t>&lt;br /&gt;&lt;br /&gt;</w:t>
-      </w:r>
-    </w:p>
-    <w:p>
-      <w:r>
-        <w:t>汪淼有些惊奇：“距我们最近的恒星也是四光年。”</w:t>
-      </w:r>
-      <w:r>
-        <w:t>&lt;br /&gt;&lt;br /&gt;</w:t>
-      </w:r>
-    </w:p>
-    <w:p>
-      <w:r>
-        <w:t>“你们？”</w:t>
-      </w:r>
-      <w:r>
-        <w:t>&lt;br /&gt;&lt;br /&gt;</w:t>
-      </w:r>
-    </w:p>
-    <w:p>
-      <w:r>
-        <w:t>“地球。”</w:t>
-      </w:r>
-      <w:r>
-        <w:t>&lt;br /&gt;&lt;br /&gt;</w:t>
-      </w:r>
-    </w:p>
-    <w:p>
-      <w:r>
-        <w:t>“哦，这有没什么可奇怪的，在银河系的大片区域，恒星的密度十分均匀，这是星群引力漫长调节的结果。占相当大比例的恒星，之间的间距就是在三到六光年之间。”</w:t>
-      </w:r>
-      <w:r>
-        <w:t>&lt;br /&gt;&lt;br /&gt;</w:t>
-      </w:r>
-    </w:p>
-    <w:p>
-      <w:r>
-        <w:t>这时，巨大的欢呼声从人海中爆发。汪淼抬头一看，太空中正方形星阵中，每颗星体的亮度都在急剧增加，这显然是它们本身在发出光来。这光芒很快淹没了天边的展曦，一千颗星体很快变成了一千颗小太阳，三体世界迎来了辉煌的白昼。大地上的人们向着天空都高举双手，形成了一望无际的手臂的草原。三体舰队开始加速，庄严地移过苍弯，掠过刚刚升起的巨月顶端，在月面的山脉和平原上投下蔚蓝色的光晕。欢呼声平息了，三体世界的人们默默地看着他们的希望在西方的太空渐渐远去，他们此生看不到结局，但四五百年后，他们的子孙将得到来自新世界的消息，那将是</w:t>
-      </w:r>
-      <w:r>
-        <w:rPr>
-          <w:rFonts w:hint="eastAsia"/>
-        </w:rPr>
-        <w:t>三体文明的新生。汪淼与他们一起默默地遥望着，直到一千颗星星的方阵缩成一颗星，直到这颗星消失在西方的夜空中。字幕出现：</w:t>
-      </w:r>
-      <w:r>
-        <w:t>&lt;br /&gt;&lt;br /&gt;</w:t>
-      </w:r>
-    </w:p>
-    <w:p>
-      <w:r>
-        <w:t>三体文明对新世界的远征开始了，舰队正在航程中……</w:t>
-      </w:r>
-      <w:r>
-        <w:t>&lt;br /&gt;&lt;br /&gt;</w:t>
-      </w:r>
-    </w:p>
-    <w:p>
-      <w:r>
-        <w:t>《三体》游戏结束了，当您回到现实时，如果忠于自己曾做出的的承诺，请按随后发给您的电子邮件中的地址，参加地球三体组织的聚会。</w:t>
-      </w:r>
-      <w:r>
-        <w:t>&lt;br /&gt;&lt;br /&gt;</w:t>
-      </w:r>
-    </w:p>
-    <w:p>
-      <w:pPr>
-        <w:pStyle w:val="1"/>
-      </w:pPr>
-      <w:r>
-        <w:t>21.地球叛军</w:t>
-      </w:r>
-      <w:r>
-        <w:t>&lt;br /&gt;&lt;br /&gt;</w:t>
-      </w:r>
-    </w:p>
-    <w:p>
-      <w:r>
-        <w:t>与上次网友聚会相反，这是一次人数众多的聚会。聚会的地点是一座化工厂的职工食堂，工厂已经搬迁，这栋即将拆除的建筑内部很破旧，但十分宽敞。聚集在这里的有三百多人。汪淼发现有许多熟悉的面孔，都是社会名流和各个领域的精英，有著名的科学家、文学家、政治家等。</w:t>
-      </w:r>
-      <w:r>
-        <w:t>&lt;br /&gt;&lt;br /&gt;</w:t>
-      </w:r>
-    </w:p>
-    <w:p>
-      <w:r>
-        <w:t>首先吸引汪淼注意的是摆放在大厅正中的一个神奇的东西，那是三个银色的球体，每个直径比保龄球略小，在一个金属基座上空翻飞，汪淼猜测这个装置可能是基于磁悬浮原理。那三个球体的运动轨道完全随机，汪</w:t>
-      </w:r>
-      <w:r>
-        <w:rPr>
-          <w:rFonts w:hint="eastAsia"/>
-        </w:rPr>
-        <w:t>淼</w:t>
-      </w:r>
-      <w:r>
-        <w:t>亲眼看到了真正的三体运动。</w:t>
-      </w:r>
-      <w:r>
-        <w:t>&lt;br /&gt;&lt;br /&gt;</w:t>
-      </w:r>
-    </w:p>
-    <w:p>
-      <w:r>
-        <w:t>其他的人并没有过多地注意那个表现三体运动的艺术品，他们的注意力集中在大厅中央的潘寒身上，他正站在一张破饭桌上。</w:t>
-      </w:r>
-      <w:r>
-        <w:t>&lt;br /&gt;&lt;br /&gt;</w:t>
-      </w:r>
-    </w:p>
-    <w:p>
-      <w:r>
-        <w:t>“是不是你杀了申玉菲同志？”有人质问道。</w:t>
-      </w:r>
-      <w:r>
-        <w:t>&lt;br /&gt;&lt;br /&gt;</w:t>
-      </w:r>
-    </w:p>
-    <w:p>
-      <w:r>
-        <w:t>“是我。”潘寒镇静地说，“组织走到今天这样危险的境地，都是因为降临派内部有像她这样的叛徒的出卖。”</w:t>
-      </w:r>
-      <w:r>
-        <w:t>&lt;br /&gt;&lt;br /&gt;</w:t>
-      </w:r>
-    </w:p>
-    <w:p>
-      <w:r>
-        <w:t>“谁给你权力杀人的？”</w:t>
-      </w:r>
-      <w:r>
-        <w:t>&lt;br /&gt;&lt;br /&gt;</w:t>
-      </w:r>
-    </w:p>
-    <w:p>
-      <w:r>
-        <w:t>“我这是出于对组织的责任心！”</w:t>
-      </w:r>
-      <w:r>
-        <w:t>&lt;br /&gt;&lt;br /&gt;</w:t>
-      </w:r>
-    </w:p>
-    <w:p>
-      <w:r>
-        <w:t>“你还有责任心？你这人本来就心术不正！”</w:t>
-      </w:r>
-      <w:r>
-        <w:t>&lt;br /&gt;&lt;br /&gt;</w:t>
-      </w:r>
-    </w:p>
-    <w:p>
-      <w:r>
-        <w:t>“你把话说清楚！”</w:t>
-      </w:r>
-      <w:r>
-        <w:t>&lt;br /&gt;&lt;br /&gt;</w:t>
-      </w:r>
-    </w:p>
-    <w:p>
-      <w:r>
-        <w:t>“你领导的环境分支都干了些什么？你们的责任是利用和制造环境问题，以激起人们对科学</w:t>
-      </w:r>
-      <w:r>
-        <w:lastRenderedPageBreak/>
-        <w:t>和现代工业的厌恶。可你呢？凭借主的技术和预测，为自己捞取名利！”</w:t>
-      </w:r>
-      <w:r>
-        <w:t>&lt;br /&gt;&lt;br /&gt;</w:t>
-      </w:r>
-    </w:p>
-    <w:p>
-      <w:r>
-        <w:t>“我出名是为了自己吗？整个人类在我的眼中已是一堆垃圾，我还在乎名誉？但我不出名行吗？不出名我如何引导人们的思想？”</w:t>
-      </w:r>
-      <w:r>
-        <w:t>&lt;br /&gt;&lt;br /&gt;</w:t>
-      </w:r>
-    </w:p>
-    <w:p>
-      <w:r>
-        <w:t>“你尽选择容易的而避开难的！你那些工作，完全可以由社会上那些环保人士去做！他们比你真诚得多，也热情得多，只要稍加引导，他们的行为就可以为我们所用。你的环境分支要做的是制造环境灾难，然后加以利用，向水库播撒剧毒物质，在化工厂制造泄漏……这些工作你们做了吗？一样都没有！”</w:t>
-      </w:r>
-      <w:r>
-        <w:t>&lt;br /&gt;&lt;br /&gt;</w:t>
-      </w:r>
-    </w:p>
-    <w:p>
-      <w:r>
-        <w:t>“我们有过大量的方案和计划，但都被统帅否决了。至少在以前，这样做很蠢，生物和医疗分支曾制造过滥用抗菌素灾难，不是很快被识破了吗？欧洲分队差点引火烧身！”</w:t>
-      </w:r>
-      <w:r>
-        <w:t>&lt;br /&gt;&lt;br /&gt;</w:t>
-      </w:r>
-    </w:p>
-    <w:p>
-      <w:r>
-        <w:t>“你杀了人，现在已经引火烧身了！”</w:t>
-      </w:r>
-      <w:r>
-        <w:t>&lt;br /&gt;&lt;br /&gt;</w:t>
-      </w:r>
-    </w:p>
-    <w:p>
-      <w:r>
-        <w:t>“听我说，同志们，迟早都一样！你们肯定已经知道了，各国政府都已相继进入战争状态。在欧洲和北美，对三体组织的大搜捕已经开始。我们这里一旦事发，拯救派肯定会倒戈到政府一边，昕以我们现在首先要做的，就是把拯救派从组织中清除出去！”</w:t>
-      </w:r>
-      <w:r>
-        <w:t>&lt;br /&gt;&lt;br /&gt;</w:t>
-      </w:r>
-    </w:p>
-    <w:p>
-      <w:r>
-        <w:t>“这不是该你考虑的事情。”</w:t>
-      </w:r>
-      <w:r>
-        <w:t>&lt;br /&gt;&lt;br /&gt;</w:t>
-      </w:r>
-    </w:p>
-    <w:p>
-      <w:r>
-        <w:t>“当然要由统帅考虑。但同志们，我可以负责任地告诉你们，统帅是降临派！”</w:t>
-      </w:r>
-      <w:r>
-        <w:t>&lt;br /&gt;&lt;br /&gt;</w:t>
-      </w:r>
-    </w:p>
-    <w:p>
-      <w:r>
-        <w:t>“你这就信口开开河了吧，统帅的威信大家都清楚。如果像你说的那样，拯救派早就被清除出去了！”</w:t>
-      </w:r>
-      <w:r>
-        <w:t>&lt;br /&gt;&lt;br /&gt;</w:t>
-      </w:r>
-    </w:p>
-    <w:p>
-      <w:r>
-        <w:t>“也许统帅有自己的考虑，说不定今天的会议就是为了这个。”</w:t>
-      </w:r>
-      <w:r>
-        <w:t>&lt;br /&gt;&lt;br /&gt;</w:t>
-      </w:r>
-    </w:p>
-    <w:p>
-      <w:r>
-        <w:t>这以后，人们的注意力从潘寒身上移开，转移到目前的危机上来。一位获得过图灵奖的著名专家跳上桌子，振臂一挥说：“大家说，我们现在到底该怎么办？”</w:t>
-      </w:r>
-      <w:r>
-        <w:t>&lt;br /&gt;&lt;br /&gt;</w:t>
-      </w:r>
-    </w:p>
-    <w:p>
-      <w:r>
-        <w:t>“全球起义！”</w:t>
-      </w:r>
-      <w:r>
-        <w:t>&lt;br /&gt;&lt;br /&gt;</w:t>
-      </w:r>
-    </w:p>
-    <w:p>
-      <w:r>
-        <w:t>“这不是自取灭亡吗？”</w:t>
-      </w:r>
-      <w:r>
-        <w:t>&lt;br /&gt;&lt;br /&gt;</w:t>
-      </w:r>
-    </w:p>
-    <w:p>
-      <w:r>
-        <w:t>“三体精神万岁！我们是顽强的种子，野火烧不尽的！”</w:t>
-      </w:r>
-      <w:r>
-        <w:t>&lt;br /&gt;&lt;br /&gt;</w:t>
-      </w:r>
-    </w:p>
-    <w:p>
-      <w:r>
-        <w:t>“起义能够在世界政治舞台上袭明我们的存在，这将标志着地球三体组织第一次公开登上人类历史的舞台，只要纲领合适，会在世界上引起广泛响应的！”</w:t>
-      </w:r>
-      <w:r>
-        <w:t>&lt;br /&gt;&lt;br /&gt;</w:t>
-      </w:r>
-    </w:p>
-    <w:p>
-      <w:r>
-        <w:t>最后这句话是潘寒说的，引起了一些共鸣。</w:t>
-      </w:r>
-      <w:r>
-        <w:t>&lt;br /&gt;&lt;br /&gt;</w:t>
-      </w:r>
-    </w:p>
-    <w:p>
-      <w:r>
-        <w:t>有人喊：“统帅来了！”人群让开了一条路，汪</w:t>
-      </w:r>
-      <w:r>
-        <w:rPr>
-          <w:rFonts w:hint="eastAsia"/>
-        </w:rPr>
-        <w:t>淼</w:t>
-      </w:r>
-      <w:r>
-        <w:t>抬眼望去，感到一阵眩晕，世界在他的眼中变成了黑白两色，唯一拥有色彩的是刚刚出现的那个人。</w:t>
-      </w:r>
-      <w:r>
-        <w:t>&lt;br /&gt;&lt;br /&gt;</w:t>
-      </w:r>
-    </w:p>
-    <w:p>
-      <w:r>
-        <w:t>在一群年轻护卫的跟随下，地球三体叛军的最高统帅叶文洁稳步走来。</w:t>
-      </w:r>
-      <w:r>
-        <w:t>&lt;br /&gt;&lt;br /&gt;</w:t>
-      </w:r>
-    </w:p>
-    <w:p>
-      <w:r>
-        <w:t>叶文洁走到为她空出的一圈空地中央，举起一只瘦削的拳头，用汪</w:t>
-      </w:r>
-      <w:r>
-        <w:rPr>
-          <w:rFonts w:hint="eastAsia"/>
-        </w:rPr>
-        <w:t>淼</w:t>
-      </w:r>
-      <w:r>
-        <w:t>不敢想象是出自于她的力量和坚定说：“消灭人类暴政！”</w:t>
-      </w:r>
-      <w:r>
-        <w:t>&lt;br /&gt;&lt;br /&gt;</w:t>
-      </w:r>
-    </w:p>
-    <w:p>
-      <w:r>
-        <w:t>这群人类叛徒齐声喊出了显然已无数次重复的呼号：“世界属于三体！”</w:t>
-      </w:r>
-      <w:r>
-        <w:t>&lt;br /&gt;&lt;br /&gt;</w:t>
-      </w:r>
-    </w:p>
-    <w:p>
-      <w:r>
-        <w:t>“同志们好。”叶文杰说。她的声音又恢复了汪</w:t>
-      </w:r>
-      <w:r>
-        <w:rPr>
-          <w:rFonts w:hint="eastAsia"/>
-        </w:rPr>
-        <w:t>淼</w:t>
-      </w:r>
-      <w:r>
-        <w:t>熟悉的温软和缓慢，以至于他这时才最后确定的确是她。“最近身体不太好，没有和大家见面，现在形势严峻，我知道大家都承受着很大的压力，所以来看看。”</w:t>
-      </w:r>
-      <w:r>
-        <w:t>&lt;br /&gt;&lt;br /&gt;</w:t>
-      </w:r>
-    </w:p>
-    <w:p>
-      <w:r>
-        <w:t>“统帅保重……”人们纷纷说。汪淼听得出，这声音是真诚的。</w:t>
-      </w:r>
-      <w:r>
-        <w:t>&lt;br /&gt;&lt;br /&gt;</w:t>
-      </w:r>
-    </w:p>
-    <w:p>
-      <w:r>
-        <w:t>叶文洁说：“在讨论重大问题之前，我们先处理一件小事。潘寒——”她招呼时眼睛却看着众人。</w:t>
-      </w:r>
-      <w:r>
-        <w:t>&lt;br /&gt;&lt;br /&gt;</w:t>
-      </w:r>
-    </w:p>
-    <w:p>
-      <w:r>
-        <w:t>“统帅，我在这里。”潘寒从人群中走出来，这之前他试图躲进人群深处。他表面镇静，但内心的恐惧很容易看出来。统帅没称他同志，这是个不祥之兆。</w:t>
-      </w:r>
-      <w:r>
-        <w:t>&lt;br /&gt;&lt;br /&gt;</w:t>
-      </w:r>
-    </w:p>
-    <w:p>
-      <w:r>
-        <w:t>“你严重违反了组织纪律。”叶文洁说话时仍然没看潘寒，她的声音仍很柔和，像是面对一个做错了事的孩子。</w:t>
-      </w:r>
-      <w:r>
-        <w:t>&lt;br /&gt;&lt;br /&gt;</w:t>
-      </w:r>
-    </w:p>
-    <w:p>
-      <w:r>
-        <w:t>“统帅，现在组织面临灭顶之灾，如果不采取果断措施，清除我们内部的异己和敌人，我们</w:t>
-      </w:r>
-      <w:r>
-        <w:lastRenderedPageBreak/>
-        <w:t>将失去一切！”</w:t>
-      </w:r>
-      <w:r>
-        <w:t>&lt;br /&gt;&lt;br /&gt;</w:t>
-      </w:r>
-    </w:p>
-    <w:p>
-      <w:r>
-        <w:t>叶文洁抬头看着潘寒，目光温和，却令他的呼吸停止了几秒钟。“地球三体组织的最终理想和目标，就是失去一切，失去包括我们在内的人类现在的一切。”</w:t>
-      </w:r>
-      <w:r>
-        <w:t>&lt;br /&gt;&lt;br /&gt;</w:t>
-      </w:r>
-    </w:p>
-    <w:p>
-      <w:r>
-        <w:t>“那您就是降临派了！统帅，请您明确宣布这点。这对我们很重要，是吗同志们？很重要！！”他大声喊道，举起一只手臂四下看看，所有的人都沉默着，没人响应他。</w:t>
-      </w:r>
-      <w:r>
-        <w:t>&lt;br /&gt;&lt;br /&gt;</w:t>
-      </w:r>
-    </w:p>
-    <w:p>
-      <w:r>
-        <w:t>“这个要求不该由你来提。你严重违反了组织纪律，如果要申诉，现在可以；否则，你将为此承担责任。”叶文清说得很慢，一个字一个字地说，像怕她教育的孩子听不懂似的。</w:t>
-      </w:r>
-      <w:r>
-        <w:t>&lt;br /&gt;&lt;br /&gt;</w:t>
-      </w:r>
-    </w:p>
-    <w:p>
-      <w:r>
-        <w:t>“我是去除掉那个数学天才的，这是伊文斯同志做出的决定，在会议上全体通过。如果那个天才真的搞出了三体运动完整的数学模型，主就不会降临，地球三体事业将毁于一旦。我当时只是自卫，是申玉菲先开的枪。”</w:t>
-      </w:r>
-      <w:r>
-        <w:t>&lt;br /&gt;&lt;br /&gt;</w:t>
-      </w:r>
-    </w:p>
-    <w:p>
-      <w:r>
-        <w:t>叶文洁点点头说：“就让我们相信你吧，这毕竟不是目前最重要的事情。希望我们下面能一直相信你，请你重复一下刚才对我的要求。”</w:t>
-      </w:r>
-      <w:r>
-        <w:t>&lt;br /&gt;&lt;br /&gt;</w:t>
-      </w:r>
-    </w:p>
-    <w:p>
-      <w:r>
-        <w:t>潘寒愣了一下，过了这一关似乎并没有让他松一口气：“我……请您明确宣布自己属于降临派。毕竟，降临派的纲领也是您的理想。”</w:t>
-      </w:r>
-      <w:r>
-        <w:t>&lt;br /&gt;&lt;br /&gt;</w:t>
-      </w:r>
-    </w:p>
-    <w:p>
-      <w:r>
-        <w:t>“那你重复一遍这个纲领。”</w:t>
-      </w:r>
-      <w:r>
-        <w:t>&lt;br /&gt;&lt;br /&gt;</w:t>
-      </w:r>
-    </w:p>
-    <w:p>
-      <w:r>
-        <w:t>“人类社会已经不可能依靠自身的力量解决自己的问题，也不可能凭借自身的力量抑制自己的疯狂；所以，应该请主降临世界，借助它的力量，对人类社会进行强制性的监督和改造，以创造一个全新的、光明完善的人类文明。”</w:t>
-      </w:r>
-      <w:r>
-        <w:t>&lt;br /&gt;&lt;br /&gt;</w:t>
-      </w:r>
-    </w:p>
-    <w:p>
-      <w:r>
-        <w:t>“降临派忠于这个纲领吗？”</w:t>
-      </w:r>
-      <w:r>
-        <w:t>&lt;br /&gt;&lt;br /&gt;</w:t>
-      </w:r>
-    </w:p>
-    <w:p>
-      <w:r>
-        <w:t>“当然！请统帅不要轻信谣传。”</w:t>
-      </w:r>
-      <w:r>
-        <w:t>&lt;br /&gt;&lt;br /&gt;</w:t>
-      </w:r>
-    </w:p>
-    <w:p>
-      <w:r>
-        <w:t>“这不是谣传！”一个欧洲人大声说，同时挤到前面来，“我叫拉菲尔，以色列人。三年前，我十四岁的儿子遇到了车祸，我把孩子的肾捐给了一个患尿毒症的巴勒斯坦女孩，以此表达我对两个民族和平相处的愿望，为了这个愿望，我甚至可以献出自己的生命，而许许多多的以色列人和巴勒斯坦人也在做着和我一样的真诚努力。但这一切都没有用，我们的家园仍在冤冤相报的泥潭中越陷越深。这使我对人类失去了信心，加人了三体组织。绝望使我由一个和平主义者变为极端分子，同时，可能也是由于我对组织巨额的捐助，让我得以进入降临派的核心。现在我告诉你们，降临</w:t>
-      </w:r>
-      <w:r>
-        <w:rPr>
-          <w:rFonts w:hint="eastAsia"/>
-        </w:rPr>
-        <w:t>派有自己的秘密纲领，它就是：人类是一个邪恶的物种，人类文明已经对地球犯下了滔天罪行，必须为此受到惩罚。降临派的最终目标就是请主来执行这个神圣的惩罚：毁灭全人类！”</w:t>
-      </w:r>
-      <w:r>
-        <w:t>&lt;br /&gt;&lt;br /&gt;</w:t>
-      </w:r>
-    </w:p>
-    <w:p>
-      <w:r>
-        <w:t>“降临派的真正纲领已是公开的秘密。”有人喊道。</w:t>
-      </w:r>
-      <w:r>
-        <w:t>&lt;br /&gt;&lt;br /&gt;</w:t>
-      </w:r>
-    </w:p>
-    <w:p>
-      <w:r>
-        <w:t>“可你们所不知道的是，这并不是由最初的纲领演变而来，而是降临派诞生时就确定的目标，是伊文斯的终生理想！他欺骗了组织，欺骗了包括统帅在内的所有人！伊文斯一开始就是朝着这个目标前进的，是他把降临派变成一个由极端环保主义者和憎恨人类的狂人构成的恐怖王国！”</w:t>
-      </w:r>
-      <w:r>
-        <w:t>&lt;br /&gt;&lt;br /&gt;</w:t>
-      </w:r>
-    </w:p>
-    <w:p>
-      <w:r>
-        <w:t>“我也是后来才知道伊文斯的真实想法，”叶文洁说，“尽管如此，我还是试图弥合裂痕，使地球三体组织成为一个整体，但降临派做出的另一些事情使这种努力成为不可能。”</w:t>
-      </w:r>
-      <w:r>
-        <w:t>&lt;br /&gt;&lt;br /&gt;</w:t>
-      </w:r>
-    </w:p>
-    <w:p>
-      <w:r>
-        <w:t>潘寒说：“统帅，降临派是地球三体组织的核心力量，没有我们</w:t>
-      </w:r>
-      <w:r>
-        <w:rPr>
-          <w:rFonts w:hint="eastAsia"/>
-        </w:rPr>
-        <w:t>，</w:t>
-      </w:r>
-      <w:r>
-        <w:t>就没有地球三体运动！”</w:t>
-      </w:r>
-      <w:r>
-        <w:t>&lt;br /&gt;&lt;br /&gt;</w:t>
-      </w:r>
-    </w:p>
-    <w:p>
-      <w:r>
-        <w:t>“但这并不是你们垄断组织与主通讯的理由！”</w:t>
-      </w:r>
-      <w:r>
-        <w:t>&lt;br /&gt;&lt;br /&gt;</w:t>
-      </w:r>
-    </w:p>
-    <w:p>
-      <w:r>
-        <w:t>“第二红岸基地是我们建立的，当然应该由我们运行！”</w:t>
-      </w:r>
-      <w:r>
-        <w:t>&lt;br /&gt;&lt;br /&gt;</w:t>
-      </w:r>
-    </w:p>
-    <w:p>
-      <w:r>
-        <w:t>“降临派正是借助这个条件，做出了对组织不可饶恕的背叛。你们截留了主发给组织的信息，你们向组织传达的，只是收到的信息中极少的一部分，而且经过篡改；你们还通过第二红岸</w:t>
-      </w:r>
-      <w:r>
-        <w:lastRenderedPageBreak/>
-        <w:t>基地，向主发送了大量未经组织审核的信息。”</w:t>
-      </w:r>
-      <w:r>
-        <w:t>&lt;br /&gt;&lt;br /&gt;</w:t>
-      </w:r>
-    </w:p>
-    <w:p>
-      <w:r>
-        <w:t>沉默降临了会场，像一个很重的巨物使汪淼头皮发紧。潘寒没有回答，他的表情冷漠下来，仿佛在说：好啊，总算发生了。</w:t>
-      </w:r>
-      <w:r>
-        <w:t>&lt;br /&gt;&lt;br /&gt;</w:t>
-      </w:r>
-    </w:p>
-    <w:p>
-      <w:r>
-        <w:t>“对降临派的背叛，有大量的证据，申玉菲同志就是提供者之一，她曾位居降临派的核心。但她在内心深处，却是一名坚定的拯救派，你们也是后来才发现这点的。她知道得太多了，这次伊文斯派你去，是要杀两个人而不是一个。”</w:t>
-      </w:r>
-      <w:r>
-        <w:t>&lt;br /&gt;&lt;br /&gt;</w:t>
-      </w:r>
-    </w:p>
-    <w:p>
-      <w:r>
-        <w:t>潘寒四下看看，显然在快速估量着形势。他的动作被叶文洁注意到了。</w:t>
-      </w:r>
-      <w:r>
-        <w:t>&lt;br /&gt;&lt;br /&gt;</w:t>
-      </w:r>
-    </w:p>
-    <w:p>
-      <w:r>
-        <w:t>“你可以看到，这次与会的大多是拯救派的同志，少数降临派的成员。相信他们是会站到组织一边的，但像伊文斯和你这样的人已不可挽救。为了维护地球三体组织的纲领和理想，我们将彻底解决降临派的问题。”</w:t>
-      </w:r>
-      <w:r>
-        <w:t>&lt;br /&gt;&lt;br /&gt;</w:t>
-      </w:r>
-    </w:p>
-    <w:p>
-      <w:r>
-        <w:t>沉默再次降临。两三分钟后，叶文洁护卫中的一员，一名苗条美丽的少女动人地笑了笑，那笑容是鄢么醒目，将很多人的目光引向了她。少女袅袅婷婷地向潘寒走去。潘寒脸色骤变，一手伸进胸前的外衣里，但那少女闪电般冲过来，旁人还没明白怎么回事，她已经用一条看上去如春藤般柔软的玉臂夹住了潘寒的脖颈，另一只手放在他的头顶上，以她不可能具有的力量和极其精巧的受力角度，熟练地将潘寒的头颅扭转了一百八十度，寂静中颈椎折断的咔嚓声清晰可闻。少女两手同时快速松开，好像那个头颅发烫似的。潘寒倒在地上，那枝杀死了申玉菲的手枪滑到了桌子下面。</w:t>
-      </w:r>
-      <w:r>
-        <w:rPr>
-          <w:rFonts w:hint="eastAsia"/>
-        </w:rPr>
-        <w:t>他的躯体仍在抽搐，双眼暴出舌头吐了好长，但头颅却一动不动，仿佛从来就没有属于过那个躯体。几个人把他拖了出去，他口中吐出的血在地上拖了长长的—道。</w:t>
-      </w:r>
-      <w:r>
-        <w:t>&lt;br /&gt;&lt;br /&gt;</w:t>
-      </w:r>
-    </w:p>
-    <w:p>
-      <w:r>
-        <w:t>“啊，小汪也来了，你好。”叶文洁的目光落到了汪</w:t>
-      </w:r>
-      <w:r>
-        <w:rPr>
-          <w:rFonts w:hint="eastAsia"/>
-        </w:rPr>
-        <w:t>淼</w:t>
-      </w:r>
-      <w:r>
-        <w:t>身上，向他亲切地散笑着点点头，然后对其他人说，“这是国家科学院院士汪淼教授，我的朋友。他研究纳米材料，这是主首先要在地球扑灭的技术。”</w:t>
-      </w:r>
-      <w:r>
-        <w:t>&lt;br /&gt;&lt;br /&gt;</w:t>
-      </w:r>
-    </w:p>
-    <w:p>
-      <w:r>
-        <w:t>没有人看汪淼一眼，汪</w:t>
-      </w:r>
-      <w:r>
-        <w:rPr>
-          <w:rFonts w:hint="eastAsia"/>
-        </w:rPr>
-        <w:t>淼</w:t>
-      </w:r>
-      <w:r>
-        <w:t>也没有力量做任何表示，他不由一手拉住旁边人的衣袖，使自己站稳，但那人将他的手轻轻拨开了。</w:t>
-      </w:r>
-      <w:r>
-        <w:t>&lt;br /&gt;&lt;br /&gt;</w:t>
-      </w:r>
-    </w:p>
-    <w:p>
-      <w:r>
-        <w:t>叶文洁说：“小汪啊，接着上一次，我给你继续讲红岸的故事吧。同志们也听听，这不是浪费时间。在这个非常时刻，我们需要回顾一下组织的历程。”</w:t>
-      </w:r>
-      <w:r>
-        <w:t>&lt;br /&gt;&lt;br /&gt;</w:t>
-      </w:r>
-    </w:p>
-    <w:p>
-      <w:r>
-        <w:t>“红岸……还没讲完？”汪</w:t>
-      </w:r>
-      <w:r>
-        <w:rPr>
-          <w:rFonts w:hint="eastAsia"/>
-        </w:rPr>
-        <w:t>淼</w:t>
-      </w:r>
-      <w:r>
-        <w:t>呆呆地问。</w:t>
-      </w:r>
-      <w:r>
-        <w:t>&lt;br /&gt;&lt;br /&gt;</w:t>
-      </w:r>
-    </w:p>
-    <w:p>
-      <w:r>
-        <w:t>叶文洁缓步走到三体模型前，入神地看着翻飞的银球，夕阳透过破窗正照在模型上，飞舞的球体将光芒不规则地投射到叛军统帅的身上，像是火焰。</w:t>
-      </w:r>
-      <w:r>
-        <w:t>&lt;br /&gt;&lt;br /&gt;</w:t>
-      </w:r>
-    </w:p>
-    <w:p>
-      <w:r>
-        <w:t>“没完，才刚刚开始。”叶文洁轻轻地说。</w:t>
-      </w:r>
-      <w:r>
-        <w:t>&lt;br /&gt;&lt;br /&gt;</w:t>
-      </w:r>
-    </w:p>
-    <w:p>
-      <w:pPr>
-        <w:pStyle w:val="1"/>
-      </w:pPr>
-      <w:r>
         <w:t>22.红岸之五</w:t>
       </w:r>
       <w:r>
@@ -1433,11 +29,7 @@
     </w:p>
     <w:p>
       <w:r>
-        <w:t>调叶文洁进入红岸基地的最初缘由，是她读研究生时发表在《天文学学报》上的那篇试图建立太阳数学模型的论文。其实，与地球相比，太阳是一个更简单的物理系统，只是由氢和氦这两种很简单的元素构成。它的物理过程虽然剧烈，但十分单纯。只是氢至氦的聚变，所以，</w:t>
-      </w:r>
-      <w:r>
-        <w:lastRenderedPageBreak/>
-        <w:t>有可能建立一个数学模型来对太阳进行较为准确的描述。那论文本来是一篇很基础的东西，但杨卫宁和雷志成却从中看到了解决红岸监听系统一个技术难题的希望。</w:t>
+        <w:t>调叶文洁进入红岸基地的最初缘由，是她读研究生时发表在《天文学学报》上的那篇试图建立太阳数学模型的论文。其实，与地球相比，太阳是一个更简单的物理系统，只是由氢和氦这两种很简单的元素构成。它的物理过程虽然剧烈，但十分单纯。只是氢至氦的聚变，所以，有可能建立一个数学模型来对太阳进行较为准确的描述。那论文本来是一篇很基础的东西，但杨卫宁和雷志成却从中看到了解决红岸监听系统一个技术难题的希望。</w:t>
       </w:r>
       <w:r>
         <w:t>&lt;br /&gt;&lt;br /&gt;</w:t>
@@ -1489,7 +81,11 @@
     </w:p>
     <w:p>
       <w:r>
-        <w:t>研究到了山穷水尽的地步，叶文洁决定放弃了，她在最后一份报告中承认自己无能为力。这件事情应该比较好交待的，军方委托中科院的几个单位和大学进行的类似研究都以失败告终，杨卫宁不过是想借助于叶文洁的过人才华再试一试。而雷志成的真实想法就更简单了，他只想要叶文洁的论文。这项研究理论性很强，更能显示出他的水平和层次。现在，社会上疯狂的浪潮渐渐平息，对干部的要求也有了一些变化，像他这样在政治上成熟、学术上又有造诣的人，是奇缺的，当然前途无量。至于日凌问题是否能够解决，倒不是他最关心的。</w:t>
+        <w:t>研究到了山穷水尽的地步，叶文洁决定放弃了，她在最后一份报告中承认自己无能为力。这件事情应该比较好交待的，军方委托中科院的几个单位和大学进行的类似研究都以失败告终，杨卫宁不过是想借助于叶文洁的过人才华再试一试。而雷志成的真实想法就更简单了，他只想要叶文洁的论文。这项研究理论性很强，更能显示出他的水平和层次。现在，社会上</w:t>
+      </w:r>
+      <w:r>
+        <w:lastRenderedPageBreak/>
+        <w:t>疯狂的浪潮渐渐平息，对干部的要求也有了一些变化，像他这样在政治上成熟、学术上又有造诣的人，是奇缺的，当然前途无量。至于日凌问题是否能够解决，倒不是他最关心的。</w:t>
       </w:r>
       <w:r>
         <w:t>&lt;br /&gt;&lt;br /&gt;</w:t>
@@ -1513,11 +109,25 @@
     </w:p>
     <w:p>
       <w:r>
-        <w:t>在上期的短讯《太阳系内新的强发射源》中，威尔逊山天文台的哈里？比德森博士公布了一批数据，是有关他在6月12日和7月2日对木星由行星引力导致的自转摆动观测中，意外两次检测到木星本身发出强烈的电磁辐射，每次持续时间分别为81秒和76秒，这批数据</w:t>
-      </w:r>
-      <w:r>
-        <w:lastRenderedPageBreak/>
-        <w:t>记录了辐射的频率范围和其他参数。在射电爆发期间，观测到木星表面大红斑状态的某些变化，比德森也在短讯中进行了描述。木星射电爆发在行星学术界引起很太兴趣，这期刊发的G？麦肯齐的文章，认为这是木星内部棱聚变启动的征兆。下期将刊发井上云石的文章，将木星射电爆发归结为一个更复杂的</w:t>
+        <w:t>在上期的短讯《太阳系内新的强发射源》中，威尔逊山天文台的哈里？比德森博士公布了一批数据，是有关他在6月12日和7月2日对木星由行星引力导致的自转摆动观测中，意外两次检测到木星本身发出强烈的电磁辐射，每次持续时间分别为81秒和76秒，这批数据记录了辐射的频率范围和其他参数。在射电爆发期间，观测到木星表面大红斑状态的某些变化，比德森也在短讯中进行了描述。木星射电爆发在行星学术界引起很</w:t>
+      </w:r>
+      <w:r>
+        <w:rPr>
+          <w:rFonts w:hint="eastAsia"/>
+        </w:rPr>
+        <w:t>大</w:t>
+      </w:r>
+      <w:r>
+        <w:t>兴趣，这期刊发的G？麦肯齐的文章，认为这是木星内部</w:t>
+      </w:r>
+      <w:r>
+        <w:rPr>
+          <w:rFonts w:hint="eastAsia"/>
+        </w:rPr>
+        <w:t>核</w:t>
+      </w:r>
+      <w:r>
+        <w:t>聚变启动的征兆。下期将刊发井上云石的文章，将木星射电爆发归结为一个更复杂的</w:t>
       </w:r>
       <w:r>
         <w:rPr>
@@ -1569,7 +179,11 @@
     </w:p>
     <w:p>
       <w:r>
-        <w:t>很可能，这一次，太阳收到木星的电磁辐射后又发射出来，只是强度增加了近亿倍！地球以十六分四十二秒的时间差分别收到了放大前后的这两次辐射。</w:t>
+        <w:t>很可能，这一次，太阳收到木星的电磁辐射后又发射出来，只是强度增加了近亿倍！地球以</w:t>
+      </w:r>
+      <w:r>
+        <w:lastRenderedPageBreak/>
+        <w:t>十六分四十二秒的时间差分别收到了放大前后的这两次辐射。</w:t>
       </w:r>
       <w:r>
         <w:t>&lt;br /&gt;&lt;br /&gt;</w:t>
@@ -1617,96 +231,135 @@
     </w:p>
     <w:p>
       <w:r>
+        <w:t>叶文洁向领导提出要求，要与哈里？比德森联系，取得那两次木星电磁辐射的波形记录。这不是一件容易的事情，渠道不好找，还有众多部门的一道道手续要办，弄岔一点就有里通外围的嫌疑，叶文洁只好等待。</w:t>
+      </w:r>
+      <w:r>
+        <w:t>&lt;br /&gt;&lt;br /&gt;</w:t>
+      </w:r>
+    </w:p>
+    <w:p>
+      <w:r>
+        <w:t>但还有一个更直接的证实方法：红岸发射系统以超过那个阈值的功率直接向太阳发射电波。</w:t>
+      </w:r>
+      <w:r>
+        <w:t>&lt;br /&gt;&lt;br /&gt;</w:t>
+      </w:r>
+    </w:p>
+    <w:p>
+      <w:r>
+        <w:t>叶文洁找到了领导，提出了这个要求，但没敢直接说出自己的想法，那太玄乎了，肯定遭到否决，她只是说这是一次对太阳研究进行的试验，将红岸发射系统作为对太阳的探测雷达，通过接收回波来分析反映太阳电磁辐射的一些信息。雷志成和杨卫宁都有很深的技术背景，想骗他们不容易，但叶文洁说出的这项试验，在西方太阳研究中确实有过先例。事实上，这比正在进行中的对类地行星的雷达探测在技术上还简单些。</w:t>
+      </w:r>
+      <w:r>
+        <w:t>&lt;br /&gt;&lt;br /&gt;</w:t>
+      </w:r>
+    </w:p>
+    <w:p>
+      <w:r>
+        <w:t>“叶文洁呀，你越来越出格了，你的课题，在理论上搞搞就行了，有必要弄这么大动作吗？”雷志成摇摇头说。</w:t>
+      </w:r>
+      <w:r>
+        <w:t>&lt;br /&gt;&lt;br /&gt;</w:t>
+      </w:r>
+    </w:p>
+    <w:p>
+      <w:r>
+        <w:t>“政委，可能有重大发现，实验是必须的。只这一次，行吗？”叶文洁苦苦央求道。</w:t>
+      </w:r>
+      <w:r>
+        <w:t>&lt;br /&gt;&lt;br /&gt;</w:t>
+      </w:r>
+    </w:p>
+    <w:p>
+      <w:r>
+        <w:t>杨卫宁说：“雷政委，要不就做一次？操作上好像没什么太大困难，回波在发射后传回要……”</w:t>
+      </w:r>
+      <w:r>
+        <w:t>&lt;br /&gt;&lt;br /&gt;</w:t>
+      </w:r>
+    </w:p>
+    <w:p>
+      <w:r>
+        <w:t>“十几分钟吧。”雷志成说。</w:t>
+      </w:r>
+      <w:r>
+        <w:t>&lt;br /&gt;&lt;br /&gt;</w:t>
+      </w:r>
+    </w:p>
+    <w:p>
+      <w:r>
+        <w:t>“这样红岸系统正好有时间转换到接收状态。”</w:t>
+      </w:r>
+      <w:r>
+        <w:t>&lt;br /&gt;&lt;br /&gt;</w:t>
+      </w:r>
+    </w:p>
+    <w:p>
+      <w:r>
+        <w:t>杨卫宁和叶文洁一时</w:t>
+      </w:r>
+      <w:r>
+        <w:rPr>
+          <w:rFonts w:hint="eastAsia"/>
+        </w:rPr>
+        <w:t>瞠目结舌</w:t>
+      </w:r>
+      <w:r>
+        <w:t>，他们并不是感到这理由荒唐，相反，是为自己没有想到而后怕。那个年代，对一切事物的政治图解已达了援其荒唐的程度。</w:t>
+      </w:r>
+      <w:r>
+        <w:rPr>
+          <w:rFonts w:hint="eastAsia"/>
+        </w:rPr>
+        <w:t>叶文洁</w:t>
+      </w:r>
+      <w:r>
+        <w:t>上交的研究报告，雷志成必须进行仔细审阅，对有关太阳的技术用词反复斟酌修改，像“太阳黑子”这类词汇都不能出现。向太阳发射超强电波的实验当然可以做出一千个正面解释，但只要有一个反面解释，就可能有人面临灭顶之灾。雷志成拒绝实验的这个理由，确实是不可能被推翻的。</w:t>
+      </w:r>
+      <w:r>
+        <w:t>&lt;br /&gt;&lt;br /&gt;</w:t>
+      </w:r>
+    </w:p>
+    <w:p>
+      <w:r>
+        <w:t>叶文洁没有放弃，其实只要冒不大的险，做成这事很容易。红岸发射系统的发射器是超高功率的设备，全部使用“文革”期间生产的国产元件，由于质量不过关，故障率很高，不得不在每十五次发射后就全面检修一次，每次检修完成后都要例行试运行，参加这种发射的人很少，目标和其他发射参数也是比较随意的。</w:t>
+      </w:r>
+      <w:r>
+        <w:t>&lt;br /&gt;&lt;br /&gt;</w:t>
+      </w:r>
+    </w:p>
+    <w:p>
+      <w:r>
+        <w:t>在一次值班中，</w:t>
+      </w:r>
+      <w:r>
+        <w:rPr>
+          <w:rFonts w:hint="eastAsia"/>
+        </w:rPr>
+        <w:t>叶文洁</w:t>
+      </w:r>
+      <w:r>
+        <w:t>被分配进行例行的检修后的测试。由于试发射省去了很多操作，在场的除叶丈洁外只有五个人，其中三个是对设备原理知之甚少的操作员，另外的一名技术员和</w:t>
+      </w:r>
+      <w:r>
         <w:lastRenderedPageBreak/>
-        <w:t>叶文洁向领导提出要求，要与哈里？比德森联系，取得那两次木星电磁辐射的波形记录。这不是一件容易的事情，渠道不好找，还有众多部门的一道道手续要办，弄岔一点就有里通外围的嫌疑，叶文洁只好等待。</w:t>
-      </w:r>
-      <w:r>
-        <w:t>&lt;br /&gt;&lt;br /&gt;</w:t>
-      </w:r>
-    </w:p>
-    <w:p>
-      <w:r>
-        <w:t>但还有一个更直接的证实方法：红岸发射系统以超过那个阈值的功率直接向太阳发射电波。</w:t>
-      </w:r>
-      <w:r>
-        <w:t>&lt;br /&gt;&lt;br /&gt;</w:t>
-      </w:r>
-    </w:p>
-    <w:p>
-      <w:r>
-        <w:t>叶文洁找到了领导，提出了这个要求，但没敢直接说出自己的想法，那太玄乎了，肯定遭到否决，她只是说这是一次对太阳研究进行的试验，将红岸发射系统作为对太阳的探测雷达，通过接收回波来分析反映太阳电磁辐射的一些信息。雷志成和杨卫宁都有很深的技术背景，想骗他们不容易，但叶文洁说出的这项试验，在西方太阳研究中确实有过先例。事实上，这比正在进行中的对类地行星的雷达探测在技术上还简单些。</w:t>
-      </w:r>
-      <w:r>
-        <w:t>&lt;br /&gt;&lt;br /&gt;</w:t>
-      </w:r>
-    </w:p>
-    <w:p>
-      <w:r>
-        <w:t>“叶文洁呀，你越来越出格了，你的课题，在理论上搞搞就行了，有必要弄这么大动作吗？”雷志成摇摇头说。</w:t>
-      </w:r>
-      <w:r>
-        <w:t>&lt;br /&gt;&lt;br /&gt;</w:t>
-      </w:r>
-    </w:p>
-    <w:p>
-      <w:r>
-        <w:t>“政委，可能有重大发现，实验是必须的。只这一次，行吗？”叶文洁苦苦央求道。</w:t>
-      </w:r>
-      <w:r>
-        <w:t>&lt;br /&gt;&lt;br /&gt;</w:t>
-      </w:r>
-    </w:p>
-    <w:p>
-      <w:r>
-        <w:t>杨卫宁说：“雷政委，要不就做一次？操作上好像没什么太大困难，回波在发射后传回要……”</w:t>
-      </w:r>
-      <w:r>
-        <w:t>&lt;br /&gt;&lt;br /&gt;</w:t>
-      </w:r>
-    </w:p>
-    <w:p>
-      <w:r>
-        <w:t>“十几分钟吧。”雷志成说。</w:t>
-      </w:r>
-      <w:r>
-        <w:t>&lt;br /&gt;&lt;br /&gt;</w:t>
-      </w:r>
-    </w:p>
-    <w:p>
-      <w:r>
-        <w:t>“这样红岸系统正好有时间转换到接收状态。”</w:t>
-      </w:r>
-      <w:r>
-        <w:t>&lt;br /&gt;&lt;br /&gt;</w:t>
-      </w:r>
-    </w:p>
-    <w:p>
-      <w:r>
-        <w:t>杨卫宁和叶文洁一时瞳目结舌，他们并不是感到这理由荒唐，相反，是为自己没有想到而后怕。那个年代，对一切事物的政治图解已达了援其荒唐的程度。叶？上交的研究报告，雷志成必须进行仔细审阅，对有关太阳的技术用词反复斟酌修改，像“太阳黑子”这类词汇都不能出现。向太阳发射超强电波的实验当然可以做出一千个正面解释，但只要有一个反面解释，就可能有人面临灭顶之灾。雷志成拒绝实验的这个理由，确实是不可能被推翻的。</w:t>
-      </w:r>
-      <w:r>
-        <w:t>&lt;br /&gt;&lt;br /&gt;</w:t>
-      </w:r>
-    </w:p>
-    <w:p>
-      <w:r>
-        <w:t>叶文洁没有放弃，其实只要冒不大的险，做成这事很容易。红岸发射系统的发射器是超高功率的设备，全部使用“文革”期间生产的国产元件，由于质量不过关，故障率很高，不得不在每十五次发射后就全面检修一次，每次检修完成后都要例行试运行，参加这种发射的人很少，目标和其他发射参数也是比较随意的。</w:t>
-      </w:r>
-      <w:r>
-        <w:t>&lt;br /&gt;&lt;br /&gt;</w:t>
-      </w:r>
-    </w:p>
-    <w:p>
-      <w:r>
-        <w:t>在一次值班中，叶？被分配进行例行的检修后的测试。由于试发射省去了很多操作，在场的除叶丈洁外只有五个人，其中三个是对设备原理知之甚少的操作员，另外的一名技术员和一名工程师已在持续了两天的检修中疲惫不堪，心不在焉。叶文洁首先将发射功率设置到刚刚超过太阳增益反射理论上的阈值(这已是红岸发射系统的最大功率了)，频率设定在最可能被能量镜面放大的频率上，借测试天线机械性能为名，将它对准已斜挂在西天的太阳，发射的内容仍同每次正规发射一样。</w:t>
-      </w:r>
-      <w:r>
-        <w:t>&lt;br /&gt;&lt;br /&gt;</w:t>
-      </w:r>
-    </w:p>
-    <w:p>
-      <w:r>
-        <w:t>这是1971年秋天一个晴朗的下午。事后叶文洁多次回忆那一时刻，并没有什么特别的感觉，只是焦急，盼发射快些完成。一方面是怕在场的同事发现，虽然她想好了推托的理由。但以损耗元件的最大功率进行发射实验毕竟是不正常的；同时，红岸发射系统的定位设备不是设计用于瞄准太阳的，叶文洁用手就能感到光学系统在发烫。如果烧坏麻烦就大了。太阳在西天缓缓下落，叶文浩不得不手动跟踪。这时，红岸天线像一棵巨大的向日葵，面对着下落中的太阳缓缓转动。当发射完成的红灯亮起时，她浑身已被汗水浸透了。扭头一看，三名操作员正在控制台上按手册依次关</w:t>
+        <w:t>一名工程师已在持续了两天的检修中疲惫不堪，心不在焉。叶文洁首先将发射功率设置到刚刚超过太阳增益反射理论上的阈值(这已是红岸发射系统的最大功率了)，频率设定在最可能被能量镜面放大的频率上，借测试天线机械性能为名，将它对准已斜挂在西天的太阳，发射的内容仍同每次正规发射一样。</w:t>
+      </w:r>
+      <w:r>
+        <w:t>&lt;br /&gt;&lt;br /&gt;</w:t>
+      </w:r>
+    </w:p>
+    <w:p>
+      <w:r>
+        <w:t>这是1971年秋天一个晴朗的下午。事后叶文洁多次回忆那一时刻，并没有什么特别的感觉，只是焦急，盼发射快些完成。一方面是怕在场的同事发现，虽然她想好了推托的理由。但以损耗元件的最大功率进行发射实验毕竟是不正常的；同时，红岸发射系统的定位设备不是设计用于瞄准太阳的，叶文洁用手就能感到光学系统在发烫。如果烧坏麻烦就大了。太阳在西天缓缓下落，</w:t>
+      </w:r>
+      <w:r>
+        <w:rPr>
+          <w:rFonts w:hint="eastAsia"/>
+        </w:rPr>
+        <w:t>叶文洁</w:t>
+      </w:r>
+      <w:r>
+        <w:t>不得不手动跟踪。这时，红岸天线像一棵巨大的向日葵，面对着下落中的太阳缓缓转动。当发射完成的红灯亮起时，她浑身已被汗水浸透了。扭头一看，三名操作员正在控制台上按手册依次关</w:t>
       </w:r>
       <w:r>
         <w:rPr>
@@ -1720,122 +373,119 @@
     </w:p>
     <w:p>
       <w:r>
-        <w:t>发射一完成，叶文洁就冲出控制室，跑进杨卫宁的办公室，喘着气说：“快，让基地电台在</w:t>
-      </w:r>
+        <w:t>发射一完成，叶文洁就冲出控制室，跑进杨卫宁的办公室，喘着气说：“快，让基地电台在12000兆赫上接收！”</w:t>
+      </w:r>
+      <w:r>
+        <w:t>&lt;br /&gt;&lt;br /&gt;</w:t>
+      </w:r>
+    </w:p>
+    <w:p>
+      <w:r>
+        <w:t>“收什么？”杨总工程师惊奇地看着头发被汗水粘到脸上的叶文洁，与灵敏度极高的红岸接收系统相比，基地用于与外界联系的常规军用电台只是个玩具。</w:t>
+      </w:r>
+      <w:r>
+        <w:t>&lt;br /&gt;&lt;br /&gt;</w:t>
+      </w:r>
+    </w:p>
+    <w:p>
+      <w:r>
+        <w:t>“也许能收到一些东西，红岸系统没有时间转换到接收状态了！”叶文洁说。正常情况下，红岸接收系统的预热和切换只需十多分钟，而现在接收系统也在检修中，很多模块拆卸后还未组装，根本无法在短时间内运行。杨卫宁看了叶文洁几秒钟，拿起了电话，吩咐机要通讯室按叶文洁说的去做。“那个电台的精度，大概只能收到月球上外星人的信号。”</w:t>
+      </w:r>
+      <w:r>
+        <w:t>&lt;br /&gt;&lt;br /&gt;</w:t>
+      </w:r>
+    </w:p>
+    <w:p>
+      <w:r>
+        <w:t>“信号来自太阳。”叶文洁说。窗外，太阳的边缘已接近天边的山顶，血红血红的。</w:t>
+      </w:r>
+      <w:r>
+        <w:t>&lt;br /&gt;&lt;br /&gt;</w:t>
+      </w:r>
+    </w:p>
+    <w:p>
+      <w:r>
+        <w:t>“你用红岸系统向太阳发信号了？”杨卫宁紧张地问。</w:t>
+      </w:r>
+      <w:r>
+        <w:t>&lt;br /&gt;&lt;br /&gt;</w:t>
+      </w:r>
+    </w:p>
+    <w:p>
+      <w:r>
+        <w:t>叶文洁点点头。</w:t>
+      </w:r>
+      <w:r>
+        <w:t>&lt;br /&gt;&lt;br /&gt;</w:t>
+      </w:r>
+    </w:p>
+    <w:p>
+      <w:r>
+        <w:t>“这事不要对别人说，下不为例，绝对的下不为例！”杨卫宁警觉地回头看看门口说。</w:t>
+      </w:r>
+      <w:r>
+        <w:t>&lt;br /&gt;&lt;br /&gt;</w:t>
+      </w:r>
+    </w:p>
+    <w:p>
+      <w:r>
+        <w:t>叶文洁又点点头。</w:t>
+      </w:r>
+      <w:r>
+        <w:t>&lt;br /&gt;&lt;br /&gt;</w:t>
+      </w:r>
+    </w:p>
+    <w:p>
+      <w:r>
+        <w:t>“这有什么意义嘛，回波一定是极弱的，远远超出了常规电台的接收能力。”</w:t>
+      </w:r>
+      <w:r>
+        <w:t>&lt;br /&gt;&lt;br /&gt;</w:t>
+      </w:r>
+    </w:p>
+    <w:p>
+      <w:r>
+        <w:t>“不，如果我的猜想是正常的。将收到极强的回波，强得……难以想象，只要发射功率超过—个阈值，太阳……就能成亿倍地放大电波！”</w:t>
+      </w:r>
+      <w:r>
+        <w:t>&lt;br /&gt;&lt;br /&gt;</w:t>
+      </w:r>
+    </w:p>
+    <w:p>
+      <w:r>
+        <w:t>杨卫宁又奇怪地看着叶文洁，后者沉默了。两人静静地等着，杨卫宁能够清晰地听到叶文洁的呼吸和心跳，对她刚才的话他没太在意，只是埋藏了多少年的感情又涌上心头。但他只能控制着自己，等待着。二十分钟后，杨卫宁拿起电话，要通了通讯室，简单地问了两句。</w:t>
+      </w:r>
+      <w:r>
+        <w:t>&lt;br /&gt;&lt;br /&gt;</w:t>
+      </w:r>
+    </w:p>
+    <w:p>
+      <w:r>
+        <w:t>“什么都没收到。”杨卫宁放下电话说。</w:t>
+      </w:r>
+      <w:r>
+        <w:t>&lt;br /&gt;&lt;br /&gt;</w:t>
+      </w:r>
+    </w:p>
+    <w:p>
+      <w:r>
+        <w:t>叶文洁长出了一口气，好半天才点点头。</w:t>
+      </w:r>
+      <w:r>
+        <w:t>&lt;br /&gt;&lt;br /&gt;</w:t>
+      </w:r>
+    </w:p>
+    <w:p>
+      <w:r>
+        <w:t>“那个美国天文学家回信了。”杨卫宁拿出一个厚厚的信封递给叶文洁，上面盖满了海关的印章。叶文洁迫不及待地拆开信封，先是大概扫了一眼哈里？比德森的信，信上说他没有想到中国也有研究行星电磁学的同行，希望多多联系和合作。他寄来的是两叠纸，上面完整地记录了来自木星两次电磁辐射的波形。波形显然是从长条信号记录纸上复印下来的，要对起来看，而这个时候的中国人，还大多没有见过复印机。叶文洁将几十张复印纸在地板上排成两排，排到一半时她就已经不抱任何希望了，她太熟悉那两次日凌干扰的波形了，与这两条肯定对不上。</w:t>
+      </w:r>
+      <w:r>
+        <w:t>&lt;br /&gt;&lt;br /&gt;</w:t>
+      </w:r>
+    </w:p>
+    <w:p>
       <w:r>
         <w:lastRenderedPageBreak/>
-        <w:t>12000兆赫上接收！”</w:t>
-      </w:r>
-      <w:r>
-        <w:t>&lt;br /&gt;&lt;br /&gt;</w:t>
-      </w:r>
-    </w:p>
-    <w:p>
-      <w:r>
-        <w:t>“收什么？”杨总工程师惊奇地看着头发被汗水粘到脸上的叶文洁，与灵敏度极高的红岸接收系统相比，基地用于与外界联系的常规军用电台只是个玩具。</w:t>
-      </w:r>
-      <w:r>
-        <w:t>&lt;br /&gt;&lt;br /&gt;</w:t>
-      </w:r>
-    </w:p>
-    <w:p>
-      <w:r>
-        <w:t>“也许能收到一些东西，红岸系统没有时间转换到接收状态了！”叶文洁说。正常情况下，红岸接收系统的预热和切换只需十多分钟，而现在接收系统也在检修中，很多模块拆卸后还未组装，根本无法在短时间内运行。杨卫宁看了叶文洁几秒钟，拿起了电话，吩咐机要通讯室按叶文洁说的去做。“那个电台的精度，大概只能收到月球上外星人的信号。”</w:t>
-      </w:r>
-      <w:r>
-        <w:t>&lt;br /&gt;&lt;br /&gt;</w:t>
-      </w:r>
-    </w:p>
-    <w:p>
-      <w:r>
-        <w:t>“信号来自太阳。”叶文洁说。窗外，太阳的边缘已接近天边的山顶，血红血红的。</w:t>
-      </w:r>
-      <w:r>
-        <w:t>&lt;br /&gt;&lt;br /&gt;</w:t>
-      </w:r>
-    </w:p>
-    <w:p>
-      <w:r>
-        <w:t>“你用红岸系统向太阳发信号了？”杨卫宁紧张地问。</w:t>
-      </w:r>
-      <w:r>
-        <w:t>&lt;br /&gt;&lt;br /&gt;</w:t>
-      </w:r>
-    </w:p>
-    <w:p>
-      <w:r>
-        <w:t>叶文洁点点头。</w:t>
-      </w:r>
-      <w:r>
-        <w:t>&lt;br /&gt;&lt;br /&gt;</w:t>
-      </w:r>
-    </w:p>
-    <w:p>
-      <w:r>
-        <w:t>“这事不要对别人说，下不为例，绝对的下不为例！”杨卫宁警觉地回头看看门口说。</w:t>
-      </w:r>
-      <w:r>
-        <w:t>&lt;br /&gt;&lt;br /&gt;</w:t>
-      </w:r>
-    </w:p>
-    <w:p>
-      <w:r>
-        <w:t>叶文洁又点点头。</w:t>
-      </w:r>
-      <w:r>
-        <w:t>&lt;br /&gt;&lt;br /&gt;</w:t>
-      </w:r>
-    </w:p>
-    <w:p>
-      <w:r>
-        <w:t>“这有什么意义嘛，回波一定是极弱的，远远超出了常规电台的接收能力。”</w:t>
-      </w:r>
-      <w:r>
-        <w:t>&lt;br /&gt;&lt;br /&gt;</w:t>
-      </w:r>
-    </w:p>
-    <w:p>
-      <w:r>
-        <w:t>“不，如果我的猜想是正常的。将收到极强的回波，强得……难以想象，只要发射功率超过—个阈值，太阳……就能成亿倍地放大电波！”</w:t>
-      </w:r>
-      <w:r>
-        <w:t>&lt;br /&gt;&lt;br /&gt;</w:t>
-      </w:r>
-    </w:p>
-    <w:p>
-      <w:r>
-        <w:t>杨卫宁又奇怪地看着叶文洁，后者沉默了。两人静静地等着，杨卫宁能够清晰地听到叶文洁的呼吸和心跳，对她刚才的话他没太在意，只是埋藏了多少年的感情又涌上心头。但他只能控制着自己，等待着。二十分钟后，杨卫宁拿起电话，要通了通讯室，简单地问了两句。</w:t>
-      </w:r>
-      <w:r>
-        <w:t>&lt;br /&gt;&lt;br /&gt;</w:t>
-      </w:r>
-    </w:p>
-    <w:p>
-      <w:r>
-        <w:t>“什么都没收到。”杨卫宁放下电话说。</w:t>
-      </w:r>
-      <w:r>
-        <w:t>&lt;br /&gt;&lt;br /&gt;</w:t>
-      </w:r>
-    </w:p>
-    <w:p>
-      <w:r>
-        <w:t>叶文洁长出了一口气，好半天才点点头。</w:t>
-      </w:r>
-      <w:r>
-        <w:t>&lt;br /&gt;&lt;br /&gt;</w:t>
-      </w:r>
-    </w:p>
-    <w:p>
-      <w:r>
-        <w:t>“那个美国天文学家回信了。”杨卫宁拿出一个厚厚的信封递给叶文洁，上面盖满了海关的印章。叶文洁迫不及待地拆开信封，先是大概扫了一眼哈里？比德森的信，信上说他没有想到中国也有研究行星电磁学的同行，希望多多联系和合作。他寄来的是两叠纸，上面完整地记录了来自木星两次电磁辐射的波形。波形显然是从长条信号记录纸上复印下来的，要对起来看，而这个时候的中国人，还大多没有见过复印机。叶文洁将几十张复印纸在地板上排成两排，排到一半时她就已经不抱任何希望了，她太熟悉那两次日凌干扰的波形了，与这两条肯定对不上。</w:t>
-      </w:r>
-      <w:r>
-        <w:t>&lt;br /&gt;&lt;br /&gt;</w:t>
-      </w:r>
-    </w:p>
-    <w:p>
-      <w:r>
         <w:t>叶文洁慢慢地从地上将那两排复印纸收拾起来。杨卫宁蹲下帮她收拾，当他将手中的一打纸递给这个他的内心深处爱着的姑娘时，看到她摇摇头笑了一下，那笑很凄婉，令他心颤。</w:t>
       </w:r>
       <w:r>
@@ -1868,19 +518,24 @@
     </w:p>
     <w:p>
       <w:r>
-        <w:t>叶文洁不知道，就在这时，地球文明向太空发出的第一声能够被听到的啼鸣，已经以太阳为中心，以光速飞向整个宇宙。恒星级功率的强劲电波，如磅礴的海潮，此时已越过了木星轨</w:t>
-      </w:r>
-      <w:r>
-        <w:lastRenderedPageBreak/>
-        <w:t>道。</w:t>
-      </w:r>
-      <w:r>
-        <w:t>&lt;br /&gt;&lt;br /&gt;</w:t>
-      </w:r>
-    </w:p>
-    <w:p>
-      <w:r>
-        <w:t>这时，在12000兆赫波段上，太阻是银河系中最亮的一颗星。</w:t>
+        <w:t>叶文洁不知道，就在这时，地球文明向太空发出的第一声能够被听到的啼鸣，已经以太阳为中心，以光速飞向整个宇宙。恒星级功率的强劲电波，如磅礴的海潮，此时已越过了木星轨道。</w:t>
+      </w:r>
+      <w:r>
+        <w:t>&lt;br /&gt;&lt;br /&gt;</w:t>
+      </w:r>
+    </w:p>
+    <w:p>
+      <w:r>
+        <w:t>这时，在12000兆赫波段上，</w:t>
+      </w:r>
+      <w:r>
+        <w:rPr>
+          <w:rFonts w:hint="eastAsia"/>
+        </w:rPr>
+        <w:t>太阳</w:t>
+      </w:r>
+      <w:r>
+        <w:t>是银河系中最亮的一颗星。</w:t>
       </w:r>
       <w:r>
         <w:t>&lt;br /&gt;&lt;br /&gt;</w:t>
@@ -1899,7 +554,16 @@
     </w:p>
     <w:p>
       <w:r>
-        <w:t>以后的八年，是叶？一生中最平静的一段时间。“文革”中的经历造成的惊惧渐渐平息，她终于能够稍微放松一下自己的精神。红岸工程已经完成了实验和磨合期，一切渐渐转入常规。需要解决的技术问题越来越少，工作和生活变得有规律了。</w:t>
+        <w:t>以后的八年，是叶</w:t>
+      </w:r>
+      <w:r>
+        <w:rPr>
+          <w:rFonts w:hint="eastAsia"/>
+        </w:rPr>
+        <w:t>文洁</w:t>
+      </w:r>
+      <w:r>
+        <w:t>一生中最平静的一段时间。“文革”中的经历造成的惊惧渐渐平息，她终于能够稍微放松一下自己的精神。红岸工程已经完成了实验和磨合期，一切渐渐转入常规。需要解决的技术问题越来越少，工作和生活变得有规律了。</w:t>
       </w:r>
       <w:r>
         <w:t>&lt;br /&gt;&lt;br /&gt;</w:t>
@@ -1939,15 +603,28 @@
     </w:p>
     <w:p>
       <w:r>
-        <w:t>作为天体物理学家，叶文洁对核武器十分敏感。她知道这是恒星才具有的力量，她更清楚，宇宙中还有更可怕的力量，有黑洞，有反物质等等，与那些力量相比，热核炸弹不过是一根温柔的蜻烛。如果人类得到了那些力量中的一种，世界可能在瞬间被汽化，在疯狂面前，理智是软弱无力的。</w:t>
-      </w:r>
-      <w:r>
-        <w:t>&lt;br /&gt;&lt;br /&gt;</w:t>
-      </w:r>
-    </w:p>
-    <w:p>
-      <w:r>
-        <w:t>进入红岸基地四年后，叶文洁和杨卫宁组成了家庭。杨卫宁是真心爱着叶？的，为了爱情，他放弃了自己的前途。这时，“文革”最激烈的时期已经过去，政治环境相对温和了一些。杨卫宁没有因为自己的婚姻受到迫害，但因为娶了一个戴着反革命帽子的妻子，被视为政治上不成熟，丢掉了总工程师的职位。他和妻子能够作为酱通技术人员留在基地，也仅仅是因为技术上离不开他们。对于叶文洁来说，接受杨卫宁的爱情主要是出于一种报恩的心理。在那最危难的时刻，如果不是他将自己带进这个与世隔绝的避风港，她可能早已不在人世了。杨卫宁很有才华、风度和修养俱佳</w:t>
+        <w:t>作为天体物理学家，叶文洁对核武器十分敏感。她知道这是恒星才具有的力量，她更清楚，宇宙中还有更可怕的力量，有黑洞，有反物质等等，与那些力量相比，热核炸弹不过是一根</w:t>
+      </w:r>
+      <w:r>
+        <w:lastRenderedPageBreak/>
+        <w:t>温柔的蜻烛。如果人类得到了那些力量中的一种，世界可能在瞬间被汽化，在疯狂面前，理智是软弱无力的。</w:t>
+      </w:r>
+      <w:r>
+        <w:t>&lt;br /&gt;&lt;br /&gt;</w:t>
+      </w:r>
+    </w:p>
+    <w:p>
+      <w:r>
+        <w:t>进入红岸基地四年后，叶文洁和杨卫宁组成了家庭。杨卫宁是真心爱着</w:t>
+      </w:r>
+      <w:r>
+        <w:rPr>
+          <w:rFonts w:hint="eastAsia"/>
+        </w:rPr>
+        <w:t>叶文洁</w:t>
+      </w:r>
+      <w:r>
+        <w:t>的，为了爱情，他放弃了自己的前途。这时，“文革”最激烈的时期已经过去，政治环境相对温和了一些。杨卫宁没有因为自己的婚姻受到迫害，但因为娶了一个戴着反革命帽子的妻子，被视为政治上不成熟，丢掉了总工程师的职位。他和妻子能够作为酱通技术人员留在基地，也仅仅是因为技术上离不开他们。对于叶文洁来说，接受杨卫宁的爱情主要是出于一种报恩的心理。在那最危难的时刻，如果不是他将自己带进这个与世隔绝的避风港，她可能早已不在人世了。杨卫宁很有才华、风度和修养俱佳</w:t>
       </w:r>
       <w:r>
         <w:rPr>
@@ -1961,27 +638,41 @@
     </w:p>
     <w:p>
       <w:r>
-        <w:t>对人类本质的思考，使叶文洁陷入了深重的精神危机。她首先面临的，是一种奉献目标的缺失。她曾是一个理想主义者，需要将自己的才华贡献给一个伟大的目标。现在却发现，自己以前做的一切全无意义，以后也不可能有什么有意义的追求。这种心态发展下去，她渐渐觉得这个世界是那样的陌生。她不属于这里，这种精神上的流浪感残酷地折磨着她。在组成家</w:t>
-      </w:r>
-      <w:r>
-        <w:lastRenderedPageBreak/>
-        <w:t>庭后，她的心灵反而无家可归了。</w:t>
-      </w:r>
-      <w:r>
-        <w:t>&lt;br /&gt;&lt;br /&gt;</w:t>
-      </w:r>
-    </w:p>
-    <w:p>
-      <w:r>
-        <w:t>这天叶文洁值夜班。这是最孤寂的时刻，在静静的午夜，宇宙向它的聆听者展尔着广漠漠的荒凉。叶文洁最不愿意看的，就是显示器上缓缓移动的那条曲线，那是红岸接收到的宇宙电波的波形，无意义的噪声。叶文洁感到这条无限长的曲线就是宇宙的抽象，一头连着无限的过去，另一头连着无限的未来，中间只有无规律无生命的随机起伏，一个个高低错落的波峰就像一粒粒大小不等的沙子，整条曲线就像是所有沙粒捧成行形成的一堆沙漠，荒凉寂寥，长得更令人无法忍受。你可以沿着它向前向后走无限远，但永远找不到归宿。</w:t>
-      </w:r>
-      <w:r>
-        <w:t>&lt;br /&gt;&lt;br /&gt;</w:t>
-      </w:r>
-    </w:p>
-    <w:p>
-      <w:r>
-        <w:t>但今天，当叶文洁扫了一眼波形显示器后，发现有些异样。即使是专业人员，也很难仅凭肉眼看出渡形是否携带信息，但叶文洁对宇宙噪声的波形太熟悉了。眼前移动的波形，似乎多了某种说不出来的东西。这条起伏的细线像是有了灵魂，她敢肯定，眼前的电渡是被智能调制的！叶文洁冲到另一台主机终端前，察看计算机对目前接收内容识别度的判别，发现识别度是AAAAA！！在这之前，红岸接收到的宇宙电波，识别度从未超过c，如果达到A，波段包含智能信息的可能性就大于百分之九十；连续五个A是一个极端情况，它意昧着接收到的信息使用的就是红岸发射信息</w:t>
+        <w:t>对人类本质的思考，使叶文洁陷入了深重的精神危机。她首先面临的，是一种奉献目标的缺失。她曾是一个理想主义者，需要将自己的才华贡献给一个伟大的目标。现在却发现，自己以前做的一切全无意义，以后也不可能有什么有意义的追求。这种心态发展下去，她渐渐觉得这个世界是那样的陌生。她不属于这里，这种精神上的流浪感残酷地折磨着她。在组成家庭后，她的心灵反而无家可归了。</w:t>
+      </w:r>
+      <w:r>
+        <w:t>&lt;br /&gt;&lt;br /&gt;</w:t>
+      </w:r>
+    </w:p>
+    <w:p>
+      <w:r>
+        <w:t>这天叶文洁值夜班。这是最孤寂的时刻，在静静的午夜，宇宙向它的聆听者</w:t>
+      </w:r>
+      <w:r>
+        <w:rPr>
+          <w:rFonts w:hint="eastAsia"/>
+        </w:rPr>
+        <w:t>展示</w:t>
+      </w:r>
+      <w:r>
+        <w:t>着广漠的荒凉。叶文洁最不愿意看的，就是显示器上缓缓移动的那条曲线，那是红岸接收到的宇宙电波的波形，无意义的噪声。叶文洁感到这条无限长的曲线就是宇宙的抽象，一头连着无限的过去，另一头连着无限的未来，中间只有无规律无生命的随机起伏，一个个高低错落的波峰就像一粒粒大小不等的沙子，整条曲线就像是所有沙粒捧成行形成的一堆沙漠，荒凉寂寥，长得更令人无法忍受。你可以沿着它向前向后走无限远，但永远找不到归宿。</w:t>
+      </w:r>
+      <w:r>
+        <w:t>&lt;br /&gt;&lt;br /&gt;</w:t>
+      </w:r>
+    </w:p>
+    <w:p>
+      <w:r>
+        <w:t>但今天，当叶文洁扫了一眼波形显示器后，发现有些异样。即使是专业人员，也很难仅凭肉眼看出渡形是否携带信息，但叶文洁对宇宙噪声的波形太熟悉了。眼前移动的波形，似乎多了某种说不出来的东西。这条起伏的细线像是有了灵魂，她敢肯定，眼前的电渡是被智能调制的！叶文洁冲到另一台主机终端前，察看计算机对目前接收内容识别度的判别，发现识别度是AAAAA！！在这之前，红岸接收到的宇宙电波，识别度从未超过c，如果达到A，波段包含智能信息的可能性就大于百分之九十；连续五个A是一个极端情况，它</w:t>
+      </w:r>
+      <w:r>
+        <w:rPr>
+          <w:rFonts w:hint="eastAsia"/>
+        </w:rPr>
+        <w:t>意味</w:t>
+      </w:r>
+      <w:r>
+        <w:t>着接收到的信息使用的就是红岸发射信息</w:t>
       </w:r>
       <w:r>
         <w:rPr>
@@ -2070,6 +761,7 @@
     </w:p>
     <w:p>
       <w:r>
+        <w:lastRenderedPageBreak/>
         <w:t>看着显示屏上闪动的绿色字迹，叶文洁已经无法冷静思考，她那被激动和震撼抑制了的智力只能理解以下的事实：现在距地上次向太阳发送信息不到九年，那么这些信息的发射源距地球只有四光年左右。它只能来自距我们最近的恒星系：半人马座三星！</w:t>
       </w:r>
       <w:r>
@@ -2110,11 +802,7 @@
     </w:p>
     <w:p>
       <w:r>
-        <w:t>太阳确实是一个超级天线，但八年前那次试验中为什么没有收到回波，为什么木星的辐射渡形与后来的太阳辐射对不上？叶文洁后来想出了许多原因，基地的电台可能根本不能接收那</w:t>
-      </w:r>
-      <w:r>
-        <w:lastRenderedPageBreak/>
-        <w:t>个频段的电渡，或者收到后只是一句嗓音，就认为是什么都没有收到。至于后者，很可能是因为太阳在放大电波的同时，还叠加了一个波形。这个波形是有规律的，在外星文明的译解系境中根容易被剔除。但在她的肉眼看来，木星和太阳的辐射波形就大不相同了。这一点后来得到了证实，叠加的是一个正弦波。</w:t>
+        <w:t>太阳确实是一个超级天线，但八年前那次试验中为什么没有收到回波，为什么木星的辐射渡形与后来的太阳辐射对不上？叶文洁后来想出了许多原因，基地的电台可能根本不能接收那个频段的电渡，或者收到后只是一句嗓音，就认为是什么都没有收到。至于后者，很可能是因为太阳在放大电波的同时，还叠加了一个波形。这个波形是有规律的，在外星文明的译解系境中根容易被剔除。但在她的肉眼看来，木星和太阳的辐射波形就大不相同了。这一点后来得到了证实，叠加的是一个正弦波。</w:t>
       </w:r>
       <w:r>
         <w:t>&lt;br /&gt;&lt;br /&gt;</w:t>
@@ -2200,6 +888,7 @@
     </w:p>
     <w:p>
       <w:r>
+        <w:lastRenderedPageBreak/>
         <w:t>那个值班员看看表，也该下班了，他拿起日志，想把叶文洁刚才启动发射系统的操作记下来，这多少有些异常，但他看看一条记录纸带，发现她只将发射系统启动了不到三秒钟，于是将日志扔回原位，打了个哈欠，戴上军帽走了。正在飞向太阳的信息是：</w:t>
       </w:r>
       <w:r>
@@ -2269,7 +958,6 @@
     </w:p>
     <w:p>
       <w:r>
-        <w:lastRenderedPageBreak/>
         <w:t>“那么，三体组织是如何发展到这个规模的呢？”</w:t>
       </w:r>
       <w:r>
@@ -2409,7 +1097,11 @@
     </w:p>
     <w:p>
       <w:r>
-        <w:t>“知道各位都是不要命的，我们也是冲不要命来的！我可把话搁这儿了：普通的警务和法律禁区，对你们已经不适用，甚至人类的战争法则对你们也不适用了！既然你们已经与全人类为敌，咱们大家也都没什么可忌讳的。”</w:t>
+        <w:t>“知道各位都是不要命的，我们也是冲不要命来的！我可把话搁这儿了：普通的警务和法律</w:t>
+      </w:r>
+      <w:r>
+        <w:lastRenderedPageBreak/>
+        <w:t>禁区，对你们已经不适用，甚至人类的战争法则对你们也不适用了！既然你们已经与全人类为敌，咱们大家也都没什么可忌讳的。”</w:t>
       </w:r>
       <w:r>
         <w:t>&lt;br /&gt;&lt;br /&gt;</w:t>
@@ -2474,135 +1166,135 @@
     </w:p>
     <w:p>
       <w:r>
+        <w:t>那位军官将一只塑料袋扔到那三个拿球的人跟前，袋中装着一把弹簧秤。一名拿金属球的三体战士拾起塑料袋，取出弹簧秤后将球装进袋子，挂到弹簧秤上，举起来晃了晃，然后把球取出来扔到地上。女孩儿哈哈一笑，这边的爆炸物专家也轻蔑地笑笑。另一个拿球的人也照样称了球，然后也将球扔了。女孩又笑了一声，接过塑料袋将球装了进去，挂到弹簧秤上，标尺哗地一下直落到底。</w:t>
+      </w:r>
+      <w:r>
+        <w:t>&lt;br /&gt;&lt;br /&gt;</w:t>
+      </w:r>
+    </w:p>
+    <w:p>
+      <w:r>
+        <w:t>爆炸物专家脸上的笑容凝固了，低声对史强说：“这个是了。”</w:t>
+      </w:r>
+      <w:r>
+        <w:t>&lt;br /&gt;&lt;br /&gt;</w:t>
+      </w:r>
+    </w:p>
+    <w:p>
+      <w:r>
+        <w:t>史强仍不动声色。</w:t>
+      </w:r>
+      <w:r>
+        <w:t>&lt;br /&gt;&lt;br /&gt;</w:t>
+      </w:r>
+    </w:p>
+    <w:p>
+      <w:r>
+        <w:t>“至少可以肯定里面装有重元素裂变材料，至于引爆系统行不行还不清楚。”爆炸物专家说。</w:t>
+      </w:r>
+      <w:r>
+        <w:t>&lt;br /&gt;&lt;br /&gt;</w:t>
+      </w:r>
+    </w:p>
+    <w:p>
+      <w:r>
+        <w:t>士兵们枪上电筒的光柱集中在那个拿核弹的女孩儿身上，这个艳丽的死亡之花手捧着一千五百吨TNT，灿烂地笑着，仿佛是在舞台聚光灯下迎接着掌声和赞美。</w:t>
+      </w:r>
+      <w:r>
+        <w:t>&lt;br /&gt;&lt;br /&gt;</w:t>
+      </w:r>
+    </w:p>
+    <w:p>
+      <w:r>
+        <w:t>“有一个办法：向那个球射击。”爆炸物专家在大史耳边低声说。</w:t>
+      </w:r>
+      <w:r>
+        <w:t>&lt;br /&gt;&lt;br /&gt;</w:t>
+      </w:r>
+    </w:p>
+    <w:p>
+      <w:r>
+        <w:t>“不会引爆？”</w:t>
+      </w:r>
+      <w:r>
+        <w:t>&lt;br /&gt;&lt;br /&gt;</w:t>
+      </w:r>
+    </w:p>
+    <w:p>
+      <w:r>
+        <w:t>“只会引爆外围的常规炸药，但会将炸药打散，无法对中心核炸药产生精确向心压缩，肯定不会发生核爆炸。”</w:t>
+      </w:r>
+      <w:r>
+        <w:t>&lt;br /&gt;&lt;br /&gt;</w:t>
+      </w:r>
+    </w:p>
+    <w:p>
+      <w:r>
+        <w:t>大史盯着核弹女孩儿，不说话。</w:t>
+      </w:r>
+      <w:r>
+        <w:t>&lt;br /&gt;&lt;br /&gt;</w:t>
+      </w:r>
+    </w:p>
+    <w:p>
+      <w:r>
+        <w:t>“要布置狙击手吗？”</w:t>
+      </w:r>
+      <w:r>
+        <w:t>&lt;br /&gt;&lt;br /&gt;</w:t>
+      </w:r>
+    </w:p>
+    <w:p>
+      <w:r>
+        <w:t>大史几乎不为人察觉地摇摇头。“没有合适位置，那小东西精得能捉鬼，狙击手的长家伙一瞄准她就会觉察。”</w:t>
+      </w:r>
+      <w:r>
+        <w:t>&lt;br /&gt;&lt;br /&gt;</w:t>
+      </w:r>
+    </w:p>
+    <w:p>
+      <w:r>
+        <w:t>说完，大史径直向前走去，拨开人群，站到中间的空地上。</w:t>
+      </w:r>
+      <w:r>
+        <w:t>&lt;br /&gt;&lt;br /&gt;</w:t>
+      </w:r>
+    </w:p>
+    <w:p>
+      <w:r>
+        <w:t>“站住。”核弹女孩向大史抛了个媚眼警告道，右手拇指紧按在起爆开关上，指甲油在电筒光中闪亮着。</w:t>
+      </w:r>
+      <w:r>
+        <w:t>&lt;br /&gt;&lt;br /&gt;</w:t>
+      </w:r>
+    </w:p>
+    <w:p>
+      <w:r>
+        <w:t>“悠着点儿丫头，有件事你肯定想知道。”大史站在距女孩七八米远处，从衣袋中掏出一个信封，“你母亲找到了。”</w:t>
+      </w:r>
+      <w:r>
+        <w:t>&lt;br /&gt;&lt;br /&gt;</w:t>
+      </w:r>
+    </w:p>
+    <w:p>
+      <w:r>
+        <w:t>女孩儿神采飞扬的眼睛立刻黯淡了下来。但这时，这双眼睛真的通向她的心灵。</w:t>
+      </w:r>
+      <w:r>
+        <w:t>&lt;br /&gt;&lt;br /&gt;</w:t>
+      </w:r>
+    </w:p>
+    <w:p>
+      <w:r>
+        <w:t>大史趁机又向前跨了两步，将自己与女孩的间距缩短至五米左右。女孩警惕地一举核弹，用目光制止了他。但她的注意力已经被大大分散了。刚才扔掉假核弹的两人中的一个向大史走来，伸手来拿他举着的信封。大史闪电般抽出手枪，他抽枪的动作正好被取信的人挡住，女孩没有看到。她只看到取信人的耳边亮光一闪，怀中的核弹就被击中爆炸了。</w:t>
+      </w:r>
+      <w:r>
+        <w:t>&lt;br /&gt;&lt;br /&gt;</w:t>
+      </w:r>
+    </w:p>
+    <w:p>
+      <w:r>
         <w:lastRenderedPageBreak/>
-        <w:t>那位军官将一只塑料袋扔到那三个拿球的人跟前，袋中装着一把弹簧秤。一名拿金属球的三体战士拾起塑料袋，取出弹簧秤后将球装进袋子，挂到弹簧秤上，举起来晃了晃，然后把球取出来扔到地上。女孩儿哈哈一笑，这边的爆炸物专家也轻蔑地笑笑。另一个拿球的人也照样称了球，然后也将球扔了。女孩又笑了一声，接过塑料袋将球装了进去，挂到弹簧秤上，标尺哗地一下直落到底。</w:t>
-      </w:r>
-      <w:r>
-        <w:t>&lt;br /&gt;&lt;br /&gt;</w:t>
-      </w:r>
-    </w:p>
-    <w:p>
-      <w:r>
-        <w:t>爆炸物专家脸上的笑容凝固了，低声对史强说：“这个是了。”</w:t>
-      </w:r>
-      <w:r>
-        <w:t>&lt;br /&gt;&lt;br /&gt;</w:t>
-      </w:r>
-    </w:p>
-    <w:p>
-      <w:r>
-        <w:t>史强仍不动声色。</w:t>
-      </w:r>
-      <w:r>
-        <w:t>&lt;br /&gt;&lt;br /&gt;</w:t>
-      </w:r>
-    </w:p>
-    <w:p>
-      <w:r>
-        <w:t>“至少可以肯定里面装有重元素裂变材料，至于引爆系统行不行还不清楚。”爆炸物专家说。</w:t>
-      </w:r>
-      <w:r>
-        <w:t>&lt;br /&gt;&lt;br /&gt;</w:t>
-      </w:r>
-    </w:p>
-    <w:p>
-      <w:r>
-        <w:t>士兵们枪上电筒的光柱集中在那个拿核弹的女孩儿身上，这个艳丽的死亡之花手捧着一千五百吨TNT，灿烂地笑着，仿佛是在舞台聚光灯下迎接着掌声和赞美。</w:t>
-      </w:r>
-      <w:r>
-        <w:t>&lt;br /&gt;&lt;br /&gt;</w:t>
-      </w:r>
-    </w:p>
-    <w:p>
-      <w:r>
-        <w:t>“有一个办法：向那个球射击。”爆炸物专家在大史耳边低声说。</w:t>
-      </w:r>
-      <w:r>
-        <w:t>&lt;br /&gt;&lt;br /&gt;</w:t>
-      </w:r>
-    </w:p>
-    <w:p>
-      <w:r>
-        <w:t>“不会引爆？”</w:t>
-      </w:r>
-      <w:r>
-        <w:t>&lt;br /&gt;&lt;br /&gt;</w:t>
-      </w:r>
-    </w:p>
-    <w:p>
-      <w:r>
-        <w:t>“只会引爆外围的常规炸药，但会将炸药打散，无法对中心核炸药产生精确向心压缩，肯定不会发生核爆炸。”</w:t>
-      </w:r>
-      <w:r>
-        <w:t>&lt;br /&gt;&lt;br /&gt;</w:t>
-      </w:r>
-    </w:p>
-    <w:p>
-      <w:r>
-        <w:t>大史盯着核弹女孩儿，不说话。</w:t>
-      </w:r>
-      <w:r>
-        <w:t>&lt;br /&gt;&lt;br /&gt;</w:t>
-      </w:r>
-    </w:p>
-    <w:p>
-      <w:r>
-        <w:t>“要布置狙击手吗？”</w:t>
-      </w:r>
-      <w:r>
-        <w:t>&lt;br /&gt;&lt;br /&gt;</w:t>
-      </w:r>
-    </w:p>
-    <w:p>
-      <w:r>
-        <w:t>大史几乎不为人察觉地摇摇头。“没有合适位置，那小东西精得能捉鬼，狙击手的长家伙一瞄准她就会觉察。”</w:t>
-      </w:r>
-      <w:r>
-        <w:t>&lt;br /&gt;&lt;br /&gt;</w:t>
-      </w:r>
-    </w:p>
-    <w:p>
-      <w:r>
-        <w:t>说完，大史径直向前走去，拨开人群，站到中间的空地上。</w:t>
-      </w:r>
-      <w:r>
-        <w:t>&lt;br /&gt;&lt;br /&gt;</w:t>
-      </w:r>
-    </w:p>
-    <w:p>
-      <w:r>
-        <w:t>“站住。”核弹女孩向大史抛了个媚眼警告道，右手拇指紧按在起爆开关上，指甲油在电筒光中闪亮着。</w:t>
-      </w:r>
-      <w:r>
-        <w:t>&lt;br /&gt;&lt;br /&gt;</w:t>
-      </w:r>
-    </w:p>
-    <w:p>
-      <w:r>
-        <w:t>“悠着点儿丫头，有件事你肯定想知道。”大史站在距女孩七八米远处，从衣袋中掏出一个信封，“你母亲找到了。”</w:t>
-      </w:r>
-      <w:r>
-        <w:t>&lt;br /&gt;&lt;br /&gt;</w:t>
-      </w:r>
-    </w:p>
-    <w:p>
-      <w:r>
-        <w:t>女孩儿神采飞扬的眼睛立刻黯淡了下来。但这时，这双眼睛真的通向她的心灵。</w:t>
-      </w:r>
-      <w:r>
-        <w:t>&lt;br /&gt;&lt;br /&gt;</w:t>
-      </w:r>
-    </w:p>
-    <w:p>
-      <w:r>
-        <w:t>大史趁机又向前跨了两步，将自己与女孩的间距缩短至五米左右。女孩警惕地一举核弹，用目光制止了他。但她的注意力已经被大大分散了。刚才扔掉假核弹的两人中的一个向大史走来，伸手来拿他举着的信封。大史闪电般抽出手枪，他抽枪的动作正好被取信的人挡住，女孩没有看到。她只看到取信人的耳边亮光一闪，怀中的核弹就被击中爆炸了。</w:t>
-      </w:r>
-      <w:r>
-        <w:t>&lt;br /&gt;&lt;br /&gt;</w:t>
-      </w:r>
-    </w:p>
-    <w:p>
-      <w:r>
         <w:t>一声沉闷的巨响后，汪淼两眼一黑什么都看不到了。他被人拉着拖出食堂，黄色的浓烟从火门涌出。里面的喧闹声和枪声响成一片，不断有人从浓烟中冲到外面……汪淼起身要冲回大厅，被那名爆炸物专家拦腰抱住。</w:t>
       </w:r>
       <w:r>
@@ -2659,7 +1351,6 @@
     </w:p>
     <w:p>
       <w:r>
-        <w:lastRenderedPageBreak/>
         <w:t>“老弟，还是你赢了。”大史笑着摇摇头，“老子怎么会想到，奶奶的，竟然真扯到外星人那儿！”</w:t>
       </w:r>
       <w:r>
@@ -2831,7 +1522,11 @@
     </w:p>
     <w:p>
       <w:r>
-        <w:t>叶文洁：好的。在接收到外星信息并回信后的当天，我得知收到该信息的不止我—个人，雷志成也收到了。雷政委是那个年代典型的政治干部，政治神经很敏感，用当时的话说，就是阶级斗争这根弦绷得很紧。他背着红岸基地的大部分技术人员，在主计算机中长期后台运行着一个小程序。这个程序不断读取发射和接收的信息缓冲区，并将读到的内容存贮一个隐藏很深的加密文件中。这样，红岸系抗发射出去和接收到信息就有了一个只有他能读取的备份。正是从这个备份中，他发现了红岸接收到地外星文明信息。在我向初升的太阳发出回答信息的当天下午，也就是我从医务室</w:t>
+        <w:t>叶文洁：好的。在接收到外星信息并回信后的当天，我得知收到该信息的不止我—个人，雷志成也收到了。雷政委是那个年代典型的政治干部，政治神经很敏感，用当时的话说，就是阶级斗争这根弦绷得很紧。他背着红岸基地的大部分技术人员，在主计算机中长期后台运行着一个小程序。这个程序不断读取发射和接收的信息缓冲区，并将读到的内容存贮一个隐藏</w:t>
+      </w:r>
+      <w:r>
+        <w:lastRenderedPageBreak/>
+        <w:t>很深的加密文件中。这样，红岸系抗发射出去和接收到信息就有了一个只有他能读取的备份。正是从这个备份中，他发现了红岸接收到地外星文明信息。在我向初升的太阳发出回答信息的当天下午，也就是我从医务室</w:t>
       </w:r>
       <w:r>
         <w:rPr>
@@ -2885,7 +1580,6 @@
     </w:p>
     <w:p>
       <w:r>
-        <w:lastRenderedPageBreak/>
         <w:t>我当然知道。于是点点头，雷志成沉默片刻，下面的话却出乎我的预料。</w:t>
       </w:r>
       <w:r>
@@ -2956,7 +1650,11 @@
     </w:p>
     <w:p>
       <w:r>
-        <w:t>应该说，雷志成是一名很敬业的政工干部，忠实地按照那时对他们的要求去做，与群众打一片，时时站在第一线。也许是为了做姿态，但他的确做得很好。基地极难险重的工作中都少不了他的身影，而以往他干得最多的，就是抢修接地线这个即危险又累的活。这工作虽然没有多高的技术含量，但需要经验，因为故障可能足因接地线暴露露天产生的难以察觉的接触不良，也可能是因为接地电极埋设处因干燥等原因导致的导电性差，现在负责外围维修的这批志愿兵刚刚调换过，都没有经验，所以我估计他多半要来。他系好安全带，就顺着绳索下去了，好像我不存在似的。我借口</w:t>
+        <w:t>应该说，雷志成是一名很敬业的政工干部，忠实地按照那时对他们的要求去做，与群众打一片，时时站在第一线。也许是为了做姿态，但他的确做得很好。基地极难险重的工作中都少不了他的身影，而以往他干得最多的，就是抢修接地线这个即危险又累的活。这工作虽然没</w:t>
+      </w:r>
+      <w:r>
+        <w:lastRenderedPageBreak/>
+        <w:t>有多高的技术含量，但需要经验，因为故障可能足因接地线暴露露天产生的难以察觉的接触不良，也可能是因为接地电极埋设处因干燥等原因导致的导电性差，现在负责外围维修的这批志愿兵刚刚调换过，都没有经验，所以我估计他多半要来。他系好安全带，就顺着绳索下去了，好像我不存在似的。我借口</w:t>
       </w:r>
       <w:r>
         <w:rPr>
@@ -3002,7 +1700,6 @@
     </w:p>
     <w:p>
       <w:r>
-        <w:lastRenderedPageBreak/>
         <w:t>叶文洁：冷静、毫不动感情地做了。我找到了能够为之献身的事业，付出的代价，不管是自己的还是别人的，都不在乎。同时我也知道，全人类都将为这个事业付出史无前例的巨大牺牲，这仅仅是一个微不足道的开始。</w:t>
       </w:r>
       <w:r>
@@ -3118,6 +1815,7 @@
     </w:p>
     <w:p>
       <w:r>
+        <w:lastRenderedPageBreak/>
         <w:t>“不了，谁都可以考，连村里‘黑五类’的娃都行呢！”</w:t>
       </w:r>
       <w:r>
@@ -3148,11 +1846,7 @@
     </w:p>
     <w:p>
       <w:r>
-        <w:t>1976年的除夕夜，叶文洁下班后天已经完全黑了，基地的人大部分已在三天假期中下了山，到处都是一片寂静。叶文洁回到自己的房间，这里曾是她和杨卫宁的家，现在空荡荡的，只有腹中的孩子陪伴着她。外面的寒夜中，大兴安岭的寒风呼啸着，风中隐隐传来远处齐家屯</w:t>
-      </w:r>
-      <w:r>
-        <w:lastRenderedPageBreak/>
-        <w:t>的鞭炮声。孤寂像一只巨掌压着叶文洁，她觉得自己被越压越小，最后缩到这个世界看不到的一个小角落去了……就在这时，响起了敲门声，开门后叶文洁首先看到哨兵，他身后有几支松明子的火光在寒风中摇曳着，举火把的是一群孩子，他们脸冻得通红，狗皮帽上有冰碴子，进屋后带着一股寒气。有</w:t>
+        <w:t>1976年的除夕夜，叶文洁下班后天已经完全黑了，基地的人大部分已在三天假期中下了山，到处都是一片寂静。叶文洁回到自己的房间，这里曾是她和杨卫宁的家，现在空荡荡的，只有腹中的孩子陪伴着她。外面的寒夜中，大兴安岭的寒风呼啸着，风中隐隐传来远处齐家屯的鞭炮声。孤寂像一只巨掌压着叶文洁，她觉得自己被越压越小，最后缩到这个世界看不到的一个小角落去了……就在这时，响起了敲门声，开门后叶文洁首先看到哨兵，他身后有几支松明子的火光在寒风中摇曳着，举火把的是一群孩子，他们脸冻得通红，狗皮帽上有冰碴子，进屋后带着一股寒气。有</w:t>
       </w:r>
       <w:r>
         <w:rPr>
@@ -3206,7 +1900,11 @@
     </w:p>
     <w:p>
       <w:r>
-        <w:t>叶文洁在这个大兴安岭的农家住了半年多，她产后虚弱，没有奶水，这期间，杨冬吃着百家奶长大了。喂她最多的是齐猎头儿的儿媳妇，叫大凤，这个健壮的东北妮子，每天吃着高粱米大渣子，同时奶两个娃，奶水还是旺旺的。屯子里其他处于哺乳期的媳妇们也都来喂杨冬，她们很喜欢她，说这娃儿有她的灵气儿。渐渐地，齐猎头儿家成了屯里女人们的聚集地，老的少的，出嫁了的和大闺女，没事儿都爱向这儿跑，她们对叶文洁充满了羡慕和好奇，她也发现自己与她们有很多女人间的话可谈。记不清有多少个晴朗的日子，叶文洁抱着杨冬同屯子里的女人们坐在白桦树柱围成</w:t>
+        <w:t>叶文洁在这个大兴安岭的农家住了半年多，她产后虚弱，没有奶水，这期间，杨冬吃着百家奶长大了。喂她最多的是齐猎头儿的儿媳妇，叫大凤，这个健壮的东北妮子，每天吃着高粱米大渣子，同时奶两个娃，奶水还是旺旺的。屯子里其他处于哺乳期的媳妇们也都来喂杨冬，她们很喜欢她，说这娃儿有她的灵气儿。渐渐地，齐猎头儿家成了屯里女人们的聚集地，老</w:t>
+      </w:r>
+      <w:r>
+        <w:lastRenderedPageBreak/>
+        <w:t>的少的，出嫁了的和大闺女，没事儿都爱向这儿跑，她们对叶文洁充满了羡慕和好奇，她也发现自己与她们有很多女人间的话可谈。记不清有多少个晴朗的日子，叶文洁抱着杨冬同屯子里的女人们坐在白桦树柱围成</w:t>
       </w:r>
       <w:r>
         <w:rPr>
@@ -3228,11 +1926,7 @@
     </w:p>
     <w:p>
       <w:r>
-        <w:t>在叶文洁的记忆中，这段日子不像是属于自己的，仿佛是某片从别的人生中飘落的片断，像</w:t>
-      </w:r>
-      <w:r>
-        <w:lastRenderedPageBreak/>
-        <w:t>一片羽毛般飞人自己的生活。这段记忆被浓缩成一幅幅欧洲古典油画，很奇怪，不是中国画，就是油画，中国画上空白太多，但齐家屯的生活是没有空白的，像古典的油画那样，充满着浓郁得化不开的色彩。一切都是浓烈和温热的：铺着厚厚乌拉草的火坑、铜烟锅里的关东烟和莫合烟、厚实的高粱饭、六十五度的高粱酒……但这一切，又都在宁静与平和中流逝着，像屯子边上的小溪一样。</w:t>
+        <w:t>在叶文洁的记忆中，这段日子不像是属于自己的，仿佛是某片从别的人生中飘落的片断，像一片羽毛般飞人自己的生活。这段记忆被浓缩成一幅幅欧洲古典油画，很奇怪，不是中国画，就是油画，中国画上空白太多，但齐家屯的生活是没有空白的，像古典的油画那样，充满着浓郁得化不开的色彩。一切都是浓烈和温热的：铺着厚厚乌拉草的火坑、铜烟锅里的关东烟和莫合烟、厚实的高粱饭、六十五度的高粱酒……但这一切，又都在宁静与平和中流逝着，像屯子边上的小溪一样。</w:t>
       </w:r>
       <w:r>
         <w:t>&lt;br /&gt;&lt;br /&gt;</w:t>
@@ -3302,7 +1996,11 @@
     </w:p>
     <w:p>
       <w:r>
-        <w:t>大凤对这回答已经很满意，又埋头做起针线活儿来。但叶文法却心绪起伏，她放下书，躺到温暖的炕面上，微闭着双眼，在想象中隐去这间小屋周围的整个宇宙，就像油灯将小屋中的大部分隐没于黑暗中一样。然后，她将大凤心中的宇宙置换过来。这时，夜空是一个黑色的巨大球面，大小正好把世界扣在其中，球面上镶着无数的星星，晶莹地发着银光，每个都不比床边旧木桌上的那面圆镜子大。世界是平的，向各个方向延伸到很远很远，但总是有边的。这个大平面上布满了大兴安岭这样的山脉，也布满了森林，林间点缀着一个个像齐家屯一样的村庄……这个玩具盒般的宇宙</w:t>
+        <w:t>大凤对这回答已经很满意，又埋头做起针线活儿来。但叶文法却心绪起伏，她放下书，躺到温暖的炕面上，微闭着双眼，在想象中隐去这间小屋周围的整个宇宙，就像油灯将小屋中的大部分隐没于黑暗中一样。然后，她将大凤心中的宇宙置换过来。这时，夜空是一个黑色的巨大球面，大小正好把世界扣在其中，球面上镶着无数的星星，晶莹地发着银光，每个都不</w:t>
+      </w:r>
+      <w:r>
+        <w:lastRenderedPageBreak/>
+        <w:t>比床边旧木桌上的那面圆镜子大。世界是平的，向各个方向延伸到很远很远，但总是有边的。这个大平面上布满了大兴安岭这样的山脉，也布满了森林，林间点缀着一个个像齐家屯一样的村庄……这个玩具盒般的宇宙</w:t>
       </w:r>
       <w:r>
         <w:rPr>
@@ -3340,11 +2038,7 @@
     </w:p>
     <w:p>
       <w:r>
-        <w:t>走出深山，叶文洁充满了春天的感觉，“文革”的严冬确实结束了，一切都在复苏之中。虽然</w:t>
-      </w:r>
-      <w:r>
-        <w:lastRenderedPageBreak/>
-        <w:t>浩劫刚刚结束，举目望去一片废墟，无数人在默默地舔着自己的伤口，但在人们眼中，未来新生活的曙光已经显现。大学中出现了带着孩子的学生，书店中文学名著被抢购一空，工厂中的技术革新成了一件最了不起的事情，科学研究更是被罩上了一层神圣的光环。科学和技术一时成了打开未来之门的唯一钥匙，人们像小学生那样真诚地接近科学，他们的奋斗虽是天真的，但也是脚踏实地的。在第一次全国科学大会上，郭沫若宣布科学的春天到来了。</w:t>
+        <w:t>走出深山，叶文洁充满了春天的感觉，“文革”的严冬确实结束了，一切都在复苏之中。虽然浩劫刚刚结束，举目望去一片废墟，无数人在默默地舔着自己的伤口，但在人们眼中，未来新生活的曙光已经显现。大学中出现了带着孩子的学生，书店中文学名著被抢购一空，工厂中的技术革新成了一件最了不起的事情，科学研究更是被罩上了一层神圣的光环。科学和技术一时成了打开未来之门的唯一钥匙，人们像小学生那样真诚地接近科学，他们的奋斗虽是天真的，但也是脚踏实地的。在第一次全国科学大会上，郭沫若宣布科学的春天到来了。</w:t>
       </w:r>
       <w:r>
         <w:t>&lt;br /&gt;&lt;br /&gt;</w:t>
@@ -3398,7 +2092,11 @@
     </w:p>
     <w:p>
       <w:r>
-        <w:t>叶文洁见到的母亲，是一位保养得很好的知识女性形象，丝毫没有过去受磨难的痕迹。她热情地接待了叶文洁母女，关切地询问她这些年是怎么过来的，惊叹冬冬是多么的聪明可爱，细致入微地对做饭的保姆交待叶文洁喜欢吃的菜……这一切都做得那么得体，那么熟练，那么恰到好处。但叶文洁清楚地感觉到她们之间的隔阂，她们小心地避开敏感的话题，没有谈到叶文洁的父亲。</w:t>
+        <w:t>叶文洁见到的母亲，是一位保养得很好的知识女性形象，丝毫没有过去受磨难的痕迹。她热情地接待了叶文洁母女，关切地询问她这些年是怎么过来的，惊叹冬冬是多么的聪明可爱，</w:t>
+      </w:r>
+      <w:r>
+        <w:lastRenderedPageBreak/>
+        <w:t>细致入微地对做饭的保姆交待叶文洁喜欢吃的菜……这一切都做得那么得体，那么熟练，那么恰到好处。但叶文洁清楚地感觉到她们之间的隔阂，她们小心地避开敏感的话题，没有谈到叶文洁的父亲。</w:t>
       </w:r>
       <w:r>
         <w:t>&lt;br /&gt;&lt;br /&gt;</w:t>
@@ -3446,7 +2144,6 @@
     </w:p>
     <w:p>
       <w:r>
-        <w:lastRenderedPageBreak/>
         <w:t>叶文洁多方查访当年打死父亲的那四个红卫兵，居然查到了她们中的三个。这三个人都是返城知青，现在她们都没有工作。叶文洁得知她们的地址后，分别给她们写了一封简单的信，约她们到当年父亲遇害的操场上谈谈。</w:t>
       </w:r>
       <w:r>
@@ -3549,7 +2246,11 @@
     </w:p>
     <w:p>
       <w:r>
-        <w:t>粗壮女人说：“我们四个人中，有三个在清华附中的那张大字报上签过名，从大串联、大检阅到大武斗，从‘一司’、‘二司’、‘三司’到‘联动’、‘西纠’、‘东纠’，再到‘新北大公社’、‘红旗战斗队’和东方红’，我们经历过红卫兵从生到死的全过程。”</w:t>
+        <w:t>粗壮女人说：“我们四个人中，有三个在清华附中的那张大字报上签过名，从大串联、大检阅到大武斗，从‘一司’、‘二司’、‘三司’到‘联动’、‘西纠’、‘东纠’，再到‘新北大公社’、‘红旗战斗</w:t>
+      </w:r>
+      <w:r>
+        <w:lastRenderedPageBreak/>
+        <w:t>队’和东方红’，我们经历过红卫兵从生到死的全过程。”</w:t>
       </w:r>
       <w:r>
         <w:t>&lt;br /&gt;&lt;br /&gt;</w:t>
@@ -3581,11 +2282,7 @@
     </w:p>
     <w:p>
       <w:r>
-        <w:t>“唐红静，”粗壮女人盯着叶文洁说，“就是那个朝你父亲的头抽了最要命一皮带的女孩儿，在黄河中淹死了。洪水把队里的羊冲走几只，队支书就冲知青们喊：革命小将们，考验你们的时候到了！于是，红静就和另外三个知青跳下河去捞羊，那时还是凌汛，水面上还浮着一层</w:t>
-      </w:r>
-      <w:r>
-        <w:lastRenderedPageBreak/>
-        <w:t>冰呢！四个人全死了，谁知是淹死的还是冻死的。见到他们尸首的时候……我……我他妈说不下去了……”她捂着脸哭了起来。</w:t>
+        <w:t>“唐红静，”粗壮女人盯着叶文洁说，“就是那个朝你父亲的头抽了最要命一皮带的女孩儿，在黄河中淹死了。洪水把队里的羊冲走几只，队支书就冲知青们喊：革命小将们，考验你们的时候到了！于是，红静就和另外三个知青跳下河去捞羊，那时还是凌汛，水面上还浮着一层冰呢！四个人全死了，谁知是淹死的还是冻死的。见到他们尸首的时候……我……我他妈说不下去了……”她捂着脸哭了起来。</w:t>
       </w:r>
       <w:r>
         <w:t>&lt;br /&gt;&lt;br /&gt;</w:t>
@@ -3666,7 +2363,11 @@
         <w:t>这里的黄土山上几乎没什么植被，水土流失产生的裂谷使山地远远看去像老人布满皱纹的面孔。在初步选定了几个建站点后，课题组在一个大部分民屋都是窑洞的村庄旁停留休整，村里的生产队长似乎认定叶文洁是个有学问的人，就问她是否会讲外国话——她问是哪国话，队长说不知道——要是会讲，他就派人上山把白求恩叫下来，队里有事同他商量。</w:t>
       </w:r>
       <w:r>
-        <w:t>&lt;br /&gt;&lt;br /&gt;</w:t>
+        <w:t xml:space="preserve">&lt;br /&gt;&lt;br </w:t>
+      </w:r>
+      <w:r>
+        <w:lastRenderedPageBreak/>
+        <w:t>/&gt;</w:t>
       </w:r>
     </w:p>
     <w:p>
@@ -3727,11 +2428,7 @@
     </w:p>
     <w:p>
       <w:r>
-        <w:t>叶文洁一行很快见到了那个外国人，除了他的金发碧眼和身上穿的那套已经破旧不堪的牛仔服，看上去与当地劳作一生的农民已经没什么两样，甚至连他的皮肤也被晒成了当地人一样的黄黑。他对来访者似乎兴趣不大，自我介绍叫麦克？伊文斯，没说自己的国籍，但他的英语带有很明显的美国口音。他住在林边两间简陋的土坯房中，房里堆满了植树工具：锄头、</w:t>
-      </w:r>
-      <w:r>
-        <w:lastRenderedPageBreak/>
-        <w:t>铁锨和修剪树枝用的条锯等，都是当地很粗笨的那种。西北的沙尘在那张简陋的床和几件简单的炊具上落了一层，床上堆了许多书籍，大都是生物学方面的，叶文洁注意到有一本彼得？辛格的《动物解放》。能看到的</w:t>
+        <w:t>叶文洁一行很快见到了那个外国人，除了他的金发碧眼和身上穿的那套已经破旧不堪的牛仔服，看上去与当地劳作一生的农民已经没什么两样，甚至连他的皮肤也被晒成了当地人一样的黄黑。他对来访者似乎兴趣不大，自我介绍叫麦克？伊文斯，没说自己的国籍，但他的英语带有很明显的美国口音。他住在林边两间简陋的土坯房中，房里堆满了植树工具：锄头、铁锨和修剪树枝用的条锯等，都是当地很粗笨的那种。西北的沙尘在那张简陋的床和几件简单的炊具上落了一层，床上堆了许多书籍，大都是生物学方面的，叶文洁注意到有一本彼得？辛格的《动物解放》。能看到的</w:t>
       </w:r>
       <w:r>
         <w:rPr>
@@ -3825,7 +2522,11 @@
     </w:p>
     <w:p>
       <w:r>
-        <w:t>伊文斯的话匣子打开了，滔滔不绝地说下去，“我十二岁那年，我父亲公司的一艘三万吨级的油轮在大西洋沿岸海域触礁，两万多吨的原油泄入海中。当时，我们一家正在距事故发生海域不远处的度假别墅中。父亲得知这消息后，首先想到的是如何推卸责任和减小自己公司的损失。那天下午，我来到了那片地狱般的海岸，看到大海已变成黑色，海浪在黏稠油膜的压迫下变得平滑而无力；海滩也被一层黑油覆盖。我和一些志愿者就在这黑滩上寻找那些还活着的海鸟，它们在油污中挣扎着，一个个像是用沥青做成的黑色雕塑，只有那一双双眼睛还能证明自己是活物，那油污中的</w:t>
+        <w:t>伊文斯的话匣子打开了，滔滔不绝地说下去，“我十二岁那年，我父亲公司的一艘三万吨级的油轮在大西洋沿岸海域触礁，两万多吨的原油泄入海中。当时，我们一家正在距事故发生海域不远处的度假别墅中。父亲得知这消息后，首先想到的是如何推卸责任和减小自己公司的损失。那天下午，我来到了那片地狱般的海岸，看到大海已变成黑色，海浪在黏稠油膜的</w:t>
+      </w:r>
+      <w:r>
+        <w:lastRenderedPageBreak/>
+        <w:t>压迫下变得平滑而无力；海滩也被一层黑油覆盖。我和一些志愿者就在这黑滩上寻找那些还活着的海鸟，它们在油污中挣扎着，一个个像是用沥青做成的黑色雕塑，只有那一双双眼睛还能证明自己是活物，那油污中的</w:t>
       </w:r>
       <w:r>
         <w:rPr>
@@ -3845,369 +2546,684 @@
         <w:rPr>
           <w:rFonts w:hint="eastAsia"/>
         </w:rPr>
-        <w:t>孩子，你看到的这些算不了什么，这不过是一个大过程中微不</w:t>
+        <w:t>孩子，你看到的这些算不了什么，这不过是一个大过程中微不足道的小插曲而已。我们可以没有海鸟，但不能没有石油，你能想象没有石油是什么样子吗？去年送你的生日礼物，那辆漂亮的法拉利，我许诺你十五岁以后能开它，可如果没有石油，它就是一堆废铁，你永远开不了；现在你想去外公家，乘我的专机越过大洋也就十几个小时，可要是没有石油，你就得在帆船上颠簸一个月……这就是文明的游戏规则，首先要保证人类的生存和他们舒适的生活，其余都是第二位的。</w:t>
+      </w:r>
+      <w:r>
+        <w:t>&lt;br /&gt;&lt;br /&gt;</w:t>
+      </w:r>
+    </w:p>
+    <w:p>
+      <w:r>
+        <w:t>“父亲对我寄予很大的希望，但他最终也没有使我成为他希望的人。在往后的日子中，那些濒死的海鸟眼睛一直在背后盯着我，决定了我的人生。在我十三岁的生日时，父亲问我将来的打算，我说没什么，我只想当个救世主而已。我的理想真的不宏伟，只是想拯救一个濒临灭绝的物种，它可以是一种不漂亮的鸟，一种灰乎乎的蝴蝶，或是一种最不起眼的小甲虫。后来我去学习生物学，成为一个鸟类与昆虫学家。在我看来自己的理想很伟大，拯救一种鸟或昆虫与拯救人类没有区别，生命是平等的，这就是物种共产主义的基本纲领。”</w:t>
+      </w:r>
+      <w:r>
+        <w:t>&lt;br /&gt;&lt;br /&gt;</w:t>
+      </w:r>
+    </w:p>
+    <w:p>
+      <w:r>
+        <w:t>“什么？”叶文洁—时没有听清那个词。</w:t>
+      </w:r>
+      <w:r>
+        <w:t>&lt;br /&gt;&lt;br /&gt;</w:t>
+      </w:r>
+    </w:p>
+    <w:p>
+      <w:r>
+        <w:t>“物种共产主义，这是我创立的一个学说，也可以说是一个信仰，它的核心理念就是：地球上的所有生命物种，生来平等。”</w:t>
+      </w:r>
+      <w:r>
+        <w:t>&lt;br /&gt;&lt;br /&gt;</w:t>
+      </w:r>
+    </w:p>
+    <w:p>
+      <w:r>
+        <w:t>“这只是一个理想，不现实。农作物也是物种，人类只要生存下去，这种平等就不可能实现。”</w:t>
+      </w:r>
+      <w:r>
+        <w:t>&lt;br /&gt;&lt;br /&gt;</w:t>
+      </w:r>
+    </w:p>
+    <w:p>
+      <w:r>
+        <w:t>“在遥远的过去，领主对奴隶也有过这种想法。不要忘了技术，总有一天，人类能够合成粮食，而早在那之前，我们就应该做好思想和理论上的准备。其实，物种共产主义是《人权宣言》的自然延续，法国大革命二百年了，我们居然还没迈出这一步，可见人类的自私和虚伪。”</w:t>
+      </w:r>
+      <w:r>
+        <w:t>&lt;br /&gt;&lt;br /&gt;</w:t>
+      </w:r>
+    </w:p>
+    <w:p>
+      <w:r>
+        <w:t>“你还打算在这里待多长时间呢？”</w:t>
+      </w:r>
+      <w:r>
+        <w:t>&lt;br /&gt;&lt;br /&gt;</w:t>
+      </w:r>
+    </w:p>
+    <w:p>
+      <w:r>
+        <w:t>“不知道，做一个救世主，付出一生也是值得的，这感觉很美，很妙。当然，我不指望你们。”</w:t>
+      </w:r>
+      <w:r>
+        <w:t>&lt;br /&gt;&lt;br /&gt;</w:t>
+      </w:r>
+    </w:p>
+    <w:p>
+      <w:r>
+        <w:t>伊文斯说完这话，突然又变得谈兴索然，说他要去工作，就拿起一把铁锹和一把锯离开了。道别时，他多看了叶文洁一眼，似乎她身上有什么别的东西。</w:t>
+      </w:r>
+      <w:r>
+        <w:t>&lt;br /&gt;&lt;br /&gt;</w:t>
+      </w:r>
+    </w:p>
+    <w:p>
+      <w:r>
+        <w:t>“一个高尚的人，一个纯粹的人，一个有道德的人，一个脱离了低级趣味的人。”在回去的路上，叶文洁的一个同事背诵了《纪念白求恩》中的一句话，“原来还可以这样生活。”他感叹道。</w:t>
+      </w:r>
+      <w:r>
+        <w:t>&lt;br /&gt;&lt;br /&gt;</w:t>
+      </w:r>
+    </w:p>
+    <w:p>
+      <w:r>
+        <w:t>其他人也纷纷表示自己的赞同和感慨，叶文洁似乎是自言自语地说：“要是他这样的人多些，</w:t>
+      </w:r>
+      <w:r>
+        <w:lastRenderedPageBreak/>
+        <w:t>哪怕是稍多些，事情就会完全不一样的。”</w:t>
+      </w:r>
+      <w:r>
+        <w:t>&lt;br /&gt;&lt;br /&gt;</w:t>
+      </w:r>
+    </w:p>
+    <w:p>
+      <w:r>
+        <w:t>当然，没人理解她话里的真正含义。</w:t>
+      </w:r>
+      <w:r>
+        <w:t>&lt;br /&gt;&lt;br /&gt;</w:t>
+      </w:r>
+    </w:p>
+    <w:p>
+      <w:r>
+        <w:t>课题组负责人将话题转到工作上，“我觉得这个站址不行，领导也不会批的。”</w:t>
+      </w:r>
+      <w:r>
+        <w:t>&lt;br /&gt;&lt;br /&gt;</w:t>
+      </w:r>
+    </w:p>
+    <w:p>
+      <w:r>
+        <w:t>“为什么？在我们的四个站址方案中，这里的电磁环境可是最好的。”</w:t>
+      </w:r>
+      <w:r>
+        <w:t>&lt;br /&gt;&lt;br /&gt;</w:t>
+      </w:r>
+    </w:p>
+    <w:p>
+      <w:r>
+        <w:t>“人文环境呢？同志，不要只想着技术方面，看这里穷的，知道吗？穷山恶水出刁民，将来与地方上的关系怕有很大麻烦，说不定，基地会成了这儿的唐僧肉。”</w:t>
+      </w:r>
+      <w:r>
+        <w:t>&lt;br /&gt;&lt;br /&gt;</w:t>
+      </w:r>
+    </w:p>
+    <w:p>
+      <w:r>
+        <w:t>这个选址果然没被批准，原因就如负责人所说。</w:t>
+      </w:r>
+      <w:r>
+        <w:t>&lt;br /&gt;&lt;br /&gt;</w:t>
+      </w:r>
+    </w:p>
+    <w:p>
+      <w:r>
+        <w:t>三年过去了，叶文洁再也没有伊文斯的消息。</w:t>
+      </w:r>
+      <w:r>
+        <w:t>&lt;br /&gt;&lt;br /&gt;</w:t>
+      </w:r>
+    </w:p>
+    <w:p>
+      <w:r>
+        <w:t>这年春季的一天，叶文洁突然收到了一张明信片，竟是伊文斯寄来的，上面简单地写了一句话：</w:t>
+      </w:r>
+      <w:r>
+        <w:t>&lt;br /&gt;&lt;br /&gt;</w:t>
+      </w:r>
+    </w:p>
+    <w:p>
+      <w:r>
+        <w:t>到这里来，告诉我怎么活下去。</w:t>
+      </w:r>
+      <w:r>
+        <w:t>&lt;br /&gt;&lt;br /&gt;</w:t>
+      </w:r>
+    </w:p>
+    <w:p>
+      <w:r>
+        <w:t>叶文洁坐了一天一夜火车，又换乘几个小时的汽车，来到了那个偏僻的西北山村。</w:t>
+      </w:r>
+      <w:r>
+        <w:t>&lt;br /&gt;&lt;br /&gt;</w:t>
+      </w:r>
+    </w:p>
+    <w:p>
+      <w:r>
+        <w:t>当她登上那座小山顶时，立刻看到了那片树林，面积与三年前差不多，但由于树木的成长，看上去密了许多。不过，叶文洁很快发现，这片林子的面积曾经扩大了许多，但现在，扩大的部分已被砍伐了——砍伐仍在热火朝天地进行，在林子的各个方向都有树木不断地倒下，整个林子像一片被许多只蚜虫蚕食的绿叶，照这个速度很快就会消失。砍树的村民来自附近的两个村子，他们用斧子和板锯把那些刚刚成长起来的小树一棵棵地放倒，然后用拖拉机和牛车运下山去。砍树的很多，不断有激烈的争执发生。</w:t>
+      </w:r>
+      <w:r>
+        <w:t>&lt;br /&gt;&lt;br /&gt;</w:t>
+      </w:r>
+    </w:p>
+    <w:p>
+      <w:r>
+        <w:t>小树的倒下没有什么巨大的声响，也听不到油锯的轰鸣，但这似曾相识的一幕还是让叶文洁心头一紧。</w:t>
+      </w:r>
+      <w:r>
+        <w:t>&lt;br /&gt;&lt;br /&gt;</w:t>
+      </w:r>
+    </w:p>
+    <w:p>
+      <w:r>
+        <w:t>有人向她打招呼，是那个生产队长，现在的村长，他认出了叶文洁。当她问他为什么砍林子的时候，他说：“这片林子嘛，不受法律保护的。”</w:t>
+      </w:r>
+      <w:r>
+        <w:t>&lt;br /&gt;&lt;br /&gt;</w:t>
+      </w:r>
+    </w:p>
+    <w:p>
+      <w:r>
+        <w:t>“怎么能这么说？《森林法》不是刚刚颁布吗？”</w:t>
+      </w:r>
+      <w:r>
+        <w:t>&lt;br /&gt;&lt;br /&gt;</w:t>
+      </w:r>
+    </w:p>
+    <w:p>
+      <w:r>
+        <w:t>“可白求恩在这几种树经过谁批准了？外国人擅自到中国的山坡上种树，受哪门子法律保护？”</w:t>
+      </w:r>
+      <w:r>
+        <w:t>&lt;br /&gt;&lt;br /&gt;</w:t>
+      </w:r>
+    </w:p>
+    <w:p>
+      <w:r>
+        <w:t>“这说法不对的。他在荒山上种，又没有占耕地，再说，他当初种的时候你们也没有说什么。”</w:t>
+      </w:r>
+      <w:r>
+        <w:t>&lt;br /&gt;&lt;br /&gt;</w:t>
+      </w:r>
+    </w:p>
+    <w:p>
+      <w:r>
+        <w:t>“是啊，后来县里还给了他一个造林模范呢。本来村里是想过几年再收林子的，猪养肥了再杀嘛，可南拉村的人等不及来砍了，我们不动手也没份儿了。”</w:t>
+      </w:r>
+      <w:r>
+        <w:t>&lt;br /&gt;&lt;br /&gt;</w:t>
+      </w:r>
+    </w:p>
+    <w:p>
+      <w:r>
+        <w:t>“你们马上停下来！我要到政府部门去反映这事！</w:t>
+      </w:r>
+      <w:r>
+        <w:t>&lt;br /&gt;&lt;br /&gt;</w:t>
+      </w:r>
+    </w:p>
+    <w:p>
+      <w:r>
+        <w:t>“不用了，”村长点上一支烟，指指远方正在装树木的一辆大货车，“看那车，就是县林业局副局长的，还有镇派出所什么的，木头数他们拉走得最多！我说过，这林子没名没份的，不受保护，你到哪儿找都没用；再说，叶同志，你不是大学教授吗？这和你有嘛关系？”</w:t>
+      </w:r>
+      <w:r>
+        <w:t>&lt;br /&gt;&lt;br /&gt;</w:t>
+      </w:r>
+    </w:p>
+    <w:p>
+      <w:r>
+        <w:t>那两间土坯房还是原样，但伊文斯不在里面，叶文洁在树林里找到了他，他正拿着一把斧子一心一意地修剪树枝，显然已经干了很久，一副疲惫不堪的样子。</w:t>
+      </w:r>
+      <w:r>
+        <w:t>&lt;br /&gt;&lt;br /&gt;</w:t>
+      </w:r>
+    </w:p>
+    <w:p>
+      <w:r>
+        <w:t>“不管有没有意义，我不能停下来，停下来我会崩溃的。”伊文斯说，熟练地砍下一条歪枝。</w:t>
+      </w:r>
+      <w:r>
+        <w:t>&lt;br /&gt;&lt;br /&gt;</w:t>
+      </w:r>
+    </w:p>
+    <w:p>
+      <w:r>
+        <w:t>“我们一起去县里找政府，不行就去省城，总会有人制止他们的。”叶文洁关切地看着他。</w:t>
+      </w:r>
+      <w:r>
+        <w:t>&lt;br /&gt;&lt;br /&gt;</w:t>
+      </w:r>
+    </w:p>
+    <w:p>
+      <w:r>
+        <w:t>伊文斯停下来，用很惊奇的目光看着叶文洁，夕阳透过重重林木照进来，在他的眸子中闪亮。“叶，你真的以为我是为了这片树林？”他笑着摇摇头，扔下了手中的斧子，靠着一棵树坐了下来，“我现在要想制止他们，轻而易举。”他把一只空的工具袋放到地上，示意叶文洁坐下，</w:t>
+      </w:r>
+      <w:r>
+        <w:lastRenderedPageBreak/>
+        <w:t>接着说，“我刚从美国回来，父亲在两个月前去世，我继承了他的大部分遗产。哥哥和姐姐只各得了五百万。这让我很意外，真的没想到他最后能对我这样，也许，他在内心深处还是看重我的，或者，看重我的理想。不把不动产算在内，知道我现在能支配的钱有多少吗？大约四十五亿美元。我可以</w:t>
+      </w:r>
+      <w:r>
+        <w:rPr>
+          <w:rFonts w:hint="eastAsia"/>
+        </w:rPr>
+        <w:t>轻而易举地让他们停止砍树，然后让他们种树，让我们目力所及的黄土山都被这样的速生林覆盖，很容易，但有什么意义呢？你看到的一切可以归结为贫穷，但富裕的国家又怎么样？他们营造自己的优美环境，却把重污染工业向穷国转移，你可能知道，美国政府刚刚拒绝签署京都议定书……整个人类本质上都一样，只要文明像这样发展，我想拯救的这种燕子，还有其他的燕子，迟早都会灭绝，只是时间问题。”</w:t>
+      </w:r>
+      <w:r>
+        <w:t>&lt;br /&gt;&lt;br /&gt;</w:t>
+      </w:r>
+    </w:p>
+    <w:p>
+      <w:r>
+        <w:t>叶文洁默默地坐着，看着落日在小树林中投出的一道道光线，听着远处砍伐的喧闹，她的思绪回到了二十年前，回到了大兴安岭的森林中，那里，她与另一个男人也有过类似的对话。</w:t>
+      </w:r>
+      <w:r>
+        <w:t>&lt;br /&gt;&lt;br /&gt;</w:t>
+      </w:r>
+    </w:p>
+    <w:p>
+      <w:r>
+        <w:t>“知道我为什么到这里来吗？”伊文斯接着说，“物种共产主义的思想萌芽在古代东方就出现了。”</w:t>
+      </w:r>
+      <w:r>
+        <w:t>&lt;br /&gt;&lt;br /&gt;</w:t>
+      </w:r>
+    </w:p>
+    <w:p>
+      <w:r>
+        <w:t>“你指的是佛教？”</w:t>
+      </w:r>
+      <w:r>
+        <w:t>&lt;br /&gt;&lt;br /&gt;</w:t>
+      </w:r>
+    </w:p>
+    <w:p>
+      <w:r>
+        <w:t>“是的，基督教只重视人，虽然所有物种都被放入了诺亚方舟，但从来没有给其他生命与人类同等的地位，而佛教是普度众生的，所以我来到了东方。但……现在看来哪里都—样。”</w:t>
+      </w:r>
+      <w:r>
+        <w:t>&lt;br /&gt;&lt;br /&gt;</w:t>
+      </w:r>
+    </w:p>
+    <w:p>
+      <w:r>
+        <w:t>“是啊，哪里都一样，人类都—样。”</w:t>
+      </w:r>
+      <w:r>
+        <w:t>&lt;br /&gt;&lt;br /&gt;</w:t>
+      </w:r>
+    </w:p>
+    <w:p>
+      <w:r>
+        <w:t>“现在我能做什么？我生活的支柱在哪里？我有四十五亿美元和一家跨国石油公司，但这又算得了什么？人类为了拯救濒危的物种投入的钱肯定超过了四百五十亿，为拯救恶化的生态环境的投人也超过四千五百亿，但有什么用？文明仍按照自己的轨迹毁灭着地球上除人之外的其他生命。四十五亿够建造一艘航空母舰，但就是建造一千艘航母，也制止不了人类的疯狂。”</w:t>
+      </w:r>
+      <w:r>
+        <w:t>&lt;br /&gt;&lt;br /&gt;</w:t>
+      </w:r>
+    </w:p>
+    <w:p>
+      <w:r>
+        <w:t>“麦克，这就是我想对你说的，人类文明已经不可能靠自身的力量来改善了。”</w:t>
+      </w:r>
+      <w:r>
+        <w:t>&lt;br /&gt;&lt;br /&gt;</w:t>
+      </w:r>
+    </w:p>
+    <w:p>
+      <w:r>
+        <w:t>“但人类之外还有别的力量吗？上帝要是存在也早死了。”</w:t>
+      </w:r>
+      <w:r>
+        <w:t>&lt;br /&gt;&lt;br /&gt;</w:t>
+      </w:r>
+    </w:p>
+    <w:p>
+      <w:r>
+        <w:t>“有的，有别的力量。”</w:t>
+      </w:r>
+      <w:r>
+        <w:t>&lt;br /&gt;&lt;br /&gt;</w:t>
+      </w:r>
+    </w:p>
+    <w:p>
+      <w:r>
+        <w:t>这时太阳已经落下山去，砍树的人们收工了，树林和周围的黄土坡笼罩在一片寂静中。叶文洁向伊文斯完整地进述了红岸和三体世界的事，伊文斯静静地听着，同时聆听的，似乎还有暮色中的树林和它周围的黄土高原。当叶文洁讲完时，一轮明月从东方升起，在林间投下斑斑光影。</w:t>
+      </w:r>
+      <w:r>
+        <w:t>&lt;br /&gt;&lt;br /&gt;</w:t>
+      </w:r>
+    </w:p>
+    <w:p>
+      <w:r>
+        <w:t>伊文斯说：“我现在还不能相信你说的，毕竟太神奇了，幸运的是，我有力量去证实这一切，如果是真的，”他向叶文洁伸出手去，说出了以后地球三体组织接纳新成员时必说的一句话，“我们是同志了。”</w:t>
+      </w:r>
+      <w:r>
+        <w:t>&lt;br /&gt;&lt;br /&gt;</w:t>
+      </w:r>
+    </w:p>
+    <w:p>
+      <w:pPr>
+        <w:pStyle w:val="1"/>
+      </w:pPr>
+      <w:r>
+        <w:t>28.第二红岸基地</w:t>
+      </w:r>
+      <w:r>
+        <w:t>&lt;br /&gt;&lt;br /&gt;</w:t>
+      </w:r>
+    </w:p>
+    <w:p>
+      <w:r>
+        <w:t>又是三年过去了，伊文斯销声匿迹，没有任何消息。叶文洁不知道他是否真的在世界的某处证实自己讲述的一切，也不知道他将如何证实。即使在宇宙尺度上是近在咫尺的四光年，对脆弱的生命来说也是不可想象的遥远，在这太空的江之头和江之尾，任何联系都细若游丝。</w:t>
+      </w:r>
+      <w:r>
+        <w:t>&lt;br /&gt;&lt;br /&gt;</w:t>
+      </w:r>
+    </w:p>
+    <w:p>
+      <w:r>
+        <w:t>这年的冬天，叶文洁突然接到了西欧一所不太知名的大学邀请，请她去做为期半年的访问学者。到达伦敦西斯罗机场后，有一个年轻人来接她，他们没有走出机场大厅，而是返回了停机坪。在那里，年轻人带她登上了一架直升机。当直升机轰鸣着飞上英伦雾蒙蒙的天空时，</w:t>
+      </w:r>
+      <w:r>
+        <w:lastRenderedPageBreak/>
+        <w:t>仿佛时光倒流，叶文洁感到一切都似曾相识。她多年前第一次乘直升机，经历了一次命运的转折，这次命运又会将她带向何方？</w:t>
+      </w:r>
+      <w:r>
+        <w:t>&lt;br /&gt;&lt;br /&gt;</w:t>
+      </w:r>
+    </w:p>
+    <w:p>
+      <w:r>
+        <w:t>“我们去第二红岸基地。”年轻人说。</w:t>
+      </w:r>
+      <w:r>
+        <w:t>&lt;br /&gt;&lt;br /&gt;</w:t>
+      </w:r>
+    </w:p>
+    <w:p>
+      <w:r>
+        <w:t>直升机越过了海岸线，向大西洋深处飞去。在海上飞行了约半小时，直升机向下方的一艘巨轮降落。叶文洁第一眼看到巨轮时，就想起了雷达峰，这时她才想到那山峰的形状真的像一艘巨船，周围的大西洋像是大兴安岭的森林，但真正让她联想到红岸基地的是巨轮中都竖立着的那面巨大的抛物面天线，它像巨轮的一面圆形的大帆。这艘巨轮是由一艘六万吨级的油轮改建的，像一座浮动的钢铁小岛。伊文斯将他的基地建在船上，也许是为了时刻处于最佳监听和发射方位，也许是为了躲避什么。后来她知道，这艘巨轮叫“审判日”号。</w:t>
+      </w:r>
+      <w:r>
+        <w:t>&lt;br /&gt;&lt;br /&gt;</w:t>
+      </w:r>
+    </w:p>
+    <w:p>
+      <w:r>
+        <w:t>叶文洁走下直升机，听到了一阵熟悉的轰鸣声，那是巨型天线在海风中发出的，这声音把她的感觉更深地拉回了过去。天线下面宽阔的甲板上，密密麻麻地站了近两千人。伊文斯走上前，庄重地对叶文洁说：“按照你给定的频率和方位，我们收到了三体世界的信息，你所说的一切都证实了。”</w:t>
+      </w:r>
+      <w:r>
+        <w:t>&lt;br /&gt;&lt;br /&gt;</w:t>
+      </w:r>
+    </w:p>
+    <w:p>
+      <w:r>
+        <w:t>叶文洁平静地点点头。</w:t>
+      </w:r>
+      <w:r>
+        <w:t>&lt;br /&gt;&lt;br /&gt;</w:t>
+      </w:r>
+    </w:p>
+    <w:p>
+      <w:r>
+        <w:t>“伟大的三体舰队已经启航，目标是太阳系，将在四百五十年后到达。”</w:t>
+      </w:r>
+      <w:r>
+        <w:t>&lt;br /&gt;&lt;br /&gt;</w:t>
+      </w:r>
+    </w:p>
+    <w:p>
+      <w:r>
+        <w:t>叶文洁脸上仍是一片平静，现在，没有什么能使她震惊了。</w:t>
+      </w:r>
+      <w:r>
+        <w:t>&lt;br /&gt;&lt;br /&gt;</w:t>
+      </w:r>
+    </w:p>
+    <w:p>
+      <w:r>
+        <w:t>伊文斯指着身后密密的人群说：“你现在看到的，是地球三体组织的首批成员，我们的理想是请三体文明改造人类文明，遏制人类的疯狂和邪恶，让地球再次成为一个和谐繁荣、没有罪恶的世界。认同我们理想的人越来越多，我们的组织在急剧扩大中，成员遍布整个世界。”</w:t>
+      </w:r>
+      <w:r>
+        <w:t>&lt;br /&gt;&lt;br /&gt;</w:t>
+      </w:r>
+    </w:p>
+    <w:p>
+      <w:r>
+        <w:t>“我能做什么？”叶文洁轻声地问。</w:t>
+      </w:r>
+      <w:r>
+        <w:t>&lt;br /&gt;&lt;br /&gt;</w:t>
+      </w:r>
+    </w:p>
+    <w:p>
+      <w:r>
+        <w:t>“您将成为地球三体运动的最高统帅，地球三体战士都认同您的资格！”</w:t>
+      </w:r>
+      <w:r>
+        <w:t>&lt;br /&gt;&lt;br /&gt;</w:t>
+      </w:r>
+    </w:p>
+    <w:p>
+      <w:r>
+        <w:t>叶文洁沉默了几秒钟，缓缓地点点头，“我尽力而为。”</w:t>
+      </w:r>
+      <w:r>
+        <w:t>&lt;br /&gt;&lt;br /&gt;</w:t>
+      </w:r>
+    </w:p>
+    <w:p>
+      <w:r>
+        <w:t>伊文斯高举一只拳头，对着人群喊道：“消灭人类暴政！”</w:t>
+      </w:r>
+      <w:r>
+        <w:t>&lt;br /&gt;&lt;br /&gt;</w:t>
+      </w:r>
+    </w:p>
+    <w:p>
+      <w:r>
+        <w:t>和着涛声与天线在风中的轰鸣，三体战士们齐声高呼：“世界属于三体！”</w:t>
+      </w:r>
+      <w:r>
+        <w:t>&lt;br /&gt;&lt;br /&gt;</w:t>
+      </w:r>
+    </w:p>
+    <w:p>
+      <w:r>
+        <w:t>这—天，被公认为地球三体运动的诞生日。</w:t>
+      </w:r>
+      <w:r>
+        <w:t>&lt;br /&gt;&lt;br /&gt;</w:t>
+      </w:r>
+    </w:p>
+    <w:p>
+      <w:pPr>
+        <w:pStyle w:val="1"/>
+      </w:pPr>
+      <w:r>
+        <w:t>29.地球三体运动</w:t>
+      </w:r>
+      <w:r>
+        <w:t>&lt;br /&gt;&lt;br /&gt;</w:t>
+      </w:r>
+    </w:p>
+    <w:p>
+      <w:r>
+        <w:t>竟然有这么多的人对人类文明彻底绝望，憎恨和背叛自己的物种，甚至将消灭包括自己和子孙在内的人类作为最高理想，这是地球三体运动最令人震惊之处。</w:t>
+      </w:r>
+      <w:r>
+        <w:t>&lt;br /&gt;&lt;br /&gt;</w:t>
+      </w:r>
+    </w:p>
+    <w:p>
+      <w:r>
+        <w:t>地球三体叛军被称为精神贵族组织，其成员多来自高级知识阶层，也有相当一部分政界和经济界的精英。三体组织也曾试图在普通民众中发展成员，但这些努力都告失败。对于人类的负面，普通人并没有高级知识阶层那样全面深刻的认知；更重要的是，由于他们的思想受现代科学和哲学影响较少，对自己所属物种本能的认同感仍占强势地位，将人类作为一个整体来背叛，在他们看来是不可想象的。但知识精英们则不同，他们中相当多的人早已站在人类之外思考问题了。人类文明，终于在自己的内部孕育出了强大的异化力量。</w:t>
+      </w:r>
+      <w:r>
+        <w:t>&lt;br /&gt;&lt;br /&gt;</w:t>
+      </w:r>
+    </w:p>
+    <w:p>
+      <w:r>
+        <w:t>三体叛军发展的速度固然惊人，但仅凭人数还不能衡量其力量，因为它的组</w:t>
+      </w:r>
+      <w:r>
+        <w:t>&lt;br /&gt;&lt;br /&gt;</w:t>
+      </w:r>
+    </w:p>
+    <w:p>
+      <w:r>
+        <w:t>织成员大部分处于社会的高层位置，有很大的权力和影响力。</w:t>
+      </w:r>
+      <w:r>
+        <w:t>&lt;br /&gt;&lt;br /&gt;</w:t>
+      </w:r>
+    </w:p>
+    <w:p>
+      <w:r>
+        <w:t>作为地球三体叛军的最高统帅，叶文洁只是一名精神领袖，并不参与组织的具体运作，她不知道后来变得十分庞大的三体叛军是如何发展起来的，甚至不知道组织的具体人数。</w:t>
+      </w:r>
+      <w:r>
+        <w:t>&lt;br /&gt;&lt;br /&gt;</w:t>
+      </w:r>
+    </w:p>
+    <w:p>
+      <w:r>
+        <w:t>对于地球三体叛军，各国政府一直没有给予足够的重视。为了迅速扩大，这个组织几乎是在</w:t>
+      </w:r>
+      <w:r>
+        <w:lastRenderedPageBreak/>
+        <w:t>半公开地活动，他们知道，有一样东西会成为他们的天然保护，那就是政府的保守和贫乏的想象力。在掌握国家力量的相关部门中，没有人相信他们说的那一套，只是将他们作为一般的胡言乱语的激进组织，由于其成员层次之高，各国政府对待这个组织一直小心翼翼。直到三体叛军开始发展自己的武装力量，一些国家的安全机构才注意到它，进而发现该组织非同寻常；至于开始对其进行有效打击，只是近两年的事。</w:t>
+      </w:r>
+      <w:r>
+        <w:t>&lt;br /&gt;&lt;br /&gt;</w:t>
+      </w:r>
+    </w:p>
+    <w:p>
+      <w:r>
+        <w:t>地球三体叛军并非铁板一块，它的内部有着复杂的派别和分支，主要分为两部分：</w:t>
+      </w:r>
+      <w:r>
+        <w:t>&lt;br /&gt;&lt;br /&gt;</w:t>
+      </w:r>
+    </w:p>
+    <w:p>
+      <w:r>
+        <w:t>降临派：这是三体叛军最本原最纯粹的一脉，主要由伊文斯物种共产主义的信奉者组成。他们对人类本性都已彻底绝望，这种绝望最初来源于现代文明导致的地球物种大灭绝，伊文斯就是其典型代表。后来，降临派对人类的憎恨开始有了不同的出发点，并非只局限于环保和战争等，有些上升到了相当抽象的哲学高度。与后来人们的想象不同，这些人大都是现实主义者，对于他们为之服务的外星文明也并未抱太多的期望，他们的背叛只源于对人类的绝望和仇恨，麦克？伊文斯的一句话已成为降临派的座右铭：我们不知道外星文明是什么样子，但知道人类。</w:t>
+      </w:r>
+      <w:r>
+        <w:t>&lt;br /&gt;&lt;br /&gt;</w:t>
+      </w:r>
+    </w:p>
+    <w:p>
+      <w:r>
+        <w:t>拯救派：这是在三体叛军出现相当长的时间后才产生的一个派别，它本质上是一个宗教团体，由三体教的教徒组成。</w:t>
+      </w:r>
+      <w:r>
+        <w:t>&lt;br /&gt;&lt;br /&gt;</w:t>
+      </w:r>
+    </w:p>
+    <w:p>
+      <w:r>
+        <w:t>人类之外的另一个文明，对于高级知识阶层无疑具有巨大的吸引力，并使他们极易对其产生种种美好的幻想。对于人类这样一个幼稚的文明，更高等的异种文明产生的吸引力几乎是不可抗拒的。有一个不太恰当的比喻：人类文明一直是一个孤独行走于宇宙荒漠中的不谙世事的少年，现在她（他）知道了另一个异性的存在，虽然看不到他（她）的面容和身影，但知道他（她）就在远方，对他（她）的美好想象便如同野火般蔓延。渐渐地，随着对那个遥远文明的想象越来越丰富，拯救派在精神上对三体文明产生了宗教感情，人马座三星成了太空中的奥林匹斯山，那是神的住所，</w:t>
+      </w:r>
+      <w:r>
+        <w:rPr>
+          <w:rFonts w:hint="eastAsia"/>
+        </w:rPr>
+        <w:t>三体教由此诞生。与人类的其他宗教不同，三体教崇拜着一个真实存在的对象；与其他宗教相反，处于危难中的是主，而负有拯救责任的是信徒。</w:t>
+      </w:r>
+      <w:r>
+        <w:t>&lt;br /&gt;&lt;br /&gt;</w:t>
+      </w:r>
+    </w:p>
+    <w:p>
+      <w:r>
+        <w:t>向社会传播三体文化的途径主要是通过《三体》游戏。三体叛军投入巨大的力量开发这款规模庞大的游戏软件，最初的目的，一是三体教的一种传教手段；二是想通过它将一直局限于高知阶层的三体叛军的触角伸向社会的最基层，为组织招募处于社会中下层的更年轻的成员。游戏通过一层貌似人类社会和历史的外壳，演绎三体世界的历史和文化，这样可以避免入门者的陌生感。当游戏玩家深入到一定程度并感受三体文明的魅力后，三体组织将直接与其联系，考察其思想倾向，最终将合格者招募为地球三体叛军成员。但《三体》游戏在社会上并没有引起太大的关注，玩这个游</w:t>
+      </w:r>
+      <w:r>
+        <w:rPr>
+          <w:rFonts w:hint="eastAsia"/>
+        </w:rPr>
+        <w:t>戏需要层次很高的知识背景和深刻的思想，年轻的玩家们没有能力和耐心去透过它那看似平常的表层，发现其震撼人心的内幕。真正被它所吸引的，大多还是高知阶层的人。</w:t>
+      </w:r>
+      <w:r>
+        <w:t>&lt;br /&gt;&lt;br /&gt;</w:t>
+      </w:r>
+    </w:p>
+    <w:p>
+      <w:r>
+        <w:t>拯救派后来加入的成员，大多都是通过《三体》游戏认识三体文明，最终投身于地球三体叛军的，可以说，《三体》游戏是拯救派的摇篮。</w:t>
+      </w:r>
+      <w:r>
+        <w:t>&lt;br /&gt;&lt;br /&gt;</w:t>
+      </w:r>
+    </w:p>
+    <w:p>
+      <w:r>
+        <w:t>拯救派在对三体文明抱有宗教感情的同时，对于人类文明的态度远没有降临派那样极端，他们的最终理想就是拯救主。为了使主生存下去，可以在一定程度上牺牲人类世界。但他们中的大多数人认为，能够使主在三个太阳的半人马座星系生存下去，避免其对太阳系的人侵，是两全其美的理想结局。他们天真地以为，解决物理上的三体问题就能达到这一目标，同时拯救三体和地球两个世界。其实这一想法也未必天真，三体文明本身在相当漫长的时间里也抱有这个想法，解决三体问题的努力贯穿于三体文明的几百次轮回之中。拯救派中有较深物理学和数学背景的人，都有过解决</w:t>
+      </w:r>
+      <w:r>
+        <w:rPr>
+          <w:rFonts w:hint="eastAsia"/>
+        </w:rPr>
+        <w:t>三体问题的尝试，即使在得知三体问题从数学本质上不可解后，仍然没有停止努力，解决三体问题的努力已成为三体教的一种宗教仪式。虽然拯救派</w:t>
       </w:r>
       <w:r>
         <w:rPr>
           <w:rFonts w:hint="eastAsia"/>
         </w:rPr>
         <w:lastRenderedPageBreak/>
-        <w:t>足道的小插曲而已。我们可以没有海鸟，但不能没有石油，你能想象没有石油是什么样子吗？去年送你的生日礼物，那辆漂亮的法拉利，我许诺你十五岁以后能开它，可如果没有石油，它就是一堆废铁，你永远开不了；现在你想去外公家，乘我的专机越过大洋也就十几个小时，可要是没有石油，你就得在帆船上颠簸一个月……这就是文明的游戏规则，首先要保证人类的生存和他们舒适的生活，其余都是第二位的。</w:t>
-      </w:r>
-      <w:r>
-        <w:t>&lt;br /&gt;&lt;br /&gt;</w:t>
-      </w:r>
-    </w:p>
-    <w:p>
-      <w:r>
-        <w:t>“父亲对我寄予很大的希望，但他最终也没有使我成为他希望的人。在往后的日子中，那些濒死的海鸟眼睛一直在背后盯着我，决定了我的人生。在我十三岁的生日时，父亲问我将来的打算，我说没什么，我只想当个救世主而已。我的理想真的不宏伟，只是想拯救一个濒临灭绝的物种，它可以是一种不漂亮的鸟，一种灰乎乎的蝴蝶，或是一种最不起眼的小甲虫。后来我去学习生物学，成为一个鸟类与昆虫学家。在我看来自己的理想很伟大，拯救一种鸟或昆虫与拯救人类没有区别，生命是平等的，这就是物种共产主义的基本纲领。”</w:t>
-      </w:r>
-      <w:r>
-        <w:t>&lt;br /&gt;&lt;br /&gt;</w:t>
-      </w:r>
-    </w:p>
-    <w:p>
-      <w:r>
-        <w:t>“什么？”叶文洁—时没有听清那个词。</w:t>
-      </w:r>
-      <w:r>
-        <w:t>&lt;br /&gt;&lt;br /&gt;</w:t>
-      </w:r>
-    </w:p>
-    <w:p>
-      <w:r>
-        <w:t>“物种共产主义，这是我创立的一个学说，也可以说是一个信仰，它的核心理念就是：地球上的所有生命物种，生来平等。”</w:t>
-      </w:r>
-      <w:r>
-        <w:t>&lt;br /&gt;&lt;br /&gt;</w:t>
-      </w:r>
-    </w:p>
-    <w:p>
-      <w:r>
-        <w:t>“这只是一个理想，不现实。农作物也是物种，人类只要生存下去，这种平等就不可能实现。”</w:t>
-      </w:r>
-      <w:r>
-        <w:t>&lt;br /&gt;&lt;br /&gt;</w:t>
-      </w:r>
-    </w:p>
-    <w:p>
-      <w:r>
-        <w:t>“在遥远的过去，领主对奴隶也有过这种想法。不要忘了技术，总有一天，人类能够合成粮食，而早在那之前，我们就应该做好思想和理论上的准备。其实，物种共产主义是《人权宣言》的自然延续，法国大革命二百年了，我们居然还没迈出这一步，可见人类的自私和虚伪。”</w:t>
-      </w:r>
-      <w:r>
-        <w:t>&lt;br /&gt;&lt;br /&gt;</w:t>
-      </w:r>
-    </w:p>
-    <w:p>
-      <w:r>
-        <w:t>“你还打算在这里待多长时间呢？”</w:t>
-      </w:r>
-      <w:r>
-        <w:t>&lt;br /&gt;&lt;br /&gt;</w:t>
-      </w:r>
-    </w:p>
-    <w:p>
-      <w:r>
-        <w:t>“不知道，做一个救世主，付出一生也是值得的，这感觉很美，很妙。当然，我不指望你们。”</w:t>
-      </w:r>
-      <w:r>
-        <w:t>&lt;br /&gt;&lt;br /&gt;</w:t>
-      </w:r>
-    </w:p>
-    <w:p>
-      <w:r>
-        <w:t>伊文斯说完这话，突然又变得谈兴索然，说他要去工作，就拿起一把铁锹和一把锯离开了。道别时，他多看了叶文洁一眼，似乎她身上有什么别的东西。</w:t>
-      </w:r>
-      <w:r>
-        <w:t>&lt;br /&gt;&lt;br /&gt;</w:t>
-      </w:r>
-    </w:p>
-    <w:p>
-      <w:r>
-        <w:t>“一个高尚的人，一个纯粹的人，一个有道德的人，一个脱离了低级趣味的人。”在回去的路上，叶文洁的一个同事背诵了《纪念白求恩》中的一句话，“原来还可以这样生活。”他感叹道。</w:t>
-      </w:r>
-      <w:r>
-        <w:t>&lt;br /&gt;&lt;br /&gt;</w:t>
-      </w:r>
-    </w:p>
-    <w:p>
-      <w:r>
-        <w:t>其他人也纷纷表示自己的赞同和感慨，叶文洁似乎是自言自语地说：“要是他这样的人多些，哪怕是稍多些，事情就会完全不一样的。”</w:t>
-      </w:r>
-      <w:r>
-        <w:t>&lt;br /&gt;&lt;br /&gt;</w:t>
-      </w:r>
-    </w:p>
-    <w:p>
-      <w:r>
-        <w:t>当然，没人理解她话里的真正含义。</w:t>
-      </w:r>
-      <w:r>
-        <w:t>&lt;br /&gt;&lt;br /&gt;</w:t>
-      </w:r>
-    </w:p>
-    <w:p>
-      <w:r>
-        <w:t>课题组负责人将话题转到工作上，“我觉得这个站址不行，领导也不会批的。”</w:t>
-      </w:r>
-      <w:r>
-        <w:t>&lt;br /&gt;&lt;br /&gt;</w:t>
-      </w:r>
-    </w:p>
-    <w:p>
-      <w:r>
-        <w:t>“为什么？在我们的四个站址方案中，这里的电磁环境可是最好的。”</w:t>
-      </w:r>
-      <w:r>
-        <w:t>&lt;br /&gt;&lt;br /&gt;</w:t>
-      </w:r>
-    </w:p>
-    <w:p>
-      <w:r>
-        <w:t>“人文环境呢？同志，不要只想着技术方面，看这里穷的，知道吗？穷山恶水出刁民，将来与地方上的关系怕有很大麻烦，说不定，基地会成了这儿的唐僧肉。”</w:t>
-      </w:r>
-      <w:r>
-        <w:t>&lt;br /&gt;&lt;br /&gt;</w:t>
-      </w:r>
-    </w:p>
-    <w:p>
-      <w:r>
-        <w:t>这个选址果然没被批准，原因就如负责人所说。</w:t>
-      </w:r>
-      <w:r>
-        <w:t>&lt;br /&gt;&lt;br /&gt;</w:t>
-      </w:r>
-    </w:p>
-    <w:p>
-      <w:r>
-        <w:t>三年过去了，叶文洁再也没有伊文斯的消息。</w:t>
-      </w:r>
-      <w:r>
-        <w:t>&lt;br /&gt;&lt;br /&gt;</w:t>
-      </w:r>
-    </w:p>
-    <w:p>
-      <w:r>
-        <w:t>这年春季的一天，叶文洁突然收到了一张明信片，竟是伊文斯寄来的，上面简单地写了一句话：</w:t>
-      </w:r>
-      <w:r>
-        <w:t>&lt;br /&gt;&lt;br /&gt;</w:t>
-      </w:r>
-    </w:p>
-    <w:p>
-      <w:r>
-        <w:t>到这里来，告诉我怎么活下去。</w:t>
-      </w:r>
-      <w:r>
-        <w:t>&lt;br /&gt;&lt;br /&gt;</w:t>
-      </w:r>
-    </w:p>
-    <w:p>
-      <w:r>
-        <w:t>叶文洁坐了一天一夜火车，又换乘几个小时的汽车，来到了那个偏僻的西北山村。</w:t>
-      </w:r>
-      <w:r>
-        <w:t>&lt;br /&gt;&lt;br /&gt;</w:t>
-      </w:r>
-    </w:p>
-    <w:p>
-      <w:r>
-        <w:t>当她登上那座小山顶时，立刻看到了那片树林，面积与三年前差不多，但由于树木的成长，</w:t>
-      </w:r>
-      <w:r>
-        <w:lastRenderedPageBreak/>
-        <w:t>看上去密了许多。不过，叶文洁很快发现，这片林子的面积曾经扩大了许多，但现在，扩大的部分已被砍伐了——砍伐仍在热火朝天地进行，在林子的各个方向都有树木不断地倒下，整个林子像一片被许多只蚜虫蚕食的绿叶，照这个速度很快就会消失。砍树的村民来自附近的两个村子，他们用斧子和板锯把那些刚刚成长起来的小树一棵棵地放倒，然后用拖拉机和牛车运下山去。砍树的很多，不断有激烈的争执发生。</w:t>
-      </w:r>
-      <w:r>
-        <w:t>&lt;br /&gt;&lt;br /&gt;</w:t>
-      </w:r>
-    </w:p>
-    <w:p>
-      <w:r>
-        <w:t>小树的倒下没有什么巨大的声响，也听不到油锯的轰鸣，但这似曾相识的一幕还是让叶文洁心头一紧。</w:t>
-      </w:r>
-      <w:r>
-        <w:t>&lt;br /&gt;&lt;br /&gt;</w:t>
-      </w:r>
-    </w:p>
-    <w:p>
-      <w:r>
-        <w:t>有人向她打招呼，是那个生产队长，现在的村长，他认出了叶文洁。当她问他为什么砍林子的时候，他说：“这片林子嘛，不受法律保护的。”</w:t>
-      </w:r>
-      <w:r>
-        <w:t>&lt;br /&gt;&lt;br /&gt;</w:t>
-      </w:r>
-    </w:p>
-    <w:p>
-      <w:r>
-        <w:t>“怎么能这么说？《森林法》不是刚刚颁布吗？”</w:t>
-      </w:r>
-      <w:r>
-        <w:t>&lt;br /&gt;&lt;br /&gt;</w:t>
-      </w:r>
-    </w:p>
-    <w:p>
-      <w:r>
-        <w:t>“可白求恩在这几种树经过谁批准了？外国人擅自到中国的山坡上种树，受哪门子法律保护？”</w:t>
-      </w:r>
-      <w:r>
-        <w:t>&lt;br /&gt;&lt;br /&gt;</w:t>
-      </w:r>
-    </w:p>
-    <w:p>
-      <w:r>
-        <w:t>“这说法不对的。他在荒山上种，又没有占耕地，再说，他当初种的时候你们也没有说什么。”</w:t>
-      </w:r>
-      <w:r>
-        <w:t>&lt;br /&gt;&lt;br /&gt;</w:t>
-      </w:r>
-    </w:p>
-    <w:p>
-      <w:r>
-        <w:t>“是啊，后来县里还给了他一个造林模范呢。本来村里是想过几年再收林子的，猪养肥了再杀嘛，可南拉村的人等不及来砍了，我们不动手也没份儿了。”</w:t>
-      </w:r>
-      <w:r>
-        <w:t>&lt;br /&gt;&lt;br /&gt;</w:t>
-      </w:r>
-    </w:p>
-    <w:p>
-      <w:r>
-        <w:t>“你们马上停下来！我要到政府部门去反映这事！</w:t>
-      </w:r>
-      <w:r>
-        <w:t>&lt;br /&gt;&lt;br /&gt;</w:t>
-      </w:r>
-    </w:p>
-    <w:p>
-      <w:r>
-        <w:t>“不用了，”村长点上一支烟，指指远方正在装树木的一辆大货车，“看那车，就是县林业局副局长的，还有镇派出所什么的，木头数他们拉走得最多！我说过，这林子没名没份的，不受保护，你到哪儿找都没用；再说，叶同志，你不是大学教授吗？这和你有嘛关系？”</w:t>
-      </w:r>
-      <w:r>
-        <w:t>&lt;br /&gt;&lt;br /&gt;</w:t>
-      </w:r>
-    </w:p>
-    <w:p>
-      <w:r>
-        <w:t>那两间土坯房还是原样，但伊文斯不在里面，叶文洁在树林里找到了他，他正拿着一把斧子一心一意地修剪树枝，显然已经干了很久，一副疲惫不堪的样子。</w:t>
-      </w:r>
-      <w:r>
-        <w:t>&lt;br /&gt;&lt;br /&gt;</w:t>
-      </w:r>
-    </w:p>
-    <w:p>
-      <w:r>
-        <w:t>“不管有没有意义，我不能停下来，停下来我会崩溃的。”伊文斯说，熟练地砍下一条歪枝。</w:t>
-      </w:r>
-      <w:r>
-        <w:t>&lt;br /&gt;&lt;br /&gt;</w:t>
-      </w:r>
-    </w:p>
-    <w:p>
-      <w:r>
-        <w:t>“我们一起去县里找政府，不行就去省城，总会有人制止他们的。”叶文洁关切地看着他。</w:t>
-      </w:r>
-      <w:r>
-        <w:t>&lt;br /&gt;&lt;br /&gt;</w:t>
-      </w:r>
-    </w:p>
-    <w:p>
-      <w:r>
-        <w:t>伊文斯停下来，用很惊奇的目光看着叶文洁，夕阳透过重重林木照进来，在他的眸子中闪亮。“叶，你真的以为我是为了这片树林？”他笑着摇摇头，扔下了手中的斧子，靠着一棵树坐了下来，“我现在要想制止他们，轻而易举。”他把一只空的工具袋放到地上，示意叶文洁坐下，接着说，“我刚从美国回来，父亲在两个月前去世，我继承了他的大部分遗产。哥哥和姐姐只各得了五百万。这让我很意外，真的没想到他最后能对我这样，也许，他在内心深处还是看重我的，或者，看重我的理想。不把不动产算在内，知道我现在能支配的钱有多少吗？大约四十五亿美元。我可以</w:t>
-      </w:r>
-      <w:r>
-        <w:rPr>
-          <w:rFonts w:hint="eastAsia"/>
-        </w:rPr>
-        <w:t>轻而易举地让他们停止砍树，然后让他们种树，让我们目力所及的黄土山都被这样的速生林覆盖，很容易，但有什么意义呢？你看到的一切可以归结为贫穷，但富裕的国家又怎么样？他们营造自己的优美环境，却把重污染工业向穷国转移，你可能知道，美国政府刚刚拒绝签署京都议定书……整个人类本质上都一样，只要文明像这样发展，我想拯救的这种燕子，还有其他的燕子，迟早都会灭绝，只是时间问题。”</w:t>
-      </w:r>
-      <w:r>
-        <w:t>&lt;br /&gt;&lt;br /&gt;</w:t>
-      </w:r>
-    </w:p>
-    <w:p>
-      <w:r>
-        <w:t>叶文洁默默地坐着，看着落日在小树林中投出的一道道光线，听着远处砍伐的喧闹，她的思绪回到了二十年前，回到了大兴安岭的森林中，那里，她与另一个男人也有过类似的对话。</w:t>
-      </w:r>
-      <w:r>
-        <w:t>&lt;br /&gt;&lt;br /&gt;</w:t>
-      </w:r>
-    </w:p>
-    <w:p>
-      <w:r>
-        <w:t>“知道我为什么到这里来吗？”伊文斯接着说，“物种共产主义的思想萌芽在古代东方就出现了。”</w:t>
-      </w:r>
-      <w:r>
-        <w:t>&lt;br /&gt;&lt;br /&gt;</w:t>
-      </w:r>
-    </w:p>
-    <w:p>
-      <w:r>
-        <w:t>“你指的是佛教？”</w:t>
-      </w:r>
-      <w:r>
-        <w:t>&lt;br /&gt;&lt;br /&gt;</w:t>
-      </w:r>
-    </w:p>
-    <w:p>
-      <w:r>
-        <w:lastRenderedPageBreak/>
-        <w:t>“是的，基督教只重视人，虽然所有物种都被放入了诺亚方舟，但从来没有给其他生命与人类同等的地位，而佛教是普度众生的，所以我来到了东方。但……现在看来哪里都—样。”</w:t>
-      </w:r>
-      <w:r>
-        <w:t>&lt;br /&gt;&lt;br /&gt;</w:t>
-      </w:r>
-    </w:p>
-    <w:p>
-      <w:r>
-        <w:t>“是啊，哪里都一样，人类都—样。”</w:t>
-      </w:r>
-      <w:r>
-        <w:t>&lt;br /&gt;&lt;br /&gt;</w:t>
-      </w:r>
-    </w:p>
-    <w:p>
-      <w:r>
-        <w:t>“现在我能做什么？我生活的支柱在哪里？我有四十五亿美元和一家跨国石油公司，但这又算得了什么？人类为了拯救濒危的物种投入的钱肯定超过了四百五十亿，为拯救恶化的生态环境的投人也超过四千五百亿，但有什么用？文明仍按照自己的轨迹毁灭着地球上除人之外的其他生命。四十五亿够建造一艘航空母舰，但就是建造一千艘航母，也制止不了人类的疯狂。”</w:t>
-      </w:r>
-      <w:r>
-        <w:t>&lt;br /&gt;&lt;br /&gt;</w:t>
-      </w:r>
-    </w:p>
-    <w:p>
-      <w:r>
-        <w:t>“麦克，这就是我想对你说的，人类文明已经不可能靠自身的力量来改善了。”</w:t>
-      </w:r>
-      <w:r>
-        <w:t>&lt;br /&gt;&lt;br /&gt;</w:t>
-      </w:r>
-    </w:p>
-    <w:p>
-      <w:r>
-        <w:t>“但人类之外还有别的力量吗？上帝要是存在也早死了。”</w:t>
-      </w:r>
-      <w:r>
-        <w:t>&lt;br /&gt;&lt;br /&gt;</w:t>
-      </w:r>
-    </w:p>
-    <w:p>
-      <w:r>
-        <w:t>“有的，有别的力量。”</w:t>
-      </w:r>
-      <w:r>
-        <w:t>&lt;br /&gt;&lt;br /&gt;</w:t>
-      </w:r>
-    </w:p>
-    <w:p>
-      <w:r>
-        <w:t>这时太阳已经落下山去，砍树的人们收工了，树林和周围的黄土坡笼罩在一片寂静中。叶文洁向伊文斯完整地进述了红岸和三体世界的事，伊文斯静静地听着，同时聆听的，似乎还有暮色中的树林和它周围的黄土高原。当叶文洁讲完时，一轮明月从东方升起，在林间投下斑斑光影。</w:t>
-      </w:r>
-      <w:r>
-        <w:t>&lt;br /&gt;&lt;br /&gt;</w:t>
-      </w:r>
-    </w:p>
-    <w:p>
-      <w:r>
-        <w:t>伊文斯说：“我现在还不能相信你说的，毕竟太神奇了，幸运的是，我有力量去证实这一切，如果是真的，”他向叶文洁伸出手去，说出了以后地球三体组织接纳新成员时必说的一句话，“我们是同志了。”</w:t>
+        <w:t>中不乏一流的物理学家和数学家，但这种研究一直没有重大成果，倒是像魏成这样与三体叛军和三体教无关的天才，无意中取得了令他们产生很大希望的突破。</w:t>
+      </w:r>
+      <w:r>
+        <w:t>&lt;br /&gt;&lt;br /&gt;</w:t>
+      </w:r>
+    </w:p>
+    <w:p>
+      <w:r>
+        <w:t>降临派和拯救派一直处于尖锐的对立状态，降临派认为，拯救派是对地球三体运动重大的威胁。这种看法也不是没有道理，正是通过拯救派中一些有责任心的人士，各国政府才逐渐得知三体叛军令人震惊的背景。两派在组织中实力相当，双方的武装力量已经发展到兵戎相见的程度。叶文洁运用自己的威信极力弥合组织中的裂痕，但效果不大。</w:t>
+      </w:r>
+      <w:r>
+        <w:t>&lt;br /&gt;&lt;br /&gt;</w:t>
+      </w:r>
+    </w:p>
+    <w:p>
+      <w:r>
+        <w:t>随着三体运动的发展，三体叛军中出现了第三个派别：幸存派。当入侵太阳系的外星舰队的存在被确切证实后，在那场终极战争中幸存下来是人们最自然的愿望。当然，战争是四百五十年之后的事了，与自己的此生无关，但很多人希望如果人类战败，自己在四个半世纪后的子孙能幸存下来。现在就为三体侵略者服务，显然有利于这个目标的实现。与另外两个主流派别比较，幸存派成员都来自较低的社会阶层，且东方人（特别是中国人）居多，他们目前的数量还很少，但人数在急剧增长，在三体文化日益普及的未来，将会成为一支不可忽视的力量。</w:t>
+      </w:r>
+      <w:r>
+        <w:t>&lt;br /&gt;&lt;br /&gt;</w:t>
+      </w:r>
+    </w:p>
+    <w:p>
+      <w:r>
+        <w:t>人类文明自身缺陷产生的异化力量、对更高等文明的向往和崇拜、让子孙在终极战争后幸存的强烈欲望，这三股强大的动力推动地球三体运动迅速发展，当它被察觉时，已成燎原之势。</w:t>
+      </w:r>
+      <w:r>
+        <w:t>&lt;br /&gt;&lt;br /&gt;</w:t>
+      </w:r>
+    </w:p>
+    <w:p>
+      <w:r>
+        <w:t>而这时，外星文明还远在四光年之外的太空深处，与人类世界还隔着四个半世纪的漫漫航程，它们送到地球的，只有那一束电波。</w:t>
+      </w:r>
+      <w:r>
+        <w:t>&lt;br /&gt;&lt;br /&gt;</w:t>
+      </w:r>
+    </w:p>
+    <w:p>
+      <w:r>
+        <w:t>比尔·马修的“接触符号”理论，得到了令人心悸的完美证实。</w:t>
       </w:r>
       <w:r>
         <w:t>&lt;br /&gt;&lt;br /&gt;</w:t>
@@ -4218,807 +3234,507 @@
         <w:pStyle w:val="1"/>
       </w:pPr>
       <w:r>
-        <w:t>28.第二红岸基地</w:t>
-      </w:r>
-      <w:r>
-        <w:t>&lt;br /&gt;&lt;br /&gt;</w:t>
-      </w:r>
-    </w:p>
-    <w:p>
-      <w:r>
-        <w:t>又是三年过去了，伊文斯销声匿迹，没有任何消息。叶文洁不知道他是否真的在世界的某处证实自己讲述的一切，也不知道他将如何证实。即使在宇宙尺度上是近在咫尺的四光年，对脆弱的生命来说也是不可想象的遥远，在这太空的江之头和江之尾，任何联系都细若游丝。</w:t>
-      </w:r>
-      <w:r>
-        <w:t>&lt;br /&gt;&lt;br /&gt;</w:t>
-      </w:r>
-    </w:p>
-    <w:p>
-      <w:r>
-        <w:t>这年的冬天，叶文洁突然接到了西欧一所不太知名的大学邀请，请她去做为期半年的访问学者。到达伦敦西斯罗机场后，有一个年轻人来接她，他们没有走出机场大厅，而是返回了停机坪。在那里，年轻人带她登上了一架直升机。当直升机轰鸣着飞上英伦雾蒙蒙的天空时，仿佛时光倒流，叶文洁感到一切都似曾相识。她多年前第一次乘直升机，经历了一次命运的转折，这次命运又会将她带向何方？</w:t>
-      </w:r>
-      <w:r>
-        <w:t>&lt;br /&gt;&lt;br /&gt;</w:t>
-      </w:r>
-    </w:p>
-    <w:p>
-      <w:r>
-        <w:t>“我们去第二红岸基地。”年轻人说。</w:t>
-      </w:r>
-      <w:r>
-        <w:t>&lt;br /&gt;&lt;br /&gt;</w:t>
-      </w:r>
-    </w:p>
-    <w:p>
-      <w:r>
-        <w:t>直升机越过了海岸线，向大西洋深处飞去。在海上飞行了约半小时，直升机向下方的一艘巨轮降落。叶文洁第一眼看到巨轮时，就想起了雷达峰，这时她才想到那山峰的形状真的像一艘巨船，周围的大西洋像是大兴安岭的森林，但真正让她联想到红岸基地的是巨轮中都竖立着的那面巨大的抛物面天线，它像巨轮的一面圆形的大帆。这艘巨轮是由一艘六万吨级的油轮改建的，像一座浮动的钢铁小岛。伊文斯将他的基地建在船上，也许是为了时刻处于最佳监听和发射方位，也许是为了躲避什么。后来她知道，这艘巨轮叫“审判日”号。</w:t>
-      </w:r>
-      <w:r>
-        <w:t>&lt;br /&gt;&lt;br /&gt;</w:t>
-      </w:r>
-    </w:p>
-    <w:p>
-      <w:r>
-        <w:t>叶文洁走下直升机，听到了一阵熟悉的轰鸣声，那是巨型天线在海风中发出的，这声音把她的感觉更深地拉回了过去。天线下面宽阔的甲板上，密密麻麻地站了近两千人。伊文斯走上前，庄重地对叶文洁说：“按照你给定的频率和方位，我们收到了三体世界的信息，你所说的一切都证实了。”</w:t>
-      </w:r>
-      <w:r>
-        <w:t>&lt;br /&gt;&lt;br /&gt;</w:t>
-      </w:r>
-    </w:p>
-    <w:p>
-      <w:r>
-        <w:t>叶文洁平静地点点头。</w:t>
-      </w:r>
-      <w:r>
-        <w:t>&lt;br /&gt;&lt;br /&gt;</w:t>
-      </w:r>
-    </w:p>
-    <w:p>
+        <w:t>30.两个质子</w:t>
+      </w:r>
+      <w:r>
+        <w:t>&lt;br /&gt;&lt;br /&gt;</w:t>
+      </w:r>
+    </w:p>
+    <w:p>
+      <w:r>
+        <w:t>审问者：现在开始今天的调查。希望你能像上次一样配合。</w:t>
+      </w:r>
+      <w:r>
+        <w:t>&lt;br /&gt;&lt;br /&gt;</w:t>
+      </w:r>
+    </w:p>
+    <w:p>
+      <w:r>
+        <w:t>叶文洁：我知道的你们都知道了，有许多事情反而需要你来告诉我。</w:t>
+      </w:r>
+      <w:r>
+        <w:t>&lt;br /&gt;&lt;br /&gt;</w:t>
+      </w:r>
+    </w:p>
+    <w:p>
+      <w:r>
+        <w:t>审问者：不是这样，我们首先想知道的是，在三体世界发往地球的信息中，降临派所截留的那部分内容是什么？</w:t>
+      </w:r>
+      <w:r>
+        <w:t>&lt;br /&gt;&lt;br /&gt;</w:t>
+      </w:r>
+    </w:p>
+    <w:p>
+      <w:r>
+        <w:t>叶文洁：不知道，他们的组织很严密，我只知道他们截留了信息。</w:t>
+      </w:r>
+      <w:r>
+        <w:t>&lt;br /&gt;&lt;br /&gt;</w:t>
+      </w:r>
+    </w:p>
+    <w:p>
+      <w:r>
+        <w:t>审问者：我们换个话题：在与三体世界的通讯被降临派垄断之后，你是否建立了第三红岸基地？</w:t>
+      </w:r>
+      <w:r>
+        <w:t>&lt;br /&gt;&lt;br /&gt;</w:t>
+      </w:r>
+    </w:p>
+    <w:p>
+      <w:r>
+        <w:t>叶文洁：有这个计划，但只完成了接收部分，然后建设停止，设备和基地也都拆除了。</w:t>
+      </w:r>
+      <w:r>
+        <w:t>&lt;br /&gt;&lt;br /&gt;</w:t>
+      </w:r>
+    </w:p>
+    <w:p>
+      <w:r>
+        <w:t>审问者：为什么？</w:t>
+      </w:r>
+      <w:r>
+        <w:t>&lt;br /&gt;&lt;br /&gt;</w:t>
+      </w:r>
+    </w:p>
+    <w:p>
+      <w:r>
+        <w:t>叶文洁：因为半人马座三星方向已没有任何信息传来，在所有频段上都没有。我想你们已经证实了这个。</w:t>
+      </w:r>
+      <w:r>
+        <w:t>&lt;br /&gt;&lt;br /&gt;</w:t>
+      </w:r>
+    </w:p>
+    <w:p>
+      <w:r>
+        <w:t>审问者：是的，这就是说，至少在四年前，三体世界已经停止了与地球的联系，这也就使得那批被降临派截留的信息更加重要。</w:t>
+      </w:r>
+      <w:r>
+        <w:t>&lt;br /&gt;&lt;br /&gt;</w:t>
+      </w:r>
+    </w:p>
+    <w:p>
+      <w:r>
+        <w:t>叶文洁：是的，在这方面我真没什么可说的了。</w:t>
+      </w:r>
+      <w:r>
+        <w:t>&lt;br /&gt;&lt;br /&gt;</w:t>
+      </w:r>
+    </w:p>
+    <w:p>
+      <w:r>
+        <w:t>审问者：（停顿几秒钟）那我们找一个可谈的话题吧：麦克？伊文斯欺骗了你，是吗？</w:t>
+      </w:r>
+      <w:r>
+        <w:t>&lt;br /&gt;&lt;br /&gt;</w:t>
+      </w:r>
+    </w:p>
+    <w:p>
+      <w:r>
+        <w:t>叶文治：可以这么说。他从来没有向我袒露过自己内心最深处的真实想法，只是表达了自己对地球其他物种的使命感。我没有想到由这种使命产生的对人类的憎恨已发展到这种极端的程度，以至于他把毁灭人类文明作为自己的最终理想。</w:t>
+      </w:r>
+      <w:r>
+        <w:t>&lt;br /&gt;&lt;br /&gt;</w:t>
+      </w:r>
+    </w:p>
+    <w:p>
+      <w:r>
+        <w:t>审问者：看看地球三体组织现在的局面：降临派要借助外星力量毁灭人类，拯救派把外星文</w:t>
+      </w:r>
       <w:r>
         <w:lastRenderedPageBreak/>
-        <w:t>“伟大的三体舰队已经启航，目标是太阳系，将在四百五十年后到达。”</w:t>
-      </w:r>
-      <w:r>
-        <w:t>&lt;br /&gt;&lt;br /&gt;</w:t>
-      </w:r>
-    </w:p>
-    <w:p>
-      <w:r>
-        <w:t>叶文洁脸上仍是一片平静，现在，没有什么能使她震惊了。</w:t>
-      </w:r>
-      <w:r>
-        <w:t>&lt;br /&gt;&lt;br /&gt;</w:t>
-      </w:r>
-    </w:p>
-    <w:p>
-      <w:r>
-        <w:t>伊文斯指着身后密密的人群说：“你现在看到的，是地球三体组织的首批成员，我们的理想是请三体文明改造人类文明，遏制人类的疯狂和邪恶，让地球再次成为一个和谐繁荣、没有罪恶的世界。认同我们理想的人越来越多，我们的组织在急剧扩大中，成员遍布整个世界。”</w:t>
-      </w:r>
-      <w:r>
-        <w:t>&lt;br /&gt;&lt;br /&gt;</w:t>
-      </w:r>
-    </w:p>
-    <w:p>
-      <w:r>
-        <w:t>“我能做什么？”叶文洁轻声地问。</w:t>
-      </w:r>
-      <w:r>
-        <w:t>&lt;br /&gt;&lt;br /&gt;</w:t>
-      </w:r>
-    </w:p>
-    <w:p>
-      <w:r>
-        <w:t>“您将成为地球三体运动的最高统帅，地球三体战士都认同您的资格！”</w:t>
-      </w:r>
-      <w:r>
-        <w:t>&lt;br /&gt;&lt;br /&gt;</w:t>
-      </w:r>
-    </w:p>
-    <w:p>
-      <w:r>
-        <w:t>叶文洁沉默了几秒钟，缓缓地点点头，“我尽力而为。”</w:t>
-      </w:r>
-      <w:r>
-        <w:t>&lt;br /&gt;&lt;br /&gt;</w:t>
-      </w:r>
-    </w:p>
-    <w:p>
-      <w:r>
-        <w:t>伊文斯高举一只拳头，对着人群喊道：“消灭人类暴政！”</w:t>
-      </w:r>
-      <w:r>
-        <w:t>&lt;br /&gt;&lt;br /&gt;</w:t>
-      </w:r>
-    </w:p>
-    <w:p>
-      <w:r>
-        <w:t>和着涛声与天线在风中的轰鸣，三体战士们齐声高呼：“世界属于三体！”</w:t>
-      </w:r>
-      <w:r>
-        <w:t>&lt;br /&gt;&lt;br /&gt;</w:t>
-      </w:r>
-    </w:p>
-    <w:p>
-      <w:r>
-        <w:t>这—天，被公认为地球三体运动的诞生日。</w:t>
-      </w:r>
-      <w:r>
-        <w:t>&lt;br /&gt;&lt;br /&gt;</w:t>
-      </w:r>
-    </w:p>
-    <w:p>
-      <w:pPr>
-        <w:pStyle w:val="1"/>
-      </w:pPr>
-      <w:r>
-        <w:t>29.地球三体运动</w:t>
-      </w:r>
-      <w:r>
-        <w:t>&lt;br /&gt;&lt;br /&gt;</w:t>
-      </w:r>
-    </w:p>
-    <w:p>
-      <w:r>
-        <w:t>竟然有这么多的人对人类文明彻底绝望，憎恨和背叛自己的物种，甚至将消灭包括自己和子孙在内的人类作为最高理想，这是地球三体运动最令人震惊之处。</w:t>
-      </w:r>
-      <w:r>
-        <w:t>&lt;br /&gt;&lt;br /&gt;</w:t>
-      </w:r>
-    </w:p>
-    <w:p>
-      <w:r>
-        <w:t>地球三体叛军被称为精神贵族组织，其成员多来自高级知识阶层，也有相当一部分政界和经济界的精英。三体组织也曾试图在普通民众中发展成员，但这些努力都告失败。对于人类的负面，普通人并没有高级知识阶层那样全面深刻的认知；更重要的是，由于他们的思想受现代科学和哲学影响较少，对自己所属物种本能的认同感仍占强势地位，将人类作为一个整体来背叛，在他们看来是不可想象的。但知识精英们则不同，他们中相当多的人早已站在人类之外思考问题了。人类文明，终于在自己的内部孕育出了强大的异化力量。</w:t>
-      </w:r>
-      <w:r>
-        <w:t>&lt;br /&gt;&lt;br /&gt;</w:t>
-      </w:r>
-    </w:p>
-    <w:p>
-      <w:r>
-        <w:t>三体叛军发展的速度固然惊人，但仅凭人数还不能衡量其力量，因为它的组</w:t>
-      </w:r>
-      <w:r>
-        <w:t>&lt;br /&gt;&lt;br /&gt;</w:t>
-      </w:r>
-    </w:p>
-    <w:p>
-      <w:r>
-        <w:t>织成员大部分处于社会的高层位置，有很大的权力和影响力。</w:t>
-      </w:r>
-      <w:r>
-        <w:t>&lt;br /&gt;&lt;br /&gt;</w:t>
-      </w:r>
-    </w:p>
-    <w:p>
-      <w:r>
-        <w:t>作为地球三体叛军的最高统帅，叶文洁只是一名精神领袖，并不参与组织的具体运作，她不知道后来变得十分庞大的三体叛军是如何发展起来的，甚至不知道组织的具体人数。</w:t>
-      </w:r>
-      <w:r>
-        <w:t>&lt;br /&gt;&lt;br /&gt;</w:t>
-      </w:r>
-    </w:p>
-    <w:p>
-      <w:r>
-        <w:t>对于地球三体叛军，各国政府一直没有给予足够的重视。为了迅速扩大，这个组织几乎是在半公开地活动，他们知道，有一样东西会成为他们的天然保护，那就是政府的保守和贫乏的想象力。在掌握国家力量的相关部门中，没有人相信他们说的那一套，只是将他们作为一般的胡言乱语的激进组织，由于其成员层次之高，各国政府对待这个组织一直小心翼翼。直到三体叛军开始发展自己的武装力量，一些国家的安全机构才注意到它，进而发现该组织非同寻常；至于开始对其进行有效打击，只是近两年的事。</w:t>
-      </w:r>
-      <w:r>
-        <w:t>&lt;br /&gt;&lt;br /&gt;</w:t>
-      </w:r>
-    </w:p>
-    <w:p>
-      <w:r>
-        <w:t>地球三体叛军并非铁板一块，它的内部有着复杂的派别和分支，主要分为两部分：</w:t>
-      </w:r>
-      <w:r>
-        <w:t>&lt;br /&gt;&lt;br /&gt;</w:t>
-      </w:r>
-    </w:p>
-    <w:p>
-      <w:r>
-        <w:t>降临派：这是三体叛军最本原最纯粹的一脉，主要由伊文斯物种共产主义的信奉者组成。他们对人类本性都已彻底绝望，这种绝望最初来源于现代文明导致的地球物种大灭绝，伊文斯就是其典型代表。后来，降临派对人类的憎恨开始有了不同的出发点，并非只局限于环保和战争等，有些上升到了相当抽象的哲学高度。与后来人们的想象不同，这些人大都是现实主义者，对于他们为之服务的外星文明也并未抱太多的期望，他们的背叛只源于对人类的绝望和仇恨，麦克？伊文斯的一句话已成为降临派的座右铭：我们不知道外星文明是什么样子，但知道人类。</w:t>
-      </w:r>
-      <w:r>
-        <w:t>&lt;br /&gt;&lt;br /&gt;</w:t>
-      </w:r>
-    </w:p>
-    <w:p>
+        <w:t>明当神来崇拜，幸存派的理想是以出卖同胞来苟且偷生，所有这些都与你借助外星文明改造人类的理想不一致。</w:t>
+      </w:r>
+      <w:r>
+        <w:t>&lt;br /&gt;&lt;br /&gt;</w:t>
+      </w:r>
+    </w:p>
+    <w:p>
+      <w:r>
+        <w:t>叶文洁：我点燃了火，却控制不了它。</w:t>
+      </w:r>
+      <w:r>
+        <w:t>&lt;br /&gt;&lt;br /&gt;</w:t>
+      </w:r>
+    </w:p>
+    <w:p>
+      <w:r>
+        <w:t>审问者：你有在三体组织内部消灭降临派的计划，并开始对降临派采取行动。但“审判日”号是降临派的核心基地和指挥中心，伊文斯等降临派的核心人物常驻其上，你们为什么不首先攻击这艘巨轮呢？拯救派的武装力量大部分忠于你，是有能力击沉甚至占领它的。</w:t>
+      </w:r>
+      <w:r>
+        <w:t>&lt;br /&gt;&lt;br /&gt;</w:t>
+      </w:r>
+    </w:p>
+    <w:p>
+      <w:r>
+        <w:t>叶文法：为了被截留的主的信息。那些信息都存贮在第二红岸基地，也就是“审判日”号的某台计算机上，如果攻击那艘船，降临派就会在他们认为危急的时刻删除所有信息，那些信息太重要了，我们不能失去它。对于拯救派而言，信息的丢失如同基督教丢失了圣经、伊斯兰教丢失了古兰经。我想，你们也面临着同样的问题，降临派把主的信息当“人质”，这就是“审判日”号现在仍然存在的原因。</w:t>
+      </w:r>
+      <w:r>
+        <w:t>&lt;br /&gt;&lt;br /&gt;</w:t>
+      </w:r>
+    </w:p>
+    <w:p>
+      <w:r>
+        <w:t>审问者：这方面，你对我们有什么建议吗？</w:t>
+      </w:r>
+      <w:r>
+        <w:t>&lt;br /&gt;&lt;br /&gt;</w:t>
+      </w:r>
+    </w:p>
+    <w:p>
+      <w:r>
+        <w:t>叶文治：没有。</w:t>
+      </w:r>
+      <w:r>
+        <w:t>&lt;br /&gt;&lt;br /&gt;</w:t>
+      </w:r>
+    </w:p>
+    <w:p>
+      <w:r>
+        <w:t>审问者：你把三体世界也称为主，是否意味着你对三体世界也产生了像拯救派那样的宗教感情，或者，你已经皈依了三体教？</w:t>
+      </w:r>
+      <w:r>
+        <w:t>&lt;br /&gt;&lt;br /&gt;</w:t>
+      </w:r>
+    </w:p>
+    <w:p>
+      <w:r>
+        <w:t>叶文洁：没有，只是习惯而已……我不想再谈这个问题了。</w:t>
+      </w:r>
+      <w:r>
+        <w:t>&lt;br /&gt;&lt;br /&gt;</w:t>
+      </w:r>
+    </w:p>
+    <w:p>
+      <w:r>
+        <w:t>审问者：那我们回到被截留的信息上来吧。也许你真的不知道其详细内容，但某些方面，某些大概的东西，总有所闻吧？</w:t>
+      </w:r>
+      <w:r>
+        <w:t>&lt;br /&gt;&lt;br /&gt;</w:t>
+      </w:r>
+    </w:p>
+    <w:p>
+      <w:r>
+        <w:t>叶文洁：可能只是些谣传。</w:t>
+      </w:r>
+      <w:r>
+        <w:t>&lt;br /&gt;&lt;br /&gt;</w:t>
+      </w:r>
+    </w:p>
+    <w:p>
+      <w:r>
+        <w:t>审问者：比如？</w:t>
+      </w:r>
+      <w:r>
+        <w:t>&lt;br /&gt;&lt;br /&gt;</w:t>
+      </w:r>
+    </w:p>
+    <w:p>
+      <w:r>
+        <w:t>叶文洁：…</w:t>
+      </w:r>
+      <w:r>
+        <w:t>&lt;br /&gt;&lt;br /&gt;</w:t>
+      </w:r>
+    </w:p>
+    <w:p>
+      <w:r>
+        <w:t>审问者：三体世界是否向降临派传授了某些高于人类现有科技水平的技术？</w:t>
+      </w:r>
+      <w:r>
+        <w:t>&lt;br /&gt;&lt;br /&gt;</w:t>
+      </w:r>
+    </w:p>
+    <w:p>
+      <w:r>
+        <w:t>叶文洁：不太可能，因为那些技术很可能会落到你们手里。</w:t>
+      </w:r>
+      <w:r>
+        <w:t>&lt;br /&gt;&lt;br /&gt;</w:t>
+      </w:r>
+    </w:p>
+    <w:p>
+      <w:r>
+        <w:t>审问者：最后一个问题，也是最重要的：迄今为止，三体世界发送到地球的只有电波吗？</w:t>
+      </w:r>
+      <w:r>
+        <w:t>&lt;br /&gt;&lt;br /&gt;</w:t>
+      </w:r>
+    </w:p>
+    <w:p>
+      <w:r>
+        <w:t>叶文洁：几乎是的。</w:t>
+      </w:r>
+      <w:r>
+        <w:t>&lt;br /&gt;&lt;br /&gt;</w:t>
+      </w:r>
+    </w:p>
+    <w:p>
+      <w:r>
+        <w:t>审问者：几乎？</w:t>
+      </w:r>
+      <w:r>
+        <w:t>&lt;br /&gt;&lt;br /&gt;</w:t>
+      </w:r>
+    </w:p>
+    <w:p>
+      <w:r>
+        <w:t>叶文洁：现在这一轮三体文明，宇宙航行速度达到光速的十分之一，这个技术飞跃发生在几十个地球年前，这之前他们的宇航速度一直徘徊在光速的几千分之一，他们向地球发射的小型探测器，现在还没走完半人马座与太阳系之间的距离的百分之二。</w:t>
+      </w:r>
+      <w:r>
+        <w:t>&lt;br /&gt;&lt;br /&gt;</w:t>
+      </w:r>
+    </w:p>
+    <w:p>
+      <w:r>
+        <w:t>审问者：这里有一个问题：已经出发的三体舰队如果以十分之一光速航行，四十年后就应该到达太阳系，但为什么你们说需要四百年呢？</w:t>
+      </w:r>
+      <w:r>
+        <w:t>&lt;br /&gt;&lt;br /&gt;</w:t>
+      </w:r>
+    </w:p>
+    <w:p>
+      <w:r>
+        <w:t>叶文洁：确实如此。由大型宇宙飞船组成的三体星际舰队质量巨大，加速十分缓慢，十分之一光速只是它们能够达到的最高速度，在这个速度上只能巡航很短的时间，就要开始减速。另外，三体飞船推进的动力是正反物质的湮灭，飞船前方有一个巨大的磁力场，形成一个漏斗形的磁罩，用于收集太空中的反物质粒子，这种收集过程十分缓慢，经过相当长的时间，才能得到供飞船进行一段时间加速的反物质数量，因此舰队的加速是间断进行的，很长时间的收集后才能进行一次。所以，三体舰队到达太阳系所需的时间是小型探测器的十倍。</w:t>
+      </w:r>
+      <w:r>
+        <w:t>&lt;br /&gt;&lt;br /&gt;</w:t>
+      </w:r>
+    </w:p>
+    <w:p>
+      <w:r>
+        <w:t>审问者：那你刚才说的“几乎”是什么意思？</w:t>
+      </w:r>
+      <w:r>
+        <w:t>&lt;br /&gt;&lt;br /&gt;</w:t>
+      </w:r>
+    </w:p>
+    <w:p>
+      <w:r>
+        <w:t>叶文洁：关于宇宙航行的速度，我们是在一个限定范围内讨论的，离开了这个范围，即使是落后的人类，也已经能将一些物质实体加速到接近光速了。</w:t>
+      </w:r>
+      <w:r>
+        <w:t>&lt;br /&gt;&lt;br /&gt;</w:t>
+      </w:r>
+    </w:p>
+    <w:p>
+      <w:r>
+        <w:t>审问者（稍顿）：你所指的限定范围，是不是指宏观范围？在微观上，人类已经可以使用高</w:t>
+      </w:r>
       <w:r>
         <w:lastRenderedPageBreak/>
-        <w:t>拯救派：这是在三体叛军出现相当长的时间后才产生的一个派别，它本质上是一个宗教团体，由三体教的教徒组成。</w:t>
-      </w:r>
-      <w:r>
-        <w:t>&lt;br /&gt;&lt;br /&gt;</w:t>
-      </w:r>
-    </w:p>
-    <w:p>
-      <w:r>
-        <w:t>人类之外的另一个文明，对于高级知识阶层无疑具有巨大的吸引力，并使他们极易对其产生种种美好的幻想。对于人类这样一个幼稚的文明，更高等的异种文明产生的吸引力几乎是不可抗拒的。有一个不太恰当的比喻：人类文明一直是一个孤独行走于宇宙荒漠中的不谙世事的少年，现在她（他）知道了另一个异性的存在，虽然看不到他（她）的面容和身影，但知道他（她）就在远方，对他（她）的美好想象便如同野火般蔓延。渐渐地，随着对那个遥远文明的想象越来越丰富，拯救派在精神上对三体文明产生了宗教感情，人马座三星成了太空中的奥林匹斯山，那是神的住所，</w:t>
-      </w:r>
-      <w:r>
-        <w:rPr>
-          <w:rFonts w:hint="eastAsia"/>
-        </w:rPr>
-        <w:t>三体教由此诞生。与人类的其他宗教不同，三体教崇拜着一个真实存在的对象；与其他宗教相反，处于危难中的是主，而负有拯救责任的是信徒。</w:t>
-      </w:r>
-      <w:r>
-        <w:t>&lt;br /&gt;&lt;br /&gt;</w:t>
-      </w:r>
-    </w:p>
-    <w:p>
-      <w:r>
-        <w:t>向社会传播三体文化的途径主要是通过《三体》游戏。三体叛军投入巨大的力量开发这款规模庞大的游戏软件，最初的目的，一是三体教的一种传教手段；二是想通过它将一直局限于高知阶层的三体叛军的触角伸向社会的最基层，为组织招募处于社会中下层的更年轻的成员。游戏通过一层貌似人类社会和历史的外壳，演绎三体世界的历史和文化，这样可以避免入门者的陌生感。当游戏玩家深入到一定程度并感受三体文明的魅力后，三体组织将直接与其联系，考察其思想倾向，最终将合格者招募为地球三体叛军成员。但《三体》游戏在社会上并没有引起太大的关注，玩这个游</w:t>
-      </w:r>
-      <w:r>
-        <w:rPr>
-          <w:rFonts w:hint="eastAsia"/>
-        </w:rPr>
-        <w:t>戏需要层次很高的知识背景和深刻的思想，年轻的玩家们没有能力和耐心去透过它那看似平常的表层，发现其震撼人心的内幕。真正被它所吸引的，大多还是高知阶层的人。</w:t>
-      </w:r>
-      <w:r>
-        <w:t>&lt;br /&gt;&lt;br /&gt;</w:t>
-      </w:r>
-    </w:p>
-    <w:p>
-      <w:r>
-        <w:t>拯救派后来加入的成员，大多都是通过《三体》游戏认识三体文明，最终投身于地球三体叛军的，可以说，《三体》游戏是拯救派的摇篮。</w:t>
-      </w:r>
-      <w:r>
-        <w:t>&lt;br /&gt;&lt;br /&gt;</w:t>
-      </w:r>
-    </w:p>
-    <w:p>
-      <w:r>
-        <w:t>拯救派在对三体文明抱有宗教感情的同时，对于人类文明的态度远没有降临派那样极端，他们的最终理想就是拯救主。为了使主生存下去，可以在一定程度上牺牲人类世界。但他们中的大多数人认为，能够使主在三个太阳的半人马座星系生存下去，避免其对太阳系的人侵，是两全其美的理想结局。他们天真地以为，解决物理上的三体问题就能达到这一目标，同时拯救三体和地球两个世界。其实这一想法也未必天真，三体文明本身在相当漫长的时间里也抱有这个想法，解决三体问题的努力贯穿于三体文明的几百次轮回之中。拯救派中有较深物理学和数学背景的人，都有过解决</w:t>
-      </w:r>
-      <w:r>
-        <w:rPr>
-          <w:rFonts w:hint="eastAsia"/>
-        </w:rPr>
-        <w:t>三体问题的尝试，即使在得知三体问题从数学本质上不可解后，仍然没有停止努力，解决三体问题的努力已成为三体教的一种宗教仪式。虽然拯救派中不乏一流的物理学家和数学家，但这种研究一直没有重大成果，倒是像魏成这样与三体叛军和三体教无关的天才，无意中取得了令他们产生很大希望的突破。</w:t>
-      </w:r>
-      <w:r>
-        <w:t>&lt;br /&gt;&lt;br /&gt;</w:t>
-      </w:r>
-    </w:p>
-    <w:p>
-      <w:r>
-        <w:t>降临派和拯救派一直处于尖锐的对立状态，降临派认为，拯救派是对地球三体运动重大的威胁。这种看法也不是没有道理，正是通过拯救派中一些有责任心的人士，各国政府才逐渐得知三体叛军令人震惊的背景。两派在组织中实力相当，双方的武装力量已经发展到兵戎相见的程度。叶文洁运用自己的威信极力弥合组织中的裂痕，但效果不大。</w:t>
-      </w:r>
-      <w:r>
-        <w:t>&lt;br /&gt;&lt;br /&gt;</w:t>
-      </w:r>
-    </w:p>
-    <w:p>
-      <w:r>
-        <w:t>随着三体运动的发展，三体叛军中出现了第三个派别：幸存派。当入侵太阳系的外星舰队的存在被确切证实后，在那场终极战争中幸存下来是人们最自然的愿望。当然，战争是四百五十年之后的事了，与自己的此生无关，但很多人希望如果人类战败，自己在四个半世纪后的子孙能幸存下来。现在就为三体侵略者服务，显然有利于这个目标的实现。与另外两个主流派别比较，幸存派成员都来自较低的社会阶层，且东方人（特别是中国人）居多，他们目前的数量还很少，但人数在急剧增长，在三体文化日益普及的未来，将会成为一支不可忽视的力量。</w:t>
-      </w:r>
-      <w:r>
-        <w:t>&lt;br /&gt;&lt;br /&gt;</w:t>
-      </w:r>
-    </w:p>
-    <w:p>
-      <w:r>
-        <w:t>人类文明自身缺陷产生的异化力量、对更高等文明的向往和崇拜、让子孙在终极战争后幸存</w:t>
+        <w:t>能加速器，将微观粒子加速到接近光速，微观粒子就是你说的那些物质实体吧？</w:t>
+      </w:r>
+      <w:r>
+        <w:t>&lt;br /&gt;&lt;br /&gt;</w:t>
+      </w:r>
+    </w:p>
+    <w:p>
+      <w:r>
+        <w:t>叶文洁：您很聪明。</w:t>
+      </w:r>
+      <w:r>
+        <w:t>&lt;br /&gt;&lt;br /&gt;</w:t>
+      </w:r>
+    </w:p>
+    <w:p>
+      <w:r>
+        <w:t>审问者（指指耳机）：我背后有世界上最出色的专家。</w:t>
+      </w:r>
+      <w:r>
+        <w:t>&lt;br /&gt;&lt;br /&gt;</w:t>
+      </w:r>
+    </w:p>
+    <w:p>
+      <w:r>
+        <w:t>叶文活：是的，是微观粒子。六年前，在遥远的半人马座星系，三体世界曾将两个氢原子核加速到接近光速，并向太阳系发射，这两个氢核，也就是质子，在两年前到达了太阳系，然后到达了地球。</w:t>
+      </w:r>
+      <w:r>
+        <w:t>&lt;br /&gt;&lt;br /&gt;</w:t>
+      </w:r>
+    </w:p>
+    <w:p>
+      <w:r>
+        <w:t>审问者：两个质子？他们只送来了两个质子？这几乎等于什么都没送来嘛。</w:t>
+      </w:r>
+      <w:r>
+        <w:t>&lt;br /&gt;&lt;br /&gt;</w:t>
+      </w:r>
+    </w:p>
+    <w:p>
+      <w:r>
+        <w:t>叶文洁（笑）：您也说“几乎”了。三体世界只有这个能力，只能使质子这么大小的东西接近光速，所以在四光年的距离上，他们只能送来两个质子。</w:t>
+      </w:r>
+      <w:r>
+        <w:t>&lt;br /&gt;&lt;br /&gt;</w:t>
+      </w:r>
+    </w:p>
+    <w:p>
+      <w:r>
+        <w:t>审问者：在宏观世界，两个质子就等于什么都没有——即使是一个细菌的一根毛发，也包含着几十亿个质子。这有什么意义？</w:t>
+      </w:r>
+      <w:r>
+        <w:t>&lt;br /&gt;&lt;br /&gt;</w:t>
+      </w:r>
+    </w:p>
+    <w:p>
+      <w:r>
+        <w:t>叶文治：它是一把锁。</w:t>
+      </w:r>
+      <w:r>
+        <w:t>&lt;br /&gt;&lt;br /&gt;</w:t>
+      </w:r>
+    </w:p>
+    <w:p>
+      <w:r>
+        <w:t>审问者：锁？锁什么？</w:t>
+      </w:r>
+      <w:r>
+        <w:t>&lt;br /&gt;&lt;br /&gt;</w:t>
+      </w:r>
+    </w:p>
+    <w:p>
+      <w:r>
+        <w:t>叶文洁：锁死人类的科学，在三体舰队到达前的四个半世纪，因为这两个质子的存在，人类的科学将不可能有任何重大进展。据传伊文斯说过这样的话：两个质子到达地球之日，就是人类科学死亡之时。</w:t>
+      </w:r>
+      <w:r>
+        <w:t>&lt;br /&gt;&lt;br /&gt;</w:t>
+      </w:r>
+    </w:p>
+    <w:p>
+      <w:r>
+        <w:t>审问者：这未免太离奇了吧，怎么做到呢？</w:t>
+      </w:r>
+      <w:r>
+        <w:t>&lt;br /&gt;&lt;br /&gt;</w:t>
+      </w:r>
+    </w:p>
+    <w:p>
+      <w:r>
+        <w:t>叶文洁：不知道，我真的不知道。在三体文明眼中，我们可能连野蛮人都算不上，只是一堆虫子。</w:t>
+      </w:r>
+      <w:r>
+        <w:t>&lt;br /&gt;&lt;br /&gt;</w:t>
+      </w:r>
+    </w:p>
+    <w:p>
+      <w:r>
+        <w:t>汪淼和丁仪走出作战中心时已近午夜，他们刚刚监听了上面的对话。</w:t>
+      </w:r>
+      <w:r>
+        <w:t>&lt;br /&gt;&lt;br /&gt;</w:t>
+      </w:r>
+    </w:p>
+    <w:p>
+      <w:r>
+        <w:t>“你相信叶文洁说的吗？”汪淼问。</w:t>
+      </w:r>
+      <w:r>
+        <w:t>&lt;br /&gt;&lt;br /&gt;</w:t>
+      </w:r>
+    </w:p>
+    <w:p>
+      <w:r>
+        <w:t>“你呢，信吗？”</w:t>
+      </w:r>
+      <w:r>
+        <w:t>&lt;br /&gt;&lt;br /&gt;</w:t>
+      </w:r>
+    </w:p>
+    <w:p>
+      <w:r>
+        <w:t>“最近有些事情确实太不可思议了，但，用两个质子锁死全人类的科学？这也……”</w:t>
+      </w:r>
+      <w:r>
+        <w:t>&lt;br /&gt;&lt;br /&gt;</w:t>
+      </w:r>
+    </w:p>
+    <w:p>
+      <w:r>
+        <w:t>“首先注意一点：三体文明从半人马座三星向地球发射了两个质子，竟都到达了地球！从四光年外？这也瞄得太准了，漫长的途中有数不清的干扰，星际尘埃什么的，太阳系和地球都在运动中，这比从冥王星上开枪击中这里的一只蚊子都准确，真是个不可思议的射手。”</w:t>
+      </w:r>
+      <w:r>
+        <w:t>&lt;br /&gt;&lt;br /&gt;</w:t>
+      </w:r>
+    </w:p>
+    <w:p>
+      <w:r>
+        <w:t>听到“射手”一词，汪淼的心不由紧了一下。“这说明什么？”</w:t>
+      </w:r>
+      <w:r>
+        <w:t>&lt;br /&gt;&lt;br /&gt;</w:t>
+      </w:r>
+    </w:p>
+    <w:p>
+      <w:r>
+        <w:t>“不知道。在你的印象中，质子、中子和电于这样的微观粒子，是个什么样子？”</w:t>
+      </w:r>
+      <w:r>
+        <w:t>&lt;br /&gt;&lt;br /&gt;</w:t>
+      </w:r>
+    </w:p>
+    <w:p>
+      <w:r>
+        <w:t>“几乎是一个点，当然这个点是有结构的。”</w:t>
+      </w:r>
+      <w:r>
+        <w:t>&lt;br /&gt;&lt;br /&gt;</w:t>
+      </w:r>
+    </w:p>
+    <w:p>
+      <w:r>
+        <w:t>“很幸运，我印象中的图像比你要真实些。”丁仪说着，把手中抽尽的烟蒂扔向远处，“看那什么？”他指着落到地上的烟蒂问。</w:t>
+      </w:r>
+      <w:r>
+        <w:t>&lt;br /&gt;&lt;br /&gt;</w:t>
+      </w:r>
+    </w:p>
+    <w:p>
+      <w:r>
+        <w:t>“香烟过滤嘴。”</w:t>
+      </w:r>
+      <w:r>
+        <w:t>&lt;br /&gt;&lt;br /&gt;</w:t>
+      </w:r>
+    </w:p>
+    <w:p>
+      <w:r>
+        <w:t>“很好，从这个距离看那个小东西，是什么。？”</w:t>
+      </w:r>
+      <w:r>
+        <w:t>&lt;br /&gt;&lt;br /&gt;</w:t>
+      </w:r>
+    </w:p>
+    <w:p>
+      <w:r>
+        <w:t>“差不多也就是一个点。”</w:t>
+      </w:r>
+      <w:r>
+        <w:t>&lt;br /&gt;&lt;br /&gt;</w:t>
+      </w:r>
+    </w:p>
+    <w:p>
+      <w:r>
+        <w:t>“对。”了仪走过去把过滤嘴拾起来，在汪淼眼皮底下将它撕开，露出里面已由白变黄的海绵丝，汪淼闻到了一股焦油味。丁仪接着说，“你看，就这么个小玩意儿，它的吸附面积如果展开来，有一间客厅那么大。”他说着一扬手又将过滤嘴扔掉，“抽烟斗吗？”</w:t>
+      </w:r>
+      <w:r>
+        <w:t>&lt;br /&gt;&lt;br /&gt;</w:t>
+      </w:r>
+    </w:p>
+    <w:p>
+      <w:r>
+        <w:t>“我什么烟都不抽了。”</w:t>
+      </w:r>
+      <w:r>
+        <w:t>&lt;br /&gt;&lt;br /&gt;</w:t>
+      </w:r>
+    </w:p>
+    <w:p>
+      <w:r>
+        <w:t>“烟斗使用另一种更高级的过滤芯，三块钱一个，直径与香烟过滤嘴差不多，但比它长些，是一个装着活性炭的小纸筒，把里面的活性炭倒出来，也就是一小撮像老鼠屎似的黑炭粒，但它们内部微孔构成的吸附面积，展开来有一个网球场这么大，这就是活性炭具有超强吸附</w:t>
       </w:r>
       <w:r>
         <w:lastRenderedPageBreak/>
-        <w:t>的强烈欲望，这三股强大的动力推动地球三体运动迅速发展，当它被察觉时，已成燎原之势。</w:t>
-      </w:r>
-      <w:r>
-        <w:t>&lt;br /&gt;&lt;br /&gt;</w:t>
-      </w:r>
-    </w:p>
-    <w:p>
-      <w:r>
-        <w:t>而这时，外星文明还远在四光年之外的太空深处，与人类世界还隔着四个半世纪的漫漫航程，它们送到地球的，只有那一束电波。</w:t>
-      </w:r>
-      <w:r>
-        <w:t>&lt;br /&gt;&lt;br /&gt;</w:t>
-      </w:r>
-    </w:p>
-    <w:p>
-      <w:r>
-        <w:t>比尔·马修的“接触符号”理论，得到了令人心悸的完美证实。</w:t>
-      </w:r>
-      <w:r>
-        <w:t>&lt;br /&gt;&lt;br /&gt;</w:t>
-      </w:r>
-    </w:p>
-    <w:p>
-      <w:pPr>
-        <w:pStyle w:val="1"/>
-      </w:pPr>
-      <w:r>
-        <w:t>30.两个质子</w:t>
-      </w:r>
-      <w:r>
-        <w:t>&lt;br /&gt;&lt;br /&gt;</w:t>
-      </w:r>
-    </w:p>
-    <w:p>
-      <w:r>
-        <w:t>审问者：现在开始今天的调查。希望你能像上次一样配合。</w:t>
-      </w:r>
-      <w:r>
-        <w:t>&lt;br /&gt;&lt;br /&gt;</w:t>
-      </w:r>
-    </w:p>
-    <w:p>
-      <w:r>
-        <w:t>叶文洁：我知道的你们都知道了，有许多事情反而需要你来告诉我。</w:t>
-      </w:r>
-      <w:r>
-        <w:t>&lt;br /&gt;&lt;br /&gt;</w:t>
-      </w:r>
-    </w:p>
-    <w:p>
-      <w:r>
-        <w:t>审问者：不是这样，我们首先想知道的是，在三体世界发往地球的信息中，降临派所截留的那部分内容是什么？</w:t>
-      </w:r>
-      <w:r>
-        <w:t>&lt;br /&gt;&lt;br /&gt;</w:t>
-      </w:r>
-    </w:p>
-    <w:p>
-      <w:r>
-        <w:t>叶文洁：不知道，他们的组织很严密，我只知道他们截留了信息。</w:t>
-      </w:r>
-      <w:r>
-        <w:t>&lt;br /&gt;&lt;br /&gt;</w:t>
-      </w:r>
-    </w:p>
-    <w:p>
-      <w:r>
-        <w:t>审问者：我们换个话题：在与三体世界的通讯被降临派垄断之后，你是否建立了第三红岸基地？</w:t>
-      </w:r>
-      <w:r>
-        <w:t>&lt;br /&gt;&lt;br /&gt;</w:t>
-      </w:r>
-    </w:p>
-    <w:p>
-      <w:r>
-        <w:t>叶文洁：有这个计划，但只完成了接收部分，然后建设停止，设备和基地也都拆除了。</w:t>
-      </w:r>
-      <w:r>
-        <w:t>&lt;br /&gt;&lt;br /&gt;</w:t>
-      </w:r>
-    </w:p>
-    <w:p>
-      <w:r>
-        <w:t>审问者：为什么？</w:t>
-      </w:r>
-      <w:r>
-        <w:t>&lt;br /&gt;&lt;br /&gt;</w:t>
-      </w:r>
-    </w:p>
-    <w:p>
-      <w:r>
-        <w:t>叶文洁：因为半人马座三星方向已没有任何信息传来，在所有频段上都没有。我想你们已经证实了这个。</w:t>
-      </w:r>
-      <w:r>
-        <w:t>&lt;br /&gt;&lt;br /&gt;</w:t>
-      </w:r>
-    </w:p>
-    <w:p>
-      <w:r>
-        <w:t>审问者：是的，这就是说，至少在四年前，三体世界已经停止了与地球的联系，这也就使得那批被降临派截留的信息更加重要。</w:t>
-      </w:r>
-      <w:r>
-        <w:t>&lt;br /&gt;&lt;br /&gt;</w:t>
-      </w:r>
-    </w:p>
-    <w:p>
-      <w:r>
-        <w:t>叶文洁：是的，在这方面我真没什么可说的了。</w:t>
-      </w:r>
-      <w:r>
-        <w:t>&lt;br /&gt;&lt;br /&gt;</w:t>
-      </w:r>
-    </w:p>
-    <w:p>
-      <w:r>
-        <w:t>审问者：（停顿几秒钟）那我们找一个可谈的话题吧：麦克？伊文斯欺骗了你，是吗？</w:t>
-      </w:r>
-      <w:r>
-        <w:t>&lt;br /&gt;&lt;br /&gt;</w:t>
-      </w:r>
-    </w:p>
-    <w:p>
-      <w:r>
-        <w:t>叶文治：可以这么说。他从来没有向我袒露过自己内心最深处的真实想法，只是表达了自己对地球其他物种的使命感。我没有想到由这种使命产生的对人类的憎恨已发展到这种极端的程度，以至于他把毁灭人类文明作为自己的最终理想。</w:t>
-      </w:r>
-      <w:r>
-        <w:t>&lt;br /&gt;&lt;br /&gt;</w:t>
-      </w:r>
-    </w:p>
-    <w:p>
-      <w:r>
-        <w:t>审问者：看看地球三体组织现在的局面：降临派要借助外星力量毁灭人类，拯救派把外星文明当神来崇拜，幸存派的理想是以出卖同胞来苟且偷生，所有这些都与你借助外星文明改造人类的理想不一致。</w:t>
-      </w:r>
-      <w:r>
-        <w:t>&lt;br /&gt;&lt;br /&gt;</w:t>
-      </w:r>
-    </w:p>
-    <w:p>
-      <w:r>
-        <w:t>叶文洁：我点燃了火，却控制不了它。</w:t>
-      </w:r>
-      <w:r>
-        <w:t>&lt;br /&gt;&lt;br /&gt;</w:t>
-      </w:r>
-    </w:p>
-    <w:p>
-      <w:r>
-        <w:t>审问者：你有在三体组织内部消灭降临派的计划，并开始对降临派采取行动。但“审判日”号是降临派的核心基地和指挥中心，伊文斯等降临派的核心人物常驻其上，你们为什么不首先攻击这艘巨轮呢？拯救派的武装力量大部分忠于你，是有能力击沉甚至占领它的。</w:t>
-      </w:r>
-      <w:r>
-        <w:t>&lt;br /&gt;&lt;br /&gt;</w:t>
-      </w:r>
-    </w:p>
-    <w:p>
-      <w:r>
-        <w:t>叶文法：为了被截留的主的信息。那些信息都存贮在第二红岸基地，也就是“审判日”号的某台计算机上，如果攻击那艘船，降临派就会在他们认为危急的时刻删除所有信息，那些信息太重要了，我们不能失去它。对于拯救派而言，信息的丢失如同基督教丢失了圣经、伊斯兰教丢失了古兰经。我想，你们也面临着同样的问题，降临派把主的信息当“人质”，这就是“审判日”号现在仍然存在的原因。</w:t>
-      </w:r>
-      <w:r>
-        <w:t>&lt;br /&gt;&lt;br /&gt;</w:t>
-      </w:r>
-    </w:p>
-    <w:p>
-      <w:r>
-        <w:t>审问者：这方面，你对我们有什么建议吗？</w:t>
-      </w:r>
-      <w:r>
-        <w:t>&lt;br /&gt;&lt;br /&gt;</w:t>
-      </w:r>
-    </w:p>
-    <w:p>
-      <w:r>
-        <w:t>叶文治：没有。</w:t>
-      </w:r>
-      <w:r>
-        <w:t>&lt;br /&gt;&lt;br /&gt;</w:t>
-      </w:r>
-    </w:p>
-    <w:p>
-      <w:r>
-        <w:lastRenderedPageBreak/>
-        <w:t>审问者：你把三体世界也称为主，是否意味着你对三体世界也产生了像拯救派那样的宗教感情，或者，你已经皈依了三体教？</w:t>
-      </w:r>
-      <w:r>
-        <w:t>&lt;br /&gt;&lt;br /&gt;</w:t>
-      </w:r>
-    </w:p>
-    <w:p>
-      <w:r>
-        <w:t>叶文洁：没有，只是习惯而已……我不想再谈这个问题了。</w:t>
-      </w:r>
-      <w:r>
-        <w:t>&lt;br /&gt;&lt;br /&gt;</w:t>
-      </w:r>
-    </w:p>
-    <w:p>
-      <w:r>
-        <w:t>审问者：那我们回到被截留的信息上来吧。也许你真的不知道其详细内容，但某些方面，某些大概的东西，总有所闻吧？</w:t>
-      </w:r>
-      <w:r>
-        <w:t>&lt;br /&gt;&lt;br /&gt;</w:t>
-      </w:r>
-    </w:p>
-    <w:p>
-      <w:r>
-        <w:t>叶文洁：可能只是些谣传。</w:t>
-      </w:r>
-      <w:r>
-        <w:t>&lt;br /&gt;&lt;br /&gt;</w:t>
-      </w:r>
-    </w:p>
-    <w:p>
-      <w:r>
-        <w:t>审问者：比如？</w:t>
-      </w:r>
-      <w:r>
-        <w:t>&lt;br /&gt;&lt;br /&gt;</w:t>
-      </w:r>
-    </w:p>
-    <w:p>
-      <w:r>
-        <w:t>叶文洁：…</w:t>
-      </w:r>
-      <w:r>
-        <w:t>&lt;br /&gt;&lt;br /&gt;</w:t>
-      </w:r>
-    </w:p>
-    <w:p>
-      <w:r>
-        <w:t>审问者：三体世界是否向降临派传授了某些高于人类现有科技水平的技术？</w:t>
-      </w:r>
-      <w:r>
-        <w:t>&lt;br /&gt;&lt;br /&gt;</w:t>
-      </w:r>
-    </w:p>
-    <w:p>
-      <w:r>
-        <w:t>叶文洁：不太可能，因为那些技术很可能会落到你们手里。</w:t>
-      </w:r>
-      <w:r>
-        <w:t>&lt;br /&gt;&lt;br /&gt;</w:t>
-      </w:r>
-    </w:p>
-    <w:p>
-      <w:r>
-        <w:t>审问者：最后一个问题，也是最重要的：迄今为止，三体世界发送到地球的只有电波吗？</w:t>
-      </w:r>
-      <w:r>
-        <w:t>&lt;br /&gt;&lt;br /&gt;</w:t>
-      </w:r>
-    </w:p>
-    <w:p>
-      <w:r>
-        <w:t>叶文洁：几乎是的。</w:t>
-      </w:r>
-      <w:r>
-        <w:t>&lt;br /&gt;&lt;br /&gt;</w:t>
-      </w:r>
-    </w:p>
-    <w:p>
-      <w:r>
-        <w:t>审问者：几乎？</w:t>
-      </w:r>
-      <w:r>
-        <w:t>&lt;br /&gt;&lt;br /&gt;</w:t>
-      </w:r>
-    </w:p>
-    <w:p>
-      <w:r>
-        <w:t>叶文洁：现在这一轮三体文明，宇宙航行速度达到光速的十分之一，这个技术飞跃发生在几十个地球年前，这之前他们的宇航速度一直徘徊在光速的几千分之一，他们向地球发射的小型探测器，现在还没走完半人马座与太阳系之间的距离的百分之二。</w:t>
-      </w:r>
-      <w:r>
-        <w:t>&lt;br /&gt;&lt;br /&gt;</w:t>
-      </w:r>
-    </w:p>
-    <w:p>
-      <w:r>
-        <w:t>审问者：这里有一个问题：已经出发的三体舰队如果以十分之一光速航行，四十年后就应该到达太阳系，但为什么你们说需要四百年呢？</w:t>
-      </w:r>
-      <w:r>
-        <w:t>&lt;br /&gt;&lt;br /&gt;</w:t>
-      </w:r>
-    </w:p>
-    <w:p>
-      <w:r>
-        <w:t>叶文洁：确实如此。由大型宇宙飞船组成的三体星际舰队质量巨大，加速十分缓慢，十分之一光速只是它们能够达到的最高速度，在这个速度上只能巡航很短的时间，就要开始减速。另外，三体飞船推进的动力是正反物质的湮灭，飞船前方有一个巨大的磁力场，形成一个漏斗形的磁罩，用于收集太空中的反物质粒子，这种收集过程十分缓慢，经过相当长的时间，才能得到供飞船进行一段时间加速的反物质数量，因此舰队的加速是间断进行的，很长时间的收集后才能进行一次。所以，三体舰队到达太阳系所需的时间是小型探测器的十倍。</w:t>
-      </w:r>
-      <w:r>
-        <w:t>&lt;br /&gt;&lt;br /&gt;</w:t>
-      </w:r>
-    </w:p>
-    <w:p>
-      <w:r>
-        <w:t>审问者：那你刚才说的“几乎”是什么意思？</w:t>
-      </w:r>
-      <w:r>
-        <w:t>&lt;br /&gt;&lt;br /&gt;</w:t>
-      </w:r>
-    </w:p>
-    <w:p>
-      <w:r>
-        <w:t>叶文洁：关于宇宙航行的速度，我们是在一个限定范围内讨论的，离开了这个范围，即使是落后的人类，也已经能将一些物质实体加速到接近光速了。</w:t>
-      </w:r>
-      <w:r>
-        <w:t>&lt;br /&gt;&lt;br /&gt;</w:t>
-      </w:r>
-    </w:p>
-    <w:p>
-      <w:r>
-        <w:t>审问者（稍顿）：你所指的限定范围，是不是指宏观范围？在微观上，人类已经可以使用高能加速器，将微观粒子加速到接近光速，微观粒子就是你说的那些物质实体吧？</w:t>
-      </w:r>
-      <w:r>
-        <w:t>&lt;br /&gt;&lt;br /&gt;</w:t>
-      </w:r>
-    </w:p>
-    <w:p>
-      <w:r>
-        <w:t>叶文洁：您很聪明。</w:t>
-      </w:r>
-      <w:r>
-        <w:t>&lt;br /&gt;&lt;br /&gt;</w:t>
-      </w:r>
-    </w:p>
-    <w:p>
-      <w:r>
-        <w:t>审问者（指指耳机）：我背后有世界上最出色的专家。</w:t>
-      </w:r>
-      <w:r>
-        <w:t>&lt;br /&gt;&lt;br /&gt;</w:t>
-      </w:r>
-    </w:p>
-    <w:p>
-      <w:r>
-        <w:t>叶文活：是的，是微观粒子。六年前，在遥远的半人马座星系，三体世界曾将两个氢原子核加速到接近光速，并向太阳系发射，这两个氢核，也就是质子，在两年前到达了太阳系，然后到达了地球。</w:t>
-      </w:r>
-      <w:r>
-        <w:t>&lt;br /&gt;&lt;br /&gt;</w:t>
-      </w:r>
-    </w:p>
-    <w:p>
-      <w:r>
-        <w:t>审问者：两个质子？他们只送来了两个质子？这几乎等于什么都没送来嘛。</w:t>
-      </w:r>
-      <w:r>
-        <w:t>&lt;br /&gt;&lt;br /&gt;</w:t>
-      </w:r>
-    </w:p>
-    <w:p>
-      <w:r>
-        <w:t>叶文洁（笑）：您也说“几乎”了。三体世界只有这个能力，只能使质子这么大小的东西接近光速，所以在四光年的距离上，他们只能送来两个质子。</w:t>
-      </w:r>
-      <w:r>
-        <w:t>&lt;br /&gt;&lt;br /&gt;</w:t>
-      </w:r>
-    </w:p>
-    <w:p>
-      <w:r>
-        <w:t>审问者：在宏观世界，两个质子就等于什么都没有——即使是一个细菌的一根毛发，也包含着几十亿个质子。这有什么意义？</w:t>
-      </w:r>
-      <w:r>
-        <w:t>&lt;br /&gt;&lt;br /&gt;</w:t>
-      </w:r>
-    </w:p>
-    <w:p>
-      <w:r>
-        <w:t>叶文治：它是一把锁。</w:t>
-      </w:r>
-      <w:r>
-        <w:t>&lt;br /&gt;&lt;br /&gt;</w:t>
-      </w:r>
-    </w:p>
-    <w:p>
-      <w:r>
-        <w:t>审问者：锁？锁什么？</w:t>
-      </w:r>
-      <w:r>
-        <w:t>&lt;br /&gt;&lt;br /&gt;</w:t>
-      </w:r>
-    </w:p>
-    <w:p>
-      <w:r>
-        <w:lastRenderedPageBreak/>
-        <w:t>叶文洁：锁死人类的科学，在三体舰队到达前的四个半世纪，因为这两个质子的存在，人类的科学将不可能有任何重大进展。据传伊文斯说过这样的话：两个质子到达地球之日，就是人类科学死亡之时。</w:t>
-      </w:r>
-      <w:r>
-        <w:t>&lt;br /&gt;&lt;br /&gt;</w:t>
-      </w:r>
-    </w:p>
-    <w:p>
-      <w:r>
-        <w:t>审问者：这未免太离奇了吧，怎么做到呢？</w:t>
-      </w:r>
-      <w:r>
-        <w:t>&lt;br /&gt;&lt;br /&gt;</w:t>
-      </w:r>
-    </w:p>
-    <w:p>
-      <w:r>
-        <w:t>叶文洁：不知道，我真的不知道。在三体文明眼中，我们可能连野蛮人都算不上，只是一堆虫子。</w:t>
-      </w:r>
-      <w:r>
-        <w:t>&lt;br /&gt;&lt;br /&gt;</w:t>
-      </w:r>
-    </w:p>
-    <w:p>
-      <w:r>
-        <w:t>汪淼和丁仪走出作战中心时已近午夜，他们刚刚监听了上面的对话。</w:t>
-      </w:r>
-      <w:r>
-        <w:t>&lt;br /&gt;&lt;br /&gt;</w:t>
-      </w:r>
-    </w:p>
-    <w:p>
-      <w:r>
-        <w:t>“你相信叶文洁说的吗？”汪淼问。</w:t>
-      </w:r>
-      <w:r>
-        <w:t>&lt;br /&gt;&lt;br /&gt;</w:t>
-      </w:r>
-    </w:p>
-    <w:p>
-      <w:r>
-        <w:t>“你呢，信吗？”</w:t>
-      </w:r>
-      <w:r>
-        <w:t>&lt;br /&gt;&lt;br /&gt;</w:t>
-      </w:r>
-    </w:p>
-    <w:p>
-      <w:r>
-        <w:t>“最近有些事情确实太不可思议了，但，用两个质子锁死全人类的科学？这也……”</w:t>
-      </w:r>
-      <w:r>
-        <w:t>&lt;br /&gt;&lt;br /&gt;</w:t>
-      </w:r>
-    </w:p>
-    <w:p>
-      <w:r>
-        <w:t>“首先注意一点：三体文明从半人马座三星向地球发射了两个质子，竟都到达了地球！从四光年外？这也瞄得太准了，漫长的途中有数不清的干扰，星际尘埃什么的，太阳系和地球都在运动中，这比从冥王星上开枪击中这里的一只蚊子都准确，真是个不可思议的射手。”</w:t>
-      </w:r>
-      <w:r>
-        <w:t>&lt;br /&gt;&lt;br /&gt;</w:t>
-      </w:r>
-    </w:p>
-    <w:p>
-      <w:r>
-        <w:t>听到“射手”一词，汪淼的心不由紧了一下。“这说明什么？”</w:t>
-      </w:r>
-      <w:r>
-        <w:t>&lt;br /&gt;&lt;br /&gt;</w:t>
-      </w:r>
-    </w:p>
-    <w:p>
-      <w:r>
-        <w:t>“不知道。在你的印象中，质子、中子和电于这样的微观粒子，是个什么样子？”</w:t>
-      </w:r>
-      <w:r>
-        <w:t>&lt;br /&gt;&lt;br /&gt;</w:t>
-      </w:r>
-    </w:p>
-    <w:p>
-      <w:r>
-        <w:t>“几乎是一个点，当然这个点是有结构的。”</w:t>
-      </w:r>
-      <w:r>
-        <w:t>&lt;br /&gt;&lt;br /&gt;</w:t>
-      </w:r>
-    </w:p>
-    <w:p>
-      <w:r>
-        <w:t>“很幸运，我印象中的图像比你要真实些。”丁仪说着，把手中抽尽的烟蒂扔向远处，“看那什么？”他指着落到地上的烟蒂问。</w:t>
-      </w:r>
-      <w:r>
-        <w:t>&lt;br /&gt;&lt;br /&gt;</w:t>
-      </w:r>
-    </w:p>
-    <w:p>
-      <w:r>
-        <w:t>“香烟过滤嘴。”</w:t>
-      </w:r>
-      <w:r>
-        <w:t>&lt;br /&gt;&lt;br /&gt;</w:t>
-      </w:r>
-    </w:p>
-    <w:p>
-      <w:r>
-        <w:t>“很好，从这个距离看那个小东西，是什么。？”</w:t>
-      </w:r>
-      <w:r>
-        <w:t>&lt;br /&gt;&lt;br /&gt;</w:t>
-      </w:r>
-    </w:p>
-    <w:p>
-      <w:r>
-        <w:t>“差不多也就是一个点。”</w:t>
-      </w:r>
-      <w:r>
-        <w:t>&lt;br /&gt;&lt;br /&gt;</w:t>
-      </w:r>
-    </w:p>
-    <w:p>
-      <w:r>
-        <w:t>“对。”了仪走过去把过滤嘴拾起来，在汪淼眼皮底下将它撕开，露出里面已由白变黄的海绵丝，汪淼闻到了一股焦油味。丁仪接着说，“你看，就这么个小玩意儿，它的吸附面积如果展开来，有一间客厅那么大。”他说着一扬手又将过滤嘴扔掉，“抽烟斗吗？”</w:t>
-      </w:r>
-      <w:r>
-        <w:t>&lt;br /&gt;&lt;br /&gt;</w:t>
-      </w:r>
-    </w:p>
-    <w:p>
-      <w:r>
-        <w:t>“我什么烟都不抽了。”</w:t>
-      </w:r>
-      <w:r>
-        <w:t>&lt;br /&gt;&lt;br /&gt;</w:t>
-      </w:r>
-    </w:p>
-    <w:p>
-      <w:r>
-        <w:t>“烟斗使用另一种更高级的过滤芯，三块钱一个，直径与香烟过滤嘴差不多，但比它长些，是一个装着活性炭的小纸筒，把里面的活性炭倒出来，也就是一小撮像老鼠屎似的黑炭粒，但它们内部微孔构成的吸附面积，展开来有一个网球场这么大，这就是活性炭具有超强吸附性的原因。”</w:t>
+        <w:t>性的原因。”</w:t>
       </w:r>
       <w:r>
         <w:t>&lt;br /&gt;&lt;br /&gt;</w:t>
@@ -5050,11 +3766,7 @@
     </w:p>
     <w:p>
       <w:r>
-        <w:t>“我只想说明以下的事实：在宇宙间，一个技术文明等级的重要标志，是它能够控制和使用的微观维度。对于基本粒子的一线使用，从我们那些长毛裸体的祖先在山洞中生起篝火时就开始了，对化学反应的控制，就是在一维层次上操控微观粒子。当然，这种控制也是从低级到高级，从篝火到后来的蒸汽机，再到后来的发电机；现在，人类对微观粒子一维控制的水平已达到了顶峰，有了计算机，也有了你们的纳米材料。但这一切，都局限于对微观维度的一维控制，在宇宙间一个更高级的文明看来，篝火和计算机、纳米材料等等是没有本质区别</w:t>
-      </w:r>
-      <w:r>
-        <w:lastRenderedPageBreak/>
-        <w:t>的，同属于一个层次，这也是他们</w:t>
+        <w:t>“我只想说明以下的事实：在宇宙间，一个技术文明等级的重要标志，是它能够控制和使用的微观维度。对于基本粒子的一线使用，从我们那些长毛裸体的祖先在山洞中生起篝火时就开始了，对化学反应的控制，就是在一维层次上操控微观粒子。当然，这种控制也是从低级到高级，从篝火到后来的蒸汽机，再到后来的发电机；现在，人类对微观粒子一维控制的水平已达到了顶峰，有了计算机，也有了你们的纳米材料。但这一切，都局限于对微观维度的一维控制，在宇宙间一个更高级的文明看来，篝火和计算机、纳米材料等等是没有本质区别的，同属于一个层次，这也是他们</w:t>
       </w:r>
       <w:r>
         <w:rPr>
@@ -5160,7 +3872,11 @@
     </w:p>
     <w:p>
       <w:r>
-        <w:t>常伟恩将军说：“同志们，这次与会的所有人，对目前形势都有了基本的了解，用大史的话说，信息对等了。人类与外星侵略者的战争已经开始，虽然在四个半世纪后，我们的子孙才会真正面对来自异星的三体入侵者，我们现在与之作战的仍是人类；但从本质上讲，这些人类的背叛者也可以看成来自地球文明之外的敌人，我们是第一次面对这样的敌人。下一步的作战目标十分明确，就是要夺取‘审判日’号上被截留的三体信息，这些信息，可能对人类文明的存亡具有重要意义。</w:t>
+        <w:t>常伟恩将军说：“同志们，这次与会的所有人，对目前形势都有了基本的了解，用大史的话说，信息对等了。人类与外星侵略者的战争已经开始，虽然在四个半世纪后，我们的子孙才会真正面对来自异星的三体入侵者，我们现在与之作战的仍是人类；但从本质上讲，这些人</w:t>
+      </w:r>
+      <w:r>
+        <w:lastRenderedPageBreak/>
+        <w:t>类的背叛者也可以看成来自地球文明之外的敌人，我们是第一次面对这样的敌人。下一步的作战目标十分明确，就是要夺取‘审判日’号上被截留的三体信息，这些信息，可能对人类文明的存亡具有重要意义。</w:t>
       </w:r>
       <w:r>
         <w:t>&lt;br /&gt;&lt;br /&gt;</w:t>
@@ -5176,11 +3892,7 @@
     </w:p>
     <w:p>
       <w:r>
-        <w:t>“请注意，所有方案都要确保一点：保证‘审判日’号上三体信息的安全并夺取得它。‘审判日’号是由油轮改装的，船体上层和内部都增加了复杂的结构，据说即使是船员，在进人不常去的区域时也要凭借地图认路，我们对其结构的了解就更少了。目前，我们甚至不知道‘审判日’号计算机中心的确切位置，也不知道被截留的三体信息是否存贮于计算机中心的服务器上、有几个备份。我们要达到目标的唯一途径，就是全面占领和控制‘审判日’号，这中间最困难</w:t>
-      </w:r>
-      <w:r>
-        <w:lastRenderedPageBreak/>
-        <w:t>的，就是在攻击行动中避免敌人删除三体信息。删除这些信息极其容易，敌人在紧急时刻不太可能进行常规删除</w:t>
+        <w:t>“请注意，所有方案都要确保一点：保证‘审判日’号上三体信息的安全并夺取得它。‘审判日’号是由油轮改装的，船体上层和内部都增加了复杂的结构，据说即使是船员，在进人不常去的区域时也要凭借地图认路，我们对其结构的了解就更少了。目前，我们甚至不知道‘审判日’号计算机中心的确切位置，也不知道被截留的三体信息是否存贮于计算机中心的服务器上、有几个备份。我们要达到目标的唯一途径，就是全面占领和控制‘审判日’号，这中间最困难的，就是在攻击行动中避免敌人删除三体信息。删除这些信息极其容易，敌人在紧急时刻不太可能进行常规删除</w:t>
       </w:r>
       <w:r>
         <w:rPr>
@@ -5282,6 +3994,7 @@
     </w:p>
     <w:p>
       <w:r>
+        <w:lastRenderedPageBreak/>
         <w:t>斯坦顿摇摇头，“没有，即使有，那样大的爆炸物也不可能不破坏船内的设施。”</w:t>
       </w:r>
       <w:r>
@@ -5338,11 +4051,7 @@
     </w:p>
     <w:p>
       <w:r>
-        <w:t>“那告诉你我的资格：二十多年前，我所在的侦察排，穿插到越军纵深几十公里，占领了那里的一座严密设防的水电站，阻止了越南人炸坝阻断我军进攻道路的计划。这就是我的资格：</w:t>
-      </w:r>
-      <w:r>
-        <w:lastRenderedPageBreak/>
-        <w:t>我战胜过打败了你们的敌人。”</w:t>
+        <w:t>“那告诉你我的资格：二十多年前，我所在的侦察排，穿插到越军纵深几十公里，占领了那里的一座严密设防的水电站，阻止了越南人炸坝阻断我军进攻道路的计划。这就是我的资格：我战胜过打败了你们的敌人。”</w:t>
       </w:r>
       <w:r>
         <w:t>&lt;br /&gt;&lt;br /&gt;</w:t>
@@ -5476,6 +4185,7 @@
     </w:p>
     <w:p>
       <w:r>
+        <w:lastRenderedPageBreak/>
         <w:t>空气凝固了，所有人像石化般一动不动，连周围电脑的嗡嗡声似乎都变得小心翼翼。不知过了多久，才有人怯生生地打破沉寂：</w:t>
       </w:r>
       <w:r>
@@ -5559,143 +4269,140 @@
         <w:t>“被切割也问题不大，”一名计算机专家说，“那种细丝极其锋利，切口一定很齐，在这种状态下，无论是硬盘光盘，还是集成电路存贮体，其中的信息绝大部分都可以恢复。”</w:t>
       </w:r>
       <w:r>
-        <w:t xml:space="preserve">&lt;br /&gt;&lt;br </w:t>
-      </w:r>
+        <w:t>&lt;br /&gt;&lt;br /&gt;</w:t>
+      </w:r>
+    </w:p>
+    <w:p>
+      <w:r>
+        <w:t>“还有别的更可行的方案吗？”常伟恩看看会场，没人说话，“好，下面就集中讨论这个方案，开始研究细节吧。”</w:t>
+      </w:r>
+      <w:r>
+        <w:t>&lt;br /&gt;&lt;br /&gt;</w:t>
+      </w:r>
+    </w:p>
+    <w:p>
+      <w:r>
+        <w:t>一直沉默的斯坦顿上校站了起来，“我去叫警官回来。”</w:t>
+      </w:r>
+      <w:r>
+        <w:t>&lt;br /&gt;&lt;br /&gt;</w:t>
+      </w:r>
+    </w:p>
+    <w:p>
+      <w:r>
+        <w:t>常伟思挥挥手示意他坐下，然后喊了一声：“大史！”史强走了进来，带着那一脸坏笑看了看众人，拿起桌上“运河”边上的两支雪茄，把点过的塞到嘴里，另一支揣进口袋。</w:t>
+      </w:r>
+      <w:r>
+        <w:t>&lt;br /&gt;&lt;br /&gt;</w:t>
+      </w:r>
+    </w:p>
+    <w:p>
+      <w:r>
+        <w:t>有人问：“‘审判日’号通过时，那两根柱子能承受‘飞刃’吗？会不会柱子首先被割断呢？”</w:t>
+      </w:r>
+      <w:r>
+        <w:t>&lt;br /&gt;&lt;br /&gt;</w:t>
+      </w:r>
+    </w:p>
+    <w:p>
+      <w:r>
+        <w:t>汪淼说：“这个能解决，有少量片状的‘飞刃’材料，可以用作细丝在柱子上固定处的垫片。”</w:t>
+      </w:r>
+      <w:r>
+        <w:t>&lt;br /&gt;&lt;br /&gt;</w:t>
+      </w:r>
+    </w:p>
+    <w:p>
+      <w:r>
+        <w:t>下面的讨论主要是在海军军官和航海专家们之间进行了。</w:t>
+      </w:r>
+      <w:r>
+        <w:t>&lt;br /&gt;&lt;br /&gt;</w:t>
+      </w:r>
+    </w:p>
+    <w:p>
+      <w:r>
+        <w:t>“‘审判日’号是巴拿马运河能通过的最大吨位的船只了，吃水很深，所以还要考虑纳米丝在水下的布设。”</w:t>
+      </w:r>
+      <w:r>
+        <w:t>&lt;br /&gt;&lt;br /&gt;</w:t>
+      </w:r>
+    </w:p>
+    <w:p>
+      <w:r>
+        <w:t>“水下部分比较困难，如果时间来不及倒是可以放弃，那里主要放置发动机、燃油和一些压舱物，噪音、震动和干扰都很大，环境恶劣，计算机中心和类似的机构不太可能设在那个位置。倒是在水上部分，如果纳米丝的间距再小一些，效果肯定更好。”</w:t>
+      </w:r>
+      <w:r>
+        <w:t>&lt;br /&gt;&lt;br /&gt;</w:t>
+      </w:r>
+    </w:p>
+    <w:p>
+      <w:r>
+        <w:t>“那在运河的三个船闸之一动手是最好的了，‘审判日’号是巴拿马尺型船（注：为通过巴拿马运河的三十二米宽船闸，相当一部分大型海轮被设计成三十一米宽，称为巴拿马尺型），通过时正好填满船闸，‘飞刃’丝的长度只需三十二米左右，间距可以很小，立柱子和拉丝的操作相对也容易些，特别是水下部分。”</w:t>
+      </w:r>
+      <w:r>
+        <w:t>&lt;br /&gt;&lt;br /&gt;</w:t>
+      </w:r>
+    </w:p>
+    <w:p>
+      <w:r>
+        <w:t>“不行，船闸处情况复杂，船在问中要由四台轨道机车牵引通过，速度很慢，而这时也肯定是‘审判日’号上最警觉的时候，在切割过程中时极有可能被发现。”</w:t>
+      </w:r>
+      <w:r>
+        <w:t>&lt;br /&gt;&lt;br /&gt;</w:t>
+      </w:r>
+    </w:p>
+    <w:p>
+      <w:r>
+        <w:t>“是否可以考虑米拉弗洛莱斯船闸外面的美洲大桥？桥墩就可以用作拉丝的柱子。”</w:t>
+      </w:r>
+      <w:r>
+        <w:t>&lt;br /&gt;&lt;br /&gt;</w:t>
+      </w:r>
+    </w:p>
+    <w:p>
+      <w:r>
+        <w:t>“不行，桥墩的间距太宽，‘飞刃’材料肯定不够的。”</w:t>
+      </w:r>
+      <w:r>
+        <w:t>&lt;br /&gt;&lt;br /&gt;</w:t>
+      </w:r>
+    </w:p>
+    <w:p>
+      <w:r>
+        <w:t>“那么我们就确定下来，行动位置是盖拉德水道（注：巴拿马运河的主要人工开挖部分，河道狭窄）的最窄处，一百五十米宽，算上建支柱的余量，按一百七十米吧。”</w:t>
+      </w:r>
+      <w:r>
+        <w:t>&lt;br /&gt;&lt;br /&gt;</w:t>
+      </w:r>
+    </w:p>
+    <w:p>
+      <w:r>
+        <w:t>汪淼说：“要这样，拉丝的间距最小就是五十厘米，再小。材料不够了。”</w:t>
+      </w:r>
+      <w:r>
+        <w:t>&lt;br /&gt;&lt;br /&gt;</w:t>
+      </w:r>
+    </w:p>
+    <w:p>
+      <w:r>
+        <w:t>“那就是说，”大史吐出一口烟，“得想法让船白天过运河。”</w:t>
+      </w:r>
+      <w:r>
+        <w:t>&lt;br /&gt;&lt;br /&gt;</w:t>
+      </w:r>
+    </w:p>
+    <w:p>
+      <w:r>
+        <w:t>“为什么？”</w:t>
+      </w:r>
+      <w:r>
+        <w:t>&lt;br /&gt;&lt;br /&gt;</w:t>
+      </w:r>
+    </w:p>
+    <w:p>
       <w:r>
         <w:lastRenderedPageBreak/>
-        <w:t>/&gt;</w:t>
-      </w:r>
-    </w:p>
-    <w:p>
-      <w:r>
-        <w:t>“还有别的更可行的方案吗？”常伟恩看看会场，没人说话，“好，下面就集中讨论这个方案，开始研究细节吧。”</w:t>
-      </w:r>
-      <w:r>
-        <w:t>&lt;br /&gt;&lt;br /&gt;</w:t>
-      </w:r>
-    </w:p>
-    <w:p>
-      <w:r>
-        <w:t>一直沉默的斯坦顿上校站了起来，“我去叫警官回来。”</w:t>
-      </w:r>
-      <w:r>
-        <w:t>&lt;br /&gt;&lt;br /&gt;</w:t>
-      </w:r>
-    </w:p>
-    <w:p>
-      <w:r>
-        <w:t>常伟思挥挥手示意他坐下，然后喊了一声：“大史！”史强走了进来，带着那一脸坏笑看了看众人，拿起桌上“运河”边上的两支雪茄，把点过的塞到嘴里，另一支揣进口袋。</w:t>
-      </w:r>
-      <w:r>
-        <w:t>&lt;br /&gt;&lt;br /&gt;</w:t>
-      </w:r>
-    </w:p>
-    <w:p>
-      <w:r>
-        <w:t>有人问：“‘审判日’号通过时，那两根柱子能承受‘飞刃’吗？会不会柱子首先被割断呢？”</w:t>
-      </w:r>
-      <w:r>
-        <w:t>&lt;br /&gt;&lt;br /&gt;</w:t>
-      </w:r>
-    </w:p>
-    <w:p>
-      <w:r>
-        <w:t>汪淼说：“这个能解决，有少量片状的‘飞刃’材料，可以用作细丝在柱子上固定处的垫片。”</w:t>
-      </w:r>
-      <w:r>
-        <w:t>&lt;br /&gt;&lt;br /&gt;</w:t>
-      </w:r>
-    </w:p>
-    <w:p>
-      <w:r>
-        <w:t>下面的讨论主要是在海军军官和航海专家们之间进行了。</w:t>
-      </w:r>
-      <w:r>
-        <w:t>&lt;br /&gt;&lt;br /&gt;</w:t>
-      </w:r>
-    </w:p>
-    <w:p>
-      <w:r>
-        <w:t>“‘审判日’号是巴拿马运河能通过的最大吨位的船只了，吃水很深，所以还要考虑纳米丝在水下的布设。”</w:t>
-      </w:r>
-      <w:r>
-        <w:t>&lt;br /&gt;&lt;br /&gt;</w:t>
-      </w:r>
-    </w:p>
-    <w:p>
-      <w:r>
-        <w:t>“水下部分比较困难，如果时间来不及倒是可以放弃，那里主要放置发动机、燃油和一些压舱物，噪音、震动和干扰都很大，环境恶劣，计算机中心和类似的机构不太可能设在那个位置。倒是在水上部分，如果纳米丝的间距再小一些，效果肯定更好。”</w:t>
-      </w:r>
-      <w:r>
-        <w:t>&lt;br /&gt;&lt;br /&gt;</w:t>
-      </w:r>
-    </w:p>
-    <w:p>
-      <w:r>
-        <w:t>“那在运河的三个船闸之一动手是最好的了，‘审判日’号是巴拿马尺型船（注：为通过巴拿马运河的三十二米宽船闸，相当一部分大型海轮被设计成三十一米宽，称为巴拿马尺型），通过时正好填满船闸，‘飞刃’丝的长度只需三十二米左右，间距可以很小，立柱子和拉丝的操作相对也容易些，特别是水下部分。”</w:t>
-      </w:r>
-      <w:r>
-        <w:t>&lt;br /&gt;&lt;br /&gt;</w:t>
-      </w:r>
-    </w:p>
-    <w:p>
-      <w:r>
-        <w:t>“不行，船闸处情况复杂，船在问中要由四台轨道机车牵引通过，速度很慢，而这时也肯定是‘审判日’号上最警觉的时候，在切割过程中时极有可能被发现。”</w:t>
-      </w:r>
-      <w:r>
-        <w:t>&lt;br /&gt;&lt;br /&gt;</w:t>
-      </w:r>
-    </w:p>
-    <w:p>
-      <w:r>
-        <w:t>“是否可以考虑米拉弗洛莱斯船闸外面的美洲大桥？桥墩就可以用作拉丝的柱子。”</w:t>
-      </w:r>
-      <w:r>
-        <w:t>&lt;br /&gt;&lt;br /&gt;</w:t>
-      </w:r>
-    </w:p>
-    <w:p>
-      <w:r>
-        <w:t>“不行，桥墩的间距太宽，‘飞刃’材料肯定不够的。”</w:t>
-      </w:r>
-      <w:r>
-        <w:t>&lt;br /&gt;&lt;br /&gt;</w:t>
-      </w:r>
-    </w:p>
-    <w:p>
-      <w:r>
-        <w:t>“那么我们就确定下来，行动位置是盖拉德水道（注：巴拿马运河的主要人工开挖部分，河道狭窄）的最窄处，一百五十米宽，算上建支柱的余量，按一百七十米吧。”</w:t>
-      </w:r>
-      <w:r>
-        <w:t>&lt;br /&gt;&lt;br /&gt;</w:t>
-      </w:r>
-    </w:p>
-    <w:p>
-      <w:r>
-        <w:t>汪淼说：“要这样，拉丝的间距最小就是五十厘米，再小。材料不够了。”</w:t>
-      </w:r>
-      <w:r>
-        <w:t>&lt;br /&gt;&lt;br /&gt;</w:t>
-      </w:r>
-    </w:p>
-    <w:p>
-      <w:r>
-        <w:t>“那就是说，”大史吐出一口烟，“得想法让船白天过运河。”</w:t>
-      </w:r>
-      <w:r>
-        <w:t>&lt;br /&gt;&lt;br /&gt;</w:t>
-      </w:r>
-    </w:p>
-    <w:p>
-      <w:r>
-        <w:t>“为什么？”</w:t>
-      </w:r>
-      <w:r>
-        <w:t>&lt;br /&gt;&lt;br /&gt;</w:t>
-      </w:r>
-    </w:p>
-    <w:p>
-      <w:r>
         <w:t>“夜里船上的人睡觉啊，都是躺着的，五十厘米的空当太大了，白天他们就是坐着或蹲着，也够了。”</w:t>
       </w:r>
       <w:r>
@@ -5768,7 +4475,6 @@
     </w:p>
     <w:p>
       <w:r>
-        <w:lastRenderedPageBreak/>
         <w:t>汪淼没有一点儿身处异国他乡的感觉。他知道，西面不远处是美丽的加通湖，东面则是壮丽的美洲大桥和巴拿马城，但他都无缘见到，两天前他乘坐飞机从国内直接飞到巴拿马城附近的托库门军用机场，然后就乘直升机直接来到这里。眼前的景色太平常了，正在进行的运河拓宽工程使两岸山坡上的热带雨林变得稀稀拉拉，坡上露出了大片黄土，那色彩真的使</w:t>
       </w:r>
       <w:r>
@@ -5869,7 +4575,11 @@
     </w:p>
     <w:p>
       <w:r>
-        <w:t>几名头戴安全帽工人模样的人出现在两岸。汪淼站起身来，但上校拉住了他，“教授，你不用管，他们会干得很好。”汪淼看着右岸的人利索地抽回连接纳米丝的普通钢丝，把已经绷紧的纳米丝在钢柱上固定好。然后，两岸的人同时拉动几根长钢索，使两根钢柱缓缓竖立起来。为了伪装，两根钢柱上都挂了一些航标和水位标志。他们干得很从容，甚至看上去有些懒洋洋的，像是在从事一件平淡乏味的工作。汪淼盯着钢柱之间的空间看，那里看上去一无所有，但死亡之琴已经就位。</w:t>
+        <w:t>几名头戴安全帽工人模样的人出现在两岸。汪淼站起身来，但上校拉住了他，“教授，你不用管，他们会干得很好。”汪淼看着右岸的人利索地抽回连接纳米丝的普通钢丝，把已经绷紧的纳米丝在钢柱上固定好。然后，两岸的人同时拉动几根长钢索，使两根钢柱缓缓竖立起来。为了伪装，两根钢柱上都挂了一些航标和水位标志。他们干得很从容，甚至看上去有些懒洋洋的，像是在从事一件平淡乏味的工作。汪淼盯着钢柱之间的空间看，那里看上去一无</w:t>
+      </w:r>
+      <w:r>
+        <w:lastRenderedPageBreak/>
+        <w:t>所有，但死亡之琴已经就位。</w:t>
       </w:r>
       <w:r>
         <w:t>&lt;br /&gt;&lt;br /&gt;</w:t>
@@ -5917,11 +4627,7 @@
     </w:p>
     <w:p>
       <w:r>
-        <w:t>斯坦顿似乎没有听到步话机中的声音，仍在滔滔不绝地说着：“自从得知外星人的舰队正在</w:t>
-      </w:r>
-      <w:r>
-        <w:lastRenderedPageBreak/>
-        <w:t>向地球飞来后，我就得了失忆症。很奇怪，过去的事都记不清了，我指的是自己经历过的那些战争，都记不清了，像刚才所说的，那些战争都那么微不足道。知道这件事以后，每个人在精神上都将成为新人，世界也将成为新的世界。我一直在想，假设在两千年前或更早的时间，人们知道有一支外星入侵舰队将在几千年后到达，那现在的人类文明是什么样子？教授，你能设想一下吗？”</w:t>
+        <w:t>斯坦顿似乎没有听到步话机中的声音，仍在滔滔不绝地说着：“自从得知外星人的舰队正在向地球飞来后，我就得了失忆症。很奇怪，过去的事都记不清了，我指的是自己经历过的那些战争，都记不清了，像刚才所说的，那些战争都那么微不足道。知道这件事以后，每个人在精神上都将成为新人，世界也将成为新的世界。我一直在想，假设在两千年前或更早的时间，人们知道有一支外星入侵舰队将在几千年后到达，那现在的人类文明是什么样子？教授，你能设想一下吗？”</w:t>
       </w:r>
       <w:r>
         <w:t>&lt;br /&gt;&lt;br /&gt;</w:t>
@@ -5999,7 +4705,11 @@
     </w:p>
     <w:p>
       <w:r>
-        <w:t>“审判日”号正在过去，它在通过死亡之琴。当它的舰首接触两根钢技之间似乎空无一物的平面时，汪淼头皮一紧，但什么都没有发生，巨轮庞大的船体从两根钢技间徐徐驶过。当船体通过一半时，汪淼甚至怀疑钢柱间的纳米丝是不是真的就不存在。但一个小小的迹象否定了他的怀疑，他注意到船体上层建筑最高处的一根细长的天线从下部折断了，天线滚落下来。</w:t>
+        <w:t>“审判日”号正在过去，它在通过死亡之琴。当它的舰首接触两根钢技之间似乎空无一物的平面时，汪淼头皮一紧，但什么都没有发生，巨轮庞大的船体从两根钢技间徐徐驶过。当船体通过一半时，汪淼甚至怀疑钢柱间的纳米丝是不是真的就不存在。但一个小小的迹象否定了</w:t>
+      </w:r>
+      <w:r>
+        <w:lastRenderedPageBreak/>
+        <w:t>他的怀疑，他注意到船体上层建筑最高处的一根细长的天线从下部折断了，天线滚落下来。</w:t>
       </w:r>
       <w:r>
         <w:t>&lt;br /&gt;&lt;br /&gt;</w:t>
@@ -6023,7 +4733,6 @@
     </w:p>
     <w:p>
       <w:r>
-        <w:lastRenderedPageBreak/>
         <w:t>一股浓烟从破洞中涌出，在右岸直线航行了一段的“审判日”号就拖着这道烟尾开始转向，很快越过河面，撞到左岸上。汪淼看到，冲上岸坡的巨大船首在急剧变形的同时，将土坡像水那样冲开，激起汹涌的土浪。与此同时，“审判日”号开始散成四十多片薄片，每一片的厚度是半米，从这个距离看去是一片片薄板，上部的薄片前冲速度最快，与下面的逐级错开来，这艘巨轮像一叠被向前推开的扑克牌，这四十多个巨大的薄片滑动时相互磨擦，发出一阵尖利的怪音，像无数只巨指在划玻璃。在这令人无法忍受的声音消失后，“审判日”号已经化做一堆岸上的薄片，越靠上的</w:t>
       </w:r>
       <w:r>
@@ -6126,6 +4835,7 @@
     </w:p>
     <w:p>
       <w:r>
+        <w:lastRenderedPageBreak/>
         <w:t>审问者：现在告诉你，我们已经得到了被降临派截留的全部三体信息。</w:t>
       </w:r>
       <w:r>
@@ -6193,7 +4903,6 @@
         <w:pStyle w:val="1"/>
       </w:pPr>
       <w:r>
-        <w:lastRenderedPageBreak/>
         <w:t>32.监听员</w:t>
       </w:r>
       <w:r>
@@ -6264,6 +4973,7 @@
     </w:p>
     <w:p>
       <w:r>
+        <w:lastRenderedPageBreak/>
         <w:t>通过以下信息，你们将对地球文明有了一个基本的了解。人类经过漫长的劳动和创造，建立了灿烂的文明，涌现了丰富多彩的文化，并初步了解了自然界和人类社会运行发展的规律，我们珍视这一切。</w:t>
       </w:r>
       <w:r>
@@ -6296,74 +5006,71 @@
     </w:p>
     <w:p>
       <w:r>
-        <w:t>在令他头晕目眩的激动中，监听员看着波形显示，信息仍源源不断地从太空涌进天线，由于自译解系统的存在，计算机已经可以实现实时翻译，接收到的信息被立刻显示出来。在以后的两个三体时中，监听员知道了地球世界的存在，知道了那个只有一个太阳、永远处于恒纪</w:t>
-      </w:r>
+        <w:t>在令他头晕目眩的激动中，监听员看着波形显示，信息仍源源不断地从太空涌进天线，由于自译解系统的存在，计算机已经可以实现实时翻译，接收到的信息被立刻显示出来。在以后的两个三体时中，监听员知道了地球世界的存在，知道了那个只有一个太阳、永远处于恒纪元中的世界，知道了在永远风调雨顺的天堂中诞生的人类文明。</w:t>
+      </w:r>
+      <w:r>
+        <w:t>&lt;br /&gt;&lt;br /&gt;</w:t>
+      </w:r>
+    </w:p>
+    <w:p>
+      <w:r>
+        <w:t>来自太阳系的信息结束了，译解计算机开始无结果地运行，监听系统所听到的，又是宇宙荒凉的噪声，但监听员可以确定，刚才的一切不是梦。他也知道，分布在世界各处的几千个监听站，也都收到了这三体文明期待了亿万年的信息。二百轮文明爬行在漆黑的隧道中，现在终于在前方看到了一线光亮。</w:t>
+      </w:r>
+      <w:r>
+        <w:t>&lt;br /&gt;&lt;br /&gt;</w:t>
+      </w:r>
+    </w:p>
+    <w:p>
+      <w:r>
+        <w:t>监听员又一遍阅读来自地球的信息，他的思绪在地球那永不封冻的蓝色海洋和翠绿的森林田野间飞翔，感受着那和煦的阳光和清凉的微风的抚摸，那是个多么美丽的世界啊，二百多轮文明幻想中的天堂居然真的存在！</w:t>
+      </w:r>
+      <w:r>
+        <w:t>&lt;br /&gt;&lt;br /&gt;</w:t>
+      </w:r>
+    </w:p>
+    <w:p>
+      <w:r>
+        <w:t>激动和兴奋很快冷却下来，剩下的只有失落和凄凉。在过去那漫长的孤寂时光中，监听员不止一次地问过自己：即使有一天真的收到了外星文明的情息，与自己又有什么关系呢？那个天堂不用于自己，自己这孤独而卑微的生活不会因此有丝毫改变。</w:t>
+      </w:r>
+      <w:r>
+        <w:t>&lt;br /&gt;&lt;br /&gt;</w:t>
+      </w:r>
+    </w:p>
+    <w:p>
+      <w:r>
+        <w:t>但我至少可以在梦中拥有它……监听员想着，让自己进人了睡民。在严酷的环境中，三体人进化出睡眠的开关功能，可以在几秒钟内使自己立刻人睡。</w:t>
+      </w:r>
+      <w:r>
+        <w:t>&lt;br /&gt;&lt;br /&gt;</w:t>
+      </w:r>
+    </w:p>
+    <w:p>
+      <w:r>
+        <w:t>但他并没有得到自己想要的梦，蓝色的地球确实在梦中出现了，但在—支庞大的星际舰队的炮火下，地球美丽的大陆开始燃烧，蔚蓝的海洋沸腾蒸发……监听员从噩梦中醒来，看到刚刚升起的巨月把—束冷光投进小窗。他看着窗外寒冷的大地，开始回顾自己孤独的一生。现在，他已经活了六十万个三体时，三体人的寿命一般在七十至八十万个三体时，其实大部分人早在这之前就失去了工作能力，这时他们就会被强制脱水，脱水后的干纤维躯体被付之一炬，三体社会是不养闲人的。</w:t>
+      </w:r>
+      <w:r>
+        <w:t>&lt;br /&gt;&lt;br /&gt;</w:t>
+      </w:r>
+    </w:p>
+    <w:p>
+      <w:r>
+        <w:t>现在，监听员突然又想到了另一种可能：说收到外星信息对自己没有影响是不确切的，在目标确定后，三体世界必然会裁减一部分监听站，而自己所在的这种落后的站点肯定是在首批裁减之列，那时他将面临失业。监听员的技能很单—，只是一些程式化的操作和维护，很难找到别的工作。如果在五千个三体时之内还找不到工作，他也将面临着强制脱水后被焚烧掉的命运。</w:t>
+      </w:r>
+      <w:r>
+        <w:t>&lt;br /&gt;&lt;br /&gt;</w:t>
+      </w:r>
+    </w:p>
+    <w:p>
+      <w:r>
+        <w:t>逃脱这种命运的唯一途径是与一名异性组合。这时，构成他们身体的有机物质将融为一体，其中三分之二的物质将成为生化反应的能源，使剩下的三分之一细胞完成彻底的更新，生成一个全新的躯体；之后这个躯体将发生分裂，裂解为三至五个新的幼小生命，这就是他们的孩子，他们将继承父母的部分记忆，成为他们生命的延续，重新开始新的人生。但以监听员卑微的社会地位，孤独封闭的工作环境，又到了这个年纪，能有哪个异性看得上自己呢？</w:t>
+      </w:r>
+      <w:r>
+        <w:t>&lt;br /&gt;&lt;br /&gt;</w:t>
+      </w:r>
+    </w:p>
+    <w:p>
       <w:r>
         <w:lastRenderedPageBreak/>
-        <w:t>元中的世界，知道了在永远风调雨顺的天堂中诞生的人类文明。</w:t>
-      </w:r>
-      <w:r>
-        <w:t>&lt;br /&gt;&lt;br /&gt;</w:t>
-      </w:r>
-    </w:p>
-    <w:p>
-      <w:r>
-        <w:t>来自太阳系的信息结束了，译解计算机开始无结果地运行，监听系统所听到的，又是宇宙荒凉的噪声，但监听员可以确定，刚才的一切不是梦。他也知道，分布在世界各处的几千个监听站，也都收到了这三体文明期待了亿万年的信息。二百轮文明爬行在漆黑的隧道中，现在终于在前方看到了一线光亮。</w:t>
-      </w:r>
-      <w:r>
-        <w:t>&lt;br /&gt;&lt;br /&gt;</w:t>
-      </w:r>
-    </w:p>
-    <w:p>
-      <w:r>
-        <w:t>监听员又一遍阅读来自地球的信息，他的思绪在地球那永不封冻的蓝色海洋和翠绿的森林田野间飞翔，感受着那和煦的阳光和清凉的微风的抚摸，那是个多么美丽的世界啊，二百多轮文明幻想中的天堂居然真的存在！</w:t>
-      </w:r>
-      <w:r>
-        <w:t>&lt;br /&gt;&lt;br /&gt;</w:t>
-      </w:r>
-    </w:p>
-    <w:p>
-      <w:r>
-        <w:t>激动和兴奋很快冷却下来，剩下的只有失落和凄凉。在过去那漫长的孤寂时光中，监听员不止一次地问过自己：即使有一天真的收到了外星文明的情息，与自己又有什么关系呢？那个天堂不用于自己，自己这孤独而卑微的生活不会因此有丝毫改变。</w:t>
-      </w:r>
-      <w:r>
-        <w:t>&lt;br /&gt;&lt;br /&gt;</w:t>
-      </w:r>
-    </w:p>
-    <w:p>
-      <w:r>
-        <w:t>但我至少可以在梦中拥有它……监听员想着，让自己进人了睡民。在严酷的环境中，三体人进化出睡眠的开关功能，可以在几秒钟内使自己立刻人睡。</w:t>
-      </w:r>
-      <w:r>
-        <w:t>&lt;br /&gt;&lt;br /&gt;</w:t>
-      </w:r>
-    </w:p>
-    <w:p>
-      <w:r>
-        <w:t>但他并没有得到自己想要的梦，蓝色的地球确实在梦中出现了，但在—支庞大的星际舰队的炮火下，地球美丽的大陆开始燃烧，蔚蓝的海洋沸腾蒸发……监听员从噩梦中醒来，看到刚刚升起的巨月把—束冷光投进小窗。他看着窗外寒冷的大地，开始回顾自己孤独的一生。现在，他已经活了六十万个三体时，三体人的寿命一般在七十至八十万个三体时，其实大部分人早在这之前就失去了工作能力，这时他们就会被强制脱水，脱水后的干纤维躯体被付之一炬，三体社会是不养闲人的。</w:t>
-      </w:r>
-      <w:r>
-        <w:t>&lt;br /&gt;&lt;br /&gt;</w:t>
-      </w:r>
-    </w:p>
-    <w:p>
-      <w:r>
-        <w:t>现在，监听员突然又想到了另一种可能：说收到外星信息对自己没有影响是不确切的，在目标确定后，三体世界必然会裁减一部分监听站，而自己所在的这种落后的站点肯定是在首批裁减之列，那时他将面临失业。监听员的技能很单—，只是一些程式化的操作和维护，很难找到别的工作。如果在五千个三体时之内还找不到工作，他也将面临着强制脱水后被焚烧掉的命运。</w:t>
-      </w:r>
-      <w:r>
-        <w:t>&lt;br /&gt;&lt;br /&gt;</w:t>
-      </w:r>
-    </w:p>
-    <w:p>
-      <w:r>
-        <w:t>逃脱这种命运的唯一途径是与一名异性组合。这时，构成他们身体的有机物质将融为一体，其中三分之二的物质将成为生化反应的能源，使剩下的三分之一细胞完成彻底的更新，生成一个全新的躯体；之后这个躯体将发生分裂，裂解为三至五个新的幼小生命，这就是他们的孩子，他们将继承父母的部分记忆，成为他们生命的延续，重新开始新的人生。但以监听员卑微的社会地位，孤独封闭的工作环境，又到了这个年纪，能有哪个异性看得上自己呢？</w:t>
-      </w:r>
-      <w:r>
-        <w:t>&lt;br /&gt;&lt;br /&gt;</w:t>
-      </w:r>
-    </w:p>
-    <w:p>
-      <w:r>
         <w:t>在老之将至的这几年，监听员千万遍问自己：这就是我的一生吗？他又千万次回答：是的，这就是你的一生，这—生所拥有的，只有监听室这小小空间中无尽的孤独。</w:t>
       </w:r>
       <w:r>
@@ -6399,111 +5106,108 @@
         <w:t>其实，确定发源距离的方法十分简单：给对方回复一个信息，如果对方在收到这个回信后短时间内回答，由间隔时间和光速就可以得知距离。问题是：对方会回答吗？或者在延迟很长时间以后回答，使三体人无法确定电波信号在路上消耗的时间有多少。但既然这个发射源主动向宇宙中发出呼唤，那他们接到三体世界的信息后有很大可能会回答的。监听员可以肯定，现在三体政府已经发出了指令，向那个遥远的世界发出信息，引诱他们回答。信息也许已经发出，也许还没有。如果是后者，那么他就有了使自己这卑微的生命燃烧一次的机会。</w:t>
       </w:r>
       <w:r>
-        <w:t xml:space="preserve">&lt;br </w:t>
-      </w:r>
+        <w:t>&lt;br /&gt;&lt;br /&gt;</w:t>
+      </w:r>
+    </w:p>
+    <w:p>
+      <w:r>
+        <w:t>同地球的红岸基地一样，三体世界的大部分监听站也在同时向太空中发射信息，呼唤可能存在的外星文明。三体科学家也早就发现了恒星对于电波的放大功能，遗憾的是半人马区的三颗太阳在结构上与人类的太阳有很大差异，存在着很大的外围等离子气层（正是这个气层使三体世界的太阳在一定的距离上突然变成飞星或由飞星显形），这种气层对电磁波有很强的屏蔽作用，使得到达太阳能量镜面的电波功率有一个极大的阙值，因而不可能把太阳作为天线发时信息，只能用地面天线直接向目标发射。否则，人类早已得知三体文明的存在了。</w:t>
+      </w:r>
+      <w:r>
+        <w:t>&lt;br /&gt;&lt;br /&gt;</w:t>
+      </w:r>
+    </w:p>
+    <w:p>
+      <w:r>
+        <w:t>监听员扑到燥作屏前，在计算机上编辑了一条简短的信息，并指令计算机译成与收到的地球信息相同的语言。然后，他将监听站的发射天线指向地球信息来源的方向，发射按钮呈红色的长方形，这时，监听员的手指悬在它上面。</w:t>
+      </w:r>
+      <w:r>
+        <w:t>&lt;br /&gt;&lt;br /&gt;</w:t>
+      </w:r>
+    </w:p>
+    <w:p>
+      <w:r>
+        <w:t>三体文明的命运，就系于这纤细的两指之上。</w:t>
+      </w:r>
+      <w:r>
+        <w:t>&lt;br /&gt;&lt;br /&gt;</w:t>
+      </w:r>
+    </w:p>
+    <w:p>
+      <w:r>
+        <w:t>毫不犹豫地，监听员按下了发射键，高功率电波带着那条简短但可能拯救另一个文明的信息飞向黑暗的太空：</w:t>
+      </w:r>
+      <w:r>
+        <w:t>&lt;br /&gt;&lt;br /&gt;</w:t>
+      </w:r>
+    </w:p>
+    <w:p>
+      <w:r>
+        <w:t>这个世界收到了你们的信息。</w:t>
+      </w:r>
+      <w:r>
+        <w:t>&lt;br /&gt;&lt;br /&gt;</w:t>
+      </w:r>
+    </w:p>
+    <w:p>
+      <w:r>
+        <w:t>我是这个世界的一个和平主义者，我首先收到信息是你们文明的幸运，警告你们：不要回答！不要回答！不要回答！！！</w:t>
+      </w:r>
+      <w:r>
+        <w:t>&lt;br /&gt;&lt;br /&gt;</w:t>
+      </w:r>
+    </w:p>
+    <w:p>
+      <w:r>
+        <w:t>你们的方向上有千万颗恒星，只要不回答，这个世界就无法定位发出源。</w:t>
+      </w:r>
+      <w:r>
+        <w:t>&lt;br /&gt;&lt;br /&gt;</w:t>
+      </w:r>
+    </w:p>
+    <w:p>
+      <w:r>
+        <w:t>如果回答，发射器将被定位，你们的文明将遭到入侵，你们的世界将被占领！</w:t>
+      </w:r>
+      <w:r>
+        <w:t>&lt;br /&gt;&lt;br /&gt;</w:t>
+      </w:r>
+    </w:p>
+    <w:p>
+      <w:r>
+        <w:t>不要回答！不要回答！！不要回答！！！</w:t>
+      </w:r>
+      <w:r>
+        <w:t>&lt;br /&gt;&lt;br /&gt;</w:t>
+      </w:r>
+    </w:p>
+    <w:p>
+      <w:r>
+        <w:t>我们不清楚三体世界元首的官邸是什么样子，但可以肯定他与外界之间有厚厚的隔墙，以便适应这个世界的严酷气候。《三体》游戏中的金字塔就是一种猜测，另一种可能是他建在地下。</w:t>
+      </w:r>
+      <w:r>
+        <w:t>&lt;br /&gt;&lt;br /&gt;</w:t>
+      </w:r>
+    </w:p>
+    <w:p>
+      <w:r>
+        <w:t>元首在五个三体时前就得到了收到外星文明信息的报告。两个三体时前，他又得到报告：1379号监听站向信息来源方向发出了警告信息。</w:t>
+      </w:r>
+      <w:r>
+        <w:t>&lt;br /&gt;&lt;br /&gt;</w:t>
+      </w:r>
+    </w:p>
+    <w:p>
+      <w:r>
+        <w:t>前者没有使他狂喜，后者也没有令他沮丧，对那名发出警告信息的监听员，他也没有什么愤恨。以上这些情绪，还有其他的所有情绪，像恐惧、悲伤、幸福、美感等等，都是三体文明所极力避免和消除的，因为它们会导致个体和社会在精神上的脆弱，不利于在这个世界恶劣的环境中生存。三体世界所需要的精神，就是冷静和麻木，从过去二百余轮文明的历史中可以证明，那些以这两种精神为主体的文明是生存能力最强的。</w:t>
+      </w:r>
+      <w:r>
+        <w:t>&lt;br /&gt;&lt;br /&gt;</w:t>
+      </w:r>
+    </w:p>
+    <w:p>
       <w:r>
         <w:lastRenderedPageBreak/>
-        <w:t>/&gt;&lt;br /&gt;</w:t>
-      </w:r>
-    </w:p>
-    <w:p>
-      <w:r>
-        <w:t>同地球的红岸基地一样，三体世界的大部分监听站也在同时向太空中发射信息，呼唤可能存在的外星文明。三体科学家也早就发现了恒星对于电波的放大功能，遗憾的是半人马区的三颗太阳在结构上与人类的太阳有很大差异，存在着很大的外围等离子气层（正是这个气层使三体世界的太阳在一定的距离上突然变成飞星或由飞星显形），这种气层对电磁波有很强的屏蔽作用，使得到达太阳能量镜面的电波功率有一个极大的阙值，因而不可能把太阳作为天线发时信息，只能用地面天线直接向目标发射。否则，人类早已得知三体文明的存在了。</w:t>
-      </w:r>
-      <w:r>
-        <w:t>&lt;br /&gt;&lt;br /&gt;</w:t>
-      </w:r>
-    </w:p>
-    <w:p>
-      <w:r>
-        <w:t>监听员扑到燥作屏前，在计算机上编辑了一条简短的信息，并指令计算机译成与收到的地球信息相同的语言。然后，他将监听站的发射天线指向地球信息来源的方向，发射按钮呈红色的长方形，这时，监听员的手指悬在它上面。</w:t>
-      </w:r>
-      <w:r>
-        <w:t>&lt;br /&gt;&lt;br /&gt;</w:t>
-      </w:r>
-    </w:p>
-    <w:p>
-      <w:r>
-        <w:t>三体文明的命运，就系于这纤细的两指之上。</w:t>
-      </w:r>
-      <w:r>
-        <w:t>&lt;br /&gt;&lt;br /&gt;</w:t>
-      </w:r>
-    </w:p>
-    <w:p>
-      <w:r>
-        <w:t>毫不犹豫地，监听员按下了发射键，高功率电波带着那条简短但可能拯救另一个文明的信息飞向黑暗的太空：</w:t>
-      </w:r>
-      <w:r>
-        <w:t>&lt;br /&gt;&lt;br /&gt;</w:t>
-      </w:r>
-    </w:p>
-    <w:p>
-      <w:r>
-        <w:t>这个世界收到了你们的信息。</w:t>
-      </w:r>
-      <w:r>
-        <w:t>&lt;br /&gt;&lt;br /&gt;</w:t>
-      </w:r>
-    </w:p>
-    <w:p>
-      <w:r>
-        <w:t>我是这个世界的一个和平主义者，我首先收到信息是你们文明的幸运，警告你们：不要回答！不要回答！不要回答！！！</w:t>
-      </w:r>
-      <w:r>
-        <w:t>&lt;br /&gt;&lt;br /&gt;</w:t>
-      </w:r>
-    </w:p>
-    <w:p>
-      <w:r>
-        <w:t>你们的方向上有千万颗恒星，只要不回答，这个世界就无法定位发出源。</w:t>
-      </w:r>
-      <w:r>
-        <w:t>&lt;br /&gt;&lt;br /&gt;</w:t>
-      </w:r>
-    </w:p>
-    <w:p>
-      <w:r>
-        <w:t>如果回答，发射器将被定位，你们的文明将遭到入侵，你们的世界将被占领！</w:t>
-      </w:r>
-      <w:r>
-        <w:t>&lt;br /&gt;&lt;br /&gt;</w:t>
-      </w:r>
-    </w:p>
-    <w:p>
-      <w:r>
-        <w:t>不要回答！不要回答！！不要回答！！！</w:t>
-      </w:r>
-      <w:r>
-        <w:t>&lt;br /&gt;&lt;br /&gt;</w:t>
-      </w:r>
-    </w:p>
-    <w:p>
-      <w:r>
-        <w:t>我们不清楚三体世界元首的官邸是什么样子，但可以肯定他与外界之间有厚厚的隔墙，以便适应这个世界的严酷气候。《三体》游戏中的金字塔就是一种猜测，另一种可能是他建在地下。</w:t>
-      </w:r>
-      <w:r>
-        <w:t>&lt;br /&gt;&lt;br /&gt;</w:t>
-      </w:r>
-    </w:p>
-    <w:p>
-      <w:r>
-        <w:t>元首在五个三体时前就得到了收到外星文明信息的报告。两个三体时前，他又得到报告：1379号监听站向信息来源方向发出了警告信息。</w:t>
-      </w:r>
-      <w:r>
-        <w:t>&lt;br /&gt;&lt;br /&gt;</w:t>
-      </w:r>
-    </w:p>
-    <w:p>
-      <w:r>
-        <w:t>前者没有使他狂喜，后者也没有令他沮丧，对那名发出警告信息的监听员，他也没有什么愤恨。以上这些情绪，还有其他的所有情绪，像恐惧、悲伤、幸福、美感等等，都是三体文明所极力避免和消除的，因为它们会导致个体和社会在精神上的脆弱，不利于在这个世界恶劣的环境中生存。三体世界所需要的精神，就是冷静和麻木，从过去二百余轮文明的历史中可以证明，那些以这两种精神为主体的文明是生存能力最强的。</w:t>
-      </w:r>
-      <w:r>
-        <w:t>&lt;br /&gt;&lt;br /&gt;</w:t>
-      </w:r>
-    </w:p>
-    <w:p>
-      <w:r>
         <w:t>“你为什么这么做？”元首问站在他面前的1379号监听员。</w:t>
       </w:r>
       <w:r>
@@ -6542,98 +5246,95 @@
     </w:p>
     <w:p>
       <w:r>
-        <w:t>“当然，后来我从这种精神变态中恢复了，但那种强烈的占有欲望给我留下极深的印象。三体文明也是一个处于生存危机中的群体，它对生存空间的占有欲与我当时对食物的欲望一样强烈而无止境。它根本不可能与地球人一起分享那个世界，只能毫不犹豫地毁灭地球文明，</w:t>
-      </w:r>
+        <w:t>“当然，后来我从这种精神变态中恢复了，但那种强烈的占有欲望给我留下极深的印象。三体文明也是一个处于生存危机中的群体，它对生存空间的占有欲与我当时对食物的欲望一样强烈而无止境。它根本不可能与地球人一起分享那个世界，只能毫不犹豫地毁灭地球文明，完全占有那个行星系的生存空间……我想得对吗？”</w:t>
+      </w:r>
+      <w:r>
+        <w:t>&lt;br /&gt;&lt;br /&gt;</w:t>
+      </w:r>
+    </w:p>
+    <w:p>
+      <w:r>
+        <w:t>“对，消灭地球文明还有另外一个理由：他们也是好战的种族，很危险。当我们与其共存于一个世界时，他们在技术上将学得很快，这样下去，两个文明都过不好。我们已经确定的政策是：三体舰队占领太阳系和地球后，不会对地球文明进行大多干涉，地球人完全可以像以前那样生活，就像三体占领者不存在一样，只有一件事是被永远禁止的：生育。现在我要问：你想当地球的救世主，对自己的文明却没有一点责任感？”</w:t>
+      </w:r>
+      <w:r>
+        <w:t>&lt;br /&gt;&lt;br /&gt;</w:t>
+      </w:r>
+    </w:p>
+    <w:p>
+      <w:r>
+        <w:t>‘三体世界已经让我厌倦了。我们的生活和精神中除了为生存而战就没有其他来西了。”</w:t>
+      </w:r>
+      <w:r>
+        <w:t>&lt;br /&gt;&lt;br /&gt;</w:t>
+      </w:r>
+    </w:p>
+    <w:p>
+      <w:r>
+        <w:t>“这有什么错吗？”</w:t>
+      </w:r>
+      <w:r>
+        <w:t>&lt;br /&gt;&lt;br /&gt;</w:t>
+      </w:r>
+    </w:p>
+    <w:p>
+      <w:r>
+        <w:t>“当然没有错，生存是其他一切的前提，但，元首，请看看我们的生活：一切都是为了文明的生存。为了整个文明的生存，对个体的尊重几乎不存在，个人不能工作就得死；三体社会处于极端的专制之中，法律只有两档：有罪和无罪，有罪处死，无罪释放。我最无法忍受的是精神生活的单—和枯竭，一切可能导致脆弱的精神都是邪恶的。我们没有文学没有艺术，没有对美的追求和享受，甚至连爱情也不能倾诉——元首，这样的生活有意义吗？”</w:t>
+      </w:r>
+      <w:r>
+        <w:t>&lt;br /&gt;&lt;br /&gt;</w:t>
+      </w:r>
+    </w:p>
+    <w:p>
+      <w:r>
+        <w:t>“你向往的那种文明在三体世界也存在过，它们有过民主自由的社会，也留下了丰富的文化遗产，你能看到的只是极小一部分，大部分都被封存禁阅了。但在所有三体文明的轮回中，这类文明是最脆弱最短命的，一次不大的乱世纪灾难就足以使其灭绝。再看你想拯救的地球文明，那个在永远如春的美丽温室中娇生惯养的社会，如果放到三体世界，绝对生存不了——百万个三体时。”</w:t>
+      </w:r>
+      <w:r>
+        <w:t>&lt;br /&gt;&lt;br /&gt;</w:t>
+      </w:r>
+    </w:p>
+    <w:p>
+      <w:r>
+        <w:t>“那花朵虽然娇弱但是绚丽无比，她在天堂闲适中感受着自由和美。”</w:t>
+      </w:r>
+      <w:r>
+        <w:t>&lt;br /&gt;&lt;br /&gt;</w:t>
+      </w:r>
+    </w:p>
+    <w:p>
+      <w:r>
+        <w:t>“如果三体文明最后占有那个世界，我们也可以创造那样的生活。”</w:t>
+      </w:r>
+      <w:r>
+        <w:t>&lt;br /&gt;&lt;br /&gt;</w:t>
+      </w:r>
+    </w:p>
+    <w:p>
+      <w:r>
+        <w:t>“元首，我怀疑。金属般的三体精神已经凝固到我们的每一个细胞中，您真的认为它还能融化吗？我是个小人物，生活在社会的最底层，没有人会注意到我，孤独一生，没有财富没有地位没有爱情，也没有希望。如果我能够拯救一个自己爱上的遥远的美丽世界，那这一辈子至少没有白活。当然，元首，这也让我有缘见到了您，如果不是这个举动，我这样的小人物也只能在电视上景仰您，所以请允许我在此表达自己的荣幸。”</w:t>
+      </w:r>
+      <w:r>
+        <w:t>&lt;br /&gt;&lt;br /&gt;</w:t>
+      </w:r>
+    </w:p>
+    <w:p>
+      <w:r>
+        <w:t>“毫无疑问你是有罪的，你是三体世界所有轮回的文明中最大的罪犯。但三体法律实在出现一个例外——你自由了。”</w:t>
+      </w:r>
+      <w:r>
+        <w:t>&lt;br /&gt;&lt;br /&gt;</w:t>
+      </w:r>
+    </w:p>
+    <w:p>
+      <w:r>
+        <w:t>“元首，这怎么行？”</w:t>
+      </w:r>
+      <w:r>
+        <w:t>&lt;br /&gt;&lt;br /&gt;</w:t>
+      </w:r>
+    </w:p>
+    <w:p>
       <w:r>
         <w:lastRenderedPageBreak/>
-        <w:t>完全占有那个行星系的生存空间……我想得对吗？”</w:t>
-      </w:r>
-      <w:r>
-        <w:t>&lt;br /&gt;&lt;br /&gt;</w:t>
-      </w:r>
-    </w:p>
-    <w:p>
-      <w:r>
-        <w:t>“对，消灭地球文明还有另外一个理由：他们也是好战的种族，很危险。当我们与其共存于一个世界时，他们在技术上将学得很快，这样下去，两个文明都过不好。我们已经确定的政策是：三体舰队占领太阳系和地球后，不会对地球文明进行大多干涉，地球人完全可以像以前那样生活，就像三体占领者不存在一样，只有一件事是被永远禁止的：生育。现在我要问：你想当地球的救世主，对自己的文明却没有一点责任感？”</w:t>
-      </w:r>
-      <w:r>
-        <w:t>&lt;br /&gt;&lt;br /&gt;</w:t>
-      </w:r>
-    </w:p>
-    <w:p>
-      <w:r>
-        <w:t>‘三体世界已经让我厌倦了。我们的生活和精神中除了为生存而战就没有其他来西了。”</w:t>
-      </w:r>
-      <w:r>
-        <w:t>&lt;br /&gt;&lt;br /&gt;</w:t>
-      </w:r>
-    </w:p>
-    <w:p>
-      <w:r>
-        <w:t>“这有什么错吗？”</w:t>
-      </w:r>
-      <w:r>
-        <w:t>&lt;br /&gt;&lt;br /&gt;</w:t>
-      </w:r>
-    </w:p>
-    <w:p>
-      <w:r>
-        <w:t>“当然没有错，生存是其他一切的前提，但，元首，请看看我们的生活：一切都是为了文明的生存。为了整个文明的生存，对个体的尊重几乎不存在，个人不能工作就得死；三体社会处于极端的专制之中，法律只有两档：有罪和无罪，有罪处死，无罪释放。我最无法忍受的是精神生活的单—和枯竭，一切可能导致脆弱的精神都是邪恶的。我们没有文学没有艺术，没有对美的追求和享受，甚至连爱情也不能倾诉——元首，这样的生活有意义吗？”</w:t>
-      </w:r>
-      <w:r>
-        <w:t>&lt;br /&gt;&lt;br /&gt;</w:t>
-      </w:r>
-    </w:p>
-    <w:p>
-      <w:r>
-        <w:t>“你向往的那种文明在三体世界也存在过，它们有过民主自由的社会，也留下了丰富的文化遗产，你能看到的只是极小一部分，大部分都被封存禁阅了。但在所有三体文明的轮回中，这类文明是最脆弱最短命的，一次不大的乱世纪灾难就足以使其灭绝。再看你想拯救的地球文明，那个在永远如春的美丽温室中娇生惯养的社会，如果放到三体世界，绝对生存不了——百万个三体时。”</w:t>
-      </w:r>
-      <w:r>
-        <w:t>&lt;br /&gt;&lt;br /&gt;</w:t>
-      </w:r>
-    </w:p>
-    <w:p>
-      <w:r>
-        <w:t>“那花朵虽然娇弱但是绚丽无比，她在天堂闲适中感受着自由和美。”</w:t>
-      </w:r>
-      <w:r>
-        <w:t>&lt;br /&gt;&lt;br /&gt;</w:t>
-      </w:r>
-    </w:p>
-    <w:p>
-      <w:r>
-        <w:t>“如果三体文明最后占有那个世界，我们也可以创造那样的生活。”</w:t>
-      </w:r>
-      <w:r>
-        <w:t>&lt;br /&gt;&lt;br /&gt;</w:t>
-      </w:r>
-    </w:p>
-    <w:p>
-      <w:r>
-        <w:t>“元首，我怀疑。金属般的三体精神已经凝固到我们的每一个细胞中，您真的认为它还能融化吗？我是个小人物，生活在社会的最底层，没有人会注意到我，孤独一生，没有财富没有地位没有爱情，也没有希望。如果我能够拯救一个自己爱上的遥远的美丽世界，那这一辈子至少没有白活。当然，元首，这也让我有缘见到了您，如果不是这个举动，我这样的小人物也只能在电视上景仰您，所以请允许我在此表达自己的荣幸。”</w:t>
-      </w:r>
-      <w:r>
-        <w:t>&lt;br /&gt;&lt;br /&gt;</w:t>
-      </w:r>
-    </w:p>
-    <w:p>
-      <w:r>
-        <w:t>“毫无疑问你是有罪的，你是三体世界所有轮回的文明中最大的罪犯。但三体法律实在出现一个例外——你自由了。”</w:t>
-      </w:r>
-      <w:r>
-        <w:t>&lt;br /&gt;&lt;br /&gt;</w:t>
-      </w:r>
-    </w:p>
-    <w:p>
-      <w:r>
-        <w:t>“元首，这怎么行？”</w:t>
-      </w:r>
-      <w:r>
-        <w:t>&lt;br /&gt;&lt;br /&gt;</w:t>
-      </w:r>
-    </w:p>
-    <w:p>
-      <w:r>
         <w:t>“对你来说，脱水烧掉真是一种微不足道的惩罚。你老了，也不可能看到地球文明的最后毁灭，但我至少要让你知道你根本拯救不了她，我要让你活到她失去一切希望的那一天。好了，走吧。”</w:t>
       </w:r>
       <w:r>
@@ -6714,7 +5415,6 @@
     </w:p>
     <w:p>
       <w:r>
-        <w:lastRenderedPageBreak/>
         <w:t>“这之前，我再问你：那条警告信息能传多远？“</w:t>
       </w:r>
       <w:r>
@@ -6846,6 +5546,7 @@
     </w:p>
     <w:p>
       <w:r>
+        <w:lastRenderedPageBreak/>
         <w:t>元首选定这个会址，今大多数与会者迷惑不解。乱纪元还没有结束，天边刚刚升起了一轮很小的太阳，随时都可能落下，天气异常寒冷，以至于与会者不得不穿上全封闭的电热服。巨大的金属摆锤气势磅礴地摆动着，冲击着寒冷的空气，天边的小太阳把它的影子长长地投射到大地上，像一个顶天立地的巨人在行走。众目睽睽之下，元首走上巨摆的基座，扳动了一个红色的开关，转身对执政官们说：</w:t>
       </w:r>
       <w:r>
@@ -6910,7 +5611,6 @@
     </w:p>
     <w:p>
       <w:r>
-        <w:lastRenderedPageBreak/>
         <w:t>“那不就是距离我们最近的那颗恒星吗？！”</w:t>
       </w:r>
       <w:r>
@@ -7021,7 +5721,11 @@
     </w:p>
     <w:p>
       <w:r>
-        <w:t>“也不尽然，同我们一样，地球世界得知外星文明的存在对整个社会来说是一个巨大的冲击，将对文明内部产生深远营销。我们有理由预测，地球文明内部的异己力量将汇集和增长。”</w:t>
+        <w:t>“也不尽然，同我们一样，地球世界得知外星文明的存在对整个社会来说是一个巨大的冲击，</w:t>
+      </w:r>
+      <w:r>
+        <w:lastRenderedPageBreak/>
+        <w:t>将对文明内部产生深远营销。我们有理由预测，地球文明内部的异己力量将汇集和增长。”</w:t>
       </w:r>
       <w:r>
         <w:t>&lt;br /&gt;&lt;br /&gt;</w:t>
@@ -7061,7 +5765,6 @@
     </w:p>
     <w:p>
       <w:r>
-        <w:lastRenderedPageBreak/>
         <w:t>“神迹之所以成为神迹，关键在于它是地球人绝对无法识破的。这可能需要我们向地球异己力量输入一些高于他们现有水平的技术。”</w:t>
       </w:r>
       <w:r>
@@ -7205,6 +5908,7 @@
     </w:p>
     <w:p>
       <w:r>
+        <w:lastRenderedPageBreak/>
         <w:t>“当然不行，对微观集成电路的蚀刻，只能在宏观中进行，而且只能在宏观的二维平面上进行。所以，我们需要将一个质子进行二维展开。”</w:t>
       </w:r>
       <w:r>
@@ -7253,96 +5957,99 @@
     </w:p>
     <w:p>
       <w:r>
+        <w:t>十分之一个三体时后，科学执政官捂着耳机听了一会儿，说：“元首，很遗憾，展开失败了，多减了一个维度，目标质子被减成一维。”</w:t>
+      </w:r>
+      <w:r>
+        <w:t>&lt;br /&gt;&lt;br /&gt;</w:t>
+      </w:r>
+    </w:p>
+    <w:p>
+      <w:r>
+        <w:t>“一维？一条线？”</w:t>
+      </w:r>
+      <w:r>
+        <w:t>&lt;br /&gt;&lt;br /&gt;</w:t>
+      </w:r>
+    </w:p>
+    <w:p>
+      <w:r>
+        <w:t>“是的，一条无限细的线，从理论上计算，它的长度有一点无千光时。”</w:t>
+      </w:r>
+      <w:r>
+        <w:t>&lt;br /&gt;&lt;br /&gt;</w:t>
+      </w:r>
+    </w:p>
+    <w:p>
+      <w:r>
+        <w:t>“哼！”军事执政官说，“花费了一支太空舰队的资源，就得到这么个结果？”</w:t>
+      </w:r>
+      <w:r>
+        <w:t>&lt;br /&gt;&lt;br /&gt;</w:t>
+      </w:r>
+    </w:p>
+    <w:p>
+      <w:r>
+        <w:t>“这是科学实验，总有个调试的过程，这才是第一次展开实验嘛。”</w:t>
+      </w:r>
+      <w:r>
+        <w:t>&lt;br /&gt;&lt;br /&gt;</w:t>
+      </w:r>
+    </w:p>
+    <w:p>
+      <w:r>
+        <w:t>人们带着失望散了，但事情并没有完。本来认为被一维展开的质子将永远运行在行星的同步轨过上，但由于太阳暴产生的阻力使其减速，一部分一维丝还是落入了大气层。六个三体时后，来到户外的人们发现周围有奇怪的闪光，那些闪光呈细丝状，转瞬即逝，出没不定。他们很快从新闻中得知，这是被展开成—维的质子在引力的作用下飘落到地面上来了。虽然这些一维丝是无限细的，但它的核力场还是能够反射可见光，还是能够被看到。这是人们第一次看到不是由原子构成的物质，它们本身只是一个质子的一小部分。</w:t>
+      </w:r>
+      <w:r>
+        <w:t>&lt;br /&gt;&lt;br /&gt;</w:t>
+      </w:r>
+    </w:p>
+    <w:p>
+      <w:r>
+        <w:t>“这些东西真讨厌。”元首不断地用手拂脸，此时他正同科学执政官一起站在政府大厦前宽阔的台阶上，“我总是感到脸上痒。”</w:t>
+      </w:r>
+      <w:r>
+        <w:t>&lt;br /&gt;&lt;br /&gt;</w:t>
+      </w:r>
+    </w:p>
+    <w:p>
+      <w:r>
+        <w:t>“元首，这只是您的心理作用。所有一维丝的质量之和也就相当于一个质子，所以它们对宏观世界几乎不产生任何作用，当然也没有任何害处，就像不存在一样。”</w:t>
+      </w:r>
+      <w:r>
+        <w:t>&lt;br /&gt;&lt;br /&gt;</w:t>
+      </w:r>
+    </w:p>
+    <w:p>
+      <w:r>
+        <w:t>但空中落下的一维丝越来越密，在阳光下，地面附近的空间中充满了细小的闪光，太阳和星辰看上去都围着一圈银色的绒边。外出的人们身上缠满了一维丝，走动时拖着一片细小闪光。他们回到室内后，一维丝在灯光下闪亮，只要他们一活动，细丝的反光就在他们周围描绘出被他们扰动的空气的形状。虽然—维丝只能在光以下看到，不产生任何触觉，但这也够令人心烦意乱的了。</w:t>
+      </w:r>
+      <w:r>
+        <w:t>&lt;br /&gt;&lt;br /&gt;</w:t>
+      </w:r>
+    </w:p>
+    <w:p>
+      <w:r>
+        <w:t>一维丝的暴雨整整下了二十多个三体时才停止，这并非因为细丝都落到地面上，它们的质量虽然令人难以想象的微小，但还是有的，所以在重力下的加速度与普通物体—样，但一进入大气层，就立刻完全受气流控制，永远也不会落下。但在—维展开后，质子内部的强互作用力大大减弱，使得一维丝的强度不大，渐渐断裂成小段，反射的光肉眼看不见了，人们就感觉它们消失了。一维丝的尘埃在三体世界的空间中是永远漂浮着的。</w:t>
+      </w:r>
+      <w:r>
+        <w:t>&lt;br /&gt;&lt;br /&gt;</w:t>
+      </w:r>
+    </w:p>
+    <w:p>
+      <w:r>
+        <w:t>五十个三体时后，质子的二维展开第二次进行。</w:t>
+      </w:r>
+      <w:r>
+        <w:t>&lt;br /&gt;&lt;br /&gt;</w:t>
+      </w:r>
+    </w:p>
+    <w:p>
+      <w:r>
+        <w:t>这一次，地面上的人们很快看到了异兆，当聚变发电站的散热片发出红光后，在加速器的位置上，突然出现了几个巨大的物体，都呈很规则的几何形状，有球体、四面体、立方体和锥体等，它们的表面色彩很复杂，细看发现原来是根本没有色彩，几何体的表面都是全反射的</w:t>
+      </w:r>
+      <w:r>
         <w:lastRenderedPageBreak/>
-        <w:t>十分之一个三体时后，科学执政官捂着耳机听了一会儿，说：“元首，很遗憾，展开失败了，多减了一个维度，目标质子被减成一维。”</w:t>
-      </w:r>
-      <w:r>
-        <w:t>&lt;br /&gt;&lt;br /&gt;</w:t>
-      </w:r>
-    </w:p>
-    <w:p>
-      <w:r>
-        <w:t>“一维？一条线？”</w:t>
-      </w:r>
-      <w:r>
-        <w:t>&lt;br /&gt;&lt;br /&gt;</w:t>
-      </w:r>
-    </w:p>
-    <w:p>
-      <w:r>
-        <w:t>“是的，一条无限细的线，从理论上计算，它的长度有一点无千光时。”</w:t>
-      </w:r>
-      <w:r>
-        <w:t>&lt;br /&gt;&lt;br /&gt;</w:t>
-      </w:r>
-    </w:p>
-    <w:p>
-      <w:r>
-        <w:t>“哼！”军事执政官说，“花费了一支太空舰队的资源，就得到这么个结果？”</w:t>
-      </w:r>
-      <w:r>
-        <w:t>&lt;br /&gt;&lt;br /&gt;</w:t>
-      </w:r>
-    </w:p>
-    <w:p>
-      <w:r>
-        <w:t>“这是科学实验，总有个调试的过程，这才是第一次展开实验嘛。”</w:t>
-      </w:r>
-      <w:r>
-        <w:t>&lt;br /&gt;&lt;br /&gt;</w:t>
-      </w:r>
-    </w:p>
-    <w:p>
-      <w:r>
-        <w:t>人们带着失望散了，但事情并没有完。本来认为被一维展开的质子将永远运行在行星的同步轨过上，但由于太阳暴产生的阻力使其减速，一部分一维丝还是落入了大气层。六个三体时后，来到户外的人们发现周围有奇怪的闪光，那些闪光呈细丝状，转瞬即逝，出没不定。他们很快从新闻中得知，这是被展开成—维的质子在引力的作用下飘落到地面上来了。虽然这些一维丝是无限细的，但它的核力场还是能够反射可见光，还是能够被看到。这是人们第一次看到不是由原子构成的物质，它们本身只是一个质子的一小部分。</w:t>
-      </w:r>
-      <w:r>
-        <w:t>&lt;br /&gt;&lt;br /&gt;</w:t>
-      </w:r>
-    </w:p>
-    <w:p>
-      <w:r>
-        <w:t>“这些东西真讨厌。”元首不断地用手拂脸，此时他正同科学执政官一起站在政府大厦前宽阔的台阶上，“我总是感到脸上痒。”</w:t>
-      </w:r>
-      <w:r>
-        <w:t>&lt;br /&gt;&lt;br /&gt;</w:t>
-      </w:r>
-    </w:p>
-    <w:p>
-      <w:r>
-        <w:t>“元首，这只是您的心理作用。所有一维丝的质量之和也就相当于一个质子，所以它们对宏观世界几乎不产生任何作用，当然也没有任何害处，就像不存在一样。”</w:t>
-      </w:r>
-      <w:r>
-        <w:t>&lt;br /&gt;&lt;br /&gt;</w:t>
-      </w:r>
-    </w:p>
-    <w:p>
-      <w:r>
-        <w:t>但空中落下的一维丝越来越密，在阳光下，地面附近的空间中充满了细小的闪光，太阳和星辰看上去都围着一圈银色的绒边。外出的人们身上缠满了一维丝，走动时拖着一片细小闪光。他们回到室内后，一维丝在灯光下闪亮，只要他们一活动，细丝的反光就在他们周围描绘出被他们扰动的空气的形状。虽然—维丝只能在光以下看到，不产生任何触觉，但这也够令人心烦意乱的了。</w:t>
-      </w:r>
-      <w:r>
-        <w:t>&lt;br /&gt;&lt;br /&gt;</w:t>
-      </w:r>
-    </w:p>
-    <w:p>
-      <w:r>
-        <w:t>一维丝的暴雨整整下了二十多个三体时才停止，这并非因为细丝都落到地面上，它们的质量虽然令人难以想象的微小，但还是有的，所以在重力下的加速度与普通物体—样，但一进入大气层，就立刻完全受气流控制，永远也不会落下。但在—维展开后，质子内部的强互作用力大大减弱，使得一维丝的强度不大，渐渐断裂成小段，反射的光肉眼看不见了，人们就感觉它们消失了。一维丝的尘埃在三体世界的空间中是永远漂浮着的。</w:t>
-      </w:r>
-      <w:r>
-        <w:t>&lt;br /&gt;&lt;br /&gt;</w:t>
-      </w:r>
-    </w:p>
-    <w:p>
-      <w:r>
-        <w:t>五十个三体时后，质子的二维展开第二次进行。</w:t>
-      </w:r>
-      <w:r>
-        <w:t>&lt;br /&gt;&lt;br /&gt;</w:t>
-      </w:r>
-    </w:p>
-    <w:p>
-      <w:r>
-        <w:t>这一次，地面上的人们很快看到了异兆，当聚变发电站的散热片发出红光后，在加速器的位置上，突然出现了几个巨大的物体，都呈很规则的几何形状，有球体、四面体、立方体和锥体等，它们的表面色彩很复杂，细看发现原来是根本没有色彩，几何体的表面都是全反射的镜面，人们看到的只是被映照的行星表面扭曲的图像。“这次成功吗？”元首问，“这就是被展开成二维的质子？”</w:t>
+        <w:t>镜面，人们看到的只是被映照的行星表面扭曲的图像。“这次成功吗？”元首问，“这就是被展开成二维的质子？”</w:t>
       </w:r>
       <w:r>
         <w:t>&lt;br /&gt;&lt;br /&gt;</w:t>
@@ -7372,107 +6079,107 @@
     </w:p>
     <w:p>
       <w:r>
-        <w:t>在布满天空的这些杂乱的三维体中，有一些引起了地面观察者们的特别注意，首先是因为这些三锥体极其相似，再细看时，人们辨认出了它们所表达的东西，一阵巨大的恐怖感席卷整</w:t>
+        <w:t>在布满天空的这些杂乱的三维体中，有一些引起了地面观察者们的特别注意，首先是因为这些三锥体极其相似，再细看时，人们辨认出了它们所表达的东西，一阵巨大的恐怖感席卷整个三体世界。</w:t>
+      </w:r>
+      <w:r>
+        <w:t>&lt;br /&gt;&lt;br /&gt;</w:t>
+      </w:r>
+    </w:p>
+    <w:p>
+      <w:r>
+        <w:t>那都是眼睛！（我们不知进工作人眼盼的形状，但有一点可以肯定：任何智慧生物对眼睛的图像都是十分敏感的。）元首是少有的真正保持着镇静的人，他问科学执政官：“一个微观粒子，内部的结构能复杂到什么程度？”</w:t>
+      </w:r>
+      <w:r>
+        <w:t>&lt;br /&gt;&lt;br /&gt;</w:t>
+      </w:r>
+    </w:p>
+    <w:p>
+      <w:r>
+        <w:t>“那要看从几维视角来观察了。从一维视角看微观粒子，就是常人的感觉，一个点而已；从二维和三维的视角看，粒子开始呈现出内部结构；四维视角的基本粒子已经是一个宏大的世界了。”</w:t>
+      </w:r>
+      <w:r>
+        <w:t>&lt;br /&gt;&lt;br /&gt;</w:t>
+      </w:r>
+    </w:p>
+    <w:p>
+      <w:r>
+        <w:t>元首说：“宏大这种词用在质子这样的微观物上，我总觉得不可思议。”</w:t>
+      </w:r>
+      <w:r>
+        <w:t>&lt;br /&gt;&lt;br /&gt;</w:t>
+      </w:r>
+    </w:p>
+    <w:p>
+      <w:r>
+        <w:t>科学执政官没有理会元首，自顾自地说下去：“在更高纬度上，粒子内部的复杂程度和结构数量急剧上升，我在下面的类比不准确，只是个形象的描述而已：七维视角的基本粒子，其复杂程度可能已经与三维空间中的三体堡系相当；八维视角下，粒子是一个与银河系一样宏大浩渺的存在；当视角达到九维后，一个基本粒子内部结构的数量和复杂程度，已经相当于整个宇宙。至于更高的维度，我们的物理学家还无法探测，其复杂度我还想象不出来。”</w:t>
+      </w:r>
+      <w:r>
+        <w:t>&lt;br /&gt;&lt;br /&gt;</w:t>
+      </w:r>
+    </w:p>
+    <w:p>
+      <w:r>
+        <w:t>元首指指太空中那些巨大的眼睛：“眼前的事情是不是表明，被展开的质子所包含的微观宇宙中，存在智慧生命？”</w:t>
+      </w:r>
+      <w:r>
+        <w:t>&lt;br /&gt;&lt;br /&gt;</w:t>
+      </w:r>
+    </w:p>
+    <w:p>
+      <w:r>
+        <w:t>“生命这个定义，用在高维度微观宇宙中怕不合适，更准确些，我们只能说那个宇宙中存在智能或智慧。这样的可能科学家们早已预测到了，那样复杂宏大的一个世界，如果没有演化出智慧这样的东西反倒是不正常了。”</w:t>
+      </w:r>
+      <w:r>
+        <w:t>&lt;br /&gt;&lt;br /&gt;</w:t>
+      </w:r>
+    </w:p>
+    <w:p>
+      <w:r>
+        <w:t>“它们为什么变化出眼睛来看出我们？”元首仰望天空。那些大空中的眼睛是很精致的雕塑，栩栩如生，它们都看着下面的行星，目光似乎地诡异。</w:t>
+      </w:r>
+      <w:r>
+        <w:t>&lt;br /&gt;&lt;br /&gt;</w:t>
+      </w:r>
+    </w:p>
+    <w:p>
+      <w:r>
+        <w:t>“也许只是想显示自己的存在吧。”</w:t>
+      </w:r>
+      <w:r>
+        <w:t>&lt;br /&gt;&lt;br /&gt;</w:t>
+      </w:r>
+    </w:p>
+    <w:p>
+      <w:r>
+        <w:t>“那些东西都会落到地面上来吗？”</w:t>
+      </w:r>
+      <w:r>
+        <w:t>&lt;br /&gt;&lt;br /&gt;</w:t>
+      </w:r>
+    </w:p>
+    <w:p>
+      <w:r>
+        <w:t>“不会的，请元首放心。即使落下来，与上次一级展开的细丝一样，这些巨大的物体全部质量之和也就相当于一个质子而已，不会对我们的世界产生任何影响。人们要做的，只是使自己的心理适应这种奇观而已。”</w:t>
+      </w:r>
+      <w:r>
+        <w:t>&lt;br /&gt;&lt;br /&gt;</w:t>
+      </w:r>
+    </w:p>
+    <w:p>
+      <w:r>
+        <w:t>但这次，科学执政官错了。</w:t>
+      </w:r>
+      <w:r>
+        <w:t>&lt;br /&gt;&lt;br /&gt;</w:t>
+      </w:r>
+    </w:p>
+    <w:p>
+      <w:r>
+        <w:t>现在，人们可以觉察到，在布满天空的所有三维体中，“眼睛”们的移动速度明显地比别的几何体快，而且它们都在向着同一点汇聚。很快，两个眼睛相遇了，合为一体，合成后的形状仍是眼睛；只是体积增大了。更多的“眼睛”加入合成体，后看的体积也在迅速增大。最后，</w:t>
       </w:r>
       <w:r>
         <w:lastRenderedPageBreak/>
-        <w:t>个三体世界。</w:t>
-      </w:r>
-      <w:r>
-        <w:t>&lt;br /&gt;&lt;br /&gt;</w:t>
-      </w:r>
-    </w:p>
-    <w:p>
-      <w:r>
-        <w:t>那都是眼睛！（我们不知进工作人眼盼的形状，但有一点可以肯定：任何智慧生物对眼睛的图像都是十分敏感的。）元首是少有的真正保持着镇静的人，他问科学执政官：“一个微观粒子，内部的结构能复杂到什么程度？”</w:t>
-      </w:r>
-      <w:r>
-        <w:t>&lt;br /&gt;&lt;br /&gt;</w:t>
-      </w:r>
-    </w:p>
-    <w:p>
-      <w:r>
-        <w:t>“那要看从几维视角来观察了。从一维视角看微观粒子，就是常人的感觉，一个点而已；从二维和三维的视角看，粒子开始呈现出内部结构；四维视角的基本粒子已经是一个宏大的世界了。”</w:t>
-      </w:r>
-      <w:r>
-        <w:t>&lt;br /&gt;&lt;br /&gt;</w:t>
-      </w:r>
-    </w:p>
-    <w:p>
-      <w:r>
-        <w:t>元首说：“宏大这种词用在质子这样的微观物上，我总觉得不可思议。”</w:t>
-      </w:r>
-      <w:r>
-        <w:t>&lt;br /&gt;&lt;br /&gt;</w:t>
-      </w:r>
-    </w:p>
-    <w:p>
-      <w:r>
-        <w:t>科学执政官没有理会元首，自顾自地说下去：“在更高纬度上，粒子内部的复杂程度和结构数量急剧上升，我在下面的类比不准确，只是个形象的描述而已：七维视角的基本粒子，其复杂程度可能已经与三维空间中的三体堡系相当；八维视角下，粒子是一个与银河系一样宏大浩渺的存在；当视角达到九维后，一个基本粒子内部结构的数量和复杂程度，已经相当于整个宇宙。至于更高的维度，我们的物理学家还无法探测，其复杂度我还想象不出来。”</w:t>
-      </w:r>
-      <w:r>
-        <w:t>&lt;br /&gt;&lt;br /&gt;</w:t>
-      </w:r>
-    </w:p>
-    <w:p>
-      <w:r>
-        <w:t>元首指指太空中那些巨大的眼睛：“眼前的事情是不是表明，被展开的质子所包含的微观宇宙中，存在智慧生命？”</w:t>
-      </w:r>
-      <w:r>
-        <w:t>&lt;br /&gt;&lt;br /&gt;</w:t>
-      </w:r>
-    </w:p>
-    <w:p>
-      <w:r>
-        <w:t>“生命这个定义，用在高维度微观宇宙中怕不合适，更准确些，我们只能说那个宇宙中存在智能或智慧。这样的可能科学家们早已预测到了，那样复杂宏大的一个世界，如果没有演化出智慧这样的东西反倒是不正常了。”</w:t>
-      </w:r>
-      <w:r>
-        <w:t>&lt;br /&gt;&lt;br /&gt;</w:t>
-      </w:r>
-    </w:p>
-    <w:p>
-      <w:r>
-        <w:t>“它们为什么变化出眼睛来看出我们？”元首仰望天空。那些大空中的眼睛是很精致的雕塑，栩栩如生，它们都看着下面的行星，目光似乎地诡异。</w:t>
-      </w:r>
-      <w:r>
-        <w:t>&lt;br /&gt;&lt;br /&gt;</w:t>
-      </w:r>
-    </w:p>
-    <w:p>
-      <w:r>
-        <w:t>“也许只是想显示自己的存在吧。”</w:t>
-      </w:r>
-      <w:r>
-        <w:t>&lt;br /&gt;&lt;br /&gt;</w:t>
-      </w:r>
-    </w:p>
-    <w:p>
-      <w:r>
-        <w:t>“那些东西都会落到地面上来吗？”</w:t>
-      </w:r>
-      <w:r>
-        <w:t>&lt;br /&gt;&lt;br /&gt;</w:t>
-      </w:r>
-    </w:p>
-    <w:p>
-      <w:r>
-        <w:t>“不会的，请元首放心。即使落下来，与上次一级展开的细丝一样，这些巨大的物体全部质量之和也就相当于一个质子而已，不会对我们的世界产生任何影响。人们要做的，只是使自己的心理适应这种奇观而已。”</w:t>
-      </w:r>
-      <w:r>
-        <w:t>&lt;br /&gt;&lt;br /&gt;</w:t>
-      </w:r>
-    </w:p>
-    <w:p>
-      <w:r>
-        <w:t>但这次，科学执政官错了。</w:t>
-      </w:r>
-      <w:r>
-        <w:t>&lt;br /&gt;&lt;br /&gt;</w:t>
-      </w:r>
-    </w:p>
-    <w:p>
-      <w:r>
-        <w:t>现在，人们可以觉察到，在布满天空的所有三维体中，“眼睛”们的移动速度明显地比别的几何体快，而且它们都在向着同一点汇聚。很快，两个眼睛相遇了，合为一体，合成后的形状仍是眼睛；只是体积增大了。更多的“眼睛”加入合成体，后看的体积也在迅速增大。最后，所有的“眼睛”合为一体，这颗“眼睛”是如此巨大，仿佛代表着整个宇宙在盯着三体世界。它的眸子清澈明亮，中心映着一轮太阳，在广阔的眼睑上，缤纷的色彩如洪水般滚滚而过。时间不长，“巨眼”表面的细节开始变淡，渐渐消失了，“巨眼”变成了一只没有眸子的盲眼；然后，它——的形状开</w:t>
+        <w:t>所有的“眼睛”合为一体，这颗“眼睛”是如此巨大，仿佛代表着整个宇宙在盯着三体世界。它的眸子清澈明亮，中心映着一轮太阳，在广阔的眼睑上，缤纷的色彩如洪水般滚滚而过。时间不长，“巨眼”表面的细节开始变淡，渐渐消失了，“巨眼”变成了一只没有眸子的盲眼；然后，它——的形状开</w:t>
       </w:r>
       <w:r>
         <w:rPr>
@@ -7502,11 +6209,7 @@
     </w:p>
     <w:p>
       <w:r>
-        <w:t>反射镜聚焦的阳光这时已经投射到三体行星上，最初光斑的面积很大，焦点的热量还不具杀伤力。这个光斑在大陆上移动着，寻找着目标。反射镜显然发现了首都这个最大的城市，光斑向这里移来，很快将首都罩在它的范围内。巨摆纪念碑下的人们只看到太空中出现一团巨大的光亮，这光强得掩去了空中其他的一切。与此同时，人们感到了一阵酷热袭来。笼罩首</w:t>
-      </w:r>
-      <w:r>
-        <w:lastRenderedPageBreak/>
-        <w:t>都的大光斑在迅速收缩，这是反射镜在进一步聚焦阳光，太空中的光团亮度持续增强，使人们不能抬头，光斑内的人们则感到热度在急剧增加。就在酷热已不可忍受之时，光斑的边界扫过了巨摆纪念碑，一切都骤然暗</w:t>
+        <w:t>反射镜聚焦的阳光这时已经投射到三体行星上，最初光斑的面积很大，焦点的热量还不具杀伤力。这个光斑在大陆上移动着，寻找着目标。反射镜显然发现了首都这个最大的城市，光斑向这里移来，很快将首都罩在它的范围内。巨摆纪念碑下的人们只看到太空中出现一团巨大的光亮，这光强得掩去了空中其他的一切。与此同时，人们感到了一阵酷热袭来。笼罩首都的大光斑在迅速收缩，这是反射镜在进一步聚焦阳光，太空中的光团亮度持续增强，使人们不能抬头，光斑内的人们则感到热度在急剧增加。就在酷热已不可忍受之时，光斑的边界扫过了巨摆纪念碑，一切都骤然暗</w:t>
       </w:r>
       <w:r>
         <w:rPr>
@@ -7600,6 +6303,7 @@
     </w:p>
     <w:p>
       <w:r>
+        <w:lastRenderedPageBreak/>
         <w:t>“这事情不会发生，我保证！你干一吗总跟我过不去？我说过，科学实验嘛……”</w:t>
       </w:r>
       <w:r>
@@ -7672,82 +6376,82 @@
     </w:p>
     <w:p>
       <w:r>
+        <w:t>“至少是一个智慧体吧，而且，元首，我们毁灭的是整个微宇宙。那个宇宙在高维度上是很宏大的，可能存在的智慧或文明显然不止一个，只是它们没有机会向宏观世界表现自己而已。当然，在微观尺度的高维空间，智慧和文明的形态是我们绝对无法想象的，它们完全是另一种东西。还要说明：这种事可不是第一次发生了。”</w:t>
+      </w:r>
+      <w:r>
+        <w:t>&lt;br /&gt;&lt;br /&gt;</w:t>
+      </w:r>
+    </w:p>
+    <w:p>
+      <w:r>
+        <w:t>“哦？”</w:t>
+      </w:r>
+      <w:r>
+        <w:t>&lt;br /&gt;&lt;br /&gt;</w:t>
+      </w:r>
+    </w:p>
+    <w:p>
+      <w:r>
+        <w:t>“在漫长的科学发展史上，物理学家们用加速器撞击过多少质子？又撞击过多少中子和电子？可能不下一亿次吧。每一次撞击，对那个微宇宙中的智慧或文明都可能是毁灭性的。其实，即使在大自然中，微宇宙的毁灭也是每时每刻都在发生的，比如质子和中子的衰变，还有，进入大气用的一束高能宇宙射钱就可能毁灭成千上万个微宇宙……您不会为此多愁善感起来吧？”</w:t>
+      </w:r>
+      <w:r>
+        <w:t>&lt;br /&gt;&lt;br /&gt;</w:t>
+      </w:r>
+    </w:p>
+    <w:p>
+      <w:r>
+        <w:t>“你很幽默。我要马上通知宣传执政官，让他把这个科学事实向全世界反复渲染，让三体人民明白，文明的毁灭，其实是一件在宇宙中每时每刻都在发生的再普通不过的事。”</w:t>
+      </w:r>
+      <w:r>
+        <w:t>&lt;br /&gt;&lt;br /&gt;</w:t>
+      </w:r>
+    </w:p>
+    <w:p>
+      <w:r>
+        <w:t>“这有什么意义呢？是让人民能够坦然面对三体文明可能的毁灭吗？”</w:t>
+      </w:r>
+      <w:r>
+        <w:t>&lt;br /&gt;&lt;br /&gt;</w:t>
+      </w:r>
+    </w:p>
+    <w:p>
+      <w:r>
+        <w:t>“不，是让他们坦然面对地球文明的毁灭。你也知道，在我们对地球文明的基本政策公布后，激发起一些极其危险的和平主义情绪。我们现在才发现，三体世界中像1379号监听员这样的人其实是很多的，必须控制和消除这种脆弱的情绪。”</w:t>
+      </w:r>
+      <w:r>
+        <w:t>&lt;br /&gt;&lt;br /&gt;</w:t>
+      </w:r>
+    </w:p>
+    <w:p>
+      <w:r>
+        <w:t>“元首，这种情绪主要是由最近来自地球的新信息引起的。您的预测实现了，地球上的异己力量果然在发展，他们建立了一个完全由自己控制的发射基地开始源源不断地向我们发送大量地球文明的信息。我得承认，地球文明在三体世界是很有杀伤力的，对我们的人民来说，那是来自天堂的圣乐。地铁人的人文思想会使很多三体人走上精神歧途，三体文明在地球已经成为一种宗教，而地球文明在三体世界也有这个可能。”</w:t>
+      </w:r>
+      <w:r>
+        <w:t>&lt;br /&gt;&lt;br /&gt;</w:t>
+      </w:r>
+    </w:p>
+    <w:p>
+      <w:r>
+        <w:t>“你指出了一个巨大的危险，应该严格限制来自地球的信息流入民间，特别是文化信息。”</w:t>
+      </w:r>
+      <w:r>
+        <w:t>&lt;br /&gt;&lt;br /&gt;</w:t>
+      </w:r>
+    </w:p>
+    <w:p>
+      <w:r>
+        <w:t>质子二维展开的第三次实验在三十个三体时后进行，这次是在夜间。从地面上看不到太空中的加速器圆环，只有旁边骤变发电站散热片的红光标示出它的位置。加速器启动后不久，科学执政官就宣布展开成功。</w:t>
+      </w:r>
+      <w:r>
+        <w:t>&lt;br /&gt;&lt;br /&gt;</w:t>
+      </w:r>
+    </w:p>
+    <w:p>
+      <w:r>
+        <w:t>人们仰望夜空，开始什么都没看到，但很快，他们发现了一个神奇的迹象：星空分成了两部分，这两部分中星群的图案是对不上的，仿佛两张星空图片叠在一起，小的那张放在大的上面，银河在两者的边界处被截断。小部分的星空是圆形的，正在正常的星空背景上迅速扩大。</w:t>
+      </w:r>
+      <w:r>
         <w:lastRenderedPageBreak/>
-        <w:t>“至少是一个智慧体吧，而且，元首，我们毁灭的是整个微宇宙。那个宇宙在高维度上是很宏大的，可能存在的智慧或文明显然不止一个，只是它们没有机会向宏观世界表现自己而已。当然，在微观尺度的高维空间，智慧和文明的形态是我们绝对无法想象的，它们完全是另一种东西。还要说明：这种事可不是第一次发生了。”</w:t>
-      </w:r>
-      <w:r>
-        <w:t>&lt;br /&gt;&lt;br /&gt;</w:t>
-      </w:r>
-    </w:p>
-    <w:p>
-      <w:r>
-        <w:t>“哦？”</w:t>
-      </w:r>
-      <w:r>
-        <w:t>&lt;br /&gt;&lt;br /&gt;</w:t>
-      </w:r>
-    </w:p>
-    <w:p>
-      <w:r>
-        <w:t>“在漫长的科学发展史上，物理学家们用加速器撞击过多少质子？又撞击过多少中子和电子？可能不下一亿次吧。每一次撞击，对那个微宇宙中的智慧或文明都可能是毁灭性的。其实，即使在大自然中，微宇宙的毁灭也是每时每刻都在发生的，比如质子和中子的衰变，还有，进入大气用的一束高能宇宙射钱就可能毁灭成千上万个微宇宙……您不会为此多愁善感起来吧？”</w:t>
-      </w:r>
-      <w:r>
-        <w:t>&lt;br /&gt;&lt;br /&gt;</w:t>
-      </w:r>
-    </w:p>
-    <w:p>
-      <w:r>
-        <w:t>“你很幽默。我要马上通知宣传执政官，让他把这个科学事实向全世界反复渲染，让三体人民明白，文明的毁灭，其实是一件在宇宙中每时每刻都在发生的再普通不过的事。”</w:t>
-      </w:r>
-      <w:r>
-        <w:t>&lt;br /&gt;&lt;br /&gt;</w:t>
-      </w:r>
-    </w:p>
-    <w:p>
-      <w:r>
-        <w:t>“这有什么意义呢？是让人民能够坦然面对三体文明可能的毁灭吗？”</w:t>
-      </w:r>
-      <w:r>
-        <w:t>&lt;br /&gt;&lt;br /&gt;</w:t>
-      </w:r>
-    </w:p>
-    <w:p>
-      <w:r>
-        <w:t>“不，是让他们坦然面对地球文明的毁灭。你也知道，在我们对地球文明的基本政策公布后，激发起一些极其危险的和平主义情绪。我们现在才发现，三体世界中像1379号监听员这样的人其实是很多的，必须控制和消除这种脆弱的情绪。”</w:t>
-      </w:r>
-      <w:r>
-        <w:t>&lt;br /&gt;&lt;br /&gt;</w:t>
-      </w:r>
-    </w:p>
-    <w:p>
-      <w:r>
-        <w:t>“元首，这种情绪主要是由最近来自地球的新信息引起的。您的预测实现了，地球上的异己力量果然在发展，他们建立了一个完全由自己控制的发射基地开始源源不断地向我们发送大量地球文明的信息。我得承认，地球文明在三体世界是很有杀伤力的，对我们的人民来说，那是来自天堂的圣乐。地铁人的人文思想会使很多三体人走上精神歧途，三体文明在地球已经成为一种宗教，而地球文明在三体世界也有这个可能。”</w:t>
-      </w:r>
-      <w:r>
-        <w:t>&lt;br /&gt;&lt;br /&gt;</w:t>
-      </w:r>
-    </w:p>
-    <w:p>
-      <w:r>
-        <w:t>“你指出了一个巨大的危险，应该严格限制来自地球的信息流入民间，特别是文化信息。”</w:t>
-      </w:r>
-      <w:r>
-        <w:t>&lt;br /&gt;&lt;br /&gt;</w:t>
-      </w:r>
-    </w:p>
-    <w:p>
-      <w:r>
-        <w:t>质子二维展开的第三次实验在三十个三体时后进行，这次是在夜间。从地面上看不到太空中的加速器圆环，只有旁边骤变发电站散热片的红光标示出它的位置。加速器启动后不久，科学执政官就宣布展开成功。</w:t>
-      </w:r>
-      <w:r>
-        <w:t>&lt;br /&gt;&lt;br /&gt;</w:t>
-      </w:r>
-    </w:p>
-    <w:p>
-      <w:r>
-        <w:t>人们仰望夜空，开始什么都没看到，但很快，他们发现了一个神奇的迹象：星空分成了两部分，这两部分中星群的图案是对不上的，仿佛两张星空图片叠在一起，小的那张放在大的上面，银河在两者的边界处被截断。小部分的星空是圆形的，正在正常的星空背景上迅速扩大。</w:t>
-      </w:r>
-      <w:r>
         <w:t>&lt;br /&gt;&lt;br /&gt;</w:t>
       </w:r>
     </w:p>
@@ -7793,72 +6497,75 @@
     </w:p>
     <w:p>
       <w:r>
+        <w:t>这面在三体世界上方出现的巨镜，就是那枚正在被展开成二维平面的质子，这是一个没有厚度的真正意义上的几何平面。</w:t>
+      </w:r>
+      <w:r>
+        <w:t>&lt;br /&gt;&lt;br /&gt;</w:t>
+      </w:r>
+    </w:p>
+    <w:p>
+      <w:r>
+        <w:t>当二维展开完成时，苍穹已完全被南半球的星空所覆盖，天顶正中就是三体行星和太阳的镜像。紧接着，周围地平线一圈的星空开始变形，群星的图像被拉长扭曲，像融化后流动一般。这种变形正由周边向上发展。</w:t>
+      </w:r>
+      <w:r>
+        <w:t>&lt;br /&gt;&lt;br /&gt;</w:t>
+      </w:r>
+    </w:p>
+    <w:p>
+      <w:r>
+        <w:t>“元首，质子平面正在我们压球的引力下弯曲。”科学执政官说，他接着指指星空中刚刚出现的许多光晕，就像有人用晃动的手电照着洞窟的顶。</w:t>
+      </w:r>
+      <w:r>
+        <w:t>&lt;br /&gt;&lt;br /&gt;</w:t>
+      </w:r>
+    </w:p>
+    <w:p>
+      <w:r>
+        <w:t>“那是从地面发出的电磁辐射，对平面的引力弯曲进行调节，以使得质子平面最后把我们的星球完成包裹起来，之后电磁辐射仍将持续发射，像许多根辐条一样维持住这个大球面的稳定，这样三体行星就成了一个固定二维质子的工作平合，在质子平面上集成电路的蚀刻就可以开始了。”</w:t>
+      </w:r>
+      <w:r>
+        <w:t>&lt;br /&gt;&lt;br /&gt;</w:t>
+      </w:r>
+    </w:p>
+    <w:p>
+      <w:r>
+        <w:t>质子的二维平面对三体行星的包裹是一个漫长的过程，当星空的变形逼近天顶的三体行星映像时，群星从上至下依次消失了，已弯曲到行星另一面的质子平面挡住了星空，这时仍有阳光照进已弯曲成曲面的平面质子内。可以看到三体世界的映像在太空中的宇宙哈哈镜里已变得面目全非。当最后一缕阳光消失后，一切都隐入天边的黑暗中。这是三体世界有史以来最黑的夜。在行星的引力和人工电磁辐射的平衡下，质子平面形成了一个半径为同步轨道的大球壳，将行星完全包在球心。</w:t>
+      </w:r>
+      <w:r>
+        <w:t>&lt;br /&gt;&lt;br /&gt;</w:t>
+      </w:r>
+    </w:p>
+    <w:p>
+      <w:r>
+        <w:t>严寒降临了。全反射的质子平面将所有阳光反射回太空，三体世界的气温急骤下降，最后降到了曾导致多轮文明毁灭的三颗飞星同现时的程度。三体世界绝大多数公民脱水贮存，黑暗笼罩的大地上一片死寂。天空中，只有维持质子巨膜的电磁辐射激发的微弱光晕在晃动，偶尔还可以看到同步轨道上的几点灯光，那是在巨膜上进行集成电潞蚀刻的飞船。</w:t>
+      </w:r>
+      <w:r>
+        <w:t>&lt;br /&gt;&lt;br /&gt;</w:t>
+      </w:r>
+    </w:p>
+    <w:p>
+      <w:r>
+        <w:t>微观组成电路的原理与普通集成电路完全不同，因为其基材不是由原子构成的，它本身就是一个质子。电路的PN结是对质子平面局部的强互作用力进行扭结而形成，导线也在传导核力介子的。由于电路平面极大，所以电路的宏观尺寸也很大，线路都有发丝粗细，凑近后用肉眼清晰可辨。如果飞近质子平面，就能看到一个由精细复杂的集成电路构成的广阔平原，电路的总面积是其包裹于其中的三体行星陆地面积的几十格。</w:t>
+      </w:r>
+      <w:r>
+        <w:t>&lt;br /&gt;&lt;br /&gt;</w:t>
+      </w:r>
+    </w:p>
+    <w:p>
+      <w:r>
+        <w:t>质子电路蚀刻是一个庞大的工程，上千艘飞船工作了一万五千个三体时才最后完成，软件的调试又用了五千个三体时，终于到了智子第一次试运行的时刻。</w:t>
+      </w:r>
+      <w:r>
+        <w:t>&lt;br /&gt;&lt;br /&gt;</w:t>
+      </w:r>
+    </w:p>
+    <w:p>
+      <w:r>
+        <w:t>在处于地下深处的智子控制中心的大屏幕上，当冗长的系统自检程序结束后，接着显示系统</w:t>
+      </w:r>
+      <w:r>
         <w:lastRenderedPageBreak/>
-        <w:t>这面在三体世界上方出现的巨镜，就是那枚正在被展开成二维平面的质子，这是一个没有厚度的真正意义上的几何平面。</w:t>
-      </w:r>
-      <w:r>
-        <w:t>&lt;br /&gt;&lt;br /&gt;</w:t>
-      </w:r>
-    </w:p>
-    <w:p>
-      <w:r>
-        <w:t>当二维展开完成时，苍穹已完全被南半球的星空所覆盖，天顶正中就是三体行星和太阳的镜像。紧接着，周围地平线一圈的星空开始变形，群星的图像被拉长扭曲，像融化后流动一般。这种变形正由周边向上发展。</w:t>
-      </w:r>
-      <w:r>
-        <w:t>&lt;br /&gt;&lt;br /&gt;</w:t>
-      </w:r>
-    </w:p>
-    <w:p>
-      <w:r>
-        <w:t>“元首，质子平面正在我们压球的引力下弯曲。”科学执政官说，他接着指指星空中刚刚出现的许多光晕，就像有人用晃动的手电照着洞窟的顶。</w:t>
-      </w:r>
-      <w:r>
-        <w:t>&lt;br /&gt;&lt;br /&gt;</w:t>
-      </w:r>
-    </w:p>
-    <w:p>
-      <w:r>
-        <w:t>“那是从地面发出的电磁辐射，对平面的引力弯曲进行调节，以使得质子平面最后把我们的星球完成包裹起来，之后电磁辐射仍将持续发射，像许多根辐条一样维持住这个大球面的稳定，这样三体行星就成了一个固定二维质子的工作平合，在质子平面上集成电路的蚀刻就可以开始了。”</w:t>
-      </w:r>
-      <w:r>
-        <w:t>&lt;br /&gt;&lt;br /&gt;</w:t>
-      </w:r>
-    </w:p>
-    <w:p>
-      <w:r>
-        <w:t>质子的二维平面对三体行星的包裹是一个漫长的过程，当星空的变形逼近天顶的三体行星映像时，群星从上至下依次消失了，已弯曲到行星另一面的质子平面挡住了星空，这时仍有阳光照进已弯曲成曲面的平面质子内。可以看到三体世界的映像在太空中的宇宙哈哈镜里已变得面目全非。当最后一缕阳光消失后，一切都隐入天边的黑暗中。这是三体世界有史以来最黑的夜。在行星的引力和人工电磁辐射的平衡下，质子平面形成了一个半径为同步轨道的大球壳，将行星完全包在球心。</w:t>
-      </w:r>
-      <w:r>
-        <w:t>&lt;br /&gt;&lt;br /&gt;</w:t>
-      </w:r>
-    </w:p>
-    <w:p>
-      <w:r>
-        <w:t>严寒降临了。全反射的质子平面将所有阳光反射回太空，三体世界的气温急骤下降，最后降到了曾导致多轮文明毁灭的三颗飞星同现时的程度。三体世界绝大多数公民脱水贮存，黑暗笼罩的大地上一片死寂。天空中，只有维持质子巨膜的电磁辐射激发的微弱光晕在晃动，偶尔还可以看到同步轨道上的几点灯光，那是在巨膜上进行集成电潞蚀刻的飞船。</w:t>
-      </w:r>
-      <w:r>
-        <w:t>&lt;br /&gt;&lt;br /&gt;</w:t>
-      </w:r>
-    </w:p>
-    <w:p>
-      <w:r>
-        <w:t>微观组成电路的原理与普通集成电路完全不同，因为其基材不是由原子构成的，它本身就是一个质子。电路的PN结是对质子平面局部的强互作用力进行扭结而形成，导线也在传导核力介子的。由于电路平面极大，所以电路的宏观尺寸也很大，线路都有发丝粗细，凑近后用肉眼清晰可辨。如果飞近质子平面，就能看到一个由精细复杂的集成电路构成的广阔平原，电路的总面积是其包裹于其中的三体行星陆地面积的几十格。</w:t>
-      </w:r>
-      <w:r>
-        <w:t>&lt;br /&gt;&lt;br /&gt;</w:t>
-      </w:r>
-    </w:p>
-    <w:p>
-      <w:r>
-        <w:t>质子电路蚀刻是一个庞大的工程，上千艘飞船工作了一万五千个三体时才最后完成，软件的调试又用了五千个三体时，终于到了智子第一次试运行的时刻。</w:t>
-      </w:r>
-      <w:r>
-        <w:t>&lt;br /&gt;&lt;br /&gt;</w:t>
-      </w:r>
-    </w:p>
-    <w:p>
-      <w:r>
-        <w:t>在处于地下深处的智子控制中心的大屏幕上，当冗长的系统自检程序结束后，接着显示系统的加载过程，伍后，空白的蓝屏上出现了一行大字：“微智慧2.10”载入完成，智子一号等待指令。</w:t>
+        <w:t>的加载过程，伍后，空白的蓝屏上出现了一行大字：“微智慧2.10”载入完成，智子一号等待指令。</w:t>
       </w:r>
       <w:r>
         <w:t>&lt;br /&gt;&lt;br /&gt;</w:t>
@@ -7914,167 +6621,167 @@
     </w:p>
     <w:p>
       <w:r>
+        <w:t>维度收缩成功，智子一号等待指令。</w:t>
+      </w:r>
+      <w:r>
+        <w:t>&lt;br /&gt;&lt;br /&gt;</w:t>
+      </w:r>
+    </w:p>
+    <w:p>
+      <w:r>
+        <w:t>将维度收缩至四维。</w:t>
+      </w:r>
+      <w:r>
+        <w:t>&lt;br /&gt;&lt;br /&gt;</w:t>
+      </w:r>
+    </w:p>
+    <w:p>
+      <w:r>
+        <w:t>太空中，巨球迅速收缩，最后来上去只有飞星大小，在星球的这一面黑夜重新降临。</w:t>
+      </w:r>
+      <w:r>
+        <w:t>&lt;br /&gt;&lt;br /&gt;</w:t>
+      </w:r>
+    </w:p>
+    <w:p>
+      <w:r>
+        <w:t>“元首，我们现在看到的这个球体，不是真正的智子，只是其在三维空间的投影。它是一个四维的巨人，我们的世界是一张三维的薄纸，它始在这张纸上，我们只能看到它的脚底与纸相接触的部分。”</w:t>
+      </w:r>
+      <w:r>
+        <w:t>&lt;br /&gt;&lt;br /&gt;</w:t>
+      </w:r>
+    </w:p>
+    <w:p>
+      <w:r>
+        <w:t>维度收缩成功，智子一号等待指令。</w:t>
+      </w:r>
+      <w:r>
+        <w:t>&lt;br /&gt;&lt;br /&gt;</w:t>
+      </w:r>
+    </w:p>
+    <w:p>
+      <w:r>
+        <w:t>将维度收缩至六维。</w:t>
+      </w:r>
+      <w:r>
+        <w:t>&lt;br /&gt;&lt;br /&gt;</w:t>
+      </w:r>
+    </w:p>
+    <w:p>
+      <w:r>
+        <w:t>太空中的小球消失了。</w:t>
+      </w:r>
+      <w:r>
+        <w:t>&lt;br /&gt;&lt;br /&gt;</w:t>
+      </w:r>
+    </w:p>
+    <w:p>
+      <w:r>
+        <w:t>“六维的质子有多大？”元首问。</w:t>
+      </w:r>
+      <w:r>
+        <w:t>&lt;br /&gt;&lt;br /&gt;</w:t>
+      </w:r>
+    </w:p>
+    <w:p>
+      <w:r>
+        <w:t>“半径约五十单位吧。”科学执政官回答。</w:t>
+      </w:r>
+      <w:r>
+        <w:t>&lt;br /&gt;&lt;br /&gt;</w:t>
+      </w:r>
+    </w:p>
+    <w:p>
+      <w:r>
+        <w:t>维度收缩成功。智子一号等待指令。</w:t>
+      </w:r>
+      <w:r>
+        <w:t>&lt;br /&gt;&lt;br /&gt;</w:t>
+      </w:r>
+    </w:p>
+    <w:p>
+      <w:r>
+        <w:t>智子一号，你能看到我们吗？</w:t>
+      </w:r>
+      <w:r>
+        <w:t>&lt;br /&gt;&lt;br /&gt;</w:t>
+      </w:r>
+    </w:p>
+    <w:p>
+      <w:r>
+        <w:t>能，我能看到控制室，看到其中的每个人，还能看到每个人的内脏，甚至还能看到你们内脏的内脏。</w:t>
+      </w:r>
+      <w:r>
+        <w:t>&lt;br /&gt;&lt;br /&gt;</w:t>
+      </w:r>
+    </w:p>
+    <w:p>
+      <w:r>
+        <w:t>“它在说什么？”元首惊奇地问。</w:t>
+      </w:r>
+      <w:r>
+        <w:t>&lt;br /&gt;&lt;br /&gt;</w:t>
+      </w:r>
+    </w:p>
+    <w:p>
+      <w:r>
+        <w:t>“智子从六维空间看三维空间，就像我们看二维平面上的一张画，当然能看到我们的内部。”</w:t>
+      </w:r>
+      <w:r>
+        <w:t>&lt;br /&gt;&lt;br /&gt;</w:t>
+      </w:r>
+    </w:p>
+    <w:p>
+      <w:r>
+        <w:t>智子一号，进人控制室。</w:t>
+      </w:r>
+      <w:r>
+        <w:t>&lt;br /&gt;&lt;br /&gt;</w:t>
+      </w:r>
+    </w:p>
+    <w:p>
+      <w:r>
+        <w:t>“它能穿透地层吗？”元首问。</w:t>
+      </w:r>
+      <w:r>
+        <w:t>&lt;br /&gt;&lt;br /&gt;</w:t>
+      </w:r>
+    </w:p>
+    <w:p>
+      <w:r>
+        <w:t>“元首，不是穿透，而是从高维进入，它可以进入我们世界中任何封闭的空间。这也是三维中的我们和二级平面的关系，我们能轻易从上方进人平面上的一个圆，而平面上的二维生物永远不可能，除非它打破那个圆。”</w:t>
+      </w:r>
+      <w:r>
+        <w:t>&lt;br /&gt;&lt;br /&gt;</w:t>
+      </w:r>
+    </w:p>
+    <w:p>
+      <w:r>
+        <w:t>科学执政官的话音刚落，一个镜面球体便出现在控制室的正中，悬浮在半空中。元首走过去，看着全反射球面上自己变形的映象。“这竟是一个质子？”他带回惊奇和感叹说。</w:t>
+      </w:r>
+      <w:r>
+        <w:t>&lt;br /&gt;&lt;br /&gt;</w:t>
+      </w:r>
+    </w:p>
+    <w:p>
+      <w:r>
+        <w:t>“元首，这只是质子的六维实体在三维空间的投影而已。”</w:t>
+      </w:r>
+      <w:r>
+        <w:t>&lt;br /&gt;&lt;br /&gt;</w:t>
+      </w:r>
+    </w:p>
+    <w:p>
+      <w:r>
+        <w:t>元首伸出手去，看看科学执政官并没有阻止，就接触了智子的表面。在他的手这轻轻一触之下，智子被推移了一段距离。</w:t>
+      </w:r>
+      <w:r>
+        <w:t>&lt;br /&gt;&lt;br /&gt;</w:t>
+      </w:r>
+    </w:p>
+    <w:p>
+      <w:r>
         <w:lastRenderedPageBreak/>
-        <w:t>维度收缩成功，智子一号等待指令。</w:t>
-      </w:r>
-      <w:r>
-        <w:t>&lt;br /&gt;&lt;br /&gt;</w:t>
-      </w:r>
-    </w:p>
-    <w:p>
-      <w:r>
-        <w:t>将维度收缩至四维。</w:t>
-      </w:r>
-      <w:r>
-        <w:t>&lt;br /&gt;&lt;br /&gt;</w:t>
-      </w:r>
-    </w:p>
-    <w:p>
-      <w:r>
-        <w:t>太空中，巨球迅速收缩，最后来上去只有飞星大小，在星球的这一面黑夜重新降临。</w:t>
-      </w:r>
-      <w:r>
-        <w:t>&lt;br /&gt;&lt;br /&gt;</w:t>
-      </w:r>
-    </w:p>
-    <w:p>
-      <w:r>
-        <w:t>“元首，我们现在看到的这个球体，不是真正的智子，只是其在三维空间的投影。它是一个四维的巨人，我们的世界是一张三维的薄纸，它始在这张纸上，我们只能看到它的脚底与纸相接触的部分。”</w:t>
-      </w:r>
-      <w:r>
-        <w:t>&lt;br /&gt;&lt;br /&gt;</w:t>
-      </w:r>
-    </w:p>
-    <w:p>
-      <w:r>
-        <w:t>维度收缩成功，智子一号等待指令。</w:t>
-      </w:r>
-      <w:r>
-        <w:t>&lt;br /&gt;&lt;br /&gt;</w:t>
-      </w:r>
-    </w:p>
-    <w:p>
-      <w:r>
-        <w:t>将维度收缩至六维。</w:t>
-      </w:r>
-      <w:r>
-        <w:t>&lt;br /&gt;&lt;br /&gt;</w:t>
-      </w:r>
-    </w:p>
-    <w:p>
-      <w:r>
-        <w:t>太空中的小球消失了。</w:t>
-      </w:r>
-      <w:r>
-        <w:t>&lt;br /&gt;&lt;br /&gt;</w:t>
-      </w:r>
-    </w:p>
-    <w:p>
-      <w:r>
-        <w:t>“六维的质子有多大？”元首问。</w:t>
-      </w:r>
-      <w:r>
-        <w:t>&lt;br /&gt;&lt;br /&gt;</w:t>
-      </w:r>
-    </w:p>
-    <w:p>
-      <w:r>
-        <w:t>“半径约五十单位吧。”科学执政官回答。</w:t>
-      </w:r>
-      <w:r>
-        <w:t>&lt;br /&gt;&lt;br /&gt;</w:t>
-      </w:r>
-    </w:p>
-    <w:p>
-      <w:r>
-        <w:t>维度收缩成功。智子一号等待指令。</w:t>
-      </w:r>
-      <w:r>
-        <w:t>&lt;br /&gt;&lt;br /&gt;</w:t>
-      </w:r>
-    </w:p>
-    <w:p>
-      <w:r>
-        <w:t>智子一号，你能看到我们吗？</w:t>
-      </w:r>
-      <w:r>
-        <w:t>&lt;br /&gt;&lt;br /&gt;</w:t>
-      </w:r>
-    </w:p>
-    <w:p>
-      <w:r>
-        <w:t>能，我能看到控制室，看到其中的每个人，还能看到每个人的内脏，甚至还能看到你们内脏的内脏。</w:t>
-      </w:r>
-      <w:r>
-        <w:t>&lt;br /&gt;&lt;br /&gt;</w:t>
-      </w:r>
-    </w:p>
-    <w:p>
-      <w:r>
-        <w:t>“它在说什么？”元首惊奇地问。</w:t>
-      </w:r>
-      <w:r>
-        <w:t>&lt;br /&gt;&lt;br /&gt;</w:t>
-      </w:r>
-    </w:p>
-    <w:p>
-      <w:r>
-        <w:t>“智子从六维空间看三维空间，就像我们看二维平面上的一张画，当然能看到我们的内部。”</w:t>
-      </w:r>
-      <w:r>
-        <w:t>&lt;br /&gt;&lt;br /&gt;</w:t>
-      </w:r>
-    </w:p>
-    <w:p>
-      <w:r>
-        <w:t>智子一号，进人控制室。</w:t>
-      </w:r>
-      <w:r>
-        <w:t>&lt;br /&gt;&lt;br /&gt;</w:t>
-      </w:r>
-    </w:p>
-    <w:p>
-      <w:r>
-        <w:t>“它能穿透地层吗？”元首问。</w:t>
-      </w:r>
-      <w:r>
-        <w:t>&lt;br /&gt;&lt;br /&gt;</w:t>
-      </w:r>
-    </w:p>
-    <w:p>
-      <w:r>
-        <w:t>“元首，不是穿透，而是从高维进入，它可以进入我们世界中任何封闭的空间。这也是三维中的我们和二级平面的关系，我们能轻易从上方进人平面上的一个圆，而平面上的二维生物永远不可能，除非它打破那个圆。”</w:t>
-      </w:r>
-      <w:r>
-        <w:t>&lt;br /&gt;&lt;br /&gt;</w:t>
-      </w:r>
-    </w:p>
-    <w:p>
-      <w:r>
-        <w:t>科学执政官的话音刚落，一个镜面球体便出现在控制室的正中，悬浮在半空中。元首走过去，看着全反射球面上自己变形的映象。“这竟是一个质子？”他带回惊奇和感叹说。</w:t>
-      </w:r>
-      <w:r>
-        <w:t>&lt;br /&gt;&lt;br /&gt;</w:t>
-      </w:r>
-    </w:p>
-    <w:p>
-      <w:r>
-        <w:t>“元首，这只是质子的六维实体在三维空间的投影而已。”</w:t>
-      </w:r>
-      <w:r>
-        <w:t>&lt;br /&gt;&lt;br /&gt;</w:t>
-      </w:r>
-    </w:p>
-    <w:p>
-      <w:r>
-        <w:t>元首伸出手去，看看科学执政官并没有阻止，就接触了智子的表面。在他的手这轻轻一触之下，智子被推移了一段距离。</w:t>
-      </w:r>
-      <w:r>
-        <w:t>&lt;br /&gt;&lt;br /&gt;</w:t>
-      </w:r>
-    </w:p>
-    <w:p>
-      <w:r>
         <w:t>“好像很光滑。它只有一个质子的质量，可我的手上竟有一点儿阻力感。”元首不解地说。</w:t>
       </w:r>
       <w:r>
@@ -8131,11 +6838,7 @@
     </w:p>
     <w:p>
       <w:r>
-        <w:t>“是的，但那要等到智子二号、三号和四号建成。一个以上的智子，能够通过某些量子效应，构成一个感知宏观世界的系统。举个例子：假设一个原子核内部有两个质子，它们相互之间会遵循一定的运动规则，比如自旋，可能两个质子的自旋方向必须是相反的。当这两个质子被从原子核中拆开，不管它们相互之间分离到多大距离，这个规则依然有效；改变其中一个</w:t>
-      </w:r>
-      <w:r>
-        <w:lastRenderedPageBreak/>
-        <w:t>质子的自旋方向，另一个的自旋方向也必然立刻做出相应的改变。当这两个质子都被建造成智子的话，它们之间就会以这种效应为基础，构成一个相互感应的整体，多个智子则可以构成一个感应阵列，这个阵列的尺</w:t>
+        <w:t>“是的，但那要等到智子二号、三号和四号建成。一个以上的智子，能够通过某些量子效应，构成一个感知宏观世界的系统。举个例子：假设一个原子核内部有两个质子，它们相互之间会遵循一定的运动规则，比如自旋，可能两个质子的自旋方向必须是相反的。当这两个质子被从原子核中拆开，不管它们相互之间分离到多大距离，这个规则依然有效；改变其中一个质子的自旋方向，另一个的自旋方向也必然立刻做出相应的改变。当这两个质子都被建造成智子的话，它们之间就会以这种效应为基础，构成一个相互感应的整体，多个智子则可以构成一个感应阵列，这个阵列的尺</w:t>
       </w:r>
       <w:r>
         <w:rPr>
@@ -8211,7 +6914,11 @@
     </w:p>
     <w:p>
       <w:r>
-        <w:t>“不会的，质子已经是组成物质的基本结构，与一般的宏观物质是有本质区别的，它能够被击碎，但不可能被消灭。事实上，当一个智子被击碎成几部分后，就产生了几个智子，而且它们之仍存在着牢固的量子联系。就像你切断—根磁铁，却得到了两根磁铁一样。虽然每个碎片智子的功能会大大低于原来的整体智子，但在修复软件的指挥下，各个碎片能迅速靠拢，重新组合成—个与撞击前一模一样的整体智子。这个过程是在撞击发生后，碎片智子在高能加速器气泡室或乳胶感光片上显示出错误结果后完成的，只需百分万之一秒。”</w:t>
+        <w:t>“不会的，质子已经是组成物质的基本结构，与一般的宏观物质是有本质区别的，它能够被</w:t>
+      </w:r>
+      <w:r>
+        <w:lastRenderedPageBreak/>
+        <w:t>击碎，但不可能被消灭。事实上，当一个智子被击碎成几部分后，就产生了几个智子，而且它们之仍存在着牢固的量子联系。就像你切断—根磁铁，却得到了两根磁铁一样。虽然每个碎片智子的功能会大大低于原来的整体智子，但在修复软件的指挥下，各个碎片能迅速靠拢，重新组合成—个与撞击前一模一样的整体智子。这个过程是在撞击发生后，碎片智子在高能加速器气泡室或乳胶感光片上显示出错误结果后完成的，只需百分万之一秒。”</w:t>
       </w:r>
       <w:r>
         <w:t>&lt;br /&gt;&lt;br /&gt;</w:t>
@@ -8243,11 +6950,7 @@
     </w:p>
     <w:p>
       <w:r>
-        <w:t>“这是智子计划中最有趣的一点！”这个问题使科学执政官兴奋起来，“工业执政官先生，您不必担心建造大量的智子会使三体世界的经济崩溃。我们不必这么做，也许还会再建造几个智</w:t>
-      </w:r>
-      <w:r>
-        <w:lastRenderedPageBreak/>
-        <w:t>子，但不会更多，事实上，有这两个就足够了，因为每个智子在行为上是多线程的。”</w:t>
+        <w:t>“这是智子计划中最有趣的一点！”这个问题使科学执政官兴奋起来，“工业执政官先生，您不必担心建造大量的智子会使三体世界的经济崩溃。我们不必这么做，也许还会再建造几个智子，但不会更多，事实上，有这两个就足够了，因为每个智子在行为上是多线程的。”</w:t>
       </w:r>
       <w:r>
         <w:t>&lt;br /&gt;&lt;br /&gt;</w:t>
@@ -8309,7 +7012,11 @@
     </w:p>
     <w:p>
       <w:r>
-        <w:t>“对地球人而言，是的。大家都知道，高能粒子可以使胶片感光，这也是地对原始的加破器显示单个粒子的手段之—，智子在高能态上每穿过—次胶片，就在上面产生一个感光点，它们来回穿过，就可以将这些点达成—排字母或数字，甚至图形，像绣花一样。这个过程速度极快，远快过地球人的相机拍照时胶片的感光速度。另外，地球人的视网膜与三体人类似，这样高能智子也能用同样的方式在他们的视网膜上打出字母、数字成图形……如果说以上这些小神迹能使地球人迷惑和恐惧的话，那下一个巨型神迹足以把那些虫子科学家吓死：智子能使他们眼中的宇宙背景辐射发生</w:t>
+        <w:t>“对地球人而言，是的。大家都知道，高能粒子可以使胶片感光，这也是地对原始的加破器显示单个粒子的手段之—，智子在高能态上每穿过—次胶片，就在上面产生一个感光点，它们来回穿过，就可以将这些点达成—排字母或数字，甚至图形，像绣花一样。这个过程速度极快，远快过地球人的相机拍照时胶片的感光速度。另外，地球人的视网膜与三体人类似，这样高能智子也能用同样的方式在他们的视网膜上打出字母、数字成图形……如果说以上这些小神迹能使地球人迷惑和恐惧的话，那下一个巨型神迹足以把那些虫子科学家吓死：智子</w:t>
+      </w:r>
+      <w:r>
+        <w:lastRenderedPageBreak/>
+        <w:t>能使他们眼中的宇宙背景辐射发生</w:t>
       </w:r>
       <w:r>
         <w:rPr>
@@ -8363,7 +7070,6 @@
     </w:p>
     <w:p>
       <w:r>
-        <w:lastRenderedPageBreak/>
         <w:t>“这就是说，我们将告诉他们，三体舰队将通过长期禁止地球人生育，使这个物种从地球上消失？”</w:t>
       </w:r>
       <w:r>
@@ -8447,7 +7153,11 @@
     </w:p>
     <w:p>
       <w:r>
-        <w:t>“是啊，我一直在建立宏原子的理论，现在受到了启发：宏原子很可能就是普通原子在低维度的展开。这种展开是由某种我们不知道的自然力完成的，展开可能发生在宇宙大爆炸后不久，也可能现在仍然时时刻刻都在进行。也许，这个宇宙所有的原子在漫长的时间里最后都会展开到低维，我们宇宙的最终结局是变成低维度原子构成的宏宇宙，这也可以看作一个熵的增长过程吧……当时以为，宏原子的发现能给物理学带来突破，现在看来根本不是那么回事。”丁仪说，起身道书房去翻找什么。</w:t>
+        <w:t>“是啊，我一直在建立宏原子的理论，现在受到了启发：宏原子很可能就是普通原子在低维度的展开。这种展开是由某种我们不知道的自然力完成的，展开可能发生在宇宙大爆炸后不久，也可能现在仍然时时刻刻都在进行。也许，这个宇宙所有的原子在漫长的时间里最后都</w:t>
+      </w:r>
+      <w:r>
+        <w:lastRenderedPageBreak/>
+        <w:t>会展开到低维，我们宇宙的最终结局是变成低维度原子构成的宏宇宙，这也可以看作一个熵的增长过程吧……当时以为，宏原子的发现能给物理学带来突破，现在看来根本不是那么回事。”丁仪说，起身道书房去翻找什么。</w:t>
       </w:r>
       <w:r>
         <w:t>&lt;br /&gt;&lt;br /&gt;</w:t>
@@ -8485,7 +7195,6 @@
     </w:p>
     <w:p>
       <w:r>
-        <w:lastRenderedPageBreak/>
         <w:t>丁仪让汪淼看那个相框中的照片。照片上，一名年轻美丽的少校女军官站在一群孩子们中间，她目光清澈，动人地微笑着。她和孩子们站在一片修剪得很好的绿草坪上，上面有几只白色的小动物。在他们的后面，有一幢很高大的厂房一样的建筑，墙上画着色彩鲜艳的卡通动物，还有气球、鲜花什么的。</w:t>
       </w:r>
       <w:r>
@@ -8639,7 +7348,11 @@
     </w:p>
     <w:p>
       <w:r>
-        <w:t>汪淼接着说：“物质深层结构的研究是其他一切科学基础的基础，如果这个没有进展，什么都是——</w:t>
+        <w:t>汪淼接着说：“物质深层结构的研究是其他一切科学基础的基础，如果这个没有进展，什么</w:t>
+      </w:r>
+      <w:r>
+        <w:lastRenderedPageBreak/>
+        <w:t>都是——</w:t>
       </w:r>
       <w:r>
         <w:t>&lt;br /&gt;&lt;br /&gt;</w:t>
@@ -8736,7 +7449,6 @@
     </w:p>
     <w:p>
       <w:r>
-        <w:lastRenderedPageBreak/>
         <w:t>大史扯着两人的胳膊把他们拽起来：“走，不行就把酒拿上。”</w:t>
       </w:r>
       <w:r>
@@ -8875,6 +7587,7 @@
         <w:pStyle w:val="1"/>
       </w:pPr>
       <w:r>
+        <w:lastRenderedPageBreak/>
         <w:t>35.尾声·遗址</w:t>
       </w:r>
       <w:r>
@@ -8907,11 +7620,7 @@
     </w:p>
     <w:p>
       <w:r>
-        <w:t>人们想象中的废墟并不存在，基地被拆除得十分彻底，峰顶只剩下一片荒草，地基和道路都</w:t>
-      </w:r>
-      <w:r>
-        <w:lastRenderedPageBreak/>
-        <w:t>被掩于其下，看上去只是一片荒野，红岸的一切仿佛从未发生过。但叶文洁很快发现了一处遗迹，她走到一块高大的岩石边，拉开了上面丛生的藤蔓，露出了斑驳的铁锈，其他人这才发现“岩石”原来是一个巨大的金属基座。</w:t>
+        <w:t>人们想象中的废墟并不存在，基地被拆除得十分彻底，峰顶只剩下一片荒草，地基和道路都被掩于其下，看上去只是一片荒野，红岸的一切仿佛从未发生过。但叶文洁很快发现了一处遗迹，她走到一块高大的岩石边，拉开了上面丛生的藤蔓，露出了斑驳的铁锈，其他人这才发现“岩石”原来是一个巨大的金属基座。</w:t>
       </w:r>
       <w:r>
         <w:t>&lt;br /&gt;&lt;br /&gt;</w:t>
@@ -9043,7 +7752,11 @@
     </w:p>
     <w:p>
       <w:r>
-        <w:t>二十世纪八十年代的国内科幻作家们是倾向于肯定的回答的，那时的科幻小说中，外星人都以慈眉善目的形象出现，以天父般的仁慈和宽容，指引着人类这群迷途的羔羊。金涛的《月光岛》中，外星人抚慰着人类受伤的心灵；童思正《遥远的爱》中人类与外星人的爱情凄美而壮丽；郑文光的《她球镜像》中，人类道德的低下，甚至把技术永平高出几个数量级但却怀有菩萨心肠的外星文明吓跑了！</w:t>
+        <w:t>二十世纪八十年代的国内科幻作家们是倾向于肯定的回答的，那时的科幻小说中，外星人都以慈眉善目的形象出现，以天父般的仁慈和宽容，指引着人类这群迷途的羔羊。金涛的《月光岛》中，外星人抚慰着人类受伤的心灵；童思正《遥远的爱》中人类与外星人的爱情凄美</w:t>
+      </w:r>
+      <w:r>
+        <w:lastRenderedPageBreak/>
+        <w:t>而壮丽；郑文光的《她球镜像》中，人类道德的低下，甚至把技术永平高出几个数量级但却怀有菩萨心肠的外星文明吓跑了！</w:t>
       </w:r>
       <w:r>
         <w:t>&lt;br /&gt;&lt;br /&gt;</w:t>
@@ -9076,11 +7789,7 @@
     </w:p>
     <w:p>
       <w:r>
-        <w:t>我曾经陷入字宙文明点状化的这种思维游戏中不可自拔，上世纪九十年代初，为打发时间，我常常编些无聊但自觉有趣的软件，现在网上重新流行的电子诗人就是那时的产物。那个时期，我还编过一个宇宙点状文明体系总体状态的模拟软件，将字宙问的智慧文明简化为点，每个点只具有描述该文明基本特征的十几个简单参数，然后将文明的数量设置得十分巨大，</w:t>
-      </w:r>
-      <w:r>
-        <w:lastRenderedPageBreak/>
-        <w:t>在软件中模拟这个体系的整体演化过程。为此我请教了一位可敬的学者，他是研究电网理论的，是建立数学模型的高手，算不上科幻迷但也是爱好者，他对我那个错误百出的模型进行了修正。软件运行时最多的一次曾</w:t>
+        <w:t>我曾经陷入字宙文明点状化的这种思维游戏中不可自拔，上世纪九十年代初，为打发时间，我常常编些无聊但自觉有趣的软件，现在网上重新流行的电子诗人就是那时的产物。那个时期，我还编过一个宇宙点状文明体系总体状态的模拟软件，将字宙问的智慧文明简化为点，每个点只具有描述该文明基本特征的十几个简单参数，然后将文明的数量设置得十分巨大，在软件中模拟这个体系的整体演化过程。为此我请教了一位可敬的学者，他是研究电网理论的，是建立数学模型的高手，算不上科幻迷但也是爱好者，他对我那个错误百出的模型进行了修正。软件运行时最多的一次曾</w:t>
       </w:r>
       <w:r>
         <w:rPr>
@@ -9159,6 +7868,7 @@
     </w:p>
     <w:p>
       <w:r>
+        <w:lastRenderedPageBreak/>
         <w:t>刘慈欣</w:t>
       </w:r>
       <w:r>

--- a/科幻小说/220623《三体》/220623《三体》/Blog.docx
+++ b/科幻小说/220623《三体》/220623《三体》/Blog.docx
@@ -3738,7 +3738,16 @@
     </w:p>
     <w:p>
       <w:r>
-        <w:t>“看完那些，你一定想到了三年前因球状闪电研究发现的宏原子，那可是你最辉煌的时代。”汪淼对丁仪说，他们此时正在丁仪家宽散空旷的客厅中，两人都靠在那张台球桌旁边。</w:t>
+        <w:t>“看完那些，你一定想到了三年前因球状闪电研究发现的宏原子，那可是你最辉煌的时代。”汪淼对丁仪说，他们此时正在丁仪家</w:t>
+      </w:r>
+      <w:r>
+        <w:rPr>
+          <w:rFonts w:hint="eastAsia"/>
+        </w:rPr>
+        <w:t>宽敞</w:t>
+      </w:r>
+      <w:r>
+        <w:t>空旷的客厅中，两人都靠在那张台球桌旁边。</w:t>
       </w:r>
       <w:r>
         <w:t>&lt;br /&gt;&lt;br /&gt;</w:t>
@@ -3973,7 +3982,16 @@
         <w:t>淼</w:t>
       </w:r>
       <w:r>
-        <w:t>：“汪院士这辈子还不会闲着，能继续改进刀啊剑啊长矛啊。我他妈的以后干什么？天知道！”说着他把一个空洒瓶扔桌上，捡起台球丢过去砸。</w:t>
+        <w:t>：“汪院士这辈子还不会闲着，能继续改进刀啊剑啊长矛啊。我他妈的以后干什么？天知道！”说着他把一个空</w:t>
+      </w:r>
+      <w:r>
+        <w:rPr>
+          <w:rFonts w:hint="eastAsia"/>
+        </w:rPr>
+        <w:t>酒瓶</w:t>
+      </w:r>
+      <w:r>
+        <w:t>扔桌上，捡起台球丢过去砸。</w:t>
       </w:r>
       <w:r>
         <w:t>&lt;br /&gt;&lt;br /&gt;</w:t>
@@ -4061,7 +4079,25 @@
     </w:p>
     <w:p>
       <w:r>
-        <w:t>车开出了城市，沿京石告诉向西疾驶，刚刚进入河北境内就下了高速公路。大史停下了车，把车里的两人拖出来。丁仪和汪淼一下车，午后灿烂的阳光就令他们眯起了眼，覆盖着麦田的华北大平原在他们面前铺展开。</w:t>
+        <w:t>车开出了城市，沿京石</w:t>
+      </w:r>
+      <w:r>
+        <w:rPr>
+          <w:rFonts w:hint="eastAsia"/>
+        </w:rPr>
+        <w:t>高速</w:t>
+      </w:r>
+      <w:r>
+        <w:t>向西疾驶，刚刚进入河北境内就下了高速公路。大史停下了车，把车里的两人拖出来。丁仪和汪淼</w:t>
+      </w:r>
+      <w:r>
+        <w:rPr>
+          <w:rFonts w:hint="eastAsia"/>
+        </w:rPr>
+        <w:t>一</w:t>
+      </w:r>
+      <w:r>
+        <w:t>下车，午后灿烂的阳光就令他们眯起了眼，覆盖着麦田的华北大平原在他们面前铺展开。</w:t>
       </w:r>
       <w:r>
         <w:t>&lt;br /&gt;&lt;br /&gt;</w:t>
@@ -4146,7 +4182,15 @@
     </w:p>
     <w:p>
       <w:r>
-        <w:t>看看吧，这就是虫子，它们的技术与我们的差距，远大于我们与三体文明的差距。人类竭尽全力消灭它们，用尽各种毒剂，用飞机喷洒，引进和培养它们的天敌，搜寻并毁掉它们的卵，用基因改造使它们绝育；用火烧它们，用水淹它们，每个家庭都有对付它们的灭害灵，每个办公桌下都有像苍蝇拍这种击杀它们的武器……这场漫长的战争伴随着整个人类文明，现在仍然胜负未定，虫子并没有被灭绝，它们照样傲行于天地之间，它们的数量也并不比人类出现前少。把人类看作虫子的三体人似乎忘记了一个事实；虫子从来就没有被真正战胜过。太阳被一小片黑云遮住了，在大地</w:t>
+        <w:t>看看吧，这就是虫子，它们的技术与我们的差距，远大于我们与三体文明的差距。人类竭尽全力消灭它们，用尽各种毒剂，用飞机喷洒，引进和培养它们的天敌，搜寻并毁掉它们的卵，用基因改造使它们绝育；用火烧它们，用水淹它们，每个家庭都有对付它们的灭害灵，每个办公桌下都有像苍蝇拍这种击杀它们的武器……这场漫长的战争伴随着整个人类文明，现在仍然胜负未定，虫子并没有被灭绝，它们照样傲行于天地之间，它们的数量也并不比人类出现前少。把人类看作虫子的三体人似乎忘记了一个事实；虫子从来就没有被真正战胜过。</w:t>
+      </w:r>
+      <w:r>
+        <w:t>&lt;br /&gt;&lt;br /&gt;</w:t>
+      </w:r>
+    </w:p>
+    <w:p>
+      <w:r>
+        <w:t>太阳被一小片黑云遮住了，在大地</w:t>
       </w:r>
       <w:r>
         <w:rPr>
@@ -4300,7 +4344,11 @@
     </w:p>
     <w:p>
       <w:r>
-        <w:t>叶文洁的心脏艰难地跳动着，像一根即将断裂的琴弦，黑雾开始在她的眼前出现，她用尽生命的最后能量坚持着，在一切都没入永恒的黑暗之前，她想再看</w:t>
+        <w:t>叶文洁的心脏艰难地跳动着，像一根即将断裂的琴弦，黑雾开始在她的眼前出现，她用尽生</w:t>
+      </w:r>
+      <w:r>
+        <w:lastRenderedPageBreak/>
+        <w:t>命的最后能量坚持着，在一切都没入永恒的黑暗之前，她想再看</w:t>
       </w:r>
       <w:r>
         <w:rPr>
@@ -4312,11 +4360,7 @@
         <w:t>次红岸基地的日落。</w:t>
       </w:r>
       <w:r>
-        <w:t xml:space="preserve">&lt;br </w:t>
-      </w:r>
-      <w:r>
-        <w:lastRenderedPageBreak/>
-        <w:t>/&gt;&lt;br /&gt;</w:t>
+        <w:t>&lt;br /&gt;&lt;br /&gt;</w:t>
       </w:r>
     </w:p>
     <w:p>
@@ -4365,15 +4409,33 @@
     </w:p>
     <w:p>
       <w:r>
-        <w:t>如果存在外星文明，那么字宙中有共同的道德准则吗？往小处说，这是科幻迷们很感兴趣的一个问题；往大处说，它可能关乎人类文明的生死存亡。</w:t>
-      </w:r>
-      <w:r>
-        <w:t>&lt;br /&gt;&lt;br /&gt;</w:t>
-      </w:r>
-    </w:p>
-    <w:p>
-      <w:r>
-        <w:t>二十世纪八十年代的国内科幻作家们是倾向于肯定的回答的，那时的科幻小说中，外星人都以慈眉善目的形象出现，以天父般的仁慈和宽容，指引着人类这群迷途的羔羊。金涛的《月光岛》中，外星人抚慰着人类受伤的心灵；童思正《遥远的爱》中人类与外星人的爱情凄美而壮丽；郑文光的《她球镜像》中，人类道德的低下，甚至把技术永平高出几个数量级但却怀有菩萨心肠的外星文明吓跑了！</w:t>
+        <w:t>如果存在外星文明，那么</w:t>
+      </w:r>
+      <w:r>
+        <w:rPr>
+          <w:rFonts w:hint="eastAsia"/>
+        </w:rPr>
+        <w:t>宇宙</w:t>
+      </w:r>
+      <w:r>
+        <w:t>中有共同的道德准则吗？往小处说，这是科幻迷们很感兴趣的一个问题；往大处说，它可能关乎人类文明的生死存亡。</w:t>
+      </w:r>
+      <w:r>
+        <w:t>&lt;br /&gt;&lt;br /&gt;</w:t>
+      </w:r>
+    </w:p>
+    <w:p>
+      <w:r>
+        <w:t>二十世纪八十年代的国内科幻作家们是倾向于肯定的回答的，那时的科幻小说中，外星人都以慈眉善目的形象出现，以天父般的仁慈和宽容，指引着人类这群迷途的羔羊。金涛的《月光岛》中，外星人抚慰着人类受伤的心灵；童思正《遥远的爱》中人类与外星人的爱情凄美而壮丽；郑文光的《</w:t>
+      </w:r>
+      <w:r>
+        <w:rPr>
+          <w:rFonts w:hint="eastAsia"/>
+        </w:rPr>
+        <w:t>地球</w:t>
+      </w:r>
+      <w:r>
+        <w:t>镜像》中，人类道德的低下，甚至把技术永平高出几个数量级但却怀有菩萨心肠的外星文明吓跑了！</w:t>
       </w:r>
       <w:r>
         <w:t>&lt;br /&gt;&lt;br /&gt;</w:t>
@@ -4431,7 +4493,16 @@
     </w:p>
     <w:p>
       <w:r>
-        <w:t>当然，《三体》并没有揭示那个宇宙文明的图景，其中的两大文明己也没有意识到这个图景，只是揭开了其面纱的一角。比如，既然距我们最近的恒星都有智慧文明，那这个宇宙一定是十分拥挤的，可为什么它看起来却如此空旷？但愿有机会在《地球往事》的第二部中继续描述。</w:t>
+        <w:t>当然，《三体》并没有揭示那个宇宙文明的图景，其中的两大文明</w:t>
+      </w:r>
+      <w:r>
+        <w:rPr>
+          <w:rFonts w:hint="eastAsia"/>
+        </w:rPr>
+        <w:t>自己</w:t>
+      </w:r>
+      <w:r>
+        <w:t>也没有意识到这个图景，只是揭开了其面纱的一角。比如，既然距我们最近的恒星都有智慧文明，那这个宇宙一定是十分拥挤的，可为什么它看起来却如此空旷？但愿有机会在《地球往事》的第二部中继续描述。</w:t>
       </w:r>
       <w:r>
         <w:t>&lt;br /&gt;&lt;br /&gt;</w:t>
@@ -4447,11 +4518,8 @@
     </w:p>
     <w:p>
       <w:r>
-        <w:t>从《三体》连载中得知，国内科幻读者喜欢描述宇宙终极图景的科幻小说，这多少让人感到</w:t>
-      </w:r>
-      <w:r>
         <w:lastRenderedPageBreak/>
-        <w:t>有些意外。我是从八十年代的科幻高潮中过来的，个人认为那时的作家们创造了真正的、以后再也没有成规模出现过的中国式科幻，这种科幻最显著的特点就是完全技术细节化，没有形而上的影子。而现在的科幻迷们已经打开了天眼，用思想拥抱整个宇宙了。这也对科幻小说作者提出了更高的要求，很遗憾《三体》不是这样的"终极科幻小说"。创作《2001》式的科幻是很难的，特别是长篇，很容易成为既无小说的生动，又无科普的正确，更无论文的严谨的一堆空架子，笔者对此</w:t>
+        <w:t>从《三体》连载中得知，国内科幻读者喜欢描述宇宙终极图景的科幻小说，这多少让人感到有些意外。我是从八十年代的科幻高潮中过来的，个人认为那时的作家们创造了真正的、以后再也没有成规模出现过的中国式科幻，这种科幻最显著的特点就是完全技术细节化，没有形而上的影子。而现在的科幻迷们已经打开了天眼，用思想拥抱整个宇宙了。这也对科幻小说作者提出了更高的要求，很遗憾《三体》不是这样的"终极科幻小说"。创作《2001》式的科幻是很难的，特别是长篇，很容易成为既无小说的生动，又无科普的正确，更无论文的严谨的一堆空架子，笔者对此</w:t>
       </w:r>
       <w:r>
         <w:rPr>
@@ -4465,7 +4533,34 @@
     </w:p>
     <w:p>
       <w:r>
-        <w:t>哦，这个设想中的系列叫《地球往事》，没有太多的意思，科幻与其他幻想文学的区别就在于它与其实还牵着一根细线，这就使它成为现代神话而不是重话(古代神话在当时的读者心中是其实的)。所以我一直认为，好看的科幻小说应该是把最空灵最疯狂的想象写得像新闻报道一般真实。往事的回忆总是真实的，自己希望把小说写得像是历史学家对过去的真实记叙，但能不能做到，就是另一回事了。</w:t>
+        <w:t>哦，这个设想中的系列叫《地球往事》，没有太多的意思，科幻与其他幻想文学的区别就在于它与</w:t>
+      </w:r>
+      <w:r>
+        <w:rPr>
+          <w:rFonts w:hint="eastAsia"/>
+        </w:rPr>
+        <w:t>真实</w:t>
+      </w:r>
+      <w:r>
+        <w:t>还牵着一根细线，这就使它成为现代神话而不是</w:t>
+      </w:r>
+      <w:r>
+        <w:rPr>
+          <w:rFonts w:hint="eastAsia"/>
+        </w:rPr>
+        <w:t>童话</w:t>
+      </w:r>
+      <w:r>
+        <w:t>(古代神话在当时的读者心中是</w:t>
+      </w:r>
+      <w:r>
+        <w:rPr>
+          <w:rFonts w:hint="eastAsia"/>
+        </w:rPr>
+        <w:t>真实</w:t>
+      </w:r>
+      <w:r>
+        <w:t>的)。所以我一直认为，好看的科幻小说应该是把最空灵最疯狂的想象写得像新闻报道一般真实。往事的回忆总是真实的，自己希望把小说写得像是历史学家对过去的真实记叙，但能不能做到，就是另一回事了。</w:t>
       </w:r>
       <w:r>
         <w:t>&lt;br /&gt;&lt;br /&gt;</w:t>
